--- a/textbook/logos-textbook.docx
+++ b/textbook/logos-textbook.docx
@@ -41,7 +41,7 @@
           <w:sz w:val="36"/>
           <w:szCs w:val="36"/>
         </w:rPr>
-        <w:t>Belfield 1.0</w:t>
+        <w:t>Blackrock 2.0</w:t>
       </w:r>
     </w:p>
     <w:p>
@@ -111,7 +111,7 @@
         <w:pStyle w:val="Heading1"/>
         <w:spacing w:before="200" w:after="300"/>
       </w:pPr>
-      <w:bookmarkStart w:id="0" w:name="_Toc222298166"/>
+      <w:bookmarkStart w:id="0" w:name="_Toc225090791"/>
       <w:r>
         <w:lastRenderedPageBreak/>
         <w:t>Contents</w:t>
@@ -131,7 +131,13 @@
               <w:tab w:val="right" w:leader="dot" w:pos="9350"/>
             </w:tabs>
             <w:rPr>
+              <w:rFonts w:asciiTheme="minorHAnsi" w:eastAsiaTheme="minorEastAsia" w:hAnsiTheme="minorHAnsi" w:cstheme="minorBidi"/>
               <w:noProof/>
+              <w:color w:val="auto"/>
+              <w:kern w:val="2"/>
+              <w:sz w:val="24"/>
+              <w:szCs w:val="24"/>
+              <w14:ligatures w14:val="standardContextual"/>
             </w:rPr>
           </w:pPr>
           <w:r>
@@ -139,7 +145,7 @@
             <w:instrText>TOC \h \o "1-2"</w:instrText>
             <w:fldChar w:fldCharType="separate"/>
           </w:r>
-          <w:hyperlink w:anchor="_Toc222298166" w:history="1">
+          <w:hyperlink w:anchor="_Toc225090791" w:history="1">
             <w:r>
               <w:rPr>
                 <w:rStyle w:val="Hyperlink"/>
@@ -153,7 +159,7 @@
               </w:rPr>
               <w:tab/>
               <w:fldChar w:fldCharType="begin"/>
-              <w:instrText xml:space="preserve"> PAGEREF _Toc222298166 \h </w:instrText>
+              <w:instrText xml:space="preserve"> PAGEREF _Toc225090791 \h </w:instrText>
               <w:fldChar w:fldCharType="separate"/>
               <w:t>2</w:t>
               <w:fldChar w:fldCharType="end"/>
@@ -167,16 +173,22 @@
               <w:tab w:val="right" w:leader="dot" w:pos="9350"/>
             </w:tabs>
             <w:rPr>
+              <w:rFonts w:asciiTheme="minorHAnsi" w:eastAsiaTheme="minorEastAsia" w:hAnsiTheme="minorHAnsi" w:cstheme="minorBidi"/>
               <w:noProof/>
+              <w:color w:val="auto"/>
+              <w:kern w:val="2"/>
+              <w:sz w:val="24"/>
+              <w:szCs w:val="24"/>
+              <w14:ligatures w14:val="standardContextual"/>
             </w:rPr>
           </w:pPr>
-          <w:hyperlink w:anchor="_Toc222298167" w:history="1">
+          <w:hyperlink w:anchor="_Toc225090792" w:history="1">
             <w:r>
               <w:rPr>
                 <w:rStyle w:val="Hyperlink"/>
                 <w:noProof/>
               </w:rPr>
-              <w:t>Foreword and Acknowledgments</w:t>
+              <w:t>Foreword</w:t>
             </w:r>
             <w:r>
               <w:rPr>
@@ -184,9 +196,9 @@
               </w:rPr>
               <w:tab/>
               <w:fldChar w:fldCharType="begin"/>
-              <w:instrText xml:space="preserve"> PAGEREF _Toc222298167 \h </w:instrText>
+              <w:instrText xml:space="preserve"> PAGEREF _Toc225090792 \h </w:instrText>
               <w:fldChar w:fldCharType="separate"/>
-              <w:t>5</w:t>
+              <w:t>6</w:t>
               <w:fldChar w:fldCharType="end"/>
             </w:r>
           </w:hyperlink>
@@ -198,10 +210,16 @@
               <w:tab w:val="right" w:leader="dot" w:pos="9350"/>
             </w:tabs>
             <w:rPr>
+              <w:rFonts w:asciiTheme="minorHAnsi" w:eastAsiaTheme="minorEastAsia" w:hAnsiTheme="minorHAnsi" w:cstheme="minorBidi"/>
               <w:noProof/>
+              <w:color w:val="auto"/>
+              <w:kern w:val="2"/>
+              <w:sz w:val="24"/>
+              <w:szCs w:val="24"/>
+              <w14:ligatures w14:val="standardContextual"/>
             </w:rPr>
           </w:pPr>
-          <w:hyperlink w:anchor="_Toc222298168" w:history="1">
+          <w:hyperlink w:anchor="_Toc225090793" w:history="1">
             <w:r>
               <w:rPr>
                 <w:rStyle w:val="Hyperlink"/>
@@ -215,9 +233,9 @@
               </w:rPr>
               <w:tab/>
               <w:fldChar w:fldCharType="begin"/>
-              <w:instrText xml:space="preserve"> PAGEREF _Toc222298168 \h </w:instrText>
+              <w:instrText xml:space="preserve"> PAGEREF _Toc225090793 \h </w:instrText>
               <w:fldChar w:fldCharType="separate"/>
-              <w:t>6</w:t>
+              <w:t>7</w:t>
               <w:fldChar w:fldCharType="end"/>
             </w:r>
           </w:hyperlink>
@@ -229,10 +247,16 @@
               <w:tab w:val="right" w:leader="dot" w:pos="9350"/>
             </w:tabs>
             <w:rPr>
+              <w:rFonts w:asciiTheme="minorHAnsi" w:eastAsiaTheme="minorEastAsia" w:hAnsiTheme="minorHAnsi" w:cstheme="minorBidi"/>
               <w:noProof/>
+              <w:color w:val="auto"/>
+              <w:kern w:val="2"/>
+              <w:sz w:val="24"/>
+              <w:szCs w:val="24"/>
+              <w14:ligatures w14:val="standardContextual"/>
             </w:rPr>
           </w:pPr>
-          <w:hyperlink w:anchor="_Toc222298169" w:history="1">
+          <w:hyperlink w:anchor="_Toc225090794" w:history="1">
             <w:r>
               <w:rPr>
                 <w:rStyle w:val="Hyperlink"/>
@@ -246,9 +270,9 @@
               </w:rPr>
               <w:tab/>
               <w:fldChar w:fldCharType="begin"/>
-              <w:instrText xml:space="preserve"> PAGEREF _Toc222298169 \h </w:instrText>
+              <w:instrText xml:space="preserve"> PAGEREF _Toc225090794 \h </w:instrText>
               <w:fldChar w:fldCharType="separate"/>
-              <w:t>7</w:t>
+              <w:t>8</w:t>
               <w:fldChar w:fldCharType="end"/>
             </w:r>
           </w:hyperlink>
@@ -260,10 +284,16 @@
               <w:tab w:val="right" w:leader="dot" w:pos="9350"/>
             </w:tabs>
             <w:rPr>
+              <w:rFonts w:asciiTheme="minorHAnsi" w:eastAsiaTheme="minorEastAsia" w:hAnsiTheme="minorHAnsi" w:cstheme="minorBidi"/>
               <w:noProof/>
+              <w:color w:val="auto"/>
+              <w:kern w:val="2"/>
+              <w:sz w:val="24"/>
+              <w:szCs w:val="24"/>
+              <w14:ligatures w14:val="standardContextual"/>
             </w:rPr>
           </w:pPr>
-          <w:hyperlink w:anchor="_Toc222298170" w:history="1">
+          <w:hyperlink w:anchor="_Toc225090795" w:history="1">
             <w:r>
               <w:rPr>
                 <w:rStyle w:val="Hyperlink"/>
@@ -277,9 +307,9 @@
               </w:rPr>
               <w:tab/>
               <w:fldChar w:fldCharType="begin"/>
-              <w:instrText xml:space="preserve"> PAGEREF _Toc222298170 \h </w:instrText>
+              <w:instrText xml:space="preserve"> PAGEREF _Toc225090795 \h </w:instrText>
               <w:fldChar w:fldCharType="separate"/>
-              <w:t>9</w:t>
+              <w:t>10</w:t>
               <w:fldChar w:fldCharType="end"/>
             </w:r>
           </w:hyperlink>
@@ -291,10 +321,16 @@
               <w:tab w:val="right" w:leader="dot" w:pos="9350"/>
             </w:tabs>
             <w:rPr>
+              <w:rFonts w:asciiTheme="minorHAnsi" w:eastAsiaTheme="minorEastAsia" w:hAnsiTheme="minorHAnsi" w:cstheme="minorBidi"/>
               <w:noProof/>
+              <w:color w:val="auto"/>
+              <w:kern w:val="2"/>
+              <w:sz w:val="24"/>
+              <w:szCs w:val="24"/>
+              <w14:ligatures w14:val="standardContextual"/>
             </w:rPr>
           </w:pPr>
-          <w:hyperlink w:anchor="_Toc222298171" w:history="1">
+          <w:hyperlink w:anchor="_Toc225090796" w:history="1">
             <w:r>
               <w:rPr>
                 <w:rStyle w:val="Hyperlink"/>
@@ -308,9 +344,9 @@
               </w:rPr>
               <w:tab/>
               <w:fldChar w:fldCharType="begin"/>
-              <w:instrText xml:space="preserve"> PAGEREF _Toc222298171 \h </w:instrText>
+              <w:instrText xml:space="preserve"> PAGEREF _Toc225090796 \h </w:instrText>
               <w:fldChar w:fldCharType="separate"/>
-              <w:t>10</w:t>
+              <w:t>11</w:t>
               <w:fldChar w:fldCharType="end"/>
             </w:r>
           </w:hyperlink>
@@ -322,10 +358,16 @@
               <w:tab w:val="right" w:leader="dot" w:pos="9350"/>
             </w:tabs>
             <w:rPr>
+              <w:rFonts w:asciiTheme="minorHAnsi" w:eastAsiaTheme="minorEastAsia" w:hAnsiTheme="minorHAnsi" w:cstheme="minorBidi"/>
               <w:noProof/>
+              <w:color w:val="auto"/>
+              <w:kern w:val="2"/>
+              <w:sz w:val="24"/>
+              <w:szCs w:val="24"/>
+              <w14:ligatures w14:val="standardContextual"/>
             </w:rPr>
           </w:pPr>
-          <w:hyperlink w:anchor="_Toc222298172" w:history="1">
+          <w:hyperlink w:anchor="_Toc225090797" w:history="1">
             <w:r>
               <w:rPr>
                 <w:rStyle w:val="Hyperlink"/>
@@ -339,9 +381,9 @@
               </w:rPr>
               <w:tab/>
               <w:fldChar w:fldCharType="begin"/>
-              <w:instrText xml:space="preserve"> PAGEREF _Toc222298172 \h </w:instrText>
+              <w:instrText xml:space="preserve"> PAGEREF _Toc225090797 \h </w:instrText>
               <w:fldChar w:fldCharType="separate"/>
-              <w:t>10</w:t>
+              <w:t>12</w:t>
               <w:fldChar w:fldCharType="end"/>
             </w:r>
           </w:hyperlink>
@@ -353,10 +395,16 @@
               <w:tab w:val="right" w:leader="dot" w:pos="9350"/>
             </w:tabs>
             <w:rPr>
+              <w:rFonts w:asciiTheme="minorHAnsi" w:eastAsiaTheme="minorEastAsia" w:hAnsiTheme="minorHAnsi" w:cstheme="minorBidi"/>
               <w:noProof/>
+              <w:color w:val="auto"/>
+              <w:kern w:val="2"/>
+              <w:sz w:val="24"/>
+              <w:szCs w:val="24"/>
+              <w14:ligatures w14:val="standardContextual"/>
             </w:rPr>
           </w:pPr>
-          <w:hyperlink w:anchor="_Toc222298173" w:history="1">
+          <w:hyperlink w:anchor="_Toc225090798" w:history="1">
             <w:r>
               <w:rPr>
                 <w:rStyle w:val="Hyperlink"/>
@@ -370,9 +418,9 @@
               </w:rPr>
               <w:tab/>
               <w:fldChar w:fldCharType="begin"/>
-              <w:instrText xml:space="preserve"> PAGEREF _Toc222298173 \h </w:instrText>
+              <w:instrText xml:space="preserve"> PAGEREF _Toc225090798 \h </w:instrText>
               <w:fldChar w:fldCharType="separate"/>
-              <w:t>11</w:t>
+              <w:t>12</w:t>
               <w:fldChar w:fldCharType="end"/>
             </w:r>
           </w:hyperlink>
@@ -384,10 +432,16 @@
               <w:tab w:val="right" w:leader="dot" w:pos="9350"/>
             </w:tabs>
             <w:rPr>
+              <w:rFonts w:asciiTheme="minorHAnsi" w:eastAsiaTheme="minorEastAsia" w:hAnsiTheme="minorHAnsi" w:cstheme="minorBidi"/>
               <w:noProof/>
+              <w:color w:val="auto"/>
+              <w:kern w:val="2"/>
+              <w:sz w:val="24"/>
+              <w:szCs w:val="24"/>
+              <w14:ligatures w14:val="standardContextual"/>
             </w:rPr>
           </w:pPr>
-          <w:hyperlink w:anchor="_Toc222298174" w:history="1">
+          <w:hyperlink w:anchor="_Toc225090799" w:history="1">
             <w:r>
               <w:rPr>
                 <w:rStyle w:val="Hyperlink"/>
@@ -401,9 +455,9 @@
               </w:rPr>
               <w:tab/>
               <w:fldChar w:fldCharType="begin"/>
-              <w:instrText xml:space="preserve"> PAGEREF _Toc222298174 \h </w:instrText>
+              <w:instrText xml:space="preserve"> PAGEREF _Toc225090799 \h </w:instrText>
               <w:fldChar w:fldCharType="separate"/>
-              <w:t>11</w:t>
+              <w:t>12</w:t>
               <w:fldChar w:fldCharType="end"/>
             </w:r>
           </w:hyperlink>
@@ -415,10 +469,16 @@
               <w:tab w:val="right" w:leader="dot" w:pos="9350"/>
             </w:tabs>
             <w:rPr>
+              <w:rFonts w:asciiTheme="minorHAnsi" w:eastAsiaTheme="minorEastAsia" w:hAnsiTheme="minorHAnsi" w:cstheme="minorBidi"/>
               <w:noProof/>
+              <w:color w:val="auto"/>
+              <w:kern w:val="2"/>
+              <w:sz w:val="24"/>
+              <w:szCs w:val="24"/>
+              <w14:ligatures w14:val="standardContextual"/>
             </w:rPr>
           </w:pPr>
-          <w:hyperlink w:anchor="_Toc222298175" w:history="1">
+          <w:hyperlink w:anchor="_Toc225090800" w:history="1">
             <w:r>
               <w:rPr>
                 <w:rStyle w:val="Hyperlink"/>
@@ -432,9 +492,9 @@
               </w:rPr>
               <w:tab/>
               <w:fldChar w:fldCharType="begin"/>
-              <w:instrText xml:space="preserve"> PAGEREF _Toc222298175 \h </w:instrText>
+              <w:instrText xml:space="preserve"> PAGEREF _Toc225090800 \h </w:instrText>
               <w:fldChar w:fldCharType="separate"/>
-              <w:t>12</w:t>
+              <w:t>13</w:t>
               <w:fldChar w:fldCharType="end"/>
             </w:r>
           </w:hyperlink>
@@ -446,10 +506,16 @@
               <w:tab w:val="right" w:leader="dot" w:pos="9350"/>
             </w:tabs>
             <w:rPr>
+              <w:rFonts w:asciiTheme="minorHAnsi" w:eastAsiaTheme="minorEastAsia" w:hAnsiTheme="minorHAnsi" w:cstheme="minorBidi"/>
               <w:noProof/>
+              <w:color w:val="auto"/>
+              <w:kern w:val="2"/>
+              <w:sz w:val="24"/>
+              <w:szCs w:val="24"/>
+              <w14:ligatures w14:val="standardContextual"/>
             </w:rPr>
           </w:pPr>
-          <w:hyperlink w:anchor="_Toc222298176" w:history="1">
+          <w:hyperlink w:anchor="_Toc225090801" w:history="1">
             <w:r>
               <w:rPr>
                 <w:rStyle w:val="Hyperlink"/>
@@ -463,9 +529,9 @@
               </w:rPr>
               <w:tab/>
               <w:fldChar w:fldCharType="begin"/>
-              <w:instrText xml:space="preserve"> PAGEREF _Toc222298176 \h </w:instrText>
+              <w:instrText xml:space="preserve"> PAGEREF _Toc225090801 \h </w:instrText>
               <w:fldChar w:fldCharType="separate"/>
-              <w:t>13</w:t>
+              <w:t>14</w:t>
               <w:fldChar w:fldCharType="end"/>
             </w:r>
           </w:hyperlink>
@@ -477,10 +543,16 @@
               <w:tab w:val="right" w:leader="dot" w:pos="9350"/>
             </w:tabs>
             <w:rPr>
+              <w:rFonts w:asciiTheme="minorHAnsi" w:eastAsiaTheme="minorEastAsia" w:hAnsiTheme="minorHAnsi" w:cstheme="minorBidi"/>
               <w:noProof/>
+              <w:color w:val="auto"/>
+              <w:kern w:val="2"/>
+              <w:sz w:val="24"/>
+              <w:szCs w:val="24"/>
+              <w14:ligatures w14:val="standardContextual"/>
             </w:rPr>
           </w:pPr>
-          <w:hyperlink w:anchor="_Toc222298177" w:history="1">
+          <w:hyperlink w:anchor="_Toc225090802" w:history="1">
             <w:r>
               <w:rPr>
                 <w:rStyle w:val="Hyperlink"/>
@@ -494,9 +566,9 @@
               </w:rPr>
               <w:tab/>
               <w:fldChar w:fldCharType="begin"/>
-              <w:instrText xml:space="preserve"> PAGEREF _Toc222298177 \h </w:instrText>
+              <w:instrText xml:space="preserve"> PAGEREF _Toc225090802 \h </w:instrText>
               <w:fldChar w:fldCharType="separate"/>
-              <w:t>14</w:t>
+              <w:t>15</w:t>
               <w:fldChar w:fldCharType="end"/>
             </w:r>
           </w:hyperlink>
@@ -508,10 +580,16 @@
               <w:tab w:val="right" w:leader="dot" w:pos="9350"/>
             </w:tabs>
             <w:rPr>
+              <w:rFonts w:asciiTheme="minorHAnsi" w:eastAsiaTheme="minorEastAsia" w:hAnsiTheme="minorHAnsi" w:cstheme="minorBidi"/>
               <w:noProof/>
+              <w:color w:val="auto"/>
+              <w:kern w:val="2"/>
+              <w:sz w:val="24"/>
+              <w:szCs w:val="24"/>
+              <w14:ligatures w14:val="standardContextual"/>
             </w:rPr>
           </w:pPr>
-          <w:hyperlink w:anchor="_Toc222298178" w:history="1">
+          <w:hyperlink w:anchor="_Toc225090803" w:history="1">
             <w:r>
               <w:rPr>
                 <w:rStyle w:val="Hyperlink"/>
@@ -525,9 +603,9 @@
               </w:rPr>
               <w:tab/>
               <w:fldChar w:fldCharType="begin"/>
-              <w:instrText xml:space="preserve"> PAGEREF _Toc222298178 \h </w:instrText>
+              <w:instrText xml:space="preserve"> PAGEREF _Toc225090803 \h </w:instrText>
               <w:fldChar w:fldCharType="separate"/>
-              <w:t>14</w:t>
+              <w:t>15</w:t>
               <w:fldChar w:fldCharType="end"/>
             </w:r>
           </w:hyperlink>
@@ -539,10 +617,16 @@
               <w:tab w:val="right" w:leader="dot" w:pos="9350"/>
             </w:tabs>
             <w:rPr>
+              <w:rFonts w:asciiTheme="minorHAnsi" w:eastAsiaTheme="minorEastAsia" w:hAnsiTheme="minorHAnsi" w:cstheme="minorBidi"/>
               <w:noProof/>
+              <w:color w:val="auto"/>
+              <w:kern w:val="2"/>
+              <w:sz w:val="24"/>
+              <w:szCs w:val="24"/>
+              <w14:ligatures w14:val="standardContextual"/>
             </w:rPr>
           </w:pPr>
-          <w:hyperlink w:anchor="_Toc222298179" w:history="1">
+          <w:hyperlink w:anchor="_Toc225090804" w:history="1">
             <w:r>
               <w:rPr>
                 <w:rStyle w:val="Hyperlink"/>
@@ -556,9 +640,9 @@
               </w:rPr>
               <w:tab/>
               <w:fldChar w:fldCharType="begin"/>
-              <w:instrText xml:space="preserve"> PAGEREF _Toc222298179 \h </w:instrText>
+              <w:instrText xml:space="preserve"> PAGEREF _Toc225090804 \h </w:instrText>
               <w:fldChar w:fldCharType="separate"/>
-              <w:t>14</w:t>
+              <w:t>15</w:t>
               <w:fldChar w:fldCharType="end"/>
             </w:r>
           </w:hyperlink>
@@ -570,10 +654,16 @@
               <w:tab w:val="right" w:leader="dot" w:pos="9350"/>
             </w:tabs>
             <w:rPr>
+              <w:rFonts w:asciiTheme="minorHAnsi" w:eastAsiaTheme="minorEastAsia" w:hAnsiTheme="minorHAnsi" w:cstheme="minorBidi"/>
               <w:noProof/>
+              <w:color w:val="auto"/>
+              <w:kern w:val="2"/>
+              <w:sz w:val="24"/>
+              <w:szCs w:val="24"/>
+              <w14:ligatures w14:val="standardContextual"/>
             </w:rPr>
           </w:pPr>
-          <w:hyperlink w:anchor="_Toc222298180" w:history="1">
+          <w:hyperlink w:anchor="_Toc225090805" w:history="1">
             <w:r>
               <w:rPr>
                 <w:rStyle w:val="Hyperlink"/>
@@ -587,9 +677,9 @@
               </w:rPr>
               <w:tab/>
               <w:fldChar w:fldCharType="begin"/>
-              <w:instrText xml:space="preserve"> PAGEREF _Toc222298180 \h </w:instrText>
+              <w:instrText xml:space="preserve"> PAGEREF _Toc225090805 \h </w:instrText>
               <w:fldChar w:fldCharType="separate"/>
-              <w:t>15</w:t>
+              <w:t>16</w:t>
               <w:fldChar w:fldCharType="end"/>
             </w:r>
           </w:hyperlink>
@@ -601,10 +691,16 @@
               <w:tab w:val="right" w:leader="dot" w:pos="9350"/>
             </w:tabs>
             <w:rPr>
+              <w:rFonts w:asciiTheme="minorHAnsi" w:eastAsiaTheme="minorEastAsia" w:hAnsiTheme="minorHAnsi" w:cstheme="minorBidi"/>
               <w:noProof/>
+              <w:color w:val="auto"/>
+              <w:kern w:val="2"/>
+              <w:sz w:val="24"/>
+              <w:szCs w:val="24"/>
+              <w14:ligatures w14:val="standardContextual"/>
             </w:rPr>
           </w:pPr>
-          <w:hyperlink w:anchor="_Toc222298181" w:history="1">
+          <w:hyperlink w:anchor="_Toc225090806" w:history="1">
             <w:r>
               <w:rPr>
                 <w:rStyle w:val="Hyperlink"/>
@@ -618,9 +714,9 @@
               </w:rPr>
               <w:tab/>
               <w:fldChar w:fldCharType="begin"/>
-              <w:instrText xml:space="preserve"> PAGEREF _Toc222298181 \h </w:instrText>
+              <w:instrText xml:space="preserve"> PAGEREF _Toc225090806 \h </w:instrText>
               <w:fldChar w:fldCharType="separate"/>
-              <w:t>17</w:t>
+              <w:t>18</w:t>
               <w:fldChar w:fldCharType="end"/>
             </w:r>
           </w:hyperlink>
@@ -632,10 +728,16 @@
               <w:tab w:val="right" w:leader="dot" w:pos="9350"/>
             </w:tabs>
             <w:rPr>
+              <w:rFonts w:asciiTheme="minorHAnsi" w:eastAsiaTheme="minorEastAsia" w:hAnsiTheme="minorHAnsi" w:cstheme="minorBidi"/>
               <w:noProof/>
+              <w:color w:val="auto"/>
+              <w:kern w:val="2"/>
+              <w:sz w:val="24"/>
+              <w:szCs w:val="24"/>
+              <w14:ligatures w14:val="standardContextual"/>
             </w:rPr>
           </w:pPr>
-          <w:hyperlink w:anchor="_Toc222298182" w:history="1">
+          <w:hyperlink w:anchor="_Toc225090807" w:history="1">
             <w:r>
               <w:rPr>
                 <w:rStyle w:val="Hyperlink"/>
@@ -649,7 +751,7 @@
               </w:rPr>
               <w:tab/>
               <w:fldChar w:fldCharType="begin"/>
-              <w:instrText xml:space="preserve"> PAGEREF _Toc222298182 \h </w:instrText>
+              <w:instrText xml:space="preserve"> PAGEREF _Toc225090807 \h </w:instrText>
               <w:fldChar w:fldCharType="separate"/>
               <w:t>19</w:t>
               <w:fldChar w:fldCharType="end"/>
@@ -663,10 +765,16 @@
               <w:tab w:val="right" w:leader="dot" w:pos="9350"/>
             </w:tabs>
             <w:rPr>
+              <w:rFonts w:asciiTheme="minorHAnsi" w:eastAsiaTheme="minorEastAsia" w:hAnsiTheme="minorHAnsi" w:cstheme="minorBidi"/>
               <w:noProof/>
+              <w:color w:val="auto"/>
+              <w:kern w:val="2"/>
+              <w:sz w:val="24"/>
+              <w:szCs w:val="24"/>
+              <w14:ligatures w14:val="standardContextual"/>
             </w:rPr>
           </w:pPr>
-          <w:hyperlink w:anchor="_Toc222298183" w:history="1">
+          <w:hyperlink w:anchor="_Toc225090808" w:history="1">
             <w:r>
               <w:rPr>
                 <w:rStyle w:val="Hyperlink"/>
@@ -680,7 +788,7 @@
               </w:rPr>
               <w:tab/>
               <w:fldChar w:fldCharType="begin"/>
-              <w:instrText xml:space="preserve"> PAGEREF _Toc222298183 \h </w:instrText>
+              <w:instrText xml:space="preserve"> PAGEREF _Toc225090808 \h </w:instrText>
               <w:fldChar w:fldCharType="separate"/>
               <w:t>19</w:t>
               <w:fldChar w:fldCharType="end"/>
@@ -694,10 +802,16 @@
               <w:tab w:val="right" w:leader="dot" w:pos="9350"/>
             </w:tabs>
             <w:rPr>
+              <w:rFonts w:asciiTheme="minorHAnsi" w:eastAsiaTheme="minorEastAsia" w:hAnsiTheme="minorHAnsi" w:cstheme="minorBidi"/>
               <w:noProof/>
+              <w:color w:val="auto"/>
+              <w:kern w:val="2"/>
+              <w:sz w:val="24"/>
+              <w:szCs w:val="24"/>
+              <w14:ligatures w14:val="standardContextual"/>
             </w:rPr>
           </w:pPr>
-          <w:hyperlink w:anchor="_Toc222298184" w:history="1">
+          <w:hyperlink w:anchor="_Toc225090809" w:history="1">
             <w:r>
               <w:rPr>
                 <w:rStyle w:val="Hyperlink"/>
@@ -711,9 +825,9 @@
               </w:rPr>
               <w:tab/>
               <w:fldChar w:fldCharType="begin"/>
-              <w:instrText xml:space="preserve"> PAGEREF _Toc222298184 \h </w:instrText>
+              <w:instrText xml:space="preserve"> PAGEREF _Toc225090809 \h </w:instrText>
               <w:fldChar w:fldCharType="separate"/>
-              <w:t>20</w:t>
+              <w:t>21</w:t>
               <w:fldChar w:fldCharType="end"/>
             </w:r>
           </w:hyperlink>
@@ -725,16 +839,22 @@
               <w:tab w:val="right" w:leader="dot" w:pos="9350"/>
             </w:tabs>
             <w:rPr>
+              <w:rFonts w:asciiTheme="minorHAnsi" w:eastAsiaTheme="minorEastAsia" w:hAnsiTheme="minorHAnsi" w:cstheme="minorBidi"/>
               <w:noProof/>
+              <w:color w:val="auto"/>
+              <w:kern w:val="2"/>
+              <w:sz w:val="24"/>
+              <w:szCs w:val="24"/>
+              <w14:ligatures w14:val="standardContextual"/>
             </w:rPr>
           </w:pPr>
-          <w:hyperlink w:anchor="_Toc222298185" w:history="1">
+          <w:hyperlink w:anchor="_Toc225090810" w:history="1">
             <w:r>
               <w:rPr>
                 <w:rStyle w:val="Hyperlink"/>
                 <w:noProof/>
               </w:rPr>
-              <w:t>3.1  RISC-V trap machinery</w:t>
+              <w:t>3.1  Why system calls cannot be ordinary function calls</w:t>
             </w:r>
             <w:r>
               <w:rPr>
@@ -742,9 +862,9 @@
               </w:rPr>
               <w:tab/>
               <w:fldChar w:fldCharType="begin"/>
-              <w:instrText xml:space="preserve"> PAGEREF _Toc222298185 \h </w:instrText>
+              <w:instrText xml:space="preserve"> PAGEREF _Toc225090810 \h </w:instrText>
               <w:fldChar w:fldCharType="separate"/>
-              <w:t>20</w:t>
+              <w:t>21</w:t>
               <w:fldChar w:fldCharType="end"/>
             </w:r>
           </w:hyperlink>
@@ -756,16 +876,22 @@
               <w:tab w:val="right" w:leader="dot" w:pos="9350"/>
             </w:tabs>
             <w:rPr>
+              <w:rFonts w:asciiTheme="minorHAnsi" w:eastAsiaTheme="minorEastAsia" w:hAnsiTheme="minorHAnsi" w:cstheme="minorBidi"/>
               <w:noProof/>
+              <w:color w:val="auto"/>
+              <w:kern w:val="2"/>
+              <w:sz w:val="24"/>
+              <w:szCs w:val="24"/>
+              <w14:ligatures w14:val="standardContextual"/>
             </w:rPr>
           </w:pPr>
-          <w:hyperlink w:anchor="_Toc222298186" w:history="1">
+          <w:hyperlink w:anchor="_Toc225090811" w:history="1">
             <w:r>
               <w:rPr>
                 <w:rStyle w:val="Hyperlink"/>
                 <w:noProof/>
               </w:rPr>
-              <w:t>3.2  Code: The trap handler</w:t>
+              <w:t>3.2  Context and context switching</w:t>
             </w:r>
             <w:r>
               <w:rPr>
@@ -773,9 +899,9 @@
               </w:rPr>
               <w:tab/>
               <w:fldChar w:fldCharType="begin"/>
-              <w:instrText xml:space="preserve"> PAGEREF _Toc222298186 \h </w:instrText>
+              <w:instrText xml:space="preserve"> PAGEREF _Toc225090811 \h </w:instrText>
               <w:fldChar w:fldCharType="separate"/>
-              <w:t>21</w:t>
+              <w:t>22</w:t>
               <w:fldChar w:fldCharType="end"/>
             </w:r>
           </w:hyperlink>
@@ -787,16 +913,22 @@
               <w:tab w:val="right" w:leader="dot" w:pos="9350"/>
             </w:tabs>
             <w:rPr>
+              <w:rFonts w:asciiTheme="minorHAnsi" w:eastAsiaTheme="minorEastAsia" w:hAnsiTheme="minorHAnsi" w:cstheme="minorBidi"/>
               <w:noProof/>
+              <w:color w:val="auto"/>
+              <w:kern w:val="2"/>
+              <w:sz w:val="24"/>
+              <w:szCs w:val="24"/>
+              <w14:ligatures w14:val="standardContextual"/>
             </w:rPr>
           </w:pPr>
-          <w:hyperlink w:anchor="_Toc222298187" w:history="1">
+          <w:hyperlink w:anchor="_Toc225090812" w:history="1">
             <w:r>
               <w:rPr>
                 <w:rStyle w:val="Hyperlink"/>
                 <w:noProof/>
               </w:rPr>
-              <w:t>3.3  Code: The C trap handler and syscall dispatch</w:t>
+              <w:t>3.3  RISC-V trap machinery</w:t>
             </w:r>
             <w:r>
               <w:rPr>
@@ -804,7 +936,7 @@
               </w:rPr>
               <w:tab/>
               <w:fldChar w:fldCharType="begin"/>
-              <w:instrText xml:space="preserve"> PAGEREF _Toc222298187 \h </w:instrText>
+              <w:instrText xml:space="preserve"> PAGEREF _Toc225090812 \h </w:instrText>
               <w:fldChar w:fldCharType="separate"/>
               <w:t>22</w:t>
               <w:fldChar w:fldCharType="end"/>
@@ -818,16 +950,22 @@
               <w:tab w:val="right" w:leader="dot" w:pos="9350"/>
             </w:tabs>
             <w:rPr>
+              <w:rFonts w:asciiTheme="minorHAnsi" w:eastAsiaTheme="minorEastAsia" w:hAnsiTheme="minorHAnsi" w:cstheme="minorBidi"/>
               <w:noProof/>
+              <w:color w:val="auto"/>
+              <w:kern w:val="2"/>
+              <w:sz w:val="24"/>
+              <w:szCs w:val="24"/>
+              <w14:ligatures w14:val="standardContextual"/>
             </w:rPr>
           </w:pPr>
-          <w:hyperlink w:anchor="_Toc222298188" w:history="1">
+          <w:hyperlink w:anchor="_Toc225090813" w:history="1">
             <w:r>
               <w:rPr>
                 <w:rStyle w:val="Hyperlink"/>
                 <w:noProof/>
               </w:rPr>
-              <w:t>3.4  Code: Returning from a trap</w:t>
+              <w:t>3.4  Code: The trap handler</w:t>
             </w:r>
             <w:r>
               <w:rPr>
@@ -835,9 +973,9 @@
               </w:rPr>
               <w:tab/>
               <w:fldChar w:fldCharType="begin"/>
-              <w:instrText xml:space="preserve"> PAGEREF _Toc222298188 \h </w:instrText>
+              <w:instrText xml:space="preserve"> PAGEREF _Toc225090813 \h </w:instrText>
               <w:fldChar w:fldCharType="separate"/>
-              <w:t>24</w:t>
+              <w:t>23</w:t>
               <w:fldChar w:fldCharType="end"/>
             </w:r>
           </w:hyperlink>
@@ -849,16 +987,22 @@
               <w:tab w:val="right" w:leader="dot" w:pos="9350"/>
             </w:tabs>
             <w:rPr>
+              <w:rFonts w:asciiTheme="minorHAnsi" w:eastAsiaTheme="minorEastAsia" w:hAnsiTheme="minorHAnsi" w:cstheme="minorBidi"/>
               <w:noProof/>
+              <w:color w:val="auto"/>
+              <w:kern w:val="2"/>
+              <w:sz w:val="24"/>
+              <w:szCs w:val="24"/>
+              <w14:ligatures w14:val="standardContextual"/>
             </w:rPr>
           </w:pPr>
-          <w:hyperlink w:anchor="_Toc222298189" w:history="1">
+          <w:hyperlink w:anchor="_Toc225090814" w:history="1">
             <w:r>
               <w:rPr>
                 <w:rStyle w:val="Hyperlink"/>
                 <w:noProof/>
               </w:rPr>
-              <w:t>3.5  Code: User-space system call stubs</w:t>
+              <w:t>3.5  Code: The C trap handler and syscall dispatch</w:t>
             </w:r>
             <w:r>
               <w:rPr>
@@ -866,7 +1010,7 @@
               </w:rPr>
               <w:tab/>
               <w:fldChar w:fldCharType="begin"/>
-              <w:instrText xml:space="preserve"> PAGEREF _Toc222298189 \h </w:instrText>
+              <w:instrText xml:space="preserve"> PAGEREF _Toc225090814 \h </w:instrText>
               <w:fldChar w:fldCharType="separate"/>
               <w:t>24</w:t>
               <w:fldChar w:fldCharType="end"/>
@@ -880,16 +1024,22 @@
               <w:tab w:val="right" w:leader="dot" w:pos="9350"/>
             </w:tabs>
             <w:rPr>
+              <w:rFonts w:asciiTheme="minorHAnsi" w:eastAsiaTheme="minorEastAsia" w:hAnsiTheme="minorHAnsi" w:cstheme="minorBidi"/>
               <w:noProof/>
+              <w:color w:val="auto"/>
+              <w:kern w:val="2"/>
+              <w:sz w:val="24"/>
+              <w:szCs w:val="24"/>
+              <w14:ligatures w14:val="standardContextual"/>
             </w:rPr>
           </w:pPr>
-          <w:hyperlink w:anchor="_Toc222298190" w:history="1">
+          <w:hyperlink w:anchor="_Toc225090815" w:history="1">
             <w:r>
               <w:rPr>
                 <w:rStyle w:val="Hyperlink"/>
                 <w:noProof/>
               </w:rPr>
-              <w:t>3.6  The complete system call path</w:t>
+              <w:t>3.6  Code: Returning from a trap</w:t>
             </w:r>
             <w:r>
               <w:rPr>
@@ -897,9 +1047,9 @@
               </w:rPr>
               <w:tab/>
               <w:fldChar w:fldCharType="begin"/>
-              <w:instrText xml:space="preserve"> PAGEREF _Toc222298190 \h </w:instrText>
+              <w:instrText xml:space="preserve"> PAGEREF _Toc225090815 \h </w:instrText>
               <w:fldChar w:fldCharType="separate"/>
-              <w:t>25</w:t>
+              <w:t>26</w:t>
               <w:fldChar w:fldCharType="end"/>
             </w:r>
           </w:hyperlink>
@@ -911,16 +1061,22 @@
               <w:tab w:val="right" w:leader="dot" w:pos="9350"/>
             </w:tabs>
             <w:rPr>
+              <w:rFonts w:asciiTheme="minorHAnsi" w:eastAsiaTheme="minorEastAsia" w:hAnsiTheme="minorHAnsi" w:cstheme="minorBidi"/>
               <w:noProof/>
+              <w:color w:val="auto"/>
+              <w:kern w:val="2"/>
+              <w:sz w:val="24"/>
+              <w:szCs w:val="24"/>
+              <w14:ligatures w14:val="standardContextual"/>
             </w:rPr>
           </w:pPr>
-          <w:hyperlink w:anchor="_Toc222298191" w:history="1">
+          <w:hyperlink w:anchor="_Toc225090816" w:history="1">
             <w:r>
               <w:rPr>
                 <w:rStyle w:val="Hyperlink"/>
                 <w:noProof/>
               </w:rPr>
-              <w:t>3.7  Real world</w:t>
+              <w:t>3.7  Code: User-space system call stubs</w:t>
             </w:r>
             <w:r>
               <w:rPr>
@@ -928,9 +1084,9 @@
               </w:rPr>
               <w:tab/>
               <w:fldChar w:fldCharType="begin"/>
-              <w:instrText xml:space="preserve"> PAGEREF _Toc222298191 \h </w:instrText>
+              <w:instrText xml:space="preserve"> PAGEREF _Toc225090816 \h </w:instrText>
               <w:fldChar w:fldCharType="separate"/>
-              <w:t>25</w:t>
+              <w:t>26</w:t>
               <w:fldChar w:fldCharType="end"/>
             </w:r>
           </w:hyperlink>
@@ -942,16 +1098,22 @@
               <w:tab w:val="right" w:leader="dot" w:pos="9350"/>
             </w:tabs>
             <w:rPr>
+              <w:rFonts w:asciiTheme="minorHAnsi" w:eastAsiaTheme="minorEastAsia" w:hAnsiTheme="minorHAnsi" w:cstheme="minorBidi"/>
               <w:noProof/>
+              <w:color w:val="auto"/>
+              <w:kern w:val="2"/>
+              <w:sz w:val="24"/>
+              <w:szCs w:val="24"/>
+              <w14:ligatures w14:val="standardContextual"/>
             </w:rPr>
           </w:pPr>
-          <w:hyperlink w:anchor="_Toc222298192" w:history="1">
+          <w:hyperlink w:anchor="_Toc225090817" w:history="1">
             <w:r>
               <w:rPr>
                 <w:rStyle w:val="Hyperlink"/>
                 <w:noProof/>
               </w:rPr>
-              <w:t>3.8  Exercises</w:t>
+              <w:t>3.8  The complete system call path</w:t>
             </w:r>
             <w:r>
               <w:rPr>
@@ -959,9 +1121,83 @@
               </w:rPr>
               <w:tab/>
               <w:fldChar w:fldCharType="begin"/>
-              <w:instrText xml:space="preserve"> PAGEREF _Toc222298192 \h </w:instrText>
+              <w:instrText xml:space="preserve"> PAGEREF _Toc225090817 \h </w:instrText>
               <w:fldChar w:fldCharType="separate"/>
-              <w:t>25</w:t>
+              <w:t>27</w:t>
+              <w:fldChar w:fldCharType="end"/>
+            </w:r>
+          </w:hyperlink>
+        </w:p>
+        <w:p>
+          <w:pPr>
+            <w:pStyle w:val="TOC2"/>
+            <w:tabs>
+              <w:tab w:val="right" w:leader="dot" w:pos="9350"/>
+            </w:tabs>
+            <w:rPr>
+              <w:rFonts w:asciiTheme="minorHAnsi" w:eastAsiaTheme="minorEastAsia" w:hAnsiTheme="minorHAnsi" w:cstheme="minorBidi"/>
+              <w:noProof/>
+              <w:color w:val="auto"/>
+              <w:kern w:val="2"/>
+              <w:sz w:val="24"/>
+              <w:szCs w:val="24"/>
+              <w14:ligatures w14:val="standardContextual"/>
+            </w:rPr>
+          </w:pPr>
+          <w:hyperlink w:anchor="_Toc225090818" w:history="1">
+            <w:r>
+              <w:rPr>
+                <w:rStyle w:val="Hyperlink"/>
+                <w:noProof/>
+              </w:rPr>
+              <w:t>3.9  Real world</w:t>
+            </w:r>
+            <w:r>
+              <w:rPr>
+                <w:noProof/>
+              </w:rPr>
+              <w:tab/>
+              <w:fldChar w:fldCharType="begin"/>
+              <w:instrText xml:space="preserve"> PAGEREF _Toc225090818 \h </w:instrText>
+              <w:fldChar w:fldCharType="separate"/>
+              <w:t>27</w:t>
+              <w:fldChar w:fldCharType="end"/>
+            </w:r>
+          </w:hyperlink>
+        </w:p>
+        <w:p>
+          <w:pPr>
+            <w:pStyle w:val="TOC2"/>
+            <w:tabs>
+              <w:tab w:val="right" w:leader="dot" w:pos="9350"/>
+            </w:tabs>
+            <w:rPr>
+              <w:rFonts w:asciiTheme="minorHAnsi" w:eastAsiaTheme="minorEastAsia" w:hAnsiTheme="minorHAnsi" w:cstheme="minorBidi"/>
+              <w:noProof/>
+              <w:color w:val="auto"/>
+              <w:kern w:val="2"/>
+              <w:sz w:val="24"/>
+              <w:szCs w:val="24"/>
+              <w14:ligatures w14:val="standardContextual"/>
+            </w:rPr>
+          </w:pPr>
+          <w:hyperlink w:anchor="_Toc225090819" w:history="1">
+            <w:r>
+              <w:rPr>
+                <w:rStyle w:val="Hyperlink"/>
+                <w:noProof/>
+              </w:rPr>
+              <w:t>3.10  Exercises</w:t>
+            </w:r>
+            <w:r>
+              <w:rPr>
+                <w:noProof/>
+              </w:rPr>
+              <w:tab/>
+              <w:fldChar w:fldCharType="begin"/>
+              <w:instrText xml:space="preserve"> PAGEREF _Toc225090819 \h </w:instrText>
+              <w:fldChar w:fldCharType="separate"/>
+              <w:t>27</w:t>
               <w:fldChar w:fldCharType="end"/>
             </w:r>
           </w:hyperlink>
@@ -973,10 +1209,16 @@
               <w:tab w:val="right" w:leader="dot" w:pos="9350"/>
             </w:tabs>
             <w:rPr>
+              <w:rFonts w:asciiTheme="minorHAnsi" w:eastAsiaTheme="minorEastAsia" w:hAnsiTheme="minorHAnsi" w:cstheme="minorBidi"/>
               <w:noProof/>
+              <w:color w:val="auto"/>
+              <w:kern w:val="2"/>
+              <w:sz w:val="24"/>
+              <w:szCs w:val="24"/>
+              <w14:ligatures w14:val="standardContextual"/>
             </w:rPr>
           </w:pPr>
-          <w:hyperlink w:anchor="_Toc222298193" w:history="1">
+          <w:hyperlink w:anchor="_Toc225090820" w:history="1">
             <w:r>
               <w:rPr>
                 <w:rStyle w:val="Hyperlink"/>
@@ -990,9 +1232,9 @@
               </w:rPr>
               <w:tab/>
               <w:fldChar w:fldCharType="begin"/>
-              <w:instrText xml:space="preserve"> PAGEREF _Toc222298193 \h </w:instrText>
+              <w:instrText xml:space="preserve"> PAGEREF _Toc225090820 \h </w:instrText>
               <w:fldChar w:fldCharType="separate"/>
-              <w:t>27</w:t>
+              <w:t>29</w:t>
               <w:fldChar w:fldCharType="end"/>
             </w:r>
           </w:hyperlink>
@@ -1004,16 +1246,22 @@
               <w:tab w:val="right" w:leader="dot" w:pos="9350"/>
             </w:tabs>
             <w:rPr>
+              <w:rFonts w:asciiTheme="minorHAnsi" w:eastAsiaTheme="minorEastAsia" w:hAnsiTheme="minorHAnsi" w:cstheme="minorBidi"/>
               <w:noProof/>
+              <w:color w:val="auto"/>
+              <w:kern w:val="2"/>
+              <w:sz w:val="24"/>
+              <w:szCs w:val="24"/>
+              <w14:ligatures w14:val="standardContextual"/>
             </w:rPr>
           </w:pPr>
-          <w:hyperlink w:anchor="_Toc222298194" w:history="1">
+          <w:hyperlink w:anchor="_Toc225090821" w:history="1">
             <w:r>
               <w:rPr>
                 <w:rStyle w:val="Hyperlink"/>
                 <w:noProof/>
               </w:rPr>
-              <w:t>4.1  The process control block</w:t>
+              <w:t>4.1  Process states</w:t>
             </w:r>
             <w:r>
               <w:rPr>
@@ -1021,9 +1269,9 @@
               </w:rPr>
               <w:tab/>
               <w:fldChar w:fldCharType="begin"/>
-              <w:instrText xml:space="preserve"> PAGEREF _Toc222298194 \h </w:instrText>
+              <w:instrText xml:space="preserve"> PAGEREF _Toc225090821 \h </w:instrText>
               <w:fldChar w:fldCharType="separate"/>
-              <w:t>27</w:t>
+              <w:t>29</w:t>
               <w:fldChar w:fldCharType="end"/>
             </w:r>
           </w:hyperlink>
@@ -1035,16 +1283,22 @@
               <w:tab w:val="right" w:leader="dot" w:pos="9350"/>
             </w:tabs>
             <w:rPr>
+              <w:rFonts w:asciiTheme="minorHAnsi" w:eastAsiaTheme="minorEastAsia" w:hAnsiTheme="minorHAnsi" w:cstheme="minorBidi"/>
               <w:noProof/>
+              <w:color w:val="auto"/>
+              <w:kern w:val="2"/>
+              <w:sz w:val="24"/>
+              <w:szCs w:val="24"/>
+              <w14:ligatures w14:val="standardContextual"/>
             </w:rPr>
           </w:pPr>
-          <w:hyperlink w:anchor="_Toc222298195" w:history="1">
+          <w:hyperlink w:anchor="_Toc225090822" w:history="1">
             <w:r>
               <w:rPr>
                 <w:rStyle w:val="Hyperlink"/>
                 <w:noProof/>
               </w:rPr>
-              <w:t>4.2  Code: Process initialization</w:t>
+              <w:t>4.2  The process control block</w:t>
             </w:r>
             <w:r>
               <w:rPr>
@@ -1052,9 +1306,9 @@
               </w:rPr>
               <w:tab/>
               <w:fldChar w:fldCharType="begin"/>
-              <w:instrText xml:space="preserve"> PAGEREF _Toc222298195 \h </w:instrText>
+              <w:instrText xml:space="preserve"> PAGEREF _Toc225090822 \h </w:instrText>
               <w:fldChar w:fldCharType="separate"/>
-              <w:t>28</w:t>
+              <w:t>30</w:t>
               <w:fldChar w:fldCharType="end"/>
             </w:r>
           </w:hyperlink>
@@ -1066,16 +1320,22 @@
               <w:tab w:val="right" w:leader="dot" w:pos="9350"/>
             </w:tabs>
             <w:rPr>
+              <w:rFonts w:asciiTheme="minorHAnsi" w:eastAsiaTheme="minorEastAsia" w:hAnsiTheme="minorHAnsi" w:cstheme="minorBidi"/>
               <w:noProof/>
+              <w:color w:val="auto"/>
+              <w:kern w:val="2"/>
+              <w:sz w:val="24"/>
+              <w:szCs w:val="24"/>
+              <w14:ligatures w14:val="standardContextual"/>
             </w:rPr>
           </w:pPr>
-          <w:hyperlink w:anchor="_Toc222298196" w:history="1">
+          <w:hyperlink w:anchor="_Toc225090823" w:history="1">
             <w:r>
               <w:rPr>
                 <w:rStyle w:val="Hyperlink"/>
                 <w:noProof/>
               </w:rPr>
-              <w:t>4.3  File descriptors</w:t>
+              <w:t>4.3  Code: Process initialization</w:t>
             </w:r>
             <w:r>
               <w:rPr>
@@ -1083,9 +1343,9 @@
               </w:rPr>
               <w:tab/>
               <w:fldChar w:fldCharType="begin"/>
-              <w:instrText xml:space="preserve"> PAGEREF _Toc222298196 \h </w:instrText>
+              <w:instrText xml:space="preserve"> PAGEREF _Toc225090823 \h </w:instrText>
               <w:fldChar w:fldCharType="separate"/>
-              <w:t>29</w:t>
+              <w:t>30</w:t>
               <w:fldChar w:fldCharType="end"/>
             </w:r>
           </w:hyperlink>
@@ -1097,16 +1357,22 @@
               <w:tab w:val="right" w:leader="dot" w:pos="9350"/>
             </w:tabs>
             <w:rPr>
+              <w:rFonts w:asciiTheme="minorHAnsi" w:eastAsiaTheme="minorEastAsia" w:hAnsiTheme="minorHAnsi" w:cstheme="minorBidi"/>
               <w:noProof/>
+              <w:color w:val="auto"/>
+              <w:kern w:val="2"/>
+              <w:sz w:val="24"/>
+              <w:szCs w:val="24"/>
+              <w14:ligatures w14:val="standardContextual"/>
             </w:rPr>
           </w:pPr>
-          <w:hyperlink w:anchor="_Toc222298197" w:history="1">
+          <w:hyperlink w:anchor="_Toc225090824" w:history="1">
             <w:r>
               <w:rPr>
                 <w:rStyle w:val="Hyperlink"/>
                 <w:noProof/>
               </w:rPr>
-              <w:t>4.4  Code: spawn and exit</w:t>
+              <w:t>4.4  Code: fork</w:t>
             </w:r>
             <w:r>
               <w:rPr>
@@ -1114,9 +1380,9 @@
               </w:rPr>
               <w:tab/>
               <w:fldChar w:fldCharType="begin"/>
-              <w:instrText xml:space="preserve"> PAGEREF _Toc222298197 \h </w:instrText>
+              <w:instrText xml:space="preserve"> PAGEREF _Toc225090824 \h </w:instrText>
               <w:fldChar w:fldCharType="separate"/>
-              <w:t>30</w:t>
+              <w:t>31</w:t>
               <w:fldChar w:fldCharType="end"/>
             </w:r>
           </w:hyperlink>
@@ -1128,16 +1394,22 @@
               <w:tab w:val="right" w:leader="dot" w:pos="9350"/>
             </w:tabs>
             <w:rPr>
+              <w:rFonts w:asciiTheme="minorHAnsi" w:eastAsiaTheme="minorEastAsia" w:hAnsiTheme="minorHAnsi" w:cstheme="minorBidi"/>
               <w:noProof/>
+              <w:color w:val="auto"/>
+              <w:kern w:val="2"/>
+              <w:sz w:val="24"/>
+              <w:szCs w:val="24"/>
+              <w14:ligatures w14:val="standardContextual"/>
             </w:rPr>
           </w:pPr>
-          <w:hyperlink w:anchor="_Toc222298198" w:history="1">
+          <w:hyperlink w:anchor="_Toc225090825" w:history="1">
             <w:r>
               <w:rPr>
                 <w:rStyle w:val="Hyperlink"/>
                 <w:noProof/>
               </w:rPr>
-              <w:t>4.5  Context switching without an MMU</w:t>
+              <w:t>4.5  Code: exec</w:t>
             </w:r>
             <w:r>
               <w:rPr>
@@ -1145,9 +1417,9 @@
               </w:rPr>
               <w:tab/>
               <w:fldChar w:fldCharType="begin"/>
-              <w:instrText xml:space="preserve"> PAGEREF _Toc222298198 \h </w:instrText>
+              <w:instrText xml:space="preserve"> PAGEREF _Toc225090825 \h </w:instrText>
               <w:fldChar w:fldCharType="separate"/>
-              <w:t>31</w:t>
+              <w:t>32</w:t>
               <w:fldChar w:fldCharType="end"/>
             </w:r>
           </w:hyperlink>
@@ -1159,16 +1431,22 @@
               <w:tab w:val="right" w:leader="dot" w:pos="9350"/>
             </w:tabs>
             <w:rPr>
+              <w:rFonts w:asciiTheme="minorHAnsi" w:eastAsiaTheme="minorEastAsia" w:hAnsiTheme="minorHAnsi" w:cstheme="minorBidi"/>
               <w:noProof/>
+              <w:color w:val="auto"/>
+              <w:kern w:val="2"/>
+              <w:sz w:val="24"/>
+              <w:szCs w:val="24"/>
+              <w14:ligatures w14:val="standardContextual"/>
             </w:rPr>
           </w:pPr>
-          <w:hyperlink w:anchor="_Toc222298199" w:history="1">
+          <w:hyperlink w:anchor="_Toc225090826" w:history="1">
             <w:r>
               <w:rPr>
                 <w:rStyle w:val="Hyperlink"/>
                 <w:noProof/>
               </w:rPr>
-              <w:t>4.6  Environment variables</w:t>
+              <w:t>4.6  Code: exit and wait</w:t>
             </w:r>
             <w:r>
               <w:rPr>
@@ -1176,9 +1454,9 @@
               </w:rPr>
               <w:tab/>
               <w:fldChar w:fldCharType="begin"/>
-              <w:instrText xml:space="preserve"> PAGEREF _Toc222298199 \h </w:instrText>
+              <w:instrText xml:space="preserve"> PAGEREF _Toc225090826 \h </w:instrText>
               <w:fldChar w:fldCharType="separate"/>
-              <w:t>31</w:t>
+              <w:t>33</w:t>
               <w:fldChar w:fldCharType="end"/>
             </w:r>
           </w:hyperlink>
@@ -1190,16 +1468,22 @@
               <w:tab w:val="right" w:leader="dot" w:pos="9350"/>
             </w:tabs>
             <w:rPr>
+              <w:rFonts w:asciiTheme="minorHAnsi" w:eastAsiaTheme="minorEastAsia" w:hAnsiTheme="minorHAnsi" w:cstheme="minorBidi"/>
               <w:noProof/>
+              <w:color w:val="auto"/>
+              <w:kern w:val="2"/>
+              <w:sz w:val="24"/>
+              <w:szCs w:val="24"/>
+              <w14:ligatures w14:val="standardContextual"/>
             </w:rPr>
           </w:pPr>
-          <w:hyperlink w:anchor="_Toc222298200" w:history="1">
+          <w:hyperlink w:anchor="_Toc225090827" w:history="1">
             <w:r>
               <w:rPr>
                 <w:rStyle w:val="Hyperlink"/>
                 <w:noProof/>
               </w:rPr>
-              <w:t>4.7  Real world</w:t>
+              <w:t>4.7  The fork/exec/wait pattern</w:t>
             </w:r>
             <w:r>
               <w:rPr>
@@ -1207,9 +1491,9 @@
               </w:rPr>
               <w:tab/>
               <w:fldChar w:fldCharType="begin"/>
-              <w:instrText xml:space="preserve"> PAGEREF _Toc222298200 \h </w:instrText>
+              <w:instrText xml:space="preserve"> PAGEREF _Toc225090827 \h </w:instrText>
               <w:fldChar w:fldCharType="separate"/>
-              <w:t>32</w:t>
+              <w:t>33</w:t>
               <w:fldChar w:fldCharType="end"/>
             </w:r>
           </w:hyperlink>
@@ -1221,16 +1505,22 @@
               <w:tab w:val="right" w:leader="dot" w:pos="9350"/>
             </w:tabs>
             <w:rPr>
+              <w:rFonts w:asciiTheme="minorHAnsi" w:eastAsiaTheme="minorEastAsia" w:hAnsiTheme="minorHAnsi" w:cstheme="minorBidi"/>
               <w:noProof/>
+              <w:color w:val="auto"/>
+              <w:kern w:val="2"/>
+              <w:sz w:val="24"/>
+              <w:szCs w:val="24"/>
+              <w14:ligatures w14:val="standardContextual"/>
             </w:rPr>
           </w:pPr>
-          <w:hyperlink w:anchor="_Toc222298201" w:history="1">
+          <w:hyperlink w:anchor="_Toc225090828" w:history="1">
             <w:r>
               <w:rPr>
                 <w:rStyle w:val="Hyperlink"/>
                 <w:noProof/>
               </w:rPr>
-              <w:t>4.8  Exercises</w:t>
+              <w:t>4.8  Context switching without an MMU</w:t>
             </w:r>
             <w:r>
               <w:rPr>
@@ -1238,9 +1528,83 @@
               </w:rPr>
               <w:tab/>
               <w:fldChar w:fldCharType="begin"/>
-              <w:instrText xml:space="preserve"> PAGEREF _Toc222298201 \h </w:instrText>
+              <w:instrText xml:space="preserve"> PAGEREF _Toc225090828 \h </w:instrText>
               <w:fldChar w:fldCharType="separate"/>
-              <w:t>32</w:t>
+              <w:t>34</w:t>
+              <w:fldChar w:fldCharType="end"/>
+            </w:r>
+          </w:hyperlink>
+        </w:p>
+        <w:p>
+          <w:pPr>
+            <w:pStyle w:val="TOC2"/>
+            <w:tabs>
+              <w:tab w:val="right" w:leader="dot" w:pos="9350"/>
+            </w:tabs>
+            <w:rPr>
+              <w:rFonts w:asciiTheme="minorHAnsi" w:eastAsiaTheme="minorEastAsia" w:hAnsiTheme="minorHAnsi" w:cstheme="minorBidi"/>
+              <w:noProof/>
+              <w:color w:val="auto"/>
+              <w:kern w:val="2"/>
+              <w:sz w:val="24"/>
+              <w:szCs w:val="24"/>
+              <w14:ligatures w14:val="standardContextual"/>
+            </w:rPr>
+          </w:pPr>
+          <w:hyperlink w:anchor="_Toc225090829" w:history="1">
+            <w:r>
+              <w:rPr>
+                <w:rStyle w:val="Hyperlink"/>
+                <w:noProof/>
+              </w:rPr>
+              <w:t>4.9  Real world</w:t>
+            </w:r>
+            <w:r>
+              <w:rPr>
+                <w:noProof/>
+              </w:rPr>
+              <w:tab/>
+              <w:fldChar w:fldCharType="begin"/>
+              <w:instrText xml:space="preserve"> PAGEREF _Toc225090829 \h </w:instrText>
+              <w:fldChar w:fldCharType="separate"/>
+              <w:t>34</w:t>
+              <w:fldChar w:fldCharType="end"/>
+            </w:r>
+          </w:hyperlink>
+        </w:p>
+        <w:p>
+          <w:pPr>
+            <w:pStyle w:val="TOC2"/>
+            <w:tabs>
+              <w:tab w:val="right" w:leader="dot" w:pos="9350"/>
+            </w:tabs>
+            <w:rPr>
+              <w:rFonts w:asciiTheme="minorHAnsi" w:eastAsiaTheme="minorEastAsia" w:hAnsiTheme="minorHAnsi" w:cstheme="minorBidi"/>
+              <w:noProof/>
+              <w:color w:val="auto"/>
+              <w:kern w:val="2"/>
+              <w:sz w:val="24"/>
+              <w:szCs w:val="24"/>
+              <w14:ligatures w14:val="standardContextual"/>
+            </w:rPr>
+          </w:pPr>
+          <w:hyperlink w:anchor="_Toc225090830" w:history="1">
+            <w:r>
+              <w:rPr>
+                <w:rStyle w:val="Hyperlink"/>
+                <w:noProof/>
+              </w:rPr>
+              <w:t>4.10  Exercises</w:t>
+            </w:r>
+            <w:r>
+              <w:rPr>
+                <w:noProof/>
+              </w:rPr>
+              <w:tab/>
+              <w:fldChar w:fldCharType="begin"/>
+              <w:instrText xml:space="preserve"> PAGEREF _Toc225090830 \h </w:instrText>
+              <w:fldChar w:fldCharType="separate"/>
+              <w:t>34</w:t>
               <w:fldChar w:fldCharType="end"/>
             </w:r>
           </w:hyperlink>
@@ -1252,16 +1616,22 @@
               <w:tab w:val="right" w:leader="dot" w:pos="9350"/>
             </w:tabs>
             <w:rPr>
+              <w:rFonts w:asciiTheme="minorHAnsi" w:eastAsiaTheme="minorEastAsia" w:hAnsiTheme="minorHAnsi" w:cstheme="minorBidi"/>
               <w:noProof/>
+              <w:color w:val="auto"/>
+              <w:kern w:val="2"/>
+              <w:sz w:val="24"/>
+              <w:szCs w:val="24"/>
+              <w14:ligatures w14:val="standardContextual"/>
             </w:rPr>
           </w:pPr>
-          <w:hyperlink w:anchor="_Toc222298202" w:history="1">
+          <w:hyperlink w:anchor="_Toc225090831" w:history="1">
             <w:r>
               <w:rPr>
                 <w:rStyle w:val="Hyperlink"/>
                 <w:noProof/>
               </w:rPr>
-              <w:t>The file system</w:t>
+              <w:t>Scheduling and synchronisation</w:t>
             </w:r>
             <w:r>
               <w:rPr>
@@ -1269,9 +1639,9 @@
               </w:rPr>
               <w:tab/>
               <w:fldChar w:fldCharType="begin"/>
-              <w:instrText xml:space="preserve"> PAGEREF _Toc222298202 \h </w:instrText>
+              <w:instrText xml:space="preserve"> PAGEREF _Toc225090831 \h </w:instrText>
               <w:fldChar w:fldCharType="separate"/>
-              <w:t>34</w:t>
+              <w:t>36</w:t>
               <w:fldChar w:fldCharType="end"/>
             </w:r>
           </w:hyperlink>
@@ -1283,16 +1653,22 @@
               <w:tab w:val="right" w:leader="dot" w:pos="9350"/>
             </w:tabs>
             <w:rPr>
+              <w:rFonts w:asciiTheme="minorHAnsi" w:eastAsiaTheme="minorEastAsia" w:hAnsiTheme="minorHAnsi" w:cstheme="minorBidi"/>
               <w:noProof/>
+              <w:color w:val="auto"/>
+              <w:kern w:val="2"/>
+              <w:sz w:val="24"/>
+              <w:szCs w:val="24"/>
+              <w14:ligatures w14:val="standardContextual"/>
             </w:rPr>
           </w:pPr>
-          <w:hyperlink w:anchor="_Toc222298203" w:history="1">
+          <w:hyperlink w:anchor="_Toc225090832" w:history="1">
             <w:r>
               <w:rPr>
                 <w:rStyle w:val="Hyperlink"/>
                 <w:noProof/>
               </w:rPr>
-              <w:t>5.1  Overview</w:t>
+              <w:t>5.1  Timer interrupts</w:t>
             </w:r>
             <w:r>
               <w:rPr>
@@ -1300,9 +1676,9 @@
               </w:rPr>
               <w:tab/>
               <w:fldChar w:fldCharType="begin"/>
-              <w:instrText xml:space="preserve"> PAGEREF _Toc222298203 \h </w:instrText>
+              <w:instrText xml:space="preserve"> PAGEREF _Toc225090832 \h </w:instrText>
               <w:fldChar w:fldCharType="separate"/>
-              <w:t>34</w:t>
+              <w:t>36</w:t>
               <w:fldChar w:fldCharType="end"/>
             </w:r>
           </w:hyperlink>
@@ -1314,16 +1690,22 @@
               <w:tab w:val="right" w:leader="dot" w:pos="9350"/>
             </w:tabs>
             <w:rPr>
+              <w:rFonts w:asciiTheme="minorHAnsi" w:eastAsiaTheme="minorEastAsia" w:hAnsiTheme="minorHAnsi" w:cstheme="minorBidi"/>
               <w:noProof/>
+              <w:color w:val="auto"/>
+              <w:kern w:val="2"/>
+              <w:sz w:val="24"/>
+              <w:szCs w:val="24"/>
+              <w14:ligatures w14:val="standardContextual"/>
             </w:rPr>
           </w:pPr>
-          <w:hyperlink w:anchor="_Toc222298204" w:history="1">
+          <w:hyperlink w:anchor="_Toc225090833" w:history="1">
             <w:r>
               <w:rPr>
                 <w:rStyle w:val="Hyperlink"/>
                 <w:noProof/>
               </w:rPr>
-              <w:t>5.2  Disk layout</w:t>
+              <w:t>5.2  Code: The scheduler</w:t>
             </w:r>
             <w:r>
               <w:rPr>
@@ -1331,9 +1713,9 @@
               </w:rPr>
               <w:tab/>
               <w:fldChar w:fldCharType="begin"/>
-              <w:instrText xml:space="preserve"> PAGEREF _Toc222298204 \h </w:instrText>
+              <w:instrText xml:space="preserve"> PAGEREF _Toc225090833 \h </w:instrText>
               <w:fldChar w:fldCharType="separate"/>
-              <w:t>34</w:t>
+              <w:t>36</w:t>
               <w:fldChar w:fldCharType="end"/>
             </w:r>
           </w:hyperlink>
@@ -1345,16 +1727,22 @@
               <w:tab w:val="right" w:leader="dot" w:pos="9350"/>
             </w:tabs>
             <w:rPr>
+              <w:rFonts w:asciiTheme="minorHAnsi" w:eastAsiaTheme="minorEastAsia" w:hAnsiTheme="minorHAnsi" w:cstheme="minorBidi"/>
               <w:noProof/>
+              <w:color w:val="auto"/>
+              <w:kern w:val="2"/>
+              <w:sz w:val="24"/>
+              <w:szCs w:val="24"/>
+              <w14:ligatures w14:val="standardContextual"/>
             </w:rPr>
           </w:pPr>
-          <w:hyperlink w:anchor="_Toc222298205" w:history="1">
+          <w:hyperlink w:anchor="_Toc225090834" w:history="1">
             <w:r>
               <w:rPr>
                 <w:rStyle w:val="Hyperlink"/>
                 <w:noProof/>
               </w:rPr>
-              <w:t>5.3  Code: Block layer</w:t>
+              <w:t>5.3  Sleep and wakeup</w:t>
             </w:r>
             <w:r>
               <w:rPr>
@@ -1362,9 +1750,9 @@
               </w:rPr>
               <w:tab/>
               <w:fldChar w:fldCharType="begin"/>
-              <w:instrText xml:space="preserve"> PAGEREF _Toc222298205 \h </w:instrText>
+              <w:instrText xml:space="preserve"> PAGEREF _Toc225090834 \h </w:instrText>
               <w:fldChar w:fldCharType="separate"/>
-              <w:t>35</w:t>
+              <w:t>37</w:t>
               <w:fldChar w:fldCharType="end"/>
             </w:r>
           </w:hyperlink>
@@ -1376,16 +1764,22 @@
               <w:tab w:val="right" w:leader="dot" w:pos="9350"/>
             </w:tabs>
             <w:rPr>
+              <w:rFonts w:asciiTheme="minorHAnsi" w:eastAsiaTheme="minorEastAsia" w:hAnsiTheme="minorHAnsi" w:cstheme="minorBidi"/>
               <w:noProof/>
+              <w:color w:val="auto"/>
+              <w:kern w:val="2"/>
+              <w:sz w:val="24"/>
+              <w:szCs w:val="24"/>
+              <w14:ligatures w14:val="standardContextual"/>
             </w:rPr>
           </w:pPr>
-          <w:hyperlink w:anchor="_Toc222298206" w:history="1">
+          <w:hyperlink w:anchor="_Toc225090835" w:history="1">
             <w:r>
               <w:rPr>
                 <w:rStyle w:val="Hyperlink"/>
                 <w:noProof/>
               </w:rPr>
-              <w:t>5.4  Code: Block allocation bitmap</w:t>
+              <w:t>5.4  The ecall-retry pattern</w:t>
             </w:r>
             <w:r>
               <w:rPr>
@@ -1393,9 +1787,9 @@
               </w:rPr>
               <w:tab/>
               <w:fldChar w:fldCharType="begin"/>
-              <w:instrText xml:space="preserve"> PAGEREF _Toc222298206 \h </w:instrText>
+              <w:instrText xml:space="preserve"> PAGEREF _Toc225090835 \h </w:instrText>
               <w:fldChar w:fldCharType="separate"/>
-              <w:t>36</w:t>
+              <w:t>38</w:t>
               <w:fldChar w:fldCharType="end"/>
             </w:r>
           </w:hyperlink>
@@ -1407,16 +1801,22 @@
               <w:tab w:val="right" w:leader="dot" w:pos="9350"/>
             </w:tabs>
             <w:rPr>
+              <w:rFonts w:asciiTheme="minorHAnsi" w:eastAsiaTheme="minorEastAsia" w:hAnsiTheme="minorHAnsi" w:cstheme="minorBidi"/>
               <w:noProof/>
+              <w:color w:val="auto"/>
+              <w:kern w:val="2"/>
+              <w:sz w:val="24"/>
+              <w:szCs w:val="24"/>
+              <w14:ligatures w14:val="standardContextual"/>
             </w:rPr>
           </w:pPr>
-          <w:hyperlink w:anchor="_Toc222298207" w:history="1">
+          <w:hyperlink w:anchor="_Toc225090836" w:history="1">
             <w:r>
               <w:rPr>
                 <w:rStyle w:val="Hyperlink"/>
                 <w:noProof/>
               </w:rPr>
-              <w:t>5.5  Code: Inodes</w:t>
+              <w:t>5.5  Real world</w:t>
             </w:r>
             <w:r>
               <w:rPr>
@@ -1424,9 +1824,9 @@
               </w:rPr>
               <w:tab/>
               <w:fldChar w:fldCharType="begin"/>
-              <w:instrText xml:space="preserve"> PAGEREF _Toc222298207 \h </w:instrText>
+              <w:instrText xml:space="preserve"> PAGEREF _Toc225090836 \h </w:instrText>
               <w:fldChar w:fldCharType="separate"/>
-              <w:t>36</w:t>
+              <w:t>38</w:t>
               <w:fldChar w:fldCharType="end"/>
             </w:r>
           </w:hyperlink>
@@ -1438,16 +1838,22 @@
               <w:tab w:val="right" w:leader="dot" w:pos="9350"/>
             </w:tabs>
             <w:rPr>
+              <w:rFonts w:asciiTheme="minorHAnsi" w:eastAsiaTheme="minorEastAsia" w:hAnsiTheme="minorHAnsi" w:cstheme="minorBidi"/>
               <w:noProof/>
+              <w:color w:val="auto"/>
+              <w:kern w:val="2"/>
+              <w:sz w:val="24"/>
+              <w:szCs w:val="24"/>
+              <w14:ligatures w14:val="standardContextual"/>
             </w:rPr>
           </w:pPr>
-          <w:hyperlink w:anchor="_Toc222298208" w:history="1">
+          <w:hyperlink w:anchor="_Toc225090837" w:history="1">
             <w:r>
               <w:rPr>
                 <w:rStyle w:val="Hyperlink"/>
                 <w:noProof/>
               </w:rPr>
-              <w:t>5.6  Code: Directories</w:t>
+              <w:t>5.6  Exercises</w:t>
             </w:r>
             <w:r>
               <w:rPr>
@@ -1455,9 +1861,46 @@
               </w:rPr>
               <w:tab/>
               <w:fldChar w:fldCharType="begin"/>
-              <w:instrText xml:space="preserve"> PAGEREF _Toc222298208 \h </w:instrText>
+              <w:instrText xml:space="preserve"> PAGEREF _Toc225090837 \h </w:instrText>
               <w:fldChar w:fldCharType="separate"/>
-              <w:t>37</w:t>
+              <w:t>39</w:t>
+              <w:fldChar w:fldCharType="end"/>
+            </w:r>
+          </w:hyperlink>
+        </w:p>
+        <w:p>
+          <w:pPr>
+            <w:pStyle w:val="TOC1"/>
+            <w:tabs>
+              <w:tab w:val="right" w:leader="dot" w:pos="9350"/>
+            </w:tabs>
+            <w:rPr>
+              <w:rFonts w:asciiTheme="minorHAnsi" w:eastAsiaTheme="minorEastAsia" w:hAnsiTheme="minorHAnsi" w:cstheme="minorBidi"/>
+              <w:noProof/>
+              <w:color w:val="auto"/>
+              <w:kern w:val="2"/>
+              <w:sz w:val="24"/>
+              <w:szCs w:val="24"/>
+              <w14:ligatures w14:val="standardContextual"/>
+            </w:rPr>
+          </w:pPr>
+          <w:hyperlink w:anchor="_Toc225090838" w:history="1">
+            <w:r>
+              <w:rPr>
+                <w:rStyle w:val="Hyperlink"/>
+                <w:noProof/>
+              </w:rPr>
+              <w:t>Interprocess communication</w:t>
+            </w:r>
+            <w:r>
+              <w:rPr>
+                <w:noProof/>
+              </w:rPr>
+              <w:tab/>
+              <w:fldChar w:fldCharType="begin"/>
+              <w:instrText xml:space="preserve"> PAGEREF _Toc225090838 \h </w:instrText>
+              <w:fldChar w:fldCharType="separate"/>
+              <w:t>40</w:t>
               <w:fldChar w:fldCharType="end"/>
             </w:r>
           </w:hyperlink>
@@ -1469,16 +1912,22 @@
               <w:tab w:val="right" w:leader="dot" w:pos="9350"/>
             </w:tabs>
             <w:rPr>
+              <w:rFonts w:asciiTheme="minorHAnsi" w:eastAsiaTheme="minorEastAsia" w:hAnsiTheme="minorHAnsi" w:cstheme="minorBidi"/>
               <w:noProof/>
+              <w:color w:val="auto"/>
+              <w:kern w:val="2"/>
+              <w:sz w:val="24"/>
+              <w:szCs w:val="24"/>
+              <w14:ligatures w14:val="standardContextual"/>
             </w:rPr>
           </w:pPr>
-          <w:hyperlink w:anchor="_Toc222298209" w:history="1">
+          <w:hyperlink w:anchor="_Toc225090839" w:history="1">
             <w:r>
               <w:rPr>
                 <w:rStyle w:val="Hyperlink"/>
                 <w:noProof/>
               </w:rPr>
-              <w:t>5.7  Code: Path resolution</w:t>
+              <w:t>6.1  The pipe abstraction</w:t>
             </w:r>
             <w:r>
               <w:rPr>
@@ -1486,9 +1935,9 @@
               </w:rPr>
               <w:tab/>
               <w:fldChar w:fldCharType="begin"/>
-              <w:instrText xml:space="preserve"> PAGEREF _Toc222298209 \h </w:instrText>
+              <w:instrText xml:space="preserve"> PAGEREF _Toc225090839 \h </w:instrText>
               <w:fldChar w:fldCharType="separate"/>
-              <w:t>38</w:t>
+              <w:t>40</w:t>
               <w:fldChar w:fldCharType="end"/>
             </w:r>
           </w:hyperlink>
@@ -1500,16 +1949,22 @@
               <w:tab w:val="right" w:leader="dot" w:pos="9350"/>
             </w:tabs>
             <w:rPr>
+              <w:rFonts w:asciiTheme="minorHAnsi" w:eastAsiaTheme="minorEastAsia" w:hAnsiTheme="minorHAnsi" w:cstheme="minorBidi"/>
               <w:noProof/>
+              <w:color w:val="auto"/>
+              <w:kern w:val="2"/>
+              <w:sz w:val="24"/>
+              <w:szCs w:val="24"/>
+              <w14:ligatures w14:val="standardContextual"/>
             </w:rPr>
           </w:pPr>
-          <w:hyperlink w:anchor="_Toc222298210" w:history="1">
+          <w:hyperlink w:anchor="_Toc225090840" w:history="1">
             <w:r>
               <w:rPr>
                 <w:rStyle w:val="Hyperlink"/>
                 <w:noProof/>
               </w:rPr>
-              <w:t>5.8  Code: Creating directories</w:t>
+              <w:t>6.2  Code: The pipe data structure</w:t>
             </w:r>
             <w:r>
               <w:rPr>
@@ -1517,9 +1972,9 @@
               </w:rPr>
               <w:tab/>
               <w:fldChar w:fldCharType="begin"/>
-              <w:instrText xml:space="preserve"> PAGEREF _Toc222298210 \h </w:instrText>
+              <w:instrText xml:space="preserve"> PAGEREF _Toc225090840 \h </w:instrText>
               <w:fldChar w:fldCharType="separate"/>
-              <w:t>39</w:t>
+              <w:t>40</w:t>
               <w:fldChar w:fldCharType="end"/>
             </w:r>
           </w:hyperlink>
@@ -1531,16 +1986,22 @@
               <w:tab w:val="right" w:leader="dot" w:pos="9350"/>
             </w:tabs>
             <w:rPr>
+              <w:rFonts w:asciiTheme="minorHAnsi" w:eastAsiaTheme="minorEastAsia" w:hAnsiTheme="minorHAnsi" w:cstheme="minorBidi"/>
               <w:noProof/>
+              <w:color w:val="auto"/>
+              <w:kern w:val="2"/>
+              <w:sz w:val="24"/>
+              <w:szCs w:val="24"/>
+              <w14:ligatures w14:val="standardContextual"/>
             </w:rPr>
           </w:pPr>
-          <w:hyperlink w:anchor="_Toc222298211" w:history="1">
+          <w:hyperlink w:anchor="_Toc225090841" w:history="1">
             <w:r>
               <w:rPr>
                 <w:rStyle w:val="Hyperlink"/>
                 <w:noProof/>
               </w:rPr>
-              <w:t>5.9  Real world</w:t>
+              <w:t>6.3  Code: Reading and writing</w:t>
             </w:r>
             <w:r>
               <w:rPr>
@@ -1548,9 +2009,9 @@
               </w:rPr>
               <w:tab/>
               <w:fldChar w:fldCharType="begin"/>
-              <w:instrText xml:space="preserve"> PAGEREF _Toc222298211 \h </w:instrText>
+              <w:instrText xml:space="preserve"> PAGEREF _Toc225090841 \h </w:instrText>
               <w:fldChar w:fldCharType="separate"/>
-              <w:t>40</w:t>
+              <w:t>41</w:t>
               <w:fldChar w:fldCharType="end"/>
             </w:r>
           </w:hyperlink>
@@ -1562,16 +2023,22 @@
               <w:tab w:val="right" w:leader="dot" w:pos="9350"/>
             </w:tabs>
             <w:rPr>
+              <w:rFonts w:asciiTheme="minorHAnsi" w:eastAsiaTheme="minorEastAsia" w:hAnsiTheme="minorHAnsi" w:cstheme="minorBidi"/>
               <w:noProof/>
+              <w:color w:val="auto"/>
+              <w:kern w:val="2"/>
+              <w:sz w:val="24"/>
+              <w:szCs w:val="24"/>
+              <w14:ligatures w14:val="standardContextual"/>
             </w:rPr>
           </w:pPr>
-          <w:hyperlink w:anchor="_Toc222298212" w:history="1">
+          <w:hyperlink w:anchor="_Toc225090842" w:history="1">
             <w:r>
               <w:rPr>
                 <w:rStyle w:val="Hyperlink"/>
                 <w:noProof/>
               </w:rPr>
-              <w:t>5.10  Exercises</w:t>
+              <w:t>6.4  Pipe lifecycle and reference counting</w:t>
             </w:r>
             <w:r>
               <w:rPr>
@@ -1579,9 +2046,120 @@
               </w:rPr>
               <w:tab/>
               <w:fldChar w:fldCharType="begin"/>
-              <w:instrText xml:space="preserve"> PAGEREF _Toc222298212 \h </w:instrText>
+              <w:instrText xml:space="preserve"> PAGEREF _Toc225090842 \h </w:instrText>
               <w:fldChar w:fldCharType="separate"/>
-              <w:t>40</w:t>
+              <w:t>41</w:t>
+              <w:fldChar w:fldCharType="end"/>
+            </w:r>
+          </w:hyperlink>
+        </w:p>
+        <w:p>
+          <w:pPr>
+            <w:pStyle w:val="TOC2"/>
+            <w:tabs>
+              <w:tab w:val="right" w:leader="dot" w:pos="9350"/>
+            </w:tabs>
+            <w:rPr>
+              <w:rFonts w:asciiTheme="minorHAnsi" w:eastAsiaTheme="minorEastAsia" w:hAnsiTheme="minorHAnsi" w:cstheme="minorBidi"/>
+              <w:noProof/>
+              <w:color w:val="auto"/>
+              <w:kern w:val="2"/>
+              <w:sz w:val="24"/>
+              <w:szCs w:val="24"/>
+              <w14:ligatures w14:val="standardContextual"/>
+            </w:rPr>
+          </w:pPr>
+          <w:hyperlink w:anchor="_Toc225090843" w:history="1">
+            <w:r>
+              <w:rPr>
+                <w:rStyle w:val="Hyperlink"/>
+                <w:noProof/>
+              </w:rPr>
+              <w:t>6.5  Code: The pipe system call</w:t>
+            </w:r>
+            <w:r>
+              <w:rPr>
+                <w:noProof/>
+              </w:rPr>
+              <w:tab/>
+              <w:fldChar w:fldCharType="begin"/>
+              <w:instrText xml:space="preserve"> PAGEREF _Toc225090843 \h </w:instrText>
+              <w:fldChar w:fldCharType="separate"/>
+              <w:t>42</w:t>
+              <w:fldChar w:fldCharType="end"/>
+            </w:r>
+          </w:hyperlink>
+        </w:p>
+        <w:p>
+          <w:pPr>
+            <w:pStyle w:val="TOC2"/>
+            <w:tabs>
+              <w:tab w:val="right" w:leader="dot" w:pos="9350"/>
+            </w:tabs>
+            <w:rPr>
+              <w:rFonts w:asciiTheme="minorHAnsi" w:eastAsiaTheme="minorEastAsia" w:hAnsiTheme="minorHAnsi" w:cstheme="minorBidi"/>
+              <w:noProof/>
+              <w:color w:val="auto"/>
+              <w:kern w:val="2"/>
+              <w:sz w:val="24"/>
+              <w:szCs w:val="24"/>
+              <w14:ligatures w14:val="standardContextual"/>
+            </w:rPr>
+          </w:pPr>
+          <w:hyperlink w:anchor="_Toc225090844" w:history="1">
+            <w:r>
+              <w:rPr>
+                <w:rStyle w:val="Hyperlink"/>
+                <w:noProof/>
+              </w:rPr>
+              <w:t>6.6  Real world</w:t>
+            </w:r>
+            <w:r>
+              <w:rPr>
+                <w:noProof/>
+              </w:rPr>
+              <w:tab/>
+              <w:fldChar w:fldCharType="begin"/>
+              <w:instrText xml:space="preserve"> PAGEREF _Toc225090844 \h </w:instrText>
+              <w:fldChar w:fldCharType="separate"/>
+              <w:t>42</w:t>
+              <w:fldChar w:fldCharType="end"/>
+            </w:r>
+          </w:hyperlink>
+        </w:p>
+        <w:p>
+          <w:pPr>
+            <w:pStyle w:val="TOC2"/>
+            <w:tabs>
+              <w:tab w:val="right" w:leader="dot" w:pos="9350"/>
+            </w:tabs>
+            <w:rPr>
+              <w:rFonts w:asciiTheme="minorHAnsi" w:eastAsiaTheme="minorEastAsia" w:hAnsiTheme="minorHAnsi" w:cstheme="minorBidi"/>
+              <w:noProof/>
+              <w:color w:val="auto"/>
+              <w:kern w:val="2"/>
+              <w:sz w:val="24"/>
+              <w:szCs w:val="24"/>
+              <w14:ligatures w14:val="standardContextual"/>
+            </w:rPr>
+          </w:pPr>
+          <w:hyperlink w:anchor="_Toc225090845" w:history="1">
+            <w:r>
+              <w:rPr>
+                <w:rStyle w:val="Hyperlink"/>
+                <w:noProof/>
+              </w:rPr>
+              <w:t>6.7  Exercises</w:t>
+            </w:r>
+            <w:r>
+              <w:rPr>
+                <w:noProof/>
+              </w:rPr>
+              <w:tab/>
+              <w:fldChar w:fldCharType="begin"/>
+              <w:instrText xml:space="preserve"> PAGEREF _Toc225090845 \h </w:instrText>
+              <w:fldChar w:fldCharType="separate"/>
+              <w:t>42</w:t>
               <w:fldChar w:fldCharType="end"/>
             </w:r>
           </w:hyperlink>
@@ -1593,16 +2171,22 @@
               <w:tab w:val="right" w:leader="dot" w:pos="9350"/>
             </w:tabs>
             <w:rPr>
+              <w:rFonts w:asciiTheme="minorHAnsi" w:eastAsiaTheme="minorEastAsia" w:hAnsiTheme="minorHAnsi" w:cstheme="minorBidi"/>
               <w:noProof/>
+              <w:color w:val="auto"/>
+              <w:kern w:val="2"/>
+              <w:sz w:val="24"/>
+              <w:szCs w:val="24"/>
+              <w14:ligatures w14:val="standardContextual"/>
             </w:rPr>
           </w:pPr>
-          <w:hyperlink w:anchor="_Toc222298213" w:history="1">
+          <w:hyperlink w:anchor="_Toc225090846" w:history="1">
             <w:r>
               <w:rPr>
                 <w:rStyle w:val="Hyperlink"/>
                 <w:noProof/>
               </w:rPr>
-              <w:t>Device drivers</w:t>
+              <w:t>Basic utilities</w:t>
             </w:r>
             <w:r>
               <w:rPr>
@@ -1610,9 +2194,9 @@
               </w:rPr>
               <w:tab/>
               <w:fldChar w:fldCharType="begin"/>
-              <w:instrText xml:space="preserve"> PAGEREF _Toc222298213 \h </w:instrText>
+              <w:instrText xml:space="preserve"> PAGEREF _Toc225090846 \h </w:instrText>
               <w:fldChar w:fldCharType="separate"/>
-              <w:t>42</w:t>
+              <w:t>44</w:t>
               <w:fldChar w:fldCharType="end"/>
             </w:r>
           </w:hyperlink>
@@ -1624,16 +2208,22 @@
               <w:tab w:val="right" w:leader="dot" w:pos="9350"/>
             </w:tabs>
             <w:rPr>
+              <w:rFonts w:asciiTheme="minorHAnsi" w:eastAsiaTheme="minorEastAsia" w:hAnsiTheme="minorHAnsi" w:cstheme="minorBidi"/>
               <w:noProof/>
+              <w:color w:val="auto"/>
+              <w:kern w:val="2"/>
+              <w:sz w:val="24"/>
+              <w:szCs w:val="24"/>
+              <w14:ligatures w14:val="standardContextual"/>
             </w:rPr>
           </w:pPr>
-          <w:hyperlink w:anchor="_Toc222298214" w:history="1">
+          <w:hyperlink w:anchor="_Toc225090847" w:history="1">
             <w:r>
               <w:rPr>
                 <w:rStyle w:val="Hyperlink"/>
                 <w:noProof/>
               </w:rPr>
-              <w:t>6.1  The device driver interface</w:t>
+              <w:t>7.1  File manipulation: rm, cp, mv, ln</w:t>
             </w:r>
             <w:r>
               <w:rPr>
@@ -1641,9 +2231,9 @@
               </w:rPr>
               <w:tab/>
               <w:fldChar w:fldCharType="begin"/>
-              <w:instrText xml:space="preserve"> PAGEREF _Toc222298214 \h </w:instrText>
+              <w:instrText xml:space="preserve"> PAGEREF _Toc225090847 \h </w:instrText>
               <w:fldChar w:fldCharType="separate"/>
-              <w:t>42</w:t>
+              <w:t>44</w:t>
               <w:fldChar w:fldCharType="end"/>
             </w:r>
           </w:hyperlink>
@@ -1655,16 +2245,22 @@
               <w:tab w:val="right" w:leader="dot" w:pos="9350"/>
             </w:tabs>
             <w:rPr>
+              <w:rFonts w:asciiTheme="minorHAnsi" w:eastAsiaTheme="minorEastAsia" w:hAnsiTheme="minorHAnsi" w:cstheme="minorBidi"/>
               <w:noProof/>
+              <w:color w:val="auto"/>
+              <w:kern w:val="2"/>
+              <w:sz w:val="24"/>
+              <w:szCs w:val="24"/>
+              <w14:ligatures w14:val="standardContextual"/>
             </w:rPr>
           </w:pPr>
-          <w:hyperlink w:anchor="_Toc222298215" w:history="1">
+          <w:hyperlink w:anchor="_Toc225090848" w:history="1">
             <w:r>
               <w:rPr>
                 <w:rStyle w:val="Hyperlink"/>
                 <w:noProof/>
               </w:rPr>
-              <w:t>6.2  Code: The console driver</w:t>
+              <w:t>7.2  Process management: ps, kill</w:t>
             </w:r>
             <w:r>
               <w:rPr>
@@ -1672,9 +2268,9 @@
               </w:rPr>
               <w:tab/>
               <w:fldChar w:fldCharType="begin"/>
-              <w:instrText xml:space="preserve"> PAGEREF _Toc222298215 \h </w:instrText>
+              <w:instrText xml:space="preserve"> PAGEREF _Toc225090848 \h </w:instrText>
               <w:fldChar w:fldCharType="separate"/>
-              <w:t>43</w:t>
+              <w:t>45</w:t>
               <w:fldChar w:fldCharType="end"/>
             </w:r>
           </w:hyperlink>
@@ -1686,16 +2282,22 @@
               <w:tab w:val="right" w:leader="dot" w:pos="9350"/>
             </w:tabs>
             <w:rPr>
+              <w:rFonts w:asciiTheme="minorHAnsi" w:eastAsiaTheme="minorEastAsia" w:hAnsiTheme="minorHAnsi" w:cstheme="minorBidi"/>
               <w:noProof/>
+              <w:color w:val="auto"/>
+              <w:kern w:val="2"/>
+              <w:sz w:val="24"/>
+              <w:szCs w:val="24"/>
+              <w14:ligatures w14:val="standardContextual"/>
             </w:rPr>
           </w:pPr>
-          <w:hyperlink w:anchor="_Toc222298216" w:history="1">
+          <w:hyperlink w:anchor="_Toc225090849" w:history="1">
             <w:r>
               <w:rPr>
                 <w:rStyle w:val="Hyperlink"/>
                 <w:noProof/>
               </w:rPr>
-              <w:t>6.3  Connecting devices to the filesystem</w:t>
+              <w:t>7.3  The cat utility</w:t>
             </w:r>
             <w:r>
               <w:rPr>
@@ -1703,9 +2305,9 @@
               </w:rPr>
               <w:tab/>
               <w:fldChar w:fldCharType="begin"/>
-              <w:instrText xml:space="preserve"> PAGEREF _Toc222298216 \h </w:instrText>
+              <w:instrText xml:space="preserve"> PAGEREF _Toc225090849 \h </w:instrText>
               <w:fldChar w:fldCharType="separate"/>
-              <w:t>44</w:t>
+              <w:t>45</w:t>
               <w:fldChar w:fldCharType="end"/>
             </w:r>
           </w:hyperlink>
@@ -1717,16 +2319,22 @@
               <w:tab w:val="right" w:leader="dot" w:pos="9350"/>
             </w:tabs>
             <w:rPr>
+              <w:rFonts w:asciiTheme="minorHAnsi" w:eastAsiaTheme="minorEastAsia" w:hAnsiTheme="minorHAnsi" w:cstheme="minorBidi"/>
               <w:noProof/>
+              <w:color w:val="auto"/>
+              <w:kern w:val="2"/>
+              <w:sz w:val="24"/>
+              <w:szCs w:val="24"/>
+              <w14:ligatures w14:val="standardContextual"/>
             </w:rPr>
           </w:pPr>
-          <w:hyperlink w:anchor="_Toc222298217" w:history="1">
+          <w:hyperlink w:anchor="_Toc225090850" w:history="1">
             <w:r>
               <w:rPr>
                 <w:rStyle w:val="Hyperlink"/>
                 <w:noProof/>
               </w:rPr>
-              <w:t>6.4  Real world</w:t>
+              <w:t>7.4  The ed line editor</w:t>
             </w:r>
             <w:r>
               <w:rPr>
@@ -1734,7 +2342,7 @@
               </w:rPr>
               <w:tab/>
               <w:fldChar w:fldCharType="begin"/>
-              <w:instrText xml:space="preserve"> PAGEREF _Toc222298217 \h </w:instrText>
+              <w:instrText xml:space="preserve"> PAGEREF _Toc225090850 \h </w:instrText>
               <w:fldChar w:fldCharType="separate"/>
               <w:t>45</w:t>
               <w:fldChar w:fldCharType="end"/>
@@ -1748,16 +2356,22 @@
               <w:tab w:val="right" w:leader="dot" w:pos="9350"/>
             </w:tabs>
             <w:rPr>
+              <w:rFonts w:asciiTheme="minorHAnsi" w:eastAsiaTheme="minorEastAsia" w:hAnsiTheme="minorHAnsi" w:cstheme="minorBidi"/>
               <w:noProof/>
+              <w:color w:val="auto"/>
+              <w:kern w:val="2"/>
+              <w:sz w:val="24"/>
+              <w:szCs w:val="24"/>
+              <w14:ligatures w14:val="standardContextual"/>
             </w:rPr>
           </w:pPr>
-          <w:hyperlink w:anchor="_Toc222298218" w:history="1">
+          <w:hyperlink w:anchor="_Toc225090851" w:history="1">
             <w:r>
               <w:rPr>
                 <w:rStyle w:val="Hyperlink"/>
                 <w:noProof/>
               </w:rPr>
-              <w:t>6.5  Exercises</w:t>
+              <w:t>7.5  Building user programs</w:t>
             </w:r>
             <w:r>
               <w:rPr>
@@ -1765,9 +2379,83 @@
               </w:rPr>
               <w:tab/>
               <w:fldChar w:fldCharType="begin"/>
-              <w:instrText xml:space="preserve"> PAGEREF _Toc222298218 \h </w:instrText>
+              <w:instrText xml:space="preserve"> PAGEREF _Toc225090851 \h </w:instrText>
               <w:fldChar w:fldCharType="separate"/>
               <w:t>45</w:t>
+              <w:fldChar w:fldCharType="end"/>
+            </w:r>
+          </w:hyperlink>
+        </w:p>
+        <w:p>
+          <w:pPr>
+            <w:pStyle w:val="TOC2"/>
+            <w:tabs>
+              <w:tab w:val="right" w:leader="dot" w:pos="9350"/>
+            </w:tabs>
+            <w:rPr>
+              <w:rFonts w:asciiTheme="minorHAnsi" w:eastAsiaTheme="minorEastAsia" w:hAnsiTheme="minorHAnsi" w:cstheme="minorBidi"/>
+              <w:noProof/>
+              <w:color w:val="auto"/>
+              <w:kern w:val="2"/>
+              <w:sz w:val="24"/>
+              <w:szCs w:val="24"/>
+              <w14:ligatures w14:val="standardContextual"/>
+            </w:rPr>
+          </w:pPr>
+          <w:hyperlink w:anchor="_Toc225090852" w:history="1">
+            <w:r>
+              <w:rPr>
+                <w:rStyle w:val="Hyperlink"/>
+                <w:noProof/>
+              </w:rPr>
+              <w:t>7.6  Real world</w:t>
+            </w:r>
+            <w:r>
+              <w:rPr>
+                <w:noProof/>
+              </w:rPr>
+              <w:tab/>
+              <w:fldChar w:fldCharType="begin"/>
+              <w:instrText xml:space="preserve"> PAGEREF _Toc225090852 \h </w:instrText>
+              <w:fldChar w:fldCharType="separate"/>
+              <w:t>46</w:t>
+              <w:fldChar w:fldCharType="end"/>
+            </w:r>
+          </w:hyperlink>
+        </w:p>
+        <w:p>
+          <w:pPr>
+            <w:pStyle w:val="TOC2"/>
+            <w:tabs>
+              <w:tab w:val="right" w:leader="dot" w:pos="9350"/>
+            </w:tabs>
+            <w:rPr>
+              <w:rFonts w:asciiTheme="minorHAnsi" w:eastAsiaTheme="minorEastAsia" w:hAnsiTheme="minorHAnsi" w:cstheme="minorBidi"/>
+              <w:noProof/>
+              <w:color w:val="auto"/>
+              <w:kern w:val="2"/>
+              <w:sz w:val="24"/>
+              <w:szCs w:val="24"/>
+              <w14:ligatures w14:val="standardContextual"/>
+            </w:rPr>
+          </w:pPr>
+          <w:hyperlink w:anchor="_Toc225090853" w:history="1">
+            <w:r>
+              <w:rPr>
+                <w:rStyle w:val="Hyperlink"/>
+                <w:noProof/>
+              </w:rPr>
+              <w:t>7.7  Exercises</w:t>
+            </w:r>
+            <w:r>
+              <w:rPr>
+                <w:noProof/>
+              </w:rPr>
+              <w:tab/>
+              <w:fldChar w:fldCharType="begin"/>
+              <w:instrText xml:space="preserve"> PAGEREF _Toc225090853 \h </w:instrText>
+              <w:fldChar w:fldCharType="separate"/>
+              <w:t>46</w:t>
               <w:fldChar w:fldCharType="end"/>
             </w:r>
           </w:hyperlink>
@@ -1779,16 +2467,22 @@
               <w:tab w:val="right" w:leader="dot" w:pos="9350"/>
             </w:tabs>
             <w:rPr>
+              <w:rFonts w:asciiTheme="minorHAnsi" w:eastAsiaTheme="minorEastAsia" w:hAnsiTheme="minorHAnsi" w:cstheme="minorBidi"/>
               <w:noProof/>
+              <w:color w:val="auto"/>
+              <w:kern w:val="2"/>
+              <w:sz w:val="24"/>
+              <w:szCs w:val="24"/>
+              <w14:ligatures w14:val="standardContextual"/>
             </w:rPr>
           </w:pPr>
-          <w:hyperlink w:anchor="_Toc222298219" w:history="1">
+          <w:hyperlink w:anchor="_Toc225090854" w:history="1">
             <w:r>
               <w:rPr>
                 <w:rStyle w:val="Hyperlink"/>
                 <w:noProof/>
               </w:rPr>
-              <w:t>Loading programs</w:t>
+              <w:t>The file system</w:t>
             </w:r>
             <w:r>
               <w:rPr>
@@ -1796,7 +2490,7 @@
               </w:rPr>
               <w:tab/>
               <w:fldChar w:fldCharType="begin"/>
-              <w:instrText xml:space="preserve"> PAGEREF _Toc222298219 \h </w:instrText>
+              <w:instrText xml:space="preserve"> PAGEREF _Toc225090854 \h </w:instrText>
               <w:fldChar w:fldCharType="separate"/>
               <w:t>47</w:t>
               <w:fldChar w:fldCharType="end"/>
@@ -1810,16 +2504,22 @@
               <w:tab w:val="right" w:leader="dot" w:pos="9350"/>
             </w:tabs>
             <w:rPr>
+              <w:rFonts w:asciiTheme="minorHAnsi" w:eastAsiaTheme="minorEastAsia" w:hAnsiTheme="minorHAnsi" w:cstheme="minorBidi"/>
               <w:noProof/>
+              <w:color w:val="auto"/>
+              <w:kern w:val="2"/>
+              <w:sz w:val="24"/>
+              <w:szCs w:val="24"/>
+              <w14:ligatures w14:val="standardContextual"/>
             </w:rPr>
           </w:pPr>
-          <w:hyperlink w:anchor="_Toc222298220" w:history="1">
+          <w:hyperlink w:anchor="_Toc225090855" w:history="1">
             <w:r>
               <w:rPr>
                 <w:rStyle w:val="Hyperlink"/>
                 <w:noProof/>
               </w:rPr>
-              <w:t>7.1  The ELF format</w:t>
+              <w:t>8.1  Overview</w:t>
             </w:r>
             <w:r>
               <w:rPr>
@@ -1827,7 +2527,7 @@
               </w:rPr>
               <w:tab/>
               <w:fldChar w:fldCharType="begin"/>
-              <w:instrText xml:space="preserve"> PAGEREF _Toc222298220 \h </w:instrText>
+              <w:instrText xml:space="preserve"> PAGEREF _Toc225090855 \h </w:instrText>
               <w:fldChar w:fldCharType="separate"/>
               <w:t>47</w:t>
               <w:fldChar w:fldCharType="end"/>
@@ -1841,16 +2541,22 @@
               <w:tab w:val="right" w:leader="dot" w:pos="9350"/>
             </w:tabs>
             <w:rPr>
+              <w:rFonts w:asciiTheme="minorHAnsi" w:eastAsiaTheme="minorEastAsia" w:hAnsiTheme="minorHAnsi" w:cstheme="minorBidi"/>
               <w:noProof/>
+              <w:color w:val="auto"/>
+              <w:kern w:val="2"/>
+              <w:sz w:val="24"/>
+              <w:szCs w:val="24"/>
+              <w14:ligatures w14:val="standardContextual"/>
             </w:rPr>
           </w:pPr>
-          <w:hyperlink w:anchor="_Toc222298221" w:history="1">
+          <w:hyperlink w:anchor="_Toc225090856" w:history="1">
             <w:r>
               <w:rPr>
                 <w:rStyle w:val="Hyperlink"/>
                 <w:noProof/>
               </w:rPr>
-              <w:t>7.2  Code: The ELF loader</w:t>
+              <w:t>8.2  Disk layout</w:t>
             </w:r>
             <w:r>
               <w:rPr>
@@ -1858,9 +2564,9 @@
               </w:rPr>
               <w:tab/>
               <w:fldChar w:fldCharType="begin"/>
-              <w:instrText xml:space="preserve"> PAGEREF _Toc222298221 \h </w:instrText>
+              <w:instrText xml:space="preserve"> PAGEREF _Toc225090856 \h </w:instrText>
               <w:fldChar w:fldCharType="separate"/>
-              <w:t>48</w:t>
+              <w:t>47</w:t>
               <w:fldChar w:fldCharType="end"/>
             </w:r>
           </w:hyperlink>
@@ -1872,16 +2578,22 @@
               <w:tab w:val="right" w:leader="dot" w:pos="9350"/>
             </w:tabs>
             <w:rPr>
+              <w:rFonts w:asciiTheme="minorHAnsi" w:eastAsiaTheme="minorEastAsia" w:hAnsiTheme="minorHAnsi" w:cstheme="minorBidi"/>
               <w:noProof/>
+              <w:color w:val="auto"/>
+              <w:kern w:val="2"/>
+              <w:sz w:val="24"/>
+              <w:szCs w:val="24"/>
+              <w14:ligatures w14:val="standardContextual"/>
             </w:rPr>
           </w:pPr>
-          <w:hyperlink w:anchor="_Toc222298222" w:history="1">
+          <w:hyperlink w:anchor="_Toc225090857" w:history="1">
             <w:r>
               <w:rPr>
                 <w:rStyle w:val="Hyperlink"/>
                 <w:noProof/>
               </w:rPr>
-              <w:t>7.3  Position-independent code</w:t>
+              <w:t>8.3  Code: Block layer</w:t>
             </w:r>
             <w:r>
               <w:rPr>
@@ -1889,7 +2601,7 @@
               </w:rPr>
               <w:tab/>
               <w:fldChar w:fldCharType="begin"/>
-              <w:instrText xml:space="preserve"> PAGEREF _Toc222298222 \h </w:instrText>
+              <w:instrText xml:space="preserve"> PAGEREF _Toc225090857 \h </w:instrText>
               <w:fldChar w:fldCharType="separate"/>
               <w:t>49</w:t>
               <w:fldChar w:fldCharType="end"/>
@@ -1903,16 +2615,22 @@
               <w:tab w:val="right" w:leader="dot" w:pos="9350"/>
             </w:tabs>
             <w:rPr>
+              <w:rFonts w:asciiTheme="minorHAnsi" w:eastAsiaTheme="minorEastAsia" w:hAnsiTheme="minorHAnsi" w:cstheme="minorBidi"/>
               <w:noProof/>
+              <w:color w:val="auto"/>
+              <w:kern w:val="2"/>
+              <w:sz w:val="24"/>
+              <w:szCs w:val="24"/>
+              <w14:ligatures w14:val="standardContextual"/>
             </w:rPr>
           </w:pPr>
-          <w:hyperlink w:anchor="_Toc222298223" w:history="1">
+          <w:hyperlink w:anchor="_Toc225090858" w:history="1">
             <w:r>
               <w:rPr>
                 <w:rStyle w:val="Hyperlink"/>
                 <w:noProof/>
               </w:rPr>
-              <w:t>7.4  The relocation problem</w:t>
+              <w:t>8.4  Code: Block allocation bitmap</w:t>
             </w:r>
             <w:r>
               <w:rPr>
@@ -1920,7 +2638,7 @@
               </w:rPr>
               <w:tab/>
               <w:fldChar w:fldCharType="begin"/>
-              <w:instrText xml:space="preserve"> PAGEREF _Toc222298223 \h </w:instrText>
+              <w:instrText xml:space="preserve"> PAGEREF _Toc225090858 \h </w:instrText>
               <w:fldChar w:fldCharType="separate"/>
               <w:t>49</w:t>
               <w:fldChar w:fldCharType="end"/>
@@ -1934,16 +2652,22 @@
               <w:tab w:val="right" w:leader="dot" w:pos="9350"/>
             </w:tabs>
             <w:rPr>
+              <w:rFonts w:asciiTheme="minorHAnsi" w:eastAsiaTheme="minorEastAsia" w:hAnsiTheme="minorHAnsi" w:cstheme="minorBidi"/>
               <w:noProof/>
+              <w:color w:val="auto"/>
+              <w:kern w:val="2"/>
+              <w:sz w:val="24"/>
+              <w:szCs w:val="24"/>
+              <w14:ligatures w14:val="standardContextual"/>
             </w:rPr>
           </w:pPr>
-          <w:hyperlink w:anchor="_Toc222298224" w:history="1">
+          <w:hyperlink w:anchor="_Toc225090859" w:history="1">
             <w:r>
               <w:rPr>
                 <w:rStyle w:val="Hyperlink"/>
                 <w:noProof/>
               </w:rPr>
-              <w:t>7.5  Known PIE limitations</w:t>
+              <w:t>8.5  Code: Inodes</w:t>
             </w:r>
             <w:r>
               <w:rPr>
@@ -1951,7 +2675,7 @@
               </w:rPr>
               <w:tab/>
               <w:fldChar w:fldCharType="begin"/>
-              <w:instrText xml:space="preserve"> PAGEREF _Toc222298224 \h </w:instrText>
+              <w:instrText xml:space="preserve"> PAGEREF _Toc225090859 \h </w:instrText>
               <w:fldChar w:fldCharType="separate"/>
               <w:t>50</w:t>
               <w:fldChar w:fldCharType="end"/>
@@ -1965,16 +2689,22 @@
               <w:tab w:val="right" w:leader="dot" w:pos="9350"/>
             </w:tabs>
             <w:rPr>
+              <w:rFonts w:asciiTheme="minorHAnsi" w:eastAsiaTheme="minorEastAsia" w:hAnsiTheme="minorHAnsi" w:cstheme="minorBidi"/>
               <w:noProof/>
+              <w:color w:val="auto"/>
+              <w:kern w:val="2"/>
+              <w:sz w:val="24"/>
+              <w:szCs w:val="24"/>
+              <w14:ligatures w14:val="standardContextual"/>
             </w:rPr>
           </w:pPr>
-          <w:hyperlink w:anchor="_Toc222298225" w:history="1">
+          <w:hyperlink w:anchor="_Toc225090860" w:history="1">
             <w:r>
               <w:rPr>
                 <w:rStyle w:val="Hyperlink"/>
                 <w:noProof/>
               </w:rPr>
-              <w:t>7.6  Real world</w:t>
+              <w:t>8.6  Code: Directories</w:t>
             </w:r>
             <w:r>
               <w:rPr>
@@ -1982,9 +2712,9 @@
               </w:rPr>
               <w:tab/>
               <w:fldChar w:fldCharType="begin"/>
-              <w:instrText xml:space="preserve"> PAGEREF _Toc222298225 \h </w:instrText>
+              <w:instrText xml:space="preserve"> PAGEREF _Toc225090860 \h </w:instrText>
               <w:fldChar w:fldCharType="separate"/>
-              <w:t>50</w:t>
+              <w:t>51</w:t>
               <w:fldChar w:fldCharType="end"/>
             </w:r>
           </w:hyperlink>
@@ -1996,16 +2726,22 @@
               <w:tab w:val="right" w:leader="dot" w:pos="9350"/>
             </w:tabs>
             <w:rPr>
+              <w:rFonts w:asciiTheme="minorHAnsi" w:eastAsiaTheme="minorEastAsia" w:hAnsiTheme="minorHAnsi" w:cstheme="minorBidi"/>
               <w:noProof/>
+              <w:color w:val="auto"/>
+              <w:kern w:val="2"/>
+              <w:sz w:val="24"/>
+              <w:szCs w:val="24"/>
+              <w14:ligatures w14:val="standardContextual"/>
             </w:rPr>
           </w:pPr>
-          <w:hyperlink w:anchor="_Toc222298226" w:history="1">
+          <w:hyperlink w:anchor="_Toc225090861" w:history="1">
             <w:r>
               <w:rPr>
                 <w:rStyle w:val="Hyperlink"/>
                 <w:noProof/>
               </w:rPr>
-              <w:t>7.7  Exercises</w:t>
+              <w:t>8.7  Code: Path resolution</w:t>
             </w:r>
             <w:r>
               <w:rPr>
@@ -2013,9 +2749,120 @@
               </w:rPr>
               <w:tab/>
               <w:fldChar w:fldCharType="begin"/>
-              <w:instrText xml:space="preserve"> PAGEREF _Toc222298226 \h </w:instrText>
+              <w:instrText xml:space="preserve"> PAGEREF _Toc225090861 \h </w:instrText>
               <w:fldChar w:fldCharType="separate"/>
-              <w:t>51</w:t>
+              <w:t>52</w:t>
+              <w:fldChar w:fldCharType="end"/>
+            </w:r>
+          </w:hyperlink>
+        </w:p>
+        <w:p>
+          <w:pPr>
+            <w:pStyle w:val="TOC2"/>
+            <w:tabs>
+              <w:tab w:val="right" w:leader="dot" w:pos="9350"/>
+            </w:tabs>
+            <w:rPr>
+              <w:rFonts w:asciiTheme="minorHAnsi" w:eastAsiaTheme="minorEastAsia" w:hAnsiTheme="minorHAnsi" w:cstheme="minorBidi"/>
+              <w:noProof/>
+              <w:color w:val="auto"/>
+              <w:kern w:val="2"/>
+              <w:sz w:val="24"/>
+              <w:szCs w:val="24"/>
+              <w14:ligatures w14:val="standardContextual"/>
+            </w:rPr>
+          </w:pPr>
+          <w:hyperlink w:anchor="_Toc225090862" w:history="1">
+            <w:r>
+              <w:rPr>
+                <w:rStyle w:val="Hyperlink"/>
+                <w:noProof/>
+              </w:rPr>
+              <w:t>8.8  Code: Creating directories</w:t>
+            </w:r>
+            <w:r>
+              <w:rPr>
+                <w:noProof/>
+              </w:rPr>
+              <w:tab/>
+              <w:fldChar w:fldCharType="begin"/>
+              <w:instrText xml:space="preserve"> PAGEREF _Toc225090862 \h </w:instrText>
+              <w:fldChar w:fldCharType="separate"/>
+              <w:t>53</w:t>
+              <w:fldChar w:fldCharType="end"/>
+            </w:r>
+          </w:hyperlink>
+        </w:p>
+        <w:p>
+          <w:pPr>
+            <w:pStyle w:val="TOC2"/>
+            <w:tabs>
+              <w:tab w:val="right" w:leader="dot" w:pos="9350"/>
+            </w:tabs>
+            <w:rPr>
+              <w:rFonts w:asciiTheme="minorHAnsi" w:eastAsiaTheme="minorEastAsia" w:hAnsiTheme="minorHAnsi" w:cstheme="minorBidi"/>
+              <w:noProof/>
+              <w:color w:val="auto"/>
+              <w:kern w:val="2"/>
+              <w:sz w:val="24"/>
+              <w:szCs w:val="24"/>
+              <w14:ligatures w14:val="standardContextual"/>
+            </w:rPr>
+          </w:pPr>
+          <w:hyperlink w:anchor="_Toc225090863" w:history="1">
+            <w:r>
+              <w:rPr>
+                <w:rStyle w:val="Hyperlink"/>
+                <w:noProof/>
+              </w:rPr>
+              <w:t>8.9  Real world</w:t>
+            </w:r>
+            <w:r>
+              <w:rPr>
+                <w:noProof/>
+              </w:rPr>
+              <w:tab/>
+              <w:fldChar w:fldCharType="begin"/>
+              <w:instrText xml:space="preserve"> PAGEREF _Toc225090863 \h </w:instrText>
+              <w:fldChar w:fldCharType="separate"/>
+              <w:t>53</w:t>
+              <w:fldChar w:fldCharType="end"/>
+            </w:r>
+          </w:hyperlink>
+        </w:p>
+        <w:p>
+          <w:pPr>
+            <w:pStyle w:val="TOC2"/>
+            <w:tabs>
+              <w:tab w:val="right" w:leader="dot" w:pos="9350"/>
+            </w:tabs>
+            <w:rPr>
+              <w:rFonts w:asciiTheme="minorHAnsi" w:eastAsiaTheme="minorEastAsia" w:hAnsiTheme="minorHAnsi" w:cstheme="minorBidi"/>
+              <w:noProof/>
+              <w:color w:val="auto"/>
+              <w:kern w:val="2"/>
+              <w:sz w:val="24"/>
+              <w:szCs w:val="24"/>
+              <w14:ligatures w14:val="standardContextual"/>
+            </w:rPr>
+          </w:pPr>
+          <w:hyperlink w:anchor="_Toc225090864" w:history="1">
+            <w:r>
+              <w:rPr>
+                <w:rStyle w:val="Hyperlink"/>
+                <w:noProof/>
+              </w:rPr>
+              <w:t>8.10  Exercises</w:t>
+            </w:r>
+            <w:r>
+              <w:rPr>
+                <w:noProof/>
+              </w:rPr>
+              <w:tab/>
+              <w:fldChar w:fldCharType="begin"/>
+              <w:instrText xml:space="preserve"> PAGEREF _Toc225090864 \h </w:instrText>
+              <w:fldChar w:fldCharType="separate"/>
+              <w:t>54</w:t>
               <w:fldChar w:fldCharType="end"/>
             </w:r>
           </w:hyperlink>
@@ -2027,16 +2874,22 @@
               <w:tab w:val="right" w:leader="dot" w:pos="9350"/>
             </w:tabs>
             <w:rPr>
+              <w:rFonts w:asciiTheme="minorHAnsi" w:eastAsiaTheme="minorEastAsia" w:hAnsiTheme="minorHAnsi" w:cstheme="minorBidi"/>
               <w:noProof/>
+              <w:color w:val="auto"/>
+              <w:kern w:val="2"/>
+              <w:sz w:val="24"/>
+              <w:szCs w:val="24"/>
+              <w14:ligatures w14:val="standardContextual"/>
             </w:rPr>
           </w:pPr>
-          <w:hyperlink w:anchor="_Toc222298227" w:history="1">
+          <w:hyperlink w:anchor="_Toc225090865" w:history="1">
             <w:r>
               <w:rPr>
                 <w:rStyle w:val="Hyperlink"/>
                 <w:noProof/>
               </w:rPr>
-              <w:t>The shell</w:t>
+              <w:t>Device drivers</w:t>
             </w:r>
             <w:r>
               <w:rPr>
@@ -2044,9 +2897,9 @@
               </w:rPr>
               <w:tab/>
               <w:fldChar w:fldCharType="begin"/>
-              <w:instrText xml:space="preserve"> PAGEREF _Toc222298227 \h </w:instrText>
+              <w:instrText xml:space="preserve"> PAGEREF _Toc225090865 \h </w:instrText>
               <w:fldChar w:fldCharType="separate"/>
-              <w:t>52</w:t>
+              <w:t>55</w:t>
               <w:fldChar w:fldCharType="end"/>
             </w:r>
           </w:hyperlink>
@@ -2058,16 +2911,22 @@
               <w:tab w:val="right" w:leader="dot" w:pos="9350"/>
             </w:tabs>
             <w:rPr>
+              <w:rFonts w:asciiTheme="minorHAnsi" w:eastAsiaTheme="minorEastAsia" w:hAnsiTheme="minorHAnsi" w:cstheme="minorBidi"/>
               <w:noProof/>
+              <w:color w:val="auto"/>
+              <w:kern w:val="2"/>
+              <w:sz w:val="24"/>
+              <w:szCs w:val="24"/>
+              <w14:ligatures w14:val="standardContextual"/>
             </w:rPr>
           </w:pPr>
-          <w:hyperlink w:anchor="_Toc222298228" w:history="1">
+          <w:hyperlink w:anchor="_Toc225090866" w:history="1">
             <w:r>
               <w:rPr>
                 <w:rStyle w:val="Hyperlink"/>
                 <w:noProof/>
               </w:rPr>
-              <w:t>8.1  Structure of the shell</w:t>
+              <w:t>9.1  The device driver interface</w:t>
             </w:r>
             <w:r>
               <w:rPr>
@@ -2075,9 +2934,9 @@
               </w:rPr>
               <w:tab/>
               <w:fldChar w:fldCharType="begin"/>
-              <w:instrText xml:space="preserve"> PAGEREF _Toc222298228 \h </w:instrText>
+              <w:instrText xml:space="preserve"> PAGEREF _Toc225090866 \h </w:instrText>
               <w:fldChar w:fldCharType="separate"/>
-              <w:t>52</w:t>
+              <w:t>55</w:t>
               <w:fldChar w:fldCharType="end"/>
             </w:r>
           </w:hyperlink>
@@ -2089,16 +2948,22 @@
               <w:tab w:val="right" w:leader="dot" w:pos="9350"/>
             </w:tabs>
             <w:rPr>
+              <w:rFonts w:asciiTheme="minorHAnsi" w:eastAsiaTheme="minorEastAsia" w:hAnsiTheme="minorHAnsi" w:cstheme="minorBidi"/>
               <w:noProof/>
+              <w:color w:val="auto"/>
+              <w:kern w:val="2"/>
+              <w:sz w:val="24"/>
+              <w:szCs w:val="24"/>
+              <w14:ligatures w14:val="standardContextual"/>
             </w:rPr>
           </w:pPr>
-          <w:hyperlink w:anchor="_Toc222298229" w:history="1">
+          <w:hyperlink w:anchor="_Toc225090867" w:history="1">
             <w:r>
               <w:rPr>
                 <w:rStyle w:val="Hyperlink"/>
                 <w:noProof/>
               </w:rPr>
-              <w:t>8.2  Variable expansion</w:t>
+              <w:t>9.2  Code: The console driver</w:t>
             </w:r>
             <w:r>
               <w:rPr>
@@ -2106,9 +2971,9 @@
               </w:rPr>
               <w:tab/>
               <w:fldChar w:fldCharType="begin"/>
-              <w:instrText xml:space="preserve"> PAGEREF _Toc222298229 \h </w:instrText>
+              <w:instrText xml:space="preserve"> PAGEREF _Toc225090867 \h </w:instrText>
               <w:fldChar w:fldCharType="separate"/>
-              <w:t>53</w:t>
+              <w:t>56</w:t>
               <w:fldChar w:fldCharType="end"/>
             </w:r>
           </w:hyperlink>
@@ -2120,16 +2985,22 @@
               <w:tab w:val="right" w:leader="dot" w:pos="9350"/>
             </w:tabs>
             <w:rPr>
+              <w:rFonts w:asciiTheme="minorHAnsi" w:eastAsiaTheme="minorEastAsia" w:hAnsiTheme="minorHAnsi" w:cstheme="minorBidi"/>
               <w:noProof/>
+              <w:color w:val="auto"/>
+              <w:kern w:val="2"/>
+              <w:sz w:val="24"/>
+              <w:szCs w:val="24"/>
+              <w14:ligatures w14:val="standardContextual"/>
             </w:rPr>
           </w:pPr>
-          <w:hyperlink w:anchor="_Toc222298230" w:history="1">
+          <w:hyperlink w:anchor="_Toc225090868" w:history="1">
             <w:r>
               <w:rPr>
                 <w:rStyle w:val="Hyperlink"/>
                 <w:noProof/>
               </w:rPr>
-              <w:t>8.3  Built-in commands</w:t>
+              <w:t>9.3  Connecting devices to the filesystem</w:t>
             </w:r>
             <w:r>
               <w:rPr>
@@ -2137,9 +3008,9 @@
               </w:rPr>
               <w:tab/>
               <w:fldChar w:fldCharType="begin"/>
-              <w:instrText xml:space="preserve"> PAGEREF _Toc222298230 \h </w:instrText>
+              <w:instrText xml:space="preserve"> PAGEREF _Toc225090868 \h </w:instrText>
               <w:fldChar w:fldCharType="separate"/>
-              <w:t>53</w:t>
+              <w:t>57</w:t>
               <w:fldChar w:fldCharType="end"/>
             </w:r>
           </w:hyperlink>
@@ -2151,16 +3022,22 @@
               <w:tab w:val="right" w:leader="dot" w:pos="9350"/>
             </w:tabs>
             <w:rPr>
+              <w:rFonts w:asciiTheme="minorHAnsi" w:eastAsiaTheme="minorEastAsia" w:hAnsiTheme="minorHAnsi" w:cstheme="minorBidi"/>
               <w:noProof/>
+              <w:color w:val="auto"/>
+              <w:kern w:val="2"/>
+              <w:sz w:val="24"/>
+              <w:szCs w:val="24"/>
+              <w14:ligatures w14:val="standardContextual"/>
             </w:rPr>
           </w:pPr>
-          <w:hyperlink w:anchor="_Toc222298231" w:history="1">
+          <w:hyperlink w:anchor="_Toc225090869" w:history="1">
             <w:r>
               <w:rPr>
                 <w:rStyle w:val="Hyperlink"/>
                 <w:noProof/>
               </w:rPr>
-              <w:t>8.4  External commands and PATH lookup</w:t>
+              <w:t>9.4  Real world</w:t>
             </w:r>
             <w:r>
               <w:rPr>
@@ -2168,9 +3045,9 @@
               </w:rPr>
               <w:tab/>
               <w:fldChar w:fldCharType="begin"/>
-              <w:instrText xml:space="preserve"> PAGEREF _Toc222298231 \h </w:instrText>
+              <w:instrText xml:space="preserve"> PAGEREF _Toc225090869 \h </w:instrText>
               <w:fldChar w:fldCharType="separate"/>
-              <w:t>54</w:t>
+              <w:t>58</w:t>
               <w:fldChar w:fldCharType="end"/>
             </w:r>
           </w:hyperlink>
@@ -2182,16 +3059,22 @@
               <w:tab w:val="right" w:leader="dot" w:pos="9350"/>
             </w:tabs>
             <w:rPr>
+              <w:rFonts w:asciiTheme="minorHAnsi" w:eastAsiaTheme="minorEastAsia" w:hAnsiTheme="minorHAnsi" w:cstheme="minorBidi"/>
               <w:noProof/>
+              <w:color w:val="auto"/>
+              <w:kern w:val="2"/>
+              <w:sz w:val="24"/>
+              <w:szCs w:val="24"/>
+              <w14:ligatures w14:val="standardContextual"/>
             </w:rPr>
           </w:pPr>
-          <w:hyperlink w:anchor="_Toc222298232" w:history="1">
+          <w:hyperlink w:anchor="_Toc225090870" w:history="1">
             <w:r>
               <w:rPr>
                 <w:rStyle w:val="Hyperlink"/>
                 <w:noProof/>
               </w:rPr>
-              <w:t>8.5  Real world</w:t>
+              <w:t>9.5  Exercises</w:t>
             </w:r>
             <w:r>
               <w:rPr>
@@ -2199,9 +3082,46 @@
               </w:rPr>
               <w:tab/>
               <w:fldChar w:fldCharType="begin"/>
-              <w:instrText xml:space="preserve"> PAGEREF _Toc222298232 \h </w:instrText>
+              <w:instrText xml:space="preserve"> PAGEREF _Toc225090870 \h </w:instrText>
               <w:fldChar w:fldCharType="separate"/>
-              <w:t>54</w:t>
+              <w:t>59</w:t>
+              <w:fldChar w:fldCharType="end"/>
+            </w:r>
+          </w:hyperlink>
+        </w:p>
+        <w:p>
+          <w:pPr>
+            <w:pStyle w:val="TOC1"/>
+            <w:tabs>
+              <w:tab w:val="right" w:leader="dot" w:pos="9350"/>
+            </w:tabs>
+            <w:rPr>
+              <w:rFonts w:asciiTheme="minorHAnsi" w:eastAsiaTheme="minorEastAsia" w:hAnsiTheme="minorHAnsi" w:cstheme="minorBidi"/>
+              <w:noProof/>
+              <w:color w:val="auto"/>
+              <w:kern w:val="2"/>
+              <w:sz w:val="24"/>
+              <w:szCs w:val="24"/>
+              <w14:ligatures w14:val="standardContextual"/>
+            </w:rPr>
+          </w:pPr>
+          <w:hyperlink w:anchor="_Toc225090871" w:history="1">
+            <w:r>
+              <w:rPr>
+                <w:rStyle w:val="Hyperlink"/>
+                <w:noProof/>
+              </w:rPr>
+              <w:t>Loading programs</w:t>
+            </w:r>
+            <w:r>
+              <w:rPr>
+                <w:noProof/>
+              </w:rPr>
+              <w:tab/>
+              <w:fldChar w:fldCharType="begin"/>
+              <w:instrText xml:space="preserve"> PAGEREF _Toc225090871 \h </w:instrText>
+              <w:fldChar w:fldCharType="separate"/>
+              <w:t>60</w:t>
               <w:fldChar w:fldCharType="end"/>
             </w:r>
           </w:hyperlink>
@@ -2213,16 +3133,22 @@
               <w:tab w:val="right" w:leader="dot" w:pos="9350"/>
             </w:tabs>
             <w:rPr>
+              <w:rFonts w:asciiTheme="minorHAnsi" w:eastAsiaTheme="minorEastAsia" w:hAnsiTheme="minorHAnsi" w:cstheme="minorBidi"/>
               <w:noProof/>
+              <w:color w:val="auto"/>
+              <w:kern w:val="2"/>
+              <w:sz w:val="24"/>
+              <w:szCs w:val="24"/>
+              <w14:ligatures w14:val="standardContextual"/>
             </w:rPr>
           </w:pPr>
-          <w:hyperlink w:anchor="_Toc222298233" w:history="1">
+          <w:hyperlink w:anchor="_Toc225090872" w:history="1">
             <w:r>
               <w:rPr>
                 <w:rStyle w:val="Hyperlink"/>
                 <w:noProof/>
               </w:rPr>
-              <w:t>8.6  Exercises</w:t>
+              <w:t>10.1  The ELF format</w:t>
             </w:r>
             <w:r>
               <w:rPr>
@@ -2230,9 +3156,231 @@
               </w:rPr>
               <w:tab/>
               <w:fldChar w:fldCharType="begin"/>
-              <w:instrText xml:space="preserve"> PAGEREF _Toc222298233 \h </w:instrText>
+              <w:instrText xml:space="preserve"> PAGEREF _Toc225090872 \h </w:instrText>
               <w:fldChar w:fldCharType="separate"/>
-              <w:t>55</w:t>
+              <w:t>60</w:t>
+              <w:fldChar w:fldCharType="end"/>
+            </w:r>
+          </w:hyperlink>
+        </w:p>
+        <w:p>
+          <w:pPr>
+            <w:pStyle w:val="TOC2"/>
+            <w:tabs>
+              <w:tab w:val="right" w:leader="dot" w:pos="9350"/>
+            </w:tabs>
+            <w:rPr>
+              <w:rFonts w:asciiTheme="minorHAnsi" w:eastAsiaTheme="minorEastAsia" w:hAnsiTheme="minorHAnsi" w:cstheme="minorBidi"/>
+              <w:noProof/>
+              <w:color w:val="auto"/>
+              <w:kern w:val="2"/>
+              <w:sz w:val="24"/>
+              <w:szCs w:val="24"/>
+              <w14:ligatures w14:val="standardContextual"/>
+            </w:rPr>
+          </w:pPr>
+          <w:hyperlink w:anchor="_Toc225090873" w:history="1">
+            <w:r>
+              <w:rPr>
+                <w:rStyle w:val="Hyperlink"/>
+                <w:noProof/>
+              </w:rPr>
+              <w:t>10.2  Code: The ELF loader</w:t>
+            </w:r>
+            <w:r>
+              <w:rPr>
+                <w:noProof/>
+              </w:rPr>
+              <w:tab/>
+              <w:fldChar w:fldCharType="begin"/>
+              <w:instrText xml:space="preserve"> PAGEREF _Toc225090873 \h </w:instrText>
+              <w:fldChar w:fldCharType="separate"/>
+              <w:t>61</w:t>
+              <w:fldChar w:fldCharType="end"/>
+            </w:r>
+          </w:hyperlink>
+        </w:p>
+        <w:p>
+          <w:pPr>
+            <w:pStyle w:val="TOC2"/>
+            <w:tabs>
+              <w:tab w:val="right" w:leader="dot" w:pos="9350"/>
+            </w:tabs>
+            <w:rPr>
+              <w:rFonts w:asciiTheme="minorHAnsi" w:eastAsiaTheme="minorEastAsia" w:hAnsiTheme="minorHAnsi" w:cstheme="minorBidi"/>
+              <w:noProof/>
+              <w:color w:val="auto"/>
+              <w:kern w:val="2"/>
+              <w:sz w:val="24"/>
+              <w:szCs w:val="24"/>
+              <w14:ligatures w14:val="standardContextual"/>
+            </w:rPr>
+          </w:pPr>
+          <w:hyperlink w:anchor="_Toc225090874" w:history="1">
+            <w:r>
+              <w:rPr>
+                <w:rStyle w:val="Hyperlink"/>
+                <w:noProof/>
+              </w:rPr>
+              <w:t>10.3  Position-independent code</w:t>
+            </w:r>
+            <w:r>
+              <w:rPr>
+                <w:noProof/>
+              </w:rPr>
+              <w:tab/>
+              <w:fldChar w:fldCharType="begin"/>
+              <w:instrText xml:space="preserve"> PAGEREF _Toc225090874 \h </w:instrText>
+              <w:fldChar w:fldCharType="separate"/>
+              <w:t>62</w:t>
+              <w:fldChar w:fldCharType="end"/>
+            </w:r>
+          </w:hyperlink>
+        </w:p>
+        <w:p>
+          <w:pPr>
+            <w:pStyle w:val="TOC2"/>
+            <w:tabs>
+              <w:tab w:val="right" w:leader="dot" w:pos="9350"/>
+            </w:tabs>
+            <w:rPr>
+              <w:rFonts w:asciiTheme="minorHAnsi" w:eastAsiaTheme="minorEastAsia" w:hAnsiTheme="minorHAnsi" w:cstheme="minorBidi"/>
+              <w:noProof/>
+              <w:color w:val="auto"/>
+              <w:kern w:val="2"/>
+              <w:sz w:val="24"/>
+              <w:szCs w:val="24"/>
+              <w14:ligatures w14:val="standardContextual"/>
+            </w:rPr>
+          </w:pPr>
+          <w:hyperlink w:anchor="_Toc225090875" w:history="1">
+            <w:r>
+              <w:rPr>
+                <w:rStyle w:val="Hyperlink"/>
+                <w:noProof/>
+              </w:rPr>
+              <w:t>10.4  The relocation problem</w:t>
+            </w:r>
+            <w:r>
+              <w:rPr>
+                <w:noProof/>
+              </w:rPr>
+              <w:tab/>
+              <w:fldChar w:fldCharType="begin"/>
+              <w:instrText xml:space="preserve"> PAGEREF _Toc225090875 \h </w:instrText>
+              <w:fldChar w:fldCharType="separate"/>
+              <w:t>62</w:t>
+              <w:fldChar w:fldCharType="end"/>
+            </w:r>
+          </w:hyperlink>
+        </w:p>
+        <w:p>
+          <w:pPr>
+            <w:pStyle w:val="TOC2"/>
+            <w:tabs>
+              <w:tab w:val="right" w:leader="dot" w:pos="9350"/>
+            </w:tabs>
+            <w:rPr>
+              <w:rFonts w:asciiTheme="minorHAnsi" w:eastAsiaTheme="minorEastAsia" w:hAnsiTheme="minorHAnsi" w:cstheme="minorBidi"/>
+              <w:noProof/>
+              <w:color w:val="auto"/>
+              <w:kern w:val="2"/>
+              <w:sz w:val="24"/>
+              <w:szCs w:val="24"/>
+              <w14:ligatures w14:val="standardContextual"/>
+            </w:rPr>
+          </w:pPr>
+          <w:hyperlink w:anchor="_Toc225090876" w:history="1">
+            <w:r>
+              <w:rPr>
+                <w:rStyle w:val="Hyperlink"/>
+                <w:noProof/>
+              </w:rPr>
+              <w:t>10.5  Known PIE limitations</w:t>
+            </w:r>
+            <w:r>
+              <w:rPr>
+                <w:noProof/>
+              </w:rPr>
+              <w:tab/>
+              <w:fldChar w:fldCharType="begin"/>
+              <w:instrText xml:space="preserve"> PAGEREF _Toc225090876 \h </w:instrText>
+              <w:fldChar w:fldCharType="separate"/>
+              <w:t>62</w:t>
+              <w:fldChar w:fldCharType="end"/>
+            </w:r>
+          </w:hyperlink>
+        </w:p>
+        <w:p>
+          <w:pPr>
+            <w:pStyle w:val="TOC2"/>
+            <w:tabs>
+              <w:tab w:val="right" w:leader="dot" w:pos="9350"/>
+            </w:tabs>
+            <w:rPr>
+              <w:rFonts w:asciiTheme="minorHAnsi" w:eastAsiaTheme="minorEastAsia" w:hAnsiTheme="minorHAnsi" w:cstheme="minorBidi"/>
+              <w:noProof/>
+              <w:color w:val="auto"/>
+              <w:kern w:val="2"/>
+              <w:sz w:val="24"/>
+              <w:szCs w:val="24"/>
+              <w14:ligatures w14:val="standardContextual"/>
+            </w:rPr>
+          </w:pPr>
+          <w:hyperlink w:anchor="_Toc225090877" w:history="1">
+            <w:r>
+              <w:rPr>
+                <w:rStyle w:val="Hyperlink"/>
+                <w:noProof/>
+              </w:rPr>
+              <w:t>10.6  Real world</w:t>
+            </w:r>
+            <w:r>
+              <w:rPr>
+                <w:noProof/>
+              </w:rPr>
+              <w:tab/>
+              <w:fldChar w:fldCharType="begin"/>
+              <w:instrText xml:space="preserve"> PAGEREF _Toc225090877 \h </w:instrText>
+              <w:fldChar w:fldCharType="separate"/>
+              <w:t>63</w:t>
+              <w:fldChar w:fldCharType="end"/>
+            </w:r>
+          </w:hyperlink>
+        </w:p>
+        <w:p>
+          <w:pPr>
+            <w:pStyle w:val="TOC2"/>
+            <w:tabs>
+              <w:tab w:val="right" w:leader="dot" w:pos="9350"/>
+            </w:tabs>
+            <w:rPr>
+              <w:rFonts w:asciiTheme="minorHAnsi" w:eastAsiaTheme="minorEastAsia" w:hAnsiTheme="minorHAnsi" w:cstheme="minorBidi"/>
+              <w:noProof/>
+              <w:color w:val="auto"/>
+              <w:kern w:val="2"/>
+              <w:sz w:val="24"/>
+              <w:szCs w:val="24"/>
+              <w14:ligatures w14:val="standardContextual"/>
+            </w:rPr>
+          </w:pPr>
+          <w:hyperlink w:anchor="_Toc225090878" w:history="1">
+            <w:r>
+              <w:rPr>
+                <w:rStyle w:val="Hyperlink"/>
+                <w:noProof/>
+              </w:rPr>
+              <w:t>10.7  Exercises</w:t>
+            </w:r>
+            <w:r>
+              <w:rPr>
+                <w:noProof/>
+              </w:rPr>
+              <w:tab/>
+              <w:fldChar w:fldCharType="begin"/>
+              <w:instrText xml:space="preserve"> PAGEREF _Toc225090878 \h </w:instrText>
+              <w:fldChar w:fldCharType="separate"/>
+              <w:t>64</w:t>
               <w:fldChar w:fldCharType="end"/>
             </w:r>
           </w:hyperlink>
@@ -2244,16 +3392,22 @@
               <w:tab w:val="right" w:leader="dot" w:pos="9350"/>
             </w:tabs>
             <w:rPr>
+              <w:rFonts w:asciiTheme="minorHAnsi" w:eastAsiaTheme="minorEastAsia" w:hAnsiTheme="minorHAnsi" w:cstheme="minorBidi"/>
               <w:noProof/>
+              <w:color w:val="auto"/>
+              <w:kern w:val="2"/>
+              <w:sz w:val="24"/>
+              <w:szCs w:val="24"/>
+              <w14:ligatures w14:val="standardContextual"/>
             </w:rPr>
           </w:pPr>
-          <w:hyperlink w:anchor="_Toc222298234" w:history="1">
+          <w:hyperlink w:anchor="_Toc225090879" w:history="1">
             <w:r>
               <w:rPr>
                 <w:rStyle w:val="Hyperlink"/>
                 <w:noProof/>
               </w:rPr>
-              <w:t>Summary</w:t>
+              <w:t>The shell</w:t>
             </w:r>
             <w:r>
               <w:rPr>
@@ -2261,9 +3415,268 @@
               </w:rPr>
               <w:tab/>
               <w:fldChar w:fldCharType="begin"/>
-              <w:instrText xml:space="preserve"> PAGEREF _Toc222298234 \h </w:instrText>
+              <w:instrText xml:space="preserve"> PAGEREF _Toc225090879 \h </w:instrText>
               <w:fldChar w:fldCharType="separate"/>
-              <w:t>56</w:t>
+              <w:t>65</w:t>
+              <w:fldChar w:fldCharType="end"/>
+            </w:r>
+          </w:hyperlink>
+        </w:p>
+        <w:p>
+          <w:pPr>
+            <w:pStyle w:val="TOC2"/>
+            <w:tabs>
+              <w:tab w:val="right" w:leader="dot" w:pos="9350"/>
+            </w:tabs>
+            <w:rPr>
+              <w:rFonts w:asciiTheme="minorHAnsi" w:eastAsiaTheme="minorEastAsia" w:hAnsiTheme="minorHAnsi" w:cstheme="minorBidi"/>
+              <w:noProof/>
+              <w:color w:val="auto"/>
+              <w:kern w:val="2"/>
+              <w:sz w:val="24"/>
+              <w:szCs w:val="24"/>
+              <w14:ligatures w14:val="standardContextual"/>
+            </w:rPr>
+          </w:pPr>
+          <w:hyperlink w:anchor="_Toc225090880" w:history="1">
+            <w:r>
+              <w:rPr>
+                <w:rStyle w:val="Hyperlink"/>
+                <w:noProof/>
+              </w:rPr>
+              <w:t>11.1  Structure of the shell</w:t>
+            </w:r>
+            <w:r>
+              <w:rPr>
+                <w:noProof/>
+              </w:rPr>
+              <w:tab/>
+              <w:fldChar w:fldCharType="begin"/>
+              <w:instrText xml:space="preserve"> PAGEREF _Toc225090880 \h </w:instrText>
+              <w:fldChar w:fldCharType="separate"/>
+              <w:t>65</w:t>
+              <w:fldChar w:fldCharType="end"/>
+            </w:r>
+          </w:hyperlink>
+        </w:p>
+        <w:p>
+          <w:pPr>
+            <w:pStyle w:val="TOC2"/>
+            <w:tabs>
+              <w:tab w:val="right" w:leader="dot" w:pos="9350"/>
+            </w:tabs>
+            <w:rPr>
+              <w:rFonts w:asciiTheme="minorHAnsi" w:eastAsiaTheme="minorEastAsia" w:hAnsiTheme="minorHAnsi" w:cstheme="minorBidi"/>
+              <w:noProof/>
+              <w:color w:val="auto"/>
+              <w:kern w:val="2"/>
+              <w:sz w:val="24"/>
+              <w:szCs w:val="24"/>
+              <w14:ligatures w14:val="standardContextual"/>
+            </w:rPr>
+          </w:pPr>
+          <w:hyperlink w:anchor="_Toc225090881" w:history="1">
+            <w:r>
+              <w:rPr>
+                <w:rStyle w:val="Hyperlink"/>
+                <w:noProof/>
+              </w:rPr>
+              <w:t>11.2  Variable expansion</w:t>
+            </w:r>
+            <w:r>
+              <w:rPr>
+                <w:noProof/>
+              </w:rPr>
+              <w:tab/>
+              <w:fldChar w:fldCharType="begin"/>
+              <w:instrText xml:space="preserve"> PAGEREF _Toc225090881 \h </w:instrText>
+              <w:fldChar w:fldCharType="separate"/>
+              <w:t>66</w:t>
+              <w:fldChar w:fldCharType="end"/>
+            </w:r>
+          </w:hyperlink>
+        </w:p>
+        <w:p>
+          <w:pPr>
+            <w:pStyle w:val="TOC2"/>
+            <w:tabs>
+              <w:tab w:val="right" w:leader="dot" w:pos="9350"/>
+            </w:tabs>
+            <w:rPr>
+              <w:rFonts w:asciiTheme="minorHAnsi" w:eastAsiaTheme="minorEastAsia" w:hAnsiTheme="minorHAnsi" w:cstheme="minorBidi"/>
+              <w:noProof/>
+              <w:color w:val="auto"/>
+              <w:kern w:val="2"/>
+              <w:sz w:val="24"/>
+              <w:szCs w:val="24"/>
+              <w14:ligatures w14:val="standardContextual"/>
+            </w:rPr>
+          </w:pPr>
+          <w:hyperlink w:anchor="_Toc225090882" w:history="1">
+            <w:r>
+              <w:rPr>
+                <w:rStyle w:val="Hyperlink"/>
+                <w:noProof/>
+              </w:rPr>
+              <w:t>11.3  Built-in commands</w:t>
+            </w:r>
+            <w:r>
+              <w:rPr>
+                <w:noProof/>
+              </w:rPr>
+              <w:tab/>
+              <w:fldChar w:fldCharType="begin"/>
+              <w:instrText xml:space="preserve"> PAGEREF _Toc225090882 \h </w:instrText>
+              <w:fldChar w:fldCharType="separate"/>
+              <w:t>66</w:t>
+              <w:fldChar w:fldCharType="end"/>
+            </w:r>
+          </w:hyperlink>
+        </w:p>
+        <w:p>
+          <w:pPr>
+            <w:pStyle w:val="TOC2"/>
+            <w:tabs>
+              <w:tab w:val="right" w:leader="dot" w:pos="9350"/>
+            </w:tabs>
+            <w:rPr>
+              <w:rFonts w:asciiTheme="minorHAnsi" w:eastAsiaTheme="minorEastAsia" w:hAnsiTheme="minorHAnsi" w:cstheme="minorBidi"/>
+              <w:noProof/>
+              <w:color w:val="auto"/>
+              <w:kern w:val="2"/>
+              <w:sz w:val="24"/>
+              <w:szCs w:val="24"/>
+              <w14:ligatures w14:val="standardContextual"/>
+            </w:rPr>
+          </w:pPr>
+          <w:hyperlink w:anchor="_Toc225090883" w:history="1">
+            <w:r>
+              <w:rPr>
+                <w:rStyle w:val="Hyperlink"/>
+                <w:noProof/>
+              </w:rPr>
+              <w:t>11.4  External commands and PATH lookup</w:t>
+            </w:r>
+            <w:r>
+              <w:rPr>
+                <w:noProof/>
+              </w:rPr>
+              <w:tab/>
+              <w:fldChar w:fldCharType="begin"/>
+              <w:instrText xml:space="preserve"> PAGEREF _Toc225090883 \h </w:instrText>
+              <w:fldChar w:fldCharType="separate"/>
+              <w:t>67</w:t>
+              <w:fldChar w:fldCharType="end"/>
+            </w:r>
+          </w:hyperlink>
+        </w:p>
+        <w:p>
+          <w:pPr>
+            <w:pStyle w:val="TOC2"/>
+            <w:tabs>
+              <w:tab w:val="right" w:leader="dot" w:pos="9350"/>
+            </w:tabs>
+            <w:rPr>
+              <w:rFonts w:asciiTheme="minorHAnsi" w:eastAsiaTheme="minorEastAsia" w:hAnsiTheme="minorHAnsi" w:cstheme="minorBidi"/>
+              <w:noProof/>
+              <w:color w:val="auto"/>
+              <w:kern w:val="2"/>
+              <w:sz w:val="24"/>
+              <w:szCs w:val="24"/>
+              <w14:ligatures w14:val="standardContextual"/>
+            </w:rPr>
+          </w:pPr>
+          <w:hyperlink w:anchor="_Toc225090884" w:history="1">
+            <w:r>
+              <w:rPr>
+                <w:rStyle w:val="Hyperlink"/>
+                <w:noProof/>
+              </w:rPr>
+              <w:t>11.5  Real world</w:t>
+            </w:r>
+            <w:r>
+              <w:rPr>
+                <w:noProof/>
+              </w:rPr>
+              <w:tab/>
+              <w:fldChar w:fldCharType="begin"/>
+              <w:instrText xml:space="preserve"> PAGEREF _Toc225090884 \h </w:instrText>
+              <w:fldChar w:fldCharType="separate"/>
+              <w:t>67</w:t>
+              <w:fldChar w:fldCharType="end"/>
+            </w:r>
+          </w:hyperlink>
+        </w:p>
+        <w:p>
+          <w:pPr>
+            <w:pStyle w:val="TOC2"/>
+            <w:tabs>
+              <w:tab w:val="right" w:leader="dot" w:pos="9350"/>
+            </w:tabs>
+            <w:rPr>
+              <w:rFonts w:asciiTheme="minorHAnsi" w:eastAsiaTheme="minorEastAsia" w:hAnsiTheme="minorHAnsi" w:cstheme="minorBidi"/>
+              <w:noProof/>
+              <w:color w:val="auto"/>
+              <w:kern w:val="2"/>
+              <w:sz w:val="24"/>
+              <w:szCs w:val="24"/>
+              <w14:ligatures w14:val="standardContextual"/>
+            </w:rPr>
+          </w:pPr>
+          <w:hyperlink w:anchor="_Toc225090885" w:history="1">
+            <w:r>
+              <w:rPr>
+                <w:rStyle w:val="Hyperlink"/>
+                <w:noProof/>
+              </w:rPr>
+              <w:t>11.6  Exercises</w:t>
+            </w:r>
+            <w:r>
+              <w:rPr>
+                <w:noProof/>
+              </w:rPr>
+              <w:tab/>
+              <w:fldChar w:fldCharType="begin"/>
+              <w:instrText xml:space="preserve"> PAGEREF _Toc225090885 \h </w:instrText>
+              <w:fldChar w:fldCharType="separate"/>
+              <w:t>68</w:t>
+              <w:fldChar w:fldCharType="end"/>
+            </w:r>
+          </w:hyperlink>
+        </w:p>
+        <w:p>
+          <w:pPr>
+            <w:pStyle w:val="TOC1"/>
+            <w:tabs>
+              <w:tab w:val="right" w:leader="dot" w:pos="9350"/>
+            </w:tabs>
+            <w:rPr>
+              <w:rFonts w:asciiTheme="minorHAnsi" w:eastAsiaTheme="minorEastAsia" w:hAnsiTheme="minorHAnsi" w:cstheme="minorBidi"/>
+              <w:noProof/>
+              <w:color w:val="auto"/>
+              <w:kern w:val="2"/>
+              <w:sz w:val="24"/>
+              <w:szCs w:val="24"/>
+              <w14:ligatures w14:val="standardContextual"/>
+            </w:rPr>
+          </w:pPr>
+          <w:hyperlink w:anchor="_Toc225090886" w:history="1">
+            <w:r>
+              <w:rPr>
+                <w:rStyle w:val="Hyperlink"/>
+                <w:noProof/>
+              </w:rPr>
+              <w:t>Summary</w:t>
+            </w:r>
+            <w:r>
+              <w:rPr>
+                <w:noProof/>
+              </w:rPr>
+              <w:tab/>
+              <w:fldChar w:fldCharType="begin"/>
+              <w:instrText xml:space="preserve"> PAGEREF _Toc225090886 \h </w:instrText>
+              <w:fldChar w:fldCharType="separate"/>
+              <w:t>69</w:t>
               <w:fldChar w:fldCharType="end"/>
             </w:r>
           </w:hyperlink>
@@ -2285,12 +3698,15 @@
         <w:pStyle w:val="Heading1"/>
         <w:spacing w:before="200" w:after="300"/>
       </w:pPr>
-      <w:bookmarkStart w:id="1" w:name="_Toc222298167"/>
+      <w:bookmarkStart w:id="1" w:name="_Toc225090792"/>
       <w:r>
         <w:lastRenderedPageBreak/>
-        <w:t xml:space="preserve">Foreword </w:t>
+        <w:t>Foreword</w:t>
       </w:r>
       <w:bookmarkEnd w:id="1"/>
+      <w:r>
+        <w:t xml:space="preserve"> </w:t>
+      </w:r>
     </w:p>
     <w:p>
       <w:pPr>
@@ -2418,7 +3834,7 @@
         <w:pStyle w:val="Heading1"/>
         <w:spacing w:after="100"/>
       </w:pPr>
-      <w:bookmarkStart w:id="2" w:name="_Toc222298168"/>
+      <w:bookmarkStart w:id="2" w:name="_Toc225090793"/>
       <w:r>
         <w:t>Operating system interfaces</w:t>
       </w:r>
@@ -3596,7 +5012,7 @@
         <w:pStyle w:val="Heading2"/>
         <w:spacing w:before="360" w:after="200"/>
       </w:pPr>
-      <w:bookmarkStart w:id="3" w:name="_Toc222298169"/>
+      <w:bookmarkStart w:id="3" w:name="_Toc225090794"/>
       <w:r>
         <w:rPr>
           <w:color w:val="2E86AB"/>
@@ -4246,7 +5662,7 @@
         <w:pStyle w:val="Heading2"/>
         <w:spacing w:before="360" w:after="200"/>
       </w:pPr>
-      <w:bookmarkStart w:id="4" w:name="_Toc222298170"/>
+      <w:bookmarkStart w:id="4" w:name="_Toc225090795"/>
       <w:r>
         <w:rPr>
           <w:color w:val="2E86AB"/>
@@ -4969,7 +6385,7 @@
         <w:pStyle w:val="Heading2"/>
         <w:spacing w:before="360" w:after="200"/>
       </w:pPr>
-      <w:bookmarkStart w:id="5" w:name="_Toc222298171"/>
+      <w:bookmarkStart w:id="5" w:name="_Toc225090796"/>
       <w:r>
         <w:rPr>
           <w:color w:val="2E86AB"/>
@@ -5120,7 +6536,7 @@
         <w:pStyle w:val="Heading2"/>
         <w:spacing w:before="360" w:after="200"/>
       </w:pPr>
-      <w:bookmarkStart w:id="6" w:name="_Toc222298172"/>
+      <w:bookmarkStart w:id="6" w:name="_Toc225090797"/>
       <w:r>
         <w:rPr>
           <w:color w:val="2E86AB"/>
@@ -5281,7 +6697,7 @@
         <w:pStyle w:val="Heading2"/>
         <w:spacing w:before="360" w:after="200"/>
       </w:pPr>
-      <w:bookmarkStart w:id="7" w:name="_Toc222298173"/>
+      <w:bookmarkStart w:id="7" w:name="_Toc225090798"/>
       <w:r>
         <w:rPr>
           <w:color w:val="2E86AB"/>
@@ -5382,7 +6798,7 @@
         <w:pStyle w:val="Heading2"/>
         <w:spacing w:before="360" w:after="200"/>
       </w:pPr>
-      <w:bookmarkStart w:id="8" w:name="_Toc222298174"/>
+      <w:bookmarkStart w:id="8" w:name="_Toc225090799"/>
       <w:r>
         <w:rPr>
           <w:color w:val="2E86AB"/>
@@ -5964,7 +7380,7 @@
         <w:pStyle w:val="Heading2"/>
         <w:spacing w:before="360" w:after="200"/>
       </w:pPr>
-      <w:bookmarkStart w:id="9" w:name="_Toc222298175"/>
+      <w:bookmarkStart w:id="9" w:name="_Toc225090800"/>
       <w:r>
         <w:rPr>
           <w:color w:val="2E86AB"/>
@@ -6195,7 +7611,7 @@
         <w:pStyle w:val="Heading2"/>
         <w:spacing w:before="360" w:after="200"/>
       </w:pPr>
-      <w:bookmarkStart w:id="10" w:name="_Toc222298176"/>
+      <w:bookmarkStart w:id="10" w:name="_Toc225090801"/>
       <w:r>
         <w:rPr>
           <w:color w:val="2E86AB"/>
@@ -6357,7 +7773,7 @@
         <w:pStyle w:val="Heading1"/>
         <w:spacing w:after="100"/>
       </w:pPr>
-      <w:bookmarkStart w:id="11" w:name="_Toc222298177"/>
+      <w:bookmarkStart w:id="11" w:name="_Toc225090802"/>
       <w:r>
         <w:t>Operating system organization</w:t>
       </w:r>
@@ -6394,7 +7810,7 @@
         <w:pStyle w:val="Heading2"/>
         <w:spacing w:before="360" w:after="200"/>
       </w:pPr>
-      <w:bookmarkStart w:id="12" w:name="_Toc222298178"/>
+      <w:bookmarkStart w:id="12" w:name="_Toc225090803"/>
       <w:r>
         <w:rPr>
           <w:color w:val="2E86AB"/>
@@ -6533,7 +7949,7 @@
         <w:pStyle w:val="Heading2"/>
         <w:spacing w:before="360" w:after="200"/>
       </w:pPr>
-      <w:bookmarkStart w:id="13" w:name="_Toc222298179"/>
+      <w:bookmarkStart w:id="13" w:name="_Toc225090804"/>
       <w:r>
         <w:rPr>
           <w:color w:val="2E86AB"/>
@@ -7697,7 +9113,7 @@
         <w:pStyle w:val="Heading2"/>
         <w:spacing w:before="360" w:after="200"/>
       </w:pPr>
-      <w:bookmarkStart w:id="14" w:name="_Toc222298180"/>
+      <w:bookmarkStart w:id="14" w:name="_Toc225090805"/>
       <w:r>
         <w:rPr>
           <w:color w:val="2E86AB"/>
@@ -7824,7 +9240,7 @@
         <w:spacing w:before="80" w:after="80"/>
       </w:pPr>
       <w:r>
-        <w:t>Each process slot is 64KB. The slot contains the program's code (starting at the slot base), its data and BSS sections, and its stack (growing downward from near the top of the slot). The kernel reserves 256 bytes at the very top of each slot as a guard, so the stack pointer starts at slot\_base + 0xFF00.</w:t>
+        <w:t>Each process slot is 32KB. The slot contains the program’s code (starting at the slot base), its data and BSS sections, and its stack (growing downward from near the top of the slot). The kernel reserves 256 bytes at the very top of each slot as a guard, so the stack pointer starts at slot_base + 0x7F00.</w:t>
       </w:r>
     </w:p>
     <w:p>
@@ -7903,7 +9319,7 @@
                 <w:sz w:val="18"/>
                 <w:szCs w:val="18"/>
               </w:rPr>
-              <w:t>#define PROC_SLOT_SIZE 0x10000 / 64KB per process /</w:t>
+              <w:t>#define PROC_SLOT_SIZE 0x8000  /* 32KB per process */</w:t>
             </w:r>
           </w:p>
           <w:p>
@@ -7991,7 +9407,7 @@
         <w:pStyle w:val="Heading2"/>
         <w:spacing w:before="360" w:after="200"/>
       </w:pPr>
-      <w:bookmarkStart w:id="15" w:name="_Toc222298181"/>
+      <w:bookmarkStart w:id="15" w:name="_Toc225090806"/>
       <w:r>
         <w:rPr>
           <w:color w:val="2E86AB"/>
@@ -8125,7 +9541,7 @@
         <w:pStyle w:val="Heading2"/>
         <w:spacing w:before="360" w:after="200"/>
       </w:pPr>
-      <w:bookmarkStart w:id="16" w:name="_Toc222298182"/>
+      <w:bookmarkStart w:id="16" w:name="_Toc225090807"/>
       <w:r>
         <w:rPr>
           <w:color w:val="2E86AB"/>
@@ -8194,7 +9610,7 @@
         <w:pStyle w:val="Heading2"/>
         <w:spacing w:before="360" w:after="200"/>
       </w:pPr>
-      <w:bookmarkStart w:id="17" w:name="_Toc222298183"/>
+      <w:bookmarkStart w:id="17" w:name="_Toc225090808"/>
       <w:r>
         <w:rPr>
           <w:color w:val="2E86AB"/>
@@ -8331,7 +9747,7 @@
         <w:pStyle w:val="Heading1"/>
         <w:spacing w:after="100"/>
       </w:pPr>
-      <w:bookmarkStart w:id="18" w:name="_Toc222298184"/>
+      <w:bookmarkStart w:id="18" w:name="_Toc225090809"/>
       <w:r>
         <w:t>Traps and system calls</w:t>
       </w:r>
@@ -8410,9 +9826,11 @@
       <w:pPr>
         <w:pStyle w:val="Heading2"/>
       </w:pPr>
+      <w:bookmarkStart w:id="19" w:name="_Toc225090810"/>
       <w:r>
         <w:t>3.1  Why system calls cannot be ordinary function calls</w:t>
       </w:r>
+      <w:bookmarkEnd w:id="19"/>
     </w:p>
     <w:p>
       <w:r>
@@ -8433,10 +9851,12 @@
       <w:pPr>
         <w:pStyle w:val="Heading2"/>
       </w:pPr>
+      <w:bookmarkStart w:id="20" w:name="_Toc225090811"/>
       <w:r>
         <w:lastRenderedPageBreak/>
         <w:t>3.2  Context and context switching</w:t>
       </w:r>
+      <w:bookmarkEnd w:id="20"/>
     </w:p>
     <w:p>
       <w:r>
@@ -8468,11 +9888,11 @@
         <w:pStyle w:val="Heading2"/>
         <w:spacing w:before="360" w:after="200"/>
       </w:pPr>
-      <w:bookmarkStart w:id="19" w:name="_Toc222298185"/>
-      <w:bookmarkEnd w:id="19"/>
+      <w:bookmarkStart w:id="21" w:name="_Toc225090812"/>
       <w:r>
         <w:t>3.3  RISC-V trap machinery</w:t>
       </w:r>
+      <w:bookmarkEnd w:id="21"/>
     </w:p>
     <w:p>
       <w:pPr>
@@ -8662,11 +10082,11 @@
         <w:pStyle w:val="Heading2"/>
         <w:spacing w:before="360" w:after="200"/>
       </w:pPr>
-      <w:bookmarkStart w:id="20" w:name="_Toc222298186"/>
-      <w:bookmarkEnd w:id="20"/>
+      <w:bookmarkStart w:id="22" w:name="_Toc225090813"/>
       <w:r>
         <w:t>3.4  Code: The trap handler</w:t>
       </w:r>
+      <w:bookmarkEnd w:id="22"/>
     </w:p>
     <w:p>
       <w:pPr>
@@ -9498,11 +10918,11 @@
         <w:pStyle w:val="Heading2"/>
         <w:spacing w:before="360" w:after="200"/>
       </w:pPr>
-      <w:bookmarkStart w:id="21" w:name="_Toc222298187"/>
-      <w:bookmarkEnd w:id="21"/>
+      <w:bookmarkStart w:id="23" w:name="_Toc225090814"/>
       <w:r>
         <w:t>3.5  Code: The C trap handler and syscall dispatch</w:t>
       </w:r>
+      <w:bookmarkEnd w:id="23"/>
     </w:p>
     <w:p>
       <w:pPr>
@@ -10764,11 +12184,11 @@
         <w:pStyle w:val="Heading2"/>
         <w:spacing w:before="360" w:after="200"/>
       </w:pPr>
-      <w:bookmarkStart w:id="22" w:name="_Toc222298188"/>
-      <w:bookmarkEnd w:id="22"/>
+      <w:bookmarkStart w:id="24" w:name="_Toc225090815"/>
       <w:r>
         <w:t>3.6  Code: Returning from a trap</w:t>
       </w:r>
+      <w:bookmarkEnd w:id="24"/>
     </w:p>
     <w:p>
       <w:pPr>
@@ -11146,11 +12566,11 @@
         <w:pStyle w:val="Heading2"/>
         <w:spacing w:before="360" w:after="200"/>
       </w:pPr>
-      <w:bookmarkStart w:id="23" w:name="_Toc222298189"/>
-      <w:bookmarkEnd w:id="23"/>
+      <w:bookmarkStart w:id="25" w:name="_Toc225090816"/>
       <w:r>
         <w:t>3.7  Code: User-space system call stubs</w:t>
       </w:r>
+      <w:bookmarkEnd w:id="25"/>
     </w:p>
     <w:p>
       <w:pPr>
@@ -11309,11 +12729,11 @@
         <w:pStyle w:val="Heading2"/>
         <w:spacing w:before="360" w:after="200"/>
       </w:pPr>
-      <w:bookmarkStart w:id="24" w:name="_Toc222298190"/>
-      <w:bookmarkEnd w:id="24"/>
+      <w:bookmarkStart w:id="26" w:name="_Toc225090817"/>
       <w:r>
         <w:t>3.8  The complete system call path</w:t>
       </w:r>
+      <w:bookmarkEnd w:id="26"/>
     </w:p>
     <w:p>
       <w:pPr>
@@ -11491,11 +12911,11 @@
         <w:pStyle w:val="Heading2"/>
         <w:spacing w:before="360" w:after="200"/>
       </w:pPr>
-      <w:bookmarkStart w:id="25" w:name="_Toc222298191"/>
-      <w:bookmarkEnd w:id="25"/>
+      <w:bookmarkStart w:id="27" w:name="_Toc225090818"/>
       <w:r>
         <w:t>3.9  Real world</w:t>
       </w:r>
+      <w:bookmarkEnd w:id="27"/>
     </w:p>
     <w:p>
       <w:pPr>
@@ -11530,11 +12950,11 @@
         <w:pStyle w:val="Heading2"/>
         <w:spacing w:before="360" w:after="200"/>
       </w:pPr>
-      <w:bookmarkStart w:id="26" w:name="_Toc222298192"/>
-      <w:bookmarkEnd w:id="26"/>
+      <w:bookmarkStart w:id="28" w:name="_Toc225090819"/>
       <w:r>
         <w:t>3.10  Exercises</w:t>
       </w:r>
+      <w:bookmarkEnd w:id="28"/>
     </w:p>
     <w:p>
       <w:pPr>
@@ -11666,11 +13086,13 @@
         <w:pStyle w:val="Heading1"/>
         <w:spacing w:after="100"/>
       </w:pPr>
-      <w:bookmarkStart w:id="101" w:name="_Toc000000101"/>
+      <w:bookmarkStart w:id="29" w:name="_Toc000000101"/>
+      <w:bookmarkStart w:id="30" w:name="_Toc225090820"/>
       <w:r>
         <w:t>Processes</w:t>
       </w:r>
-      <w:bookmarkEnd w:id="101"/>
+      <w:bookmarkEnd w:id="29"/>
+      <w:bookmarkEnd w:id="30"/>
     </w:p>
     <w:p>
       <w:pPr>
@@ -11692,7 +13114,7 @@
           <w:b/>
           <w:bCs/>
         </w:rPr>
-        <w:t xml:space="preserve">process</w:t>
+        <w:t>process</w:t>
       </w:r>
       <w:r>
         <w:t xml:space="preserve"> is the operating system’s abstraction for a running program. Each process has its own memory, its own registers (saved in a trap frame), its own file descriptors, its own environment variables, and a unique process identifier (PID). The kernel’s process management code maintains these per-process resources and orchestrates the transitions between them.</w:t>
@@ -11710,10 +13132,10 @@
           <w:b/>
           <w:bCs/>
         </w:rPr>
-        <w:t xml:space="preserve">preemptive multitasking</w:t>
-      </w:r>
-      <w:r>
-        <w:t xml:space="preserve">: multiple processes can be in flight simultaneously, and the kernel switches between them using timer interrupts. This chapter describes the process model, the process control block, process creation with fork(), program loading with exec(), process termination with exit(), and the wait() mechanism that allows a parent to collect a child’s exit status.</w:t>
+        <w:t>preemptive multitasking</w:t>
+      </w:r>
+      <w:r>
+        <w:t>: multiple processes can be in flight simultaneously, and the kernel switches between them using timer interrupts. This chapter describes the process model, the process control block, process creation with fork(), program loading with exec(), process termination with exit(), and the wait() mechanism that allows a parent to collect a child’s exit status.</w:t>
       </w:r>
     </w:p>
     <w:p>
@@ -11721,7 +13143,8 @@
         <w:pStyle w:val="Heading2"/>
         <w:spacing w:before="360" w:after="200"/>
       </w:pPr>
-      <w:bookmarkStart w:id="102" w:name="_Toc000000102"/>
+      <w:bookmarkStart w:id="31" w:name="_Toc000000102"/>
+      <w:bookmarkStart w:id="32" w:name="_Toc225090821"/>
       <w:r>
         <w:rPr>
           <w:color w:val="2E86AB"/>
@@ -11731,144 +13154,145 @@
       <w:r>
         <w:t>Process states</w:t>
       </w:r>
-      <w:bookmarkEnd w:id="102"/>
+      <w:bookmarkEnd w:id="31"/>
+      <w:bookmarkEnd w:id="32"/>
     </w:p>
     <w:p>
       <w:pPr>
         <w:spacing w:before="80" w:after="80"/>
       </w:pPr>
       <w:r>
-        <w:t xml:space="preserve">A logOS process can be in one of five states, defined in kernel/process.h:</w:t>
-      </w:r>
-    </w:p>
-    <w:p>
-      <w:pPr>
-        <w:pStyle w:val="HTMLPreformatted"/>
-        <w:pBdr>
-          <w:top w:val="single" w:sz="6" w:space="8" w:color="DDDDDD"/>
-          <w:left w:val="single" w:sz="6" w:space="8" w:color="DDDDDD"/>
-          <w:bottom w:val="single" w:sz="6" w:space="8" w:color="DDDDDD"/>
-          <w:right w:val="single" w:sz="6" w:space="8" w:color="DDDDDD"/>
-        </w:pBdr>
-        <w:shd w:val="clear" w:color="auto" w:fill="F5F5F5"/>
-        <w:spacing w:before="80"/>
-        <w:rPr>
-          <w:color w:val="000000"/>
-          <w:sz w:val="18"/>
-          <w:szCs w:val="18"/>
-        </w:rPr>
-      </w:pPr>
-      <w:r>
-        <w:rPr>
-          <w:color w:val="000000"/>
-          <w:sz w:val="18"/>
-          <w:szCs w:val="18"/>
-        </w:rPr>
-        <w:t xml:space="preserve">#define PROC_FREE     0   /* Slot is available */</w:t>
-      </w:r>
-    </w:p>
-    <w:p>
-      <w:pPr>
-        <w:pStyle w:val="HTMLPreformatted"/>
-        <w:pBdr>
-          <w:top w:val="single" w:sz="6" w:space="8" w:color="DDDDDD"/>
-          <w:left w:val="single" w:sz="6" w:space="8" w:color="DDDDDD"/>
-          <w:bottom w:val="single" w:sz="6" w:space="8" w:color="DDDDDD"/>
-          <w:right w:val="single" w:sz="6" w:space="8" w:color="DDDDDD"/>
-        </w:pBdr>
-        <w:shd w:val="clear" w:color="auto" w:fill="F5F5F5"/>
-        <w:spacing w:before="80"/>
-        <w:rPr>
-          <w:color w:val="000000"/>
-          <w:sz w:val="18"/>
-          <w:szCs w:val="18"/>
-        </w:rPr>
-      </w:pPr>
-      <w:r>
-        <w:rPr>
-          <w:color w:val="000000"/>
-          <w:sz w:val="18"/>
-          <w:szCs w:val="18"/>
-        </w:rPr>
-        <w:t xml:space="preserve">#define PROC_READY    1   /* Runnable, waiting for CPU */</w:t>
-      </w:r>
-    </w:p>
-    <w:p>
-      <w:pPr>
-        <w:pStyle w:val="HTMLPreformatted"/>
-        <w:pBdr>
-          <w:top w:val="single" w:sz="6" w:space="8" w:color="DDDDDD"/>
-          <w:left w:val="single" w:sz="6" w:space="8" w:color="DDDDDD"/>
-          <w:bottom w:val="single" w:sz="6" w:space="8" w:color="DDDDDD"/>
-          <w:right w:val="single" w:sz="6" w:space="8" w:color="DDDDDD"/>
-        </w:pBdr>
-        <w:shd w:val="clear" w:color="auto" w:fill="F5F5F5"/>
-        <w:spacing w:before="80"/>
-        <w:rPr>
-          <w:color w:val="000000"/>
-          <w:sz w:val="18"/>
-          <w:szCs w:val="18"/>
-        </w:rPr>
-      </w:pPr>
-      <w:r>
-        <w:rPr>
-          <w:color w:val="000000"/>
-          <w:sz w:val="18"/>
-          <w:szCs w:val="18"/>
-        </w:rPr>
-        <w:t xml:space="preserve">#define PROC_RUNNING  2   /* Currently executing on CPU */</w:t>
-      </w:r>
-    </w:p>
-    <w:p>
-      <w:pPr>
-        <w:pStyle w:val="HTMLPreformatted"/>
-        <w:pBdr>
-          <w:top w:val="single" w:sz="6" w:space="8" w:color="DDDDDD"/>
-          <w:left w:val="single" w:sz="6" w:space="8" w:color="DDDDDD"/>
-          <w:bottom w:val="single" w:sz="6" w:space="8" w:color="DDDDDD"/>
-          <w:right w:val="single" w:sz="6" w:space="8" w:color="DDDDDD"/>
-        </w:pBdr>
-        <w:shd w:val="clear" w:color="auto" w:fill="F5F5F5"/>
-        <w:spacing w:before="80"/>
-        <w:rPr>
-          <w:color w:val="000000"/>
-          <w:sz w:val="18"/>
-          <w:szCs w:val="18"/>
-        </w:rPr>
-      </w:pPr>
-      <w:r>
-        <w:rPr>
-          <w:color w:val="000000"/>
-          <w:sz w:val="18"/>
-          <w:szCs w:val="18"/>
-        </w:rPr>
-        <w:t xml:space="preserve">#define PROC_SLEEPING 3   /* Blocked, waiting for an event */</w:t>
-      </w:r>
-    </w:p>
-    <w:p>
-      <w:pPr>
-        <w:pStyle w:val="HTMLPreformatted"/>
-        <w:pBdr>
-          <w:top w:val="single" w:sz="6" w:space="8" w:color="DDDDDD"/>
-          <w:left w:val="single" w:sz="6" w:space="8" w:color="DDDDDD"/>
-          <w:bottom w:val="single" w:sz="6" w:space="8" w:color="DDDDDD"/>
-          <w:right w:val="single" w:sz="6" w:space="8" w:color="DDDDDD"/>
-        </w:pBdr>
-        <w:shd w:val="clear" w:color="auto" w:fill="F5F5F5"/>
-        <w:spacing w:before="80"/>
-        <w:rPr>
-          <w:color w:val="000000"/>
-          <w:sz w:val="18"/>
-          <w:szCs w:val="18"/>
-        </w:rPr>
-      </w:pPr>
-      <w:r>
-        <w:rPr>
-          <w:color w:val="000000"/>
-          <w:sz w:val="18"/>
-          <w:szCs w:val="18"/>
-        </w:rPr>
-        <w:t xml:space="preserve">#define PROC_ZOMBIE   4   /* Exited, waiting for parent to collect */</w:t>
+        <w:t>A logOS process can be in one of five states, defined in kernel/process.h:</w:t>
+      </w:r>
+    </w:p>
+    <w:p>
+      <w:pPr>
+        <w:pStyle w:val="HTMLPreformatted"/>
+        <w:pBdr>
+          <w:top w:val="single" w:sz="6" w:space="8" w:color="DDDDDD"/>
+          <w:left w:val="single" w:sz="6" w:space="8" w:color="DDDDDD"/>
+          <w:bottom w:val="single" w:sz="6" w:space="8" w:color="DDDDDD"/>
+          <w:right w:val="single" w:sz="6" w:space="8" w:color="DDDDDD"/>
+        </w:pBdr>
+        <w:shd w:val="clear" w:color="auto" w:fill="F5F5F5"/>
+        <w:spacing w:before="80"/>
+        <w:rPr>
+          <w:color w:val="000000"/>
+          <w:sz w:val="18"/>
+          <w:szCs w:val="18"/>
+        </w:rPr>
+      </w:pPr>
+      <w:r>
+        <w:rPr>
+          <w:color w:val="000000"/>
+          <w:sz w:val="18"/>
+          <w:szCs w:val="18"/>
+        </w:rPr>
+        <w:t>#define PROC_FREE     0   /* Slot is available */</w:t>
+      </w:r>
+    </w:p>
+    <w:p>
+      <w:pPr>
+        <w:pStyle w:val="HTMLPreformatted"/>
+        <w:pBdr>
+          <w:top w:val="single" w:sz="6" w:space="8" w:color="DDDDDD"/>
+          <w:left w:val="single" w:sz="6" w:space="8" w:color="DDDDDD"/>
+          <w:bottom w:val="single" w:sz="6" w:space="8" w:color="DDDDDD"/>
+          <w:right w:val="single" w:sz="6" w:space="8" w:color="DDDDDD"/>
+        </w:pBdr>
+        <w:shd w:val="clear" w:color="auto" w:fill="F5F5F5"/>
+        <w:spacing w:before="80"/>
+        <w:rPr>
+          <w:color w:val="000000"/>
+          <w:sz w:val="18"/>
+          <w:szCs w:val="18"/>
+        </w:rPr>
+      </w:pPr>
+      <w:r>
+        <w:rPr>
+          <w:color w:val="000000"/>
+          <w:sz w:val="18"/>
+          <w:szCs w:val="18"/>
+        </w:rPr>
+        <w:t>#define PROC_READY    1   /* Runnable, waiting for CPU */</w:t>
+      </w:r>
+    </w:p>
+    <w:p>
+      <w:pPr>
+        <w:pStyle w:val="HTMLPreformatted"/>
+        <w:pBdr>
+          <w:top w:val="single" w:sz="6" w:space="8" w:color="DDDDDD"/>
+          <w:left w:val="single" w:sz="6" w:space="8" w:color="DDDDDD"/>
+          <w:bottom w:val="single" w:sz="6" w:space="8" w:color="DDDDDD"/>
+          <w:right w:val="single" w:sz="6" w:space="8" w:color="DDDDDD"/>
+        </w:pBdr>
+        <w:shd w:val="clear" w:color="auto" w:fill="F5F5F5"/>
+        <w:spacing w:before="80"/>
+        <w:rPr>
+          <w:color w:val="000000"/>
+          <w:sz w:val="18"/>
+          <w:szCs w:val="18"/>
+        </w:rPr>
+      </w:pPr>
+      <w:r>
+        <w:rPr>
+          <w:color w:val="000000"/>
+          <w:sz w:val="18"/>
+          <w:szCs w:val="18"/>
+        </w:rPr>
+        <w:t>#define PROC_RUNNING  2   /* Currently executing on CPU */</w:t>
+      </w:r>
+    </w:p>
+    <w:p>
+      <w:pPr>
+        <w:pStyle w:val="HTMLPreformatted"/>
+        <w:pBdr>
+          <w:top w:val="single" w:sz="6" w:space="8" w:color="DDDDDD"/>
+          <w:left w:val="single" w:sz="6" w:space="8" w:color="DDDDDD"/>
+          <w:bottom w:val="single" w:sz="6" w:space="8" w:color="DDDDDD"/>
+          <w:right w:val="single" w:sz="6" w:space="8" w:color="DDDDDD"/>
+        </w:pBdr>
+        <w:shd w:val="clear" w:color="auto" w:fill="F5F5F5"/>
+        <w:spacing w:before="80"/>
+        <w:rPr>
+          <w:color w:val="000000"/>
+          <w:sz w:val="18"/>
+          <w:szCs w:val="18"/>
+        </w:rPr>
+      </w:pPr>
+      <w:r>
+        <w:rPr>
+          <w:color w:val="000000"/>
+          <w:sz w:val="18"/>
+          <w:szCs w:val="18"/>
+        </w:rPr>
+        <w:t>#define PROC_SLEEPING 3   /* Blocked, waiting for an event */</w:t>
+      </w:r>
+    </w:p>
+    <w:p>
+      <w:pPr>
+        <w:pStyle w:val="HTMLPreformatted"/>
+        <w:pBdr>
+          <w:top w:val="single" w:sz="6" w:space="8" w:color="DDDDDD"/>
+          <w:left w:val="single" w:sz="6" w:space="8" w:color="DDDDDD"/>
+          <w:bottom w:val="single" w:sz="6" w:space="8" w:color="DDDDDD"/>
+          <w:right w:val="single" w:sz="6" w:space="8" w:color="DDDDDD"/>
+        </w:pBdr>
+        <w:shd w:val="clear" w:color="auto" w:fill="F5F5F5"/>
+        <w:spacing w:before="80"/>
+        <w:rPr>
+          <w:color w:val="000000"/>
+          <w:sz w:val="18"/>
+          <w:szCs w:val="18"/>
+        </w:rPr>
+      </w:pPr>
+      <w:r>
+        <w:rPr>
+          <w:color w:val="000000"/>
+          <w:sz w:val="18"/>
+          <w:szCs w:val="18"/>
+        </w:rPr>
+        <w:t>#define PROC_ZOMBIE   4   /* Exited, waiting for parent to collect */</w:t>
       </w:r>
     </w:p>
     <w:p>
@@ -11876,7 +13300,7 @@
         <w:spacing w:before="80" w:after="80"/>
       </w:pPr>
       <w:r>
-        <w:t xml:space="preserve">At any moment, exactly one process is PROC_RUNNING. The scheduler selects a PROC_READY process and marks it RUNNING. When a process makes a blocking system call (such as wait() or a pipe read that has no data), it becomes PROC_SLEEPING and the scheduler picks another READY process. When a process calls exit(), it becomes PROC_ZOMBIE if its parent has not yet called wait(); otherwise it is freed immediately.</w:t>
+        <w:t>At any moment, exactly one process is PROC_RUNNING. The scheduler selects a PROC_READY process and marks it RUNNING. When a process makes a blocking system call (such as wait() or a pipe read that has no data), it becomes PROC_SLEEPING and the scheduler picks another READY process. When a process calls exit(), it becomes PROC_ZOMBIE if its parent has not yet called wait(); otherwise it is freed immediately.</w:t>
       </w:r>
     </w:p>
     <w:p>
@@ -11891,7 +13315,7 @@
           <w:b/>
           <w:bCs/>
         </w:rPr>
-        <w:t xml:space="preserve">sleep reason</w:t>
+        <w:t>sleep reason</w:t>
       </w:r>
       <w:r>
         <w:t xml:space="preserve"> that records why they are blocked:</w:t>
@@ -11920,111 +13344,111 @@
           <w:sz w:val="18"/>
           <w:szCs w:val="18"/>
         </w:rPr>
-        <w:t xml:space="preserve">#define SLEEP_NONE    0   /* Not sleeping */</w:t>
-      </w:r>
-    </w:p>
-    <w:p>
-      <w:pPr>
-        <w:pStyle w:val="HTMLPreformatted"/>
-        <w:pBdr>
-          <w:top w:val="single" w:sz="6" w:space="8" w:color="DDDDDD"/>
-          <w:left w:val="single" w:sz="6" w:space="8" w:color="DDDDDD"/>
-          <w:bottom w:val="single" w:sz="6" w:space="8" w:color="DDDDDD"/>
-          <w:right w:val="single" w:sz="6" w:space="8" w:color="DDDDDD"/>
-        </w:pBdr>
-        <w:shd w:val="clear" w:color="auto" w:fill="F5F5F5"/>
-        <w:spacing w:before="80"/>
-        <w:rPr>
-          <w:color w:val="000000"/>
-          <w:sz w:val="18"/>
-          <w:szCs w:val="18"/>
-        </w:rPr>
-      </w:pPr>
-      <w:r>
-        <w:rPr>
-          <w:color w:val="000000"/>
-          <w:sz w:val="18"/>
-          <w:szCs w:val="18"/>
-        </w:rPr>
-        <w:t xml:space="preserve">#define SLEEP_CHILD   1   /* spawn(): waiting for specific child */</w:t>
-      </w:r>
-    </w:p>
-    <w:p>
-      <w:pPr>
-        <w:pStyle w:val="HTMLPreformatted"/>
-        <w:pBdr>
-          <w:top w:val="single" w:sz="6" w:space="8" w:color="DDDDDD"/>
-          <w:left w:val="single" w:sz="6" w:space="8" w:color="DDDDDD"/>
-          <w:bottom w:val="single" w:sz="6" w:space="8" w:color="DDDDDD"/>
-          <w:right w:val="single" w:sz="6" w:space="8" w:color="DDDDDD"/>
-        </w:pBdr>
-        <w:shd w:val="clear" w:color="auto" w:fill="F5F5F5"/>
-        <w:spacing w:before="80"/>
-        <w:rPr>
-          <w:color w:val="000000"/>
-          <w:sz w:val="18"/>
-          <w:szCs w:val="18"/>
-        </w:rPr>
-      </w:pPr>
-      <w:r>
-        <w:rPr>
-          <w:color w:val="000000"/>
-          <w:sz w:val="18"/>
-          <w:szCs w:val="18"/>
-        </w:rPr>
-        <w:t xml:space="preserve">#define SLEEP_WAIT    2   /* wait(): waiting for any child */</w:t>
-      </w:r>
-    </w:p>
-    <w:p>
-      <w:pPr>
-        <w:pStyle w:val="HTMLPreformatted"/>
-        <w:pBdr>
-          <w:top w:val="single" w:sz="6" w:space="8" w:color="DDDDDD"/>
-          <w:left w:val="single" w:sz="6" w:space="8" w:color="DDDDDD"/>
-          <w:bottom w:val="single" w:sz="6" w:space="8" w:color="DDDDDD"/>
-          <w:right w:val="single" w:sz="6" w:space="8" w:color="DDDDDD"/>
-        </w:pBdr>
-        <w:shd w:val="clear" w:color="auto" w:fill="F5F5F5"/>
-        <w:spacing w:before="80"/>
-        <w:rPr>
-          <w:color w:val="000000"/>
-          <w:sz w:val="18"/>
-          <w:szCs w:val="18"/>
-        </w:rPr>
-      </w:pPr>
-      <w:r>
-        <w:rPr>
-          <w:color w:val="000000"/>
-          <w:sz w:val="18"/>
-          <w:szCs w:val="18"/>
-        </w:rPr>
-        <w:t xml:space="preserve">#define SLEEP_TIMER   3   /* Reserved for future use */</w:t>
-      </w:r>
-    </w:p>
-    <w:p>
-      <w:pPr>
-        <w:pStyle w:val="HTMLPreformatted"/>
-        <w:pBdr>
-          <w:top w:val="single" w:sz="6" w:space="8" w:color="DDDDDD"/>
-          <w:left w:val="single" w:sz="6" w:space="8" w:color="DDDDDD"/>
-          <w:bottom w:val="single" w:sz="6" w:space="8" w:color="DDDDDD"/>
-          <w:right w:val="single" w:sz="6" w:space="8" w:color="DDDDDD"/>
-        </w:pBdr>
-        <w:shd w:val="clear" w:color="auto" w:fill="F5F5F5"/>
-        <w:spacing w:before="80"/>
-        <w:rPr>
-          <w:color w:val="000000"/>
-          <w:sz w:val="18"/>
-          <w:szCs w:val="18"/>
-        </w:rPr>
-      </w:pPr>
-      <w:r>
-        <w:rPr>
-          <w:color w:val="000000"/>
-          <w:sz w:val="18"/>
-          <w:szCs w:val="18"/>
-        </w:rPr>
-        <w:t xml:space="preserve">#define SLEEP_IO      4   /* Blocked on pipe read/write */</w:t>
+        <w:t>#define SLEEP_NONE    0   /* Not sleeping */</w:t>
+      </w:r>
+    </w:p>
+    <w:p>
+      <w:pPr>
+        <w:pStyle w:val="HTMLPreformatted"/>
+        <w:pBdr>
+          <w:top w:val="single" w:sz="6" w:space="8" w:color="DDDDDD"/>
+          <w:left w:val="single" w:sz="6" w:space="8" w:color="DDDDDD"/>
+          <w:bottom w:val="single" w:sz="6" w:space="8" w:color="DDDDDD"/>
+          <w:right w:val="single" w:sz="6" w:space="8" w:color="DDDDDD"/>
+        </w:pBdr>
+        <w:shd w:val="clear" w:color="auto" w:fill="F5F5F5"/>
+        <w:spacing w:before="80"/>
+        <w:rPr>
+          <w:color w:val="000000"/>
+          <w:sz w:val="18"/>
+          <w:szCs w:val="18"/>
+        </w:rPr>
+      </w:pPr>
+      <w:r>
+        <w:rPr>
+          <w:color w:val="000000"/>
+          <w:sz w:val="18"/>
+          <w:szCs w:val="18"/>
+        </w:rPr>
+        <w:t>#define SLEEP_CHILD   1   /* spawn(): waiting for specific child */</w:t>
+      </w:r>
+    </w:p>
+    <w:p>
+      <w:pPr>
+        <w:pStyle w:val="HTMLPreformatted"/>
+        <w:pBdr>
+          <w:top w:val="single" w:sz="6" w:space="8" w:color="DDDDDD"/>
+          <w:left w:val="single" w:sz="6" w:space="8" w:color="DDDDDD"/>
+          <w:bottom w:val="single" w:sz="6" w:space="8" w:color="DDDDDD"/>
+          <w:right w:val="single" w:sz="6" w:space="8" w:color="DDDDDD"/>
+        </w:pBdr>
+        <w:shd w:val="clear" w:color="auto" w:fill="F5F5F5"/>
+        <w:spacing w:before="80"/>
+        <w:rPr>
+          <w:color w:val="000000"/>
+          <w:sz w:val="18"/>
+          <w:szCs w:val="18"/>
+        </w:rPr>
+      </w:pPr>
+      <w:r>
+        <w:rPr>
+          <w:color w:val="000000"/>
+          <w:sz w:val="18"/>
+          <w:szCs w:val="18"/>
+        </w:rPr>
+        <w:t>#define SLEEP_WAIT    2   /* wait(): waiting for any child */</w:t>
+      </w:r>
+    </w:p>
+    <w:p>
+      <w:pPr>
+        <w:pStyle w:val="HTMLPreformatted"/>
+        <w:pBdr>
+          <w:top w:val="single" w:sz="6" w:space="8" w:color="DDDDDD"/>
+          <w:left w:val="single" w:sz="6" w:space="8" w:color="DDDDDD"/>
+          <w:bottom w:val="single" w:sz="6" w:space="8" w:color="DDDDDD"/>
+          <w:right w:val="single" w:sz="6" w:space="8" w:color="DDDDDD"/>
+        </w:pBdr>
+        <w:shd w:val="clear" w:color="auto" w:fill="F5F5F5"/>
+        <w:spacing w:before="80"/>
+        <w:rPr>
+          <w:color w:val="000000"/>
+          <w:sz w:val="18"/>
+          <w:szCs w:val="18"/>
+        </w:rPr>
+      </w:pPr>
+      <w:r>
+        <w:rPr>
+          <w:color w:val="000000"/>
+          <w:sz w:val="18"/>
+          <w:szCs w:val="18"/>
+        </w:rPr>
+        <w:t>#define SLEEP_TIMER   3   /* Reserved for future use */</w:t>
+      </w:r>
+    </w:p>
+    <w:p>
+      <w:pPr>
+        <w:pStyle w:val="HTMLPreformatted"/>
+        <w:pBdr>
+          <w:top w:val="single" w:sz="6" w:space="8" w:color="DDDDDD"/>
+          <w:left w:val="single" w:sz="6" w:space="8" w:color="DDDDDD"/>
+          <w:bottom w:val="single" w:sz="6" w:space="8" w:color="DDDDDD"/>
+          <w:right w:val="single" w:sz="6" w:space="8" w:color="DDDDDD"/>
+        </w:pBdr>
+        <w:shd w:val="clear" w:color="auto" w:fill="F5F5F5"/>
+        <w:spacing w:before="80"/>
+        <w:rPr>
+          <w:color w:val="000000"/>
+          <w:sz w:val="18"/>
+          <w:szCs w:val="18"/>
+        </w:rPr>
+      </w:pPr>
+      <w:r>
+        <w:rPr>
+          <w:color w:val="000000"/>
+          <w:sz w:val="18"/>
+          <w:szCs w:val="18"/>
+        </w:rPr>
+        <w:t>#define SLEEP_IO      4   /* Blocked on pipe read/write */</w:t>
       </w:r>
     </w:p>
     <w:p>
@@ -12032,6 +13456,7 @@
         <w:spacing w:before="80" w:after="80"/>
       </w:pPr>
       <w:r>
+        <w:lastRenderedPageBreak/>
         <w:t xml:space="preserve">The </w:t>
       </w:r>
       <w:r>
@@ -12039,7 +13464,7 @@
           <w:b/>
           <w:bCs/>
         </w:rPr>
-        <w:t xml:space="preserve">sleep_chan</w:t>
+        <w:t>sleep_chan</w:t>
       </w:r>
       <w:r>
         <w:t xml:space="preserve"> field records additional context: for SLEEP_CHILD, it holds the slot index of the child being waited on; for SLEEP_IO, it holds the pipe index. This allows the wakeup code to target the right process.</w:t>
@@ -12050,7 +13475,8 @@
         <w:pStyle w:val="Heading2"/>
         <w:spacing w:before="360" w:after="200"/>
       </w:pPr>
-      <w:bookmarkStart w:id="103" w:name="_Toc000000103"/>
+      <w:bookmarkStart w:id="33" w:name="_Toc000000103"/>
+      <w:bookmarkStart w:id="34" w:name="_Toc225090822"/>
       <w:r>
         <w:rPr>
           <w:color w:val="2E86AB"/>
@@ -12060,7 +13486,8 @@
       <w:r>
         <w:t>The process control block</w:t>
       </w:r>
-      <w:bookmarkEnd w:id="103"/>
+      <w:bookmarkEnd w:id="33"/>
+      <w:bookmarkEnd w:id="34"/>
     </w:p>
     <w:p>
       <w:pPr>
@@ -12074,7 +13501,7 @@
           <w:b/>
           <w:bCs/>
         </w:rPr>
-        <w:t xml:space="preserve">process control block</w:t>
+        <w:t>process control block</w:t>
       </w:r>
       <w:r>
         <w:t xml:space="preserve"> (PCB), defined as struct process in kernel/process.h:</w:t>
@@ -12103,7 +13530,7 @@
           <w:sz w:val="18"/>
           <w:szCs w:val="18"/>
         </w:rPr>
-        <w:t xml:space="preserve">struct process {</w:t>
+        <w:t>struct process {</w:t>
       </w:r>
     </w:p>
     <w:p>
@@ -12441,7 +13868,7 @@
           <w:sz w:val="18"/>
           <w:szCs w:val="18"/>
         </w:rPr>
-        <w:t xml:space="preserve">};</w:t>
+        <w:t>};</w:t>
       </w:r>
     </w:p>
     <w:p>
@@ -12449,163 +13876,155 @@
         <w:spacing w:before="80" w:after="80"/>
       </w:pPr>
       <w:r>
-        <w:t xml:space="preserve">The global process table is an array of 8 such structures. Each slot has a fixed memory region of 32KB, assigned at initialization:</w:t>
-      </w:r>
-    </w:p>
-    <w:p>
-      <w:pPr>
-        <w:pStyle w:val="HTMLPreformatted"/>
-        <w:pBdr>
-          <w:top w:val="single" w:sz="6" w:space="8" w:color="DDDDDD"/>
-          <w:left w:val="single" w:sz="6" w:space="8" w:color="DDDDDD"/>
-          <w:bottom w:val="single" w:sz="6" w:space="8" w:color="DDDDDD"/>
-          <w:right w:val="single" w:sz="6" w:space="8" w:color="DDDDDD"/>
-        </w:pBdr>
-        <w:shd w:val="clear" w:color="auto" w:fill="F5F5F5"/>
-        <w:spacing w:before="80"/>
-        <w:rPr>
-          <w:color w:val="000000"/>
-          <w:sz w:val="18"/>
-          <w:szCs w:val="18"/>
-        </w:rPr>
-      </w:pPr>
-      <w:r>
-        <w:rPr>
-          <w:color w:val="000000"/>
-          <w:sz w:val="18"/>
-          <w:szCs w:val="18"/>
-        </w:rPr>
-        <w:t xml:space="preserve">#define MAX_PROCS       8</w:t>
-      </w:r>
-    </w:p>
-    <w:p>
-      <w:pPr>
-        <w:pStyle w:val="HTMLPreformatted"/>
-        <w:pBdr>
-          <w:top w:val="single" w:sz="6" w:space="8" w:color="DDDDDD"/>
-          <w:left w:val="single" w:sz="6" w:space="8" w:color="DDDDDD"/>
-          <w:bottom w:val="single" w:sz="6" w:space="8" w:color="DDDDDD"/>
-          <w:right w:val="single" w:sz="6" w:space="8" w:color="DDDDDD"/>
-        </w:pBdr>
-        <w:shd w:val="clear" w:color="auto" w:fill="F5F5F5"/>
-        <w:spacing w:before="80"/>
-        <w:rPr>
-          <w:color w:val="000000"/>
-          <w:sz w:val="18"/>
-          <w:szCs w:val="18"/>
-        </w:rPr>
-      </w:pPr>
-      <w:r>
-        <w:rPr>
-          <w:color w:val="000000"/>
-          <w:sz w:val="18"/>
-          <w:szCs w:val="18"/>
-        </w:rPr>
-        <w:t xml:space="preserve">#define PROC_SLOT_SIZE  0x8000      /* 32KB per process */</w:t>
-      </w:r>
-    </w:p>
-    <w:p>
-      <w:pPr>
-        <w:pStyle w:val="HTMLPreformatted"/>
-        <w:pBdr>
-          <w:top w:val="single" w:sz="6" w:space="8" w:color="DDDDDD"/>
-          <w:left w:val="single" w:sz="6" w:space="8" w:color="DDDDDD"/>
-          <w:bottom w:val="single" w:sz="6" w:space="8" w:color="DDDDDD"/>
-          <w:right w:val="single" w:sz="6" w:space="8" w:color="DDDDDD"/>
-        </w:pBdr>
-        <w:shd w:val="clear" w:color="auto" w:fill="F5F5F5"/>
-        <w:spacing w:before="80"/>
-        <w:rPr>
-          <w:color w:val="000000"/>
-          <w:sz w:val="18"/>
-          <w:szCs w:val="18"/>
-        </w:rPr>
-      </w:pPr>
-      <w:r>
-        <w:rPr>
-          <w:color w:val="000000"/>
-          <w:sz w:val="18"/>
-          <w:szCs w:val="18"/>
-        </w:rPr>
-        <w:t xml:space="preserve">#define PROC_MEM_START  0x00110000  /* First slot base address */</w:t>
-      </w:r>
-    </w:p>
-    <w:p>
-      <w:pPr>
-        <w:pStyle w:val="HTMLPreformatted"/>
-        <w:pBdr>
-          <w:top w:val="single" w:sz="6" w:space="8" w:color="DDDDDD"/>
-          <w:left w:val="single" w:sz="6" w:space="8" w:color="DDDDDD"/>
-          <w:bottom w:val="single" w:sz="6" w:space="8" w:color="DDDDDD"/>
-          <w:right w:val="single" w:sz="6" w:space="8" w:color="DDDDDD"/>
-        </w:pBdr>
-        <w:shd w:val="clear" w:color="auto" w:fill="F5F5F5"/>
-        <w:spacing w:before="80"/>
-        <w:rPr>
-          <w:color w:val="000000"/>
-          <w:sz w:val="18"/>
-          <w:szCs w:val="18"/>
-        </w:rPr>
-      </w:pPr>
-      <w:r>
-        <w:rPr>
-          <w:color w:val="000000"/>
-          <w:sz w:val="18"/>
-          <w:szCs w:val="18"/>
-        </w:rPr>
-        <w:t xml:space="preserve"/>
-      </w:r>
-    </w:p>
-    <w:p>
-      <w:pPr>
-        <w:pStyle w:val="HTMLPreformatted"/>
-        <w:pBdr>
-          <w:top w:val="single" w:sz="6" w:space="8" w:color="DDDDDD"/>
-          <w:left w:val="single" w:sz="6" w:space="8" w:color="DDDDDD"/>
-          <w:bottom w:val="single" w:sz="6" w:space="8" w:color="DDDDDD"/>
-          <w:right w:val="single" w:sz="6" w:space="8" w:color="DDDDDD"/>
-        </w:pBdr>
-        <w:shd w:val="clear" w:color="auto" w:fill="F5F5F5"/>
-        <w:spacing w:before="80"/>
-        <w:rPr>
-          <w:color w:val="000000"/>
-          <w:sz w:val="18"/>
-          <w:szCs w:val="18"/>
-        </w:rPr>
-      </w:pPr>
-      <w:r>
-        <w:rPr>
-          <w:color w:val="000000"/>
-          <w:sz w:val="18"/>
-          <w:szCs w:val="18"/>
-        </w:rPr>
-        <w:t xml:space="preserve">#define PROC_SLOT_BASE(n)  (PROC_MEM_START + (n) * PROC_SLOT_SIZE)</w:t>
-      </w:r>
-    </w:p>
-    <w:p>
-      <w:pPr>
-        <w:pStyle w:val="HTMLPreformatted"/>
-        <w:pBdr>
-          <w:top w:val="single" w:sz="6" w:space="8" w:color="DDDDDD"/>
-          <w:left w:val="single" w:sz="6" w:space="8" w:color="DDDDDD"/>
-          <w:bottom w:val="single" w:sz="6" w:space="8" w:color="DDDDDD"/>
-          <w:right w:val="single" w:sz="6" w:space="8" w:color="DDDDDD"/>
-        </w:pBdr>
-        <w:shd w:val="clear" w:color="auto" w:fill="F5F5F5"/>
-        <w:spacing w:before="80"/>
-        <w:rPr>
-          <w:color w:val="000000"/>
-          <w:sz w:val="18"/>
-          <w:szCs w:val="18"/>
-        </w:rPr>
-      </w:pPr>
-      <w:r>
-        <w:rPr>
-          <w:color w:val="000000"/>
-          <w:sz w:val="18"/>
-          <w:szCs w:val="18"/>
-        </w:rPr>
-        <w:t xml:space="preserve">#define PROC_SLOT_STACK(n) (PROC_SLOT_BASE(n) + PROC_SLOT_SIZE - 0x100)</w:t>
+        <w:t>The global process table is an array of 8 such structures. Each slot has a fixed memory region of 32KB, assigned at initialization:</w:t>
+      </w:r>
+    </w:p>
+    <w:p>
+      <w:pPr>
+        <w:pStyle w:val="HTMLPreformatted"/>
+        <w:pBdr>
+          <w:top w:val="single" w:sz="6" w:space="8" w:color="DDDDDD"/>
+          <w:left w:val="single" w:sz="6" w:space="8" w:color="DDDDDD"/>
+          <w:bottom w:val="single" w:sz="6" w:space="8" w:color="DDDDDD"/>
+          <w:right w:val="single" w:sz="6" w:space="8" w:color="DDDDDD"/>
+        </w:pBdr>
+        <w:shd w:val="clear" w:color="auto" w:fill="F5F5F5"/>
+        <w:spacing w:before="80"/>
+        <w:rPr>
+          <w:color w:val="000000"/>
+          <w:sz w:val="18"/>
+          <w:szCs w:val="18"/>
+        </w:rPr>
+      </w:pPr>
+      <w:r>
+        <w:rPr>
+          <w:color w:val="000000"/>
+          <w:sz w:val="18"/>
+          <w:szCs w:val="18"/>
+        </w:rPr>
+        <w:t>#define MAX_PROCS       8</w:t>
+      </w:r>
+    </w:p>
+    <w:p>
+      <w:pPr>
+        <w:pStyle w:val="HTMLPreformatted"/>
+        <w:pBdr>
+          <w:top w:val="single" w:sz="6" w:space="8" w:color="DDDDDD"/>
+          <w:left w:val="single" w:sz="6" w:space="8" w:color="DDDDDD"/>
+          <w:bottom w:val="single" w:sz="6" w:space="8" w:color="DDDDDD"/>
+          <w:right w:val="single" w:sz="6" w:space="8" w:color="DDDDDD"/>
+        </w:pBdr>
+        <w:shd w:val="clear" w:color="auto" w:fill="F5F5F5"/>
+        <w:spacing w:before="80"/>
+        <w:rPr>
+          <w:color w:val="000000"/>
+          <w:sz w:val="18"/>
+          <w:szCs w:val="18"/>
+        </w:rPr>
+      </w:pPr>
+      <w:r>
+        <w:rPr>
+          <w:color w:val="000000"/>
+          <w:sz w:val="18"/>
+          <w:szCs w:val="18"/>
+        </w:rPr>
+        <w:t>#define PROC_SLOT_SIZE  0x8000      /* 32KB per process */</w:t>
+      </w:r>
+    </w:p>
+    <w:p>
+      <w:pPr>
+        <w:pStyle w:val="HTMLPreformatted"/>
+        <w:pBdr>
+          <w:top w:val="single" w:sz="6" w:space="8" w:color="DDDDDD"/>
+          <w:left w:val="single" w:sz="6" w:space="8" w:color="DDDDDD"/>
+          <w:bottom w:val="single" w:sz="6" w:space="8" w:color="DDDDDD"/>
+          <w:right w:val="single" w:sz="6" w:space="8" w:color="DDDDDD"/>
+        </w:pBdr>
+        <w:shd w:val="clear" w:color="auto" w:fill="F5F5F5"/>
+        <w:spacing w:before="80"/>
+        <w:rPr>
+          <w:color w:val="000000"/>
+          <w:sz w:val="18"/>
+          <w:szCs w:val="18"/>
+        </w:rPr>
+      </w:pPr>
+      <w:r>
+        <w:rPr>
+          <w:color w:val="000000"/>
+          <w:sz w:val="18"/>
+          <w:szCs w:val="18"/>
+        </w:rPr>
+        <w:t>#define PROC_MEM_START  0x00110000  /* First slot base address */</w:t>
+      </w:r>
+    </w:p>
+    <w:p>
+      <w:pPr>
+        <w:pStyle w:val="HTMLPreformatted"/>
+        <w:pBdr>
+          <w:top w:val="single" w:sz="6" w:space="8" w:color="DDDDDD"/>
+          <w:left w:val="single" w:sz="6" w:space="8" w:color="DDDDDD"/>
+          <w:bottom w:val="single" w:sz="6" w:space="8" w:color="DDDDDD"/>
+          <w:right w:val="single" w:sz="6" w:space="8" w:color="DDDDDD"/>
+        </w:pBdr>
+        <w:shd w:val="clear" w:color="auto" w:fill="F5F5F5"/>
+        <w:spacing w:before="80"/>
+        <w:rPr>
+          <w:color w:val="000000"/>
+          <w:sz w:val="18"/>
+          <w:szCs w:val="18"/>
+        </w:rPr>
+      </w:pPr>
+    </w:p>
+    <w:p>
+      <w:pPr>
+        <w:pStyle w:val="HTMLPreformatted"/>
+        <w:pBdr>
+          <w:top w:val="single" w:sz="6" w:space="8" w:color="DDDDDD"/>
+          <w:left w:val="single" w:sz="6" w:space="8" w:color="DDDDDD"/>
+          <w:bottom w:val="single" w:sz="6" w:space="8" w:color="DDDDDD"/>
+          <w:right w:val="single" w:sz="6" w:space="8" w:color="DDDDDD"/>
+        </w:pBdr>
+        <w:shd w:val="clear" w:color="auto" w:fill="F5F5F5"/>
+        <w:spacing w:before="80"/>
+        <w:rPr>
+          <w:color w:val="000000"/>
+          <w:sz w:val="18"/>
+          <w:szCs w:val="18"/>
+        </w:rPr>
+      </w:pPr>
+      <w:r>
+        <w:rPr>
+          <w:color w:val="000000"/>
+          <w:sz w:val="18"/>
+          <w:szCs w:val="18"/>
+        </w:rPr>
+        <w:t>#define PROC_SLOT_BASE(n)  (PROC_MEM_START + (n) * PROC_SLOT_SIZE)</w:t>
+      </w:r>
+    </w:p>
+    <w:p>
+      <w:pPr>
+        <w:pStyle w:val="HTMLPreformatted"/>
+        <w:pBdr>
+          <w:top w:val="single" w:sz="6" w:space="8" w:color="DDDDDD"/>
+          <w:left w:val="single" w:sz="6" w:space="8" w:color="DDDDDD"/>
+          <w:bottom w:val="single" w:sz="6" w:space="8" w:color="DDDDDD"/>
+          <w:right w:val="single" w:sz="6" w:space="8" w:color="DDDDDD"/>
+        </w:pBdr>
+        <w:shd w:val="clear" w:color="auto" w:fill="F5F5F5"/>
+        <w:spacing w:before="80"/>
+        <w:rPr>
+          <w:color w:val="000000"/>
+          <w:sz w:val="18"/>
+          <w:szCs w:val="18"/>
+        </w:rPr>
+      </w:pPr>
+      <w:r>
+        <w:rPr>
+          <w:color w:val="000000"/>
+          <w:sz w:val="18"/>
+          <w:szCs w:val="18"/>
+        </w:rPr>
+        <w:t>#define PROC_SLOT_STACK(n) (PROC_SLOT_BASE(n) + PROC_SLOT_SIZE - 0x100)</w:t>
       </w:r>
     </w:p>
     <w:p>
@@ -12613,7 +14032,7 @@
         <w:spacing w:before="80" w:after="80"/>
       </w:pPr>
       <w:r>
-        <w:t xml:space="preserve">The stack grows downward from the top of each slot, with 256 bytes reserved at the very top for the argument area (argv strings pushed during exec). The code, data, and BSS sections of the loaded program occupy the bottom of the slot.</w:t>
+        <w:t>The stack grows downward from the top of each slot, with 256 bytes reserved at the very top for the argument area (argv strings pushed during exec). The code, data, and BSS sections of the loaded program occupy the bottom of the slot.</w:t>
       </w:r>
     </w:p>
     <w:p>
@@ -12621,7 +14040,8 @@
         <w:pStyle w:val="Heading2"/>
         <w:spacing w:before="360" w:after="200"/>
       </w:pPr>
-      <w:bookmarkStart w:id="104" w:name="_Toc000000104"/>
+      <w:bookmarkStart w:id="35" w:name="_Toc000000104"/>
+      <w:bookmarkStart w:id="36" w:name="_Toc225090823"/>
       <w:r>
         <w:rPr>
           <w:color w:val="2E86AB"/>
@@ -12631,40 +14051,42 @@
       <w:r>
         <w:t>Code: Process initialization</w:t>
       </w:r>
-      <w:bookmarkEnd w:id="104"/>
+      <w:bookmarkEnd w:id="35"/>
+      <w:bookmarkEnd w:id="36"/>
     </w:p>
     <w:p>
       <w:pPr>
         <w:spacing w:before="80" w:after="80"/>
       </w:pPr>
       <w:r>
-        <w:t xml:space="preserve">proc_init() (kernel/process.c) initializes all 8 slots to PROC_FREE, pre-computing each slot’s mem_base and stack_top from the fixed memory layout. proc_alloc() scans the table for a free slot, assigns a monotonically increasing PID, and marks the slot PROC_READY:</w:t>
-      </w:r>
-    </w:p>
-    <w:p>
-      <w:pPr>
-        <w:pStyle w:val="HTMLPreformatted"/>
-        <w:pBdr>
-          <w:top w:val="single" w:sz="6" w:space="8" w:color="DDDDDD"/>
-          <w:left w:val="single" w:sz="6" w:space="8" w:color="DDDDDD"/>
-          <w:bottom w:val="single" w:sz="6" w:space="8" w:color="DDDDDD"/>
-          <w:right w:val="single" w:sz="6" w:space="8" w:color="DDDDDD"/>
-        </w:pBdr>
-        <w:shd w:val="clear" w:color="auto" w:fill="F5F5F5"/>
-        <w:spacing w:before="80"/>
-        <w:rPr>
-          <w:color w:val="000000"/>
-          <w:sz w:val="18"/>
-          <w:szCs w:val="18"/>
-        </w:rPr>
-      </w:pPr>
-      <w:r>
-        <w:rPr>
-          <w:color w:val="000000"/>
-          <w:sz w:val="18"/>
-          <w:szCs w:val="18"/>
-        </w:rPr>
-        <w:t xml:space="preserve">int proc_alloc(void) {</w:t>
+        <w:lastRenderedPageBreak/>
+        <w:t>proc_init() (kernel/process.c) initializes all 8 slots to PROC_FREE, pre-computing each slot’s mem_base and stack_top from the fixed memory layout. proc_alloc() scans the table for a free slot, assigns a monotonically increasing PID, and marks the slot PROC_READY:</w:t>
+      </w:r>
+    </w:p>
+    <w:p>
+      <w:pPr>
+        <w:pStyle w:val="HTMLPreformatted"/>
+        <w:pBdr>
+          <w:top w:val="single" w:sz="6" w:space="8" w:color="DDDDDD"/>
+          <w:left w:val="single" w:sz="6" w:space="8" w:color="DDDDDD"/>
+          <w:bottom w:val="single" w:sz="6" w:space="8" w:color="DDDDDD"/>
+          <w:right w:val="single" w:sz="6" w:space="8" w:color="DDDDDD"/>
+        </w:pBdr>
+        <w:shd w:val="clear" w:color="auto" w:fill="F5F5F5"/>
+        <w:spacing w:before="80"/>
+        <w:rPr>
+          <w:color w:val="000000"/>
+          <w:sz w:val="18"/>
+          <w:szCs w:val="18"/>
+        </w:rPr>
+      </w:pPr>
+      <w:r>
+        <w:rPr>
+          <w:color w:val="000000"/>
+          <w:sz w:val="18"/>
+          <w:szCs w:val="18"/>
+        </w:rPr>
+        <w:t>int proc_alloc(void) {</w:t>
       </w:r>
     </w:p>
     <w:p>
@@ -12976,7 +14398,7 @@
           <w:sz w:val="18"/>
           <w:szCs w:val="18"/>
         </w:rPr>
-        <w:t xml:space="preserve">}</w:t>
+        <w:t>}</w:t>
       </w:r>
     </w:p>
     <w:p>
@@ -12984,7 +14406,7 @@
         <w:spacing w:before="80" w:after="80"/>
       </w:pPr>
       <w:r>
-        <w:t xml:space="preserve">proc_fd_init() sets up the three standard file descriptors (0, 1, 2) pointing to the console character device. This gives every new process stdin, stdout, and stderr by default.</w:t>
+        <w:t>proc_fd_init() sets up the three standard file descriptors (0, 1, 2) pointing to the console character device. This gives every new process stdin, stdout, and stderr by default.</w:t>
       </w:r>
     </w:p>
     <w:p>
@@ -12992,7 +14414,8 @@
         <w:pStyle w:val="Heading2"/>
         <w:spacing w:before="360" w:after="200"/>
       </w:pPr>
-      <w:bookmarkStart w:id="105" w:name="_Toc000000105"/>
+      <w:bookmarkStart w:id="37" w:name="_Toc000000105"/>
+      <w:bookmarkStart w:id="38" w:name="_Toc225090824"/>
       <w:r>
         <w:rPr>
           <w:color w:val="2E86AB"/>
@@ -13002,14 +14425,15 @@
       <w:r>
         <w:t>Code: fork</w:t>
       </w:r>
-      <w:bookmarkEnd w:id="105"/>
+      <w:bookmarkEnd w:id="37"/>
+      <w:bookmarkEnd w:id="38"/>
     </w:p>
     <w:p>
       <w:pPr>
         <w:spacing w:before="80" w:after="80"/>
       </w:pPr>
       <w:r>
-        <w:t xml:space="preserve">The fork() system call creates a new process that is an exact copy of the calling process. It returns the child’s PID to the parent and 0 to the child. This is the standard Unix mechanism for process creation, and logOS implements it in sys_fork() (kernel/syscall.c).</w:t>
+        <w:t>The fork() system call creates a new process that is an exact copy of the calling process. It returns the child’s PID to the parent and 0 to the child. This is the standard Unix mechanism for process creation, and logOS implements it in sys_fork() (kernel/syscall.c).</w:t>
       </w:r>
     </w:p>
     <w:p>
@@ -13017,33 +14441,33 @@
         <w:spacing w:before="80" w:after="80"/>
       </w:pPr>
       <w:r>
-        <w:t xml:space="preserve">fork() must solve several problems. First, it allocates a new process slot and copies the entire 32KB memory image from the parent’s slot to the child’s:</w:t>
-      </w:r>
-    </w:p>
-    <w:p>
-      <w:pPr>
-        <w:pStyle w:val="HTMLPreformatted"/>
-        <w:pBdr>
-          <w:top w:val="single" w:sz="6" w:space="8" w:color="DDDDDD"/>
-          <w:left w:val="single" w:sz="6" w:space="8" w:color="DDDDDD"/>
-          <w:bottom w:val="single" w:sz="6" w:space="8" w:color="DDDDDD"/>
-          <w:right w:val="single" w:sz="6" w:space="8" w:color="DDDDDD"/>
-        </w:pBdr>
-        <w:shd w:val="clear" w:color="auto" w:fill="F5F5F5"/>
-        <w:spacing w:before="80"/>
-        <w:rPr>
-          <w:color w:val="000000"/>
-          <w:sz w:val="18"/>
-          <w:szCs w:val="18"/>
-        </w:rPr>
-      </w:pPr>
-      <w:r>
-        <w:rPr>
-          <w:color w:val="000000"/>
-          <w:sz w:val="18"/>
-          <w:szCs w:val="18"/>
-        </w:rPr>
-        <w:t xml:space="preserve">memcpy((void *)child-&gt;mem_base, (void *)parent-&gt;mem_base, PROC_SLOT_SIZE);</w:t>
+        <w:t>fork() must solve several problems. First, it allocates a new process slot and copies the entire 32KB memory image from the parent’s slot to the child’s:</w:t>
+      </w:r>
+    </w:p>
+    <w:p>
+      <w:pPr>
+        <w:pStyle w:val="HTMLPreformatted"/>
+        <w:pBdr>
+          <w:top w:val="single" w:sz="6" w:space="8" w:color="DDDDDD"/>
+          <w:left w:val="single" w:sz="6" w:space="8" w:color="DDDDDD"/>
+          <w:bottom w:val="single" w:sz="6" w:space="8" w:color="DDDDDD"/>
+          <w:right w:val="single" w:sz="6" w:space="8" w:color="DDDDDD"/>
+        </w:pBdr>
+        <w:shd w:val="clear" w:color="auto" w:fill="F5F5F5"/>
+        <w:spacing w:before="80"/>
+        <w:rPr>
+          <w:color w:val="000000"/>
+          <w:sz w:val="18"/>
+          <w:szCs w:val="18"/>
+        </w:rPr>
+      </w:pPr>
+      <w:r>
+        <w:rPr>
+          <w:color w:val="000000"/>
+          <w:sz w:val="18"/>
+          <w:szCs w:val="18"/>
+        </w:rPr>
+        <w:t>memcpy((void *)child-&gt;mem_base, (void *)parent-&gt;mem_base, PROC_SLOT_SIZE);</w:t>
       </w:r>
     </w:p>
     <w:p>
@@ -13051,111 +14475,111 @@
         <w:spacing w:before="80" w:after="80"/>
       </w:pPr>
       <w:r>
-        <w:t xml:space="preserve">Second, it copies the parent’s trap frame into the child’s. But here is the subtlety: the parent’s registers contain addresses that point into the parent’s memory slot. The stack pointer (sp), the return address (ra), the frame pointer (s0), and the program counter (mepc) may all contain addresses within the parent’s slot. These must be adjusted by the offset between the parent’s and child’s slots:</w:t>
-      </w:r>
-    </w:p>
-    <w:p>
-      <w:pPr>
-        <w:pStyle w:val="HTMLPreformatted"/>
-        <w:pBdr>
-          <w:top w:val="single" w:sz="6" w:space="8" w:color="DDDDDD"/>
-          <w:left w:val="single" w:sz="6" w:space="8" w:color="DDDDDD"/>
-          <w:bottom w:val="single" w:sz="6" w:space="8" w:color="DDDDDD"/>
-          <w:right w:val="single" w:sz="6" w:space="8" w:color="DDDDDD"/>
-        </w:pBdr>
-        <w:shd w:val="clear" w:color="auto" w:fill="F5F5F5"/>
-        <w:spacing w:before="80"/>
-        <w:rPr>
-          <w:color w:val="000000"/>
-          <w:sz w:val="18"/>
-          <w:szCs w:val="18"/>
-        </w:rPr>
-      </w:pPr>
-      <w:r>
-        <w:rPr>
-          <w:color w:val="000000"/>
-          <w:sz w:val="18"/>
-          <w:szCs w:val="18"/>
-        </w:rPr>
-        <w:t xml:space="preserve">delta = (int32_t)(child-&gt;mem_base - parent-&gt;mem_base);</w:t>
-      </w:r>
-    </w:p>
-    <w:p>
-      <w:pPr>
-        <w:pStyle w:val="HTMLPreformatted"/>
-        <w:pBdr>
-          <w:top w:val="single" w:sz="6" w:space="8" w:color="DDDDDD"/>
-          <w:left w:val="single" w:sz="6" w:space="8" w:color="DDDDDD"/>
-          <w:bottom w:val="single" w:sz="6" w:space="8" w:color="DDDDDD"/>
-          <w:right w:val="single" w:sz="6" w:space="8" w:color="DDDDDD"/>
-        </w:pBdr>
-        <w:shd w:val="clear" w:color="auto" w:fill="F5F5F5"/>
-        <w:spacing w:before="80"/>
-        <w:rPr>
-          <w:color w:val="000000"/>
-          <w:sz w:val="18"/>
-          <w:szCs w:val="18"/>
-        </w:rPr>
-      </w:pPr>
-      <w:r>
-        <w:rPr>
-          <w:color w:val="000000"/>
-          <w:sz w:val="18"/>
-          <w:szCs w:val="18"/>
-        </w:rPr>
-        <w:t xml:space="preserve">child-&gt;tf.sp   += delta;</w:t>
-      </w:r>
-    </w:p>
-    <w:p>
-      <w:pPr>
-        <w:pStyle w:val="HTMLPreformatted"/>
-        <w:pBdr>
-          <w:top w:val="single" w:sz="6" w:space="8" w:color="DDDDDD"/>
-          <w:left w:val="single" w:sz="6" w:space="8" w:color="DDDDDD"/>
-          <w:bottom w:val="single" w:sz="6" w:space="8" w:color="DDDDDD"/>
-          <w:right w:val="single" w:sz="6" w:space="8" w:color="DDDDDD"/>
-        </w:pBdr>
-        <w:shd w:val="clear" w:color="auto" w:fill="F5F5F5"/>
-        <w:spacing w:before="80"/>
-        <w:rPr>
-          <w:color w:val="000000"/>
-          <w:sz w:val="18"/>
-          <w:szCs w:val="18"/>
-        </w:rPr>
-      </w:pPr>
-      <w:r>
-        <w:rPr>
-          <w:color w:val="000000"/>
-          <w:sz w:val="18"/>
-          <w:szCs w:val="18"/>
-        </w:rPr>
-        <w:t xml:space="preserve">child-&gt;tf.mepc += delta;</w:t>
-      </w:r>
-    </w:p>
-    <w:p>
-      <w:pPr>
-        <w:pStyle w:val="HTMLPreformatted"/>
-        <w:pBdr>
-          <w:top w:val="single" w:sz="6" w:space="8" w:color="DDDDDD"/>
-          <w:left w:val="single" w:sz="6" w:space="8" w:color="DDDDDD"/>
-          <w:bottom w:val="single" w:sz="6" w:space="8" w:color="DDDDDD"/>
-          <w:right w:val="single" w:sz="6" w:space="8" w:color="DDDDDD"/>
-        </w:pBdr>
-        <w:shd w:val="clear" w:color="auto" w:fill="F5F5F5"/>
-        <w:spacing w:before="80"/>
-        <w:rPr>
-          <w:color w:val="000000"/>
-          <w:sz w:val="18"/>
-          <w:szCs w:val="18"/>
-        </w:rPr>
-      </w:pPr>
-      <w:r>
-        <w:rPr>
-          <w:color w:val="000000"/>
-          <w:sz w:val="18"/>
-          <w:szCs w:val="18"/>
-        </w:rPr>
-        <w:t xml:space="preserve">if (child-&gt;tf.ra &gt;= parent_base &amp;&amp; child-&gt;tf.ra &lt; parent_end)</w:t>
+        <w:t>Second, it copies the parent’s trap frame into the child’s. But here is the subtlety: the parent’s registers contain addresses that point into the parent’s memory slot. The stack pointer (sp), the return address (ra), the frame pointer (s0), and the program counter (mepc) may all contain addresses within the parent’s slot. These must be adjusted by the offset between the parent’s and child’s slots:</w:t>
+      </w:r>
+    </w:p>
+    <w:p>
+      <w:pPr>
+        <w:pStyle w:val="HTMLPreformatted"/>
+        <w:pBdr>
+          <w:top w:val="single" w:sz="6" w:space="8" w:color="DDDDDD"/>
+          <w:left w:val="single" w:sz="6" w:space="8" w:color="DDDDDD"/>
+          <w:bottom w:val="single" w:sz="6" w:space="8" w:color="DDDDDD"/>
+          <w:right w:val="single" w:sz="6" w:space="8" w:color="DDDDDD"/>
+        </w:pBdr>
+        <w:shd w:val="clear" w:color="auto" w:fill="F5F5F5"/>
+        <w:spacing w:before="80"/>
+        <w:rPr>
+          <w:color w:val="000000"/>
+          <w:sz w:val="18"/>
+          <w:szCs w:val="18"/>
+        </w:rPr>
+      </w:pPr>
+      <w:r>
+        <w:rPr>
+          <w:color w:val="000000"/>
+          <w:sz w:val="18"/>
+          <w:szCs w:val="18"/>
+        </w:rPr>
+        <w:t>delta = (int32_t)(child-&gt;mem_base - parent-&gt;mem_base);</w:t>
+      </w:r>
+    </w:p>
+    <w:p>
+      <w:pPr>
+        <w:pStyle w:val="HTMLPreformatted"/>
+        <w:pBdr>
+          <w:top w:val="single" w:sz="6" w:space="8" w:color="DDDDDD"/>
+          <w:left w:val="single" w:sz="6" w:space="8" w:color="DDDDDD"/>
+          <w:bottom w:val="single" w:sz="6" w:space="8" w:color="DDDDDD"/>
+          <w:right w:val="single" w:sz="6" w:space="8" w:color="DDDDDD"/>
+        </w:pBdr>
+        <w:shd w:val="clear" w:color="auto" w:fill="F5F5F5"/>
+        <w:spacing w:before="80"/>
+        <w:rPr>
+          <w:color w:val="000000"/>
+          <w:sz w:val="18"/>
+          <w:szCs w:val="18"/>
+        </w:rPr>
+      </w:pPr>
+      <w:r>
+        <w:rPr>
+          <w:color w:val="000000"/>
+          <w:sz w:val="18"/>
+          <w:szCs w:val="18"/>
+        </w:rPr>
+        <w:t>child-&gt;tf.sp   += delta;</w:t>
+      </w:r>
+    </w:p>
+    <w:p>
+      <w:pPr>
+        <w:pStyle w:val="HTMLPreformatted"/>
+        <w:pBdr>
+          <w:top w:val="single" w:sz="6" w:space="8" w:color="DDDDDD"/>
+          <w:left w:val="single" w:sz="6" w:space="8" w:color="DDDDDD"/>
+          <w:bottom w:val="single" w:sz="6" w:space="8" w:color="DDDDDD"/>
+          <w:right w:val="single" w:sz="6" w:space="8" w:color="DDDDDD"/>
+        </w:pBdr>
+        <w:shd w:val="clear" w:color="auto" w:fill="F5F5F5"/>
+        <w:spacing w:before="80"/>
+        <w:rPr>
+          <w:color w:val="000000"/>
+          <w:sz w:val="18"/>
+          <w:szCs w:val="18"/>
+        </w:rPr>
+      </w:pPr>
+      <w:r>
+        <w:rPr>
+          <w:color w:val="000000"/>
+          <w:sz w:val="18"/>
+          <w:szCs w:val="18"/>
+        </w:rPr>
+        <w:t>child-&gt;tf.mepc += delta;</w:t>
+      </w:r>
+    </w:p>
+    <w:p>
+      <w:pPr>
+        <w:pStyle w:val="HTMLPreformatted"/>
+        <w:pBdr>
+          <w:top w:val="single" w:sz="6" w:space="8" w:color="DDDDDD"/>
+          <w:left w:val="single" w:sz="6" w:space="8" w:color="DDDDDD"/>
+          <w:bottom w:val="single" w:sz="6" w:space="8" w:color="DDDDDD"/>
+          <w:right w:val="single" w:sz="6" w:space="8" w:color="DDDDDD"/>
+        </w:pBdr>
+        <w:shd w:val="clear" w:color="auto" w:fill="F5F5F5"/>
+        <w:spacing w:before="80"/>
+        <w:rPr>
+          <w:color w:val="000000"/>
+          <w:sz w:val="18"/>
+          <w:szCs w:val="18"/>
+        </w:rPr>
+      </w:pPr>
+      <w:r>
+        <w:rPr>
+          <w:color w:val="000000"/>
+          <w:sz w:val="18"/>
+          <w:szCs w:val="18"/>
+        </w:rPr>
+        <w:t>if (child-&gt;tf.ra &gt;= parent_base &amp;&amp; child-&gt;tf.ra &lt; parent_end)</w:t>
       </w:r>
     </w:p>
     <w:p>
@@ -13207,32 +14631,33 @@
           <w:sz w:val="18"/>
           <w:szCs w:val="18"/>
         </w:rPr>
-        <w:t xml:space="preserve">if (child-&gt;tf.s0 &gt;= parent_base &amp;&amp; child-&gt;tf.s0 &lt; parent_end)</w:t>
-      </w:r>
-    </w:p>
-    <w:p>
-      <w:pPr>
-        <w:pStyle w:val="HTMLPreformatted"/>
-        <w:pBdr>
-          <w:top w:val="single" w:sz="6" w:space="8" w:color="DDDDDD"/>
-          <w:left w:val="single" w:sz="6" w:space="8" w:color="DDDDDD"/>
-          <w:bottom w:val="single" w:sz="6" w:space="8" w:color="DDDDDD"/>
-          <w:right w:val="single" w:sz="6" w:space="8" w:color="DDDDDD"/>
-        </w:pBdr>
-        <w:shd w:val="clear" w:color="auto" w:fill="F5F5F5"/>
-        <w:spacing w:before="80"/>
-        <w:rPr>
-          <w:color w:val="000000"/>
-          <w:sz w:val="18"/>
-          <w:szCs w:val="18"/>
-        </w:rPr>
-      </w:pPr>
-      <w:r>
-        <w:rPr>
-          <w:color w:val="000000"/>
-          <w:sz w:val="18"/>
-          <w:szCs w:val="18"/>
-        </w:rPr>
+        <w:t>if (child-&gt;tf.s0 &gt;= parent_base &amp;&amp; child-&gt;tf.s0 &lt; parent_end)</w:t>
+      </w:r>
+    </w:p>
+    <w:p>
+      <w:pPr>
+        <w:pStyle w:val="HTMLPreformatted"/>
+        <w:pBdr>
+          <w:top w:val="single" w:sz="6" w:space="8" w:color="DDDDDD"/>
+          <w:left w:val="single" w:sz="6" w:space="8" w:color="DDDDDD"/>
+          <w:bottom w:val="single" w:sz="6" w:space="8" w:color="DDDDDD"/>
+          <w:right w:val="single" w:sz="6" w:space="8" w:color="DDDDDD"/>
+        </w:pBdr>
+        <w:shd w:val="clear" w:color="auto" w:fill="F5F5F5"/>
+        <w:spacing w:before="80"/>
+        <w:rPr>
+          <w:color w:val="000000"/>
+          <w:sz w:val="18"/>
+          <w:szCs w:val="18"/>
+        </w:rPr>
+      </w:pPr>
+      <w:r>
+        <w:rPr>
+          <w:color w:val="000000"/>
+          <w:sz w:val="18"/>
+          <w:szCs w:val="18"/>
+        </w:rPr>
+        <w:lastRenderedPageBreak/>
         <w:t xml:space="preserve">    child-&gt;tf.s0 += delta;</w:t>
       </w:r>
     </w:p>
@@ -13241,7 +14666,7 @@
         <w:spacing w:before="80" w:after="80"/>
       </w:pPr>
       <w:r>
-        <w:t xml:space="preserve">The sp and mepc are always adjusted because they always point into the process’s slot. The ra and s0 are adjusted only if they fall within the parent’s slot range, since they might hold other values (such as 0 for ra at the top of the call chain).</w:t>
+        <w:t>The sp and mepc are always adjusted because they always point into the process’s slot. The ra and s0 are adjusted only if they fall within the parent’s slot range, since they might hold other values (such as 0 for ra at the top of the call chain).</w:t>
       </w:r>
     </w:p>
     <w:p>
@@ -13249,33 +14674,33 @@
         <w:spacing w:before="80" w:after="80"/>
       </w:pPr>
       <w:r>
-        <w:t xml:space="preserve">Third, fork() copies the parent’s file descriptors and environment. For pipe file descriptors, the kernel must increment the pipe’s reference counts so that closing the fd in one process does not destroy the pipe while the other still uses it:</w:t>
-      </w:r>
-    </w:p>
-    <w:p>
-      <w:pPr>
-        <w:pStyle w:val="HTMLPreformatted"/>
-        <w:pBdr>
-          <w:top w:val="single" w:sz="6" w:space="8" w:color="DDDDDD"/>
-          <w:left w:val="single" w:sz="6" w:space="8" w:color="DDDDDD"/>
-          <w:bottom w:val="single" w:sz="6" w:space="8" w:color="DDDDDD"/>
-          <w:right w:val="single" w:sz="6" w:space="8" w:color="DDDDDD"/>
-        </w:pBdr>
-        <w:shd w:val="clear" w:color="auto" w:fill="F5F5F5"/>
-        <w:spacing w:before="80"/>
-        <w:rPr>
-          <w:color w:val="000000"/>
-          <w:sz w:val="18"/>
-          <w:szCs w:val="18"/>
-        </w:rPr>
-      </w:pPr>
-      <w:r>
-        <w:rPr>
-          <w:color w:val="000000"/>
-          <w:sz w:val="18"/>
-          <w:szCs w:val="18"/>
-        </w:rPr>
-        <w:t xml:space="preserve">for (fd_i = 0; fd_i &lt; MAX_FD; fd_i++) {</w:t>
+        <w:t>Third, fork() copies the parent’s file descriptors and environment. For pipe file descriptors, the kernel must increment the pipe’s reference counts so that closing the fd in one process does not destroy the pipe while the other still uses it:</w:t>
+      </w:r>
+    </w:p>
+    <w:p>
+      <w:pPr>
+        <w:pStyle w:val="HTMLPreformatted"/>
+        <w:pBdr>
+          <w:top w:val="single" w:sz="6" w:space="8" w:color="DDDDDD"/>
+          <w:left w:val="single" w:sz="6" w:space="8" w:color="DDDDDD"/>
+          <w:bottom w:val="single" w:sz="6" w:space="8" w:color="DDDDDD"/>
+          <w:right w:val="single" w:sz="6" w:space="8" w:color="DDDDDD"/>
+        </w:pBdr>
+        <w:shd w:val="clear" w:color="auto" w:fill="F5F5F5"/>
+        <w:spacing w:before="80"/>
+        <w:rPr>
+          <w:color w:val="000000"/>
+          <w:sz w:val="18"/>
+          <w:szCs w:val="18"/>
+        </w:rPr>
+      </w:pPr>
+      <w:r>
+        <w:rPr>
+          <w:color w:val="000000"/>
+          <w:sz w:val="18"/>
+          <w:szCs w:val="18"/>
+        </w:rPr>
+        <w:t>for (fd_i = 0; fd_i &lt; MAX_FD; fd_i++) {</w:t>
       </w:r>
     </w:p>
     <w:p>
@@ -13405,7 +14830,7 @@
           <w:sz w:val="18"/>
           <w:szCs w:val="18"/>
         </w:rPr>
-        <w:t xml:space="preserve">}</w:t>
+        <w:t>}</w:t>
       </w:r>
     </w:p>
     <w:p>
@@ -13413,7 +14838,7 @@
         <w:spacing w:before="80" w:after="80"/>
       </w:pPr>
       <w:r>
-        <w:t xml:space="preserve">Finally, fork() sets the child’s a0 register to 0 (the child’s return value) and returns the child’s PID as the parent’s return value. The child is marked PROC_READY and will be picked up by the scheduler.</w:t>
+        <w:t>Finally, fork() sets the child’s a0 register to 0 (the child’s return value) and returns the child’s PID as the parent’s return value. The child is marked PROC_READY and will be picked up by the scheduler.</w:t>
       </w:r>
     </w:p>
     <w:p>
@@ -13421,7 +14846,8 @@
         <w:pStyle w:val="Heading2"/>
         <w:spacing w:before="360" w:after="200"/>
       </w:pPr>
-      <w:bookmarkStart w:id="106" w:name="_Toc000000106"/>
+      <w:bookmarkStart w:id="39" w:name="_Toc000000106"/>
+      <w:bookmarkStart w:id="40" w:name="_Toc225090825"/>
       <w:r>
         <w:rPr>
           <w:color w:val="2E86AB"/>
@@ -13431,14 +14857,15 @@
       <w:r>
         <w:t>Code: exec</w:t>
       </w:r>
-      <w:bookmarkEnd w:id="106"/>
+      <w:bookmarkEnd w:id="39"/>
+      <w:bookmarkEnd w:id="40"/>
     </w:p>
     <w:p>
       <w:pPr>
         <w:spacing w:before="80" w:after="80"/>
       </w:pPr>
       <w:r>
-        <w:t xml:space="preserve">The exec() system call replaces the current process’s memory with a new program loaded from the filesystem. It does not create a new process; it reuses the existing slot. File descriptors are preserved across exec, which is essential for I/O redirection: the shell can set up pipe connections via dup2() before calling exec(), and the new program inherits them.</w:t>
+        <w:t>The exec() system call replaces the current process’s memory with a new program loaded from the filesystem. It does not create a new process; it reuses the existing slot. File descriptors are preserved across exec, which is essential for I/O redirection: the shell can set up pipe connections via dup2() before calling exec(), and the new program inherits them.</w:t>
       </w:r>
     </w:p>
     <w:p>
@@ -13446,137 +14873,129 @@
         <w:spacing w:before="80" w:after="80"/>
       </w:pPr>
       <w:r>
-        <w:t xml:space="preserve">exec() faces a bootstrap problem: the path string and argv array are stored in the process’s memory, which will be overwritten when the new program is loaded. The solution is to copy them to kernel buffers before calling elf_load_at():</w:t>
-      </w:r>
-    </w:p>
-    <w:p>
-      <w:pPr>
-        <w:pStyle w:val="HTMLPreformatted"/>
-        <w:pBdr>
-          <w:top w:val="single" w:sz="6" w:space="8" w:color="DDDDDD"/>
-          <w:left w:val="single" w:sz="6" w:space="8" w:color="DDDDDD"/>
-          <w:bottom w:val="single" w:sz="6" w:space="8" w:color="DDDDDD"/>
-          <w:right w:val="single" w:sz="6" w:space="8" w:color="DDDDDD"/>
-        </w:pBdr>
-        <w:shd w:val="clear" w:color="auto" w:fill="F5F5F5"/>
-        <w:spacing w:before="80"/>
-        <w:rPr>
-          <w:color w:val="000000"/>
-          <w:sz w:val="18"/>
-          <w:szCs w:val="18"/>
-        </w:rPr>
-      </w:pPr>
-      <w:r>
-        <w:rPr>
-          <w:color w:val="000000"/>
-          <w:sz w:val="18"/>
-          <w:szCs w:val="18"/>
-        </w:rPr>
-        <w:t xml:space="preserve">/* Copy path to kernel buffer BEFORE overwriting process memory */</w:t>
-      </w:r>
-    </w:p>
-    <w:p>
-      <w:pPr>
-        <w:pStyle w:val="HTMLPreformatted"/>
-        <w:pBdr>
-          <w:top w:val="single" w:sz="6" w:space="8" w:color="DDDDDD"/>
-          <w:left w:val="single" w:sz="6" w:space="8" w:color="DDDDDD"/>
-          <w:bottom w:val="single" w:sz="6" w:space="8" w:color="DDDDDD"/>
-          <w:right w:val="single" w:sz="6" w:space="8" w:color="DDDDDD"/>
-        </w:pBdr>
-        <w:shd w:val="clear" w:color="auto" w:fill="F5F5F5"/>
-        <w:spacing w:before="80"/>
-        <w:rPr>
-          <w:color w:val="000000"/>
-          <w:sz w:val="18"/>
-          <w:szCs w:val="18"/>
-        </w:rPr>
-      </w:pPr>
-      <w:r>
-        <w:rPr>
-          <w:color w:val="000000"/>
-          <w:sz w:val="18"/>
-          <w:szCs w:val="18"/>
-        </w:rPr>
-        <w:t xml:space="preserve">memcpy(spawn_path_buf, path, len);</w:t>
-      </w:r>
-    </w:p>
-    <w:p>
-      <w:pPr>
-        <w:pStyle w:val="HTMLPreformatted"/>
-        <w:pBdr>
-          <w:top w:val="single" w:sz="6" w:space="8" w:color="DDDDDD"/>
-          <w:left w:val="single" w:sz="6" w:space="8" w:color="DDDDDD"/>
-          <w:bottom w:val="single" w:sz="6" w:space="8" w:color="DDDDDD"/>
-          <w:right w:val="single" w:sz="6" w:space="8" w:color="DDDDDD"/>
-        </w:pBdr>
-        <w:shd w:val="clear" w:color="auto" w:fill="F5F5F5"/>
-        <w:spacing w:before="80"/>
-        <w:rPr>
-          <w:color w:val="000000"/>
-          <w:sz w:val="18"/>
-          <w:szCs w:val="18"/>
-        </w:rPr>
-      </w:pPr>
-      <w:r>
-        <w:rPr>
-          <w:color w:val="000000"/>
-          <w:sz w:val="18"/>
-          <w:szCs w:val="18"/>
-        </w:rPr>
-        <w:t xml:space="preserve"/>
-      </w:r>
-    </w:p>
-    <w:p>
-      <w:pPr>
-        <w:pStyle w:val="HTMLPreformatted"/>
-        <w:pBdr>
-          <w:top w:val="single" w:sz="6" w:space="8" w:color="DDDDDD"/>
-          <w:left w:val="single" w:sz="6" w:space="8" w:color="DDDDDD"/>
-          <w:bottom w:val="single" w:sz="6" w:space="8" w:color="DDDDDD"/>
-          <w:right w:val="single" w:sz="6" w:space="8" w:color="DDDDDD"/>
-        </w:pBdr>
-        <w:shd w:val="clear" w:color="auto" w:fill="F5F5F5"/>
-        <w:spacing w:before="80"/>
-        <w:rPr>
-          <w:color w:val="000000"/>
-          <w:sz w:val="18"/>
-          <w:szCs w:val="18"/>
-        </w:rPr>
-      </w:pPr>
-      <w:r>
-        <w:rPr>
-          <w:color w:val="000000"/>
-          <w:sz w:val="18"/>
-          <w:szCs w:val="18"/>
-        </w:rPr>
-        <w:t xml:space="preserve">/* Copy each argument string */</w:t>
-      </w:r>
-    </w:p>
-    <w:p>
-      <w:pPr>
-        <w:pStyle w:val="HTMLPreformatted"/>
-        <w:pBdr>
-          <w:top w:val="single" w:sz="6" w:space="8" w:color="DDDDDD"/>
-          <w:left w:val="single" w:sz="6" w:space="8" w:color="DDDDDD"/>
-          <w:bottom w:val="single" w:sz="6" w:space="8" w:color="DDDDDD"/>
-          <w:right w:val="single" w:sz="6" w:space="8" w:color="DDDDDD"/>
-        </w:pBdr>
-        <w:shd w:val="clear" w:color="auto" w:fill="F5F5F5"/>
-        <w:spacing w:before="80"/>
-        <w:rPr>
-          <w:color w:val="000000"/>
-          <w:sz w:val="18"/>
-          <w:szCs w:val="18"/>
-        </w:rPr>
-      </w:pPr>
-      <w:r>
-        <w:rPr>
-          <w:color w:val="000000"/>
-          <w:sz w:val="18"/>
-          <w:szCs w:val="18"/>
-        </w:rPr>
-        <w:t xml:space="preserve">while (argv[spawn_argc] != NULL &amp;&amp; spawn_argc &lt; MAX_ARGC) {</w:t>
+        <w:t>exec() faces a bootstrap problem: the path string and argv array are stored in the process’s memory, which will be overwritten when the new program is loaded. The solution is to copy them to kernel buffers before calling elf_load_at():</w:t>
+      </w:r>
+    </w:p>
+    <w:p>
+      <w:pPr>
+        <w:pStyle w:val="HTMLPreformatted"/>
+        <w:pBdr>
+          <w:top w:val="single" w:sz="6" w:space="8" w:color="DDDDDD"/>
+          <w:left w:val="single" w:sz="6" w:space="8" w:color="DDDDDD"/>
+          <w:bottom w:val="single" w:sz="6" w:space="8" w:color="DDDDDD"/>
+          <w:right w:val="single" w:sz="6" w:space="8" w:color="DDDDDD"/>
+        </w:pBdr>
+        <w:shd w:val="clear" w:color="auto" w:fill="F5F5F5"/>
+        <w:spacing w:before="80"/>
+        <w:rPr>
+          <w:color w:val="000000"/>
+          <w:sz w:val="18"/>
+          <w:szCs w:val="18"/>
+        </w:rPr>
+      </w:pPr>
+      <w:r>
+        <w:rPr>
+          <w:color w:val="000000"/>
+          <w:sz w:val="18"/>
+          <w:szCs w:val="18"/>
+        </w:rPr>
+        <w:t>/* Copy path to kernel buffer BEFORE overwriting process memory */</w:t>
+      </w:r>
+    </w:p>
+    <w:p>
+      <w:pPr>
+        <w:pStyle w:val="HTMLPreformatted"/>
+        <w:pBdr>
+          <w:top w:val="single" w:sz="6" w:space="8" w:color="DDDDDD"/>
+          <w:left w:val="single" w:sz="6" w:space="8" w:color="DDDDDD"/>
+          <w:bottom w:val="single" w:sz="6" w:space="8" w:color="DDDDDD"/>
+          <w:right w:val="single" w:sz="6" w:space="8" w:color="DDDDDD"/>
+        </w:pBdr>
+        <w:shd w:val="clear" w:color="auto" w:fill="F5F5F5"/>
+        <w:spacing w:before="80"/>
+        <w:rPr>
+          <w:color w:val="000000"/>
+          <w:sz w:val="18"/>
+          <w:szCs w:val="18"/>
+        </w:rPr>
+      </w:pPr>
+      <w:r>
+        <w:rPr>
+          <w:color w:val="000000"/>
+          <w:sz w:val="18"/>
+          <w:szCs w:val="18"/>
+        </w:rPr>
+        <w:t>memcpy(spawn_path_buf, path, len);</w:t>
+      </w:r>
+    </w:p>
+    <w:p>
+      <w:pPr>
+        <w:pStyle w:val="HTMLPreformatted"/>
+        <w:pBdr>
+          <w:top w:val="single" w:sz="6" w:space="8" w:color="DDDDDD"/>
+          <w:left w:val="single" w:sz="6" w:space="8" w:color="DDDDDD"/>
+          <w:bottom w:val="single" w:sz="6" w:space="8" w:color="DDDDDD"/>
+          <w:right w:val="single" w:sz="6" w:space="8" w:color="DDDDDD"/>
+        </w:pBdr>
+        <w:shd w:val="clear" w:color="auto" w:fill="F5F5F5"/>
+        <w:spacing w:before="80"/>
+        <w:rPr>
+          <w:color w:val="000000"/>
+          <w:sz w:val="18"/>
+          <w:szCs w:val="18"/>
+        </w:rPr>
+      </w:pPr>
+    </w:p>
+    <w:p>
+      <w:pPr>
+        <w:pStyle w:val="HTMLPreformatted"/>
+        <w:pBdr>
+          <w:top w:val="single" w:sz="6" w:space="8" w:color="DDDDDD"/>
+          <w:left w:val="single" w:sz="6" w:space="8" w:color="DDDDDD"/>
+          <w:bottom w:val="single" w:sz="6" w:space="8" w:color="DDDDDD"/>
+          <w:right w:val="single" w:sz="6" w:space="8" w:color="DDDDDD"/>
+        </w:pBdr>
+        <w:shd w:val="clear" w:color="auto" w:fill="F5F5F5"/>
+        <w:spacing w:before="80"/>
+        <w:rPr>
+          <w:color w:val="000000"/>
+          <w:sz w:val="18"/>
+          <w:szCs w:val="18"/>
+        </w:rPr>
+      </w:pPr>
+      <w:r>
+        <w:rPr>
+          <w:color w:val="000000"/>
+          <w:sz w:val="18"/>
+          <w:szCs w:val="18"/>
+        </w:rPr>
+        <w:t>/* Copy each argument string */</w:t>
+      </w:r>
+    </w:p>
+    <w:p>
+      <w:pPr>
+        <w:pStyle w:val="HTMLPreformatted"/>
+        <w:pBdr>
+          <w:top w:val="single" w:sz="6" w:space="8" w:color="DDDDDD"/>
+          <w:left w:val="single" w:sz="6" w:space="8" w:color="DDDDDD"/>
+          <w:bottom w:val="single" w:sz="6" w:space="8" w:color="DDDDDD"/>
+          <w:right w:val="single" w:sz="6" w:space="8" w:color="DDDDDD"/>
+        </w:pBdr>
+        <w:shd w:val="clear" w:color="auto" w:fill="F5F5F5"/>
+        <w:spacing w:before="80"/>
+        <w:rPr>
+          <w:color w:val="000000"/>
+          <w:sz w:val="18"/>
+          <w:szCs w:val="18"/>
+        </w:rPr>
+      </w:pPr>
+      <w:r>
+        <w:rPr>
+          <w:color w:val="000000"/>
+          <w:sz w:val="18"/>
+          <w:szCs w:val="18"/>
+        </w:rPr>
+        <w:t>while (argv[spawn_argc] != NULL &amp;&amp; spawn_argc &lt; MAX_ARGC) {</w:t>
       </w:r>
     </w:p>
     <w:p>
@@ -13654,85 +15073,77 @@
           <w:sz w:val="18"/>
           <w:szCs w:val="18"/>
         </w:rPr>
-        <w:t xml:space="preserve">}</w:t>
-      </w:r>
-    </w:p>
-    <w:p>
-      <w:pPr>
-        <w:pStyle w:val="HTMLPreformatted"/>
-        <w:pBdr>
-          <w:top w:val="single" w:sz="6" w:space="8" w:color="DDDDDD"/>
-          <w:left w:val="single" w:sz="6" w:space="8" w:color="DDDDDD"/>
-          <w:bottom w:val="single" w:sz="6" w:space="8" w:color="DDDDDD"/>
-          <w:right w:val="single" w:sz="6" w:space="8" w:color="DDDDDD"/>
-        </w:pBdr>
-        <w:shd w:val="clear" w:color="auto" w:fill="F5F5F5"/>
-        <w:spacing w:before="80"/>
-        <w:rPr>
-          <w:color w:val="000000"/>
-          <w:sz w:val="18"/>
-          <w:szCs w:val="18"/>
-        </w:rPr>
-      </w:pPr>
-      <w:r>
-        <w:rPr>
-          <w:color w:val="000000"/>
-          <w:sz w:val="18"/>
-          <w:szCs w:val="18"/>
-        </w:rPr>
-        <w:t xml:space="preserve"/>
-      </w:r>
-    </w:p>
-    <w:p>
-      <w:pPr>
-        <w:pStyle w:val="HTMLPreformatted"/>
-        <w:pBdr>
-          <w:top w:val="single" w:sz="6" w:space="8" w:color="DDDDDD"/>
-          <w:left w:val="single" w:sz="6" w:space="8" w:color="DDDDDD"/>
-          <w:bottom w:val="single" w:sz="6" w:space="8" w:color="DDDDDD"/>
-          <w:right w:val="single" w:sz="6" w:space="8" w:color="DDDDDD"/>
-        </w:pBdr>
-        <w:shd w:val="clear" w:color="auto" w:fill="F5F5F5"/>
-        <w:spacing w:before="80"/>
-        <w:rPr>
-          <w:color w:val="000000"/>
-          <w:sz w:val="18"/>
-          <w:szCs w:val="18"/>
-        </w:rPr>
-      </w:pPr>
-      <w:r>
-        <w:rPr>
-          <w:color w:val="000000"/>
-          <w:sz w:val="18"/>
-          <w:szCs w:val="18"/>
-        </w:rPr>
-        <w:t xml:space="preserve">/* NOW safe to overwrite process memory */</w:t>
-      </w:r>
-    </w:p>
-    <w:p>
-      <w:pPr>
-        <w:pStyle w:val="HTMLPreformatted"/>
-        <w:pBdr>
-          <w:top w:val="single" w:sz="6" w:space="8" w:color="DDDDDD"/>
-          <w:left w:val="single" w:sz="6" w:space="8" w:color="DDDDDD"/>
-          <w:bottom w:val="single" w:sz="6" w:space="8" w:color="DDDDDD"/>
-          <w:right w:val="single" w:sz="6" w:space="8" w:color="DDDDDD"/>
-        </w:pBdr>
-        <w:shd w:val="clear" w:color="auto" w:fill="F5F5F5"/>
-        <w:spacing w:before="80"/>
-        <w:rPr>
-          <w:color w:val="000000"/>
-          <w:sz w:val="18"/>
-          <w:szCs w:val="18"/>
-        </w:rPr>
-      </w:pPr>
-      <w:r>
-        <w:rPr>
-          <w:color w:val="000000"/>
-          <w:sz w:val="18"/>
-          <w:szCs w:val="18"/>
-        </w:rPr>
-        <w:t xml:space="preserve">result = elf_load_at(spawn_path_buf, cur-&gt;mem_base, PROC_SLOT_SIZE, &amp;info);</w:t>
+        <w:t>}</w:t>
+      </w:r>
+    </w:p>
+    <w:p>
+      <w:pPr>
+        <w:pStyle w:val="HTMLPreformatted"/>
+        <w:pBdr>
+          <w:top w:val="single" w:sz="6" w:space="8" w:color="DDDDDD"/>
+          <w:left w:val="single" w:sz="6" w:space="8" w:color="DDDDDD"/>
+          <w:bottom w:val="single" w:sz="6" w:space="8" w:color="DDDDDD"/>
+          <w:right w:val="single" w:sz="6" w:space="8" w:color="DDDDDD"/>
+        </w:pBdr>
+        <w:shd w:val="clear" w:color="auto" w:fill="F5F5F5"/>
+        <w:spacing w:before="80"/>
+        <w:rPr>
+          <w:color w:val="000000"/>
+          <w:sz w:val="18"/>
+          <w:szCs w:val="18"/>
+        </w:rPr>
+      </w:pPr>
+    </w:p>
+    <w:p>
+      <w:pPr>
+        <w:pStyle w:val="HTMLPreformatted"/>
+        <w:pBdr>
+          <w:top w:val="single" w:sz="6" w:space="8" w:color="DDDDDD"/>
+          <w:left w:val="single" w:sz="6" w:space="8" w:color="DDDDDD"/>
+          <w:bottom w:val="single" w:sz="6" w:space="8" w:color="DDDDDD"/>
+          <w:right w:val="single" w:sz="6" w:space="8" w:color="DDDDDD"/>
+        </w:pBdr>
+        <w:shd w:val="clear" w:color="auto" w:fill="F5F5F5"/>
+        <w:spacing w:before="80"/>
+        <w:rPr>
+          <w:color w:val="000000"/>
+          <w:sz w:val="18"/>
+          <w:szCs w:val="18"/>
+        </w:rPr>
+      </w:pPr>
+      <w:r>
+        <w:rPr>
+          <w:color w:val="000000"/>
+          <w:sz w:val="18"/>
+          <w:szCs w:val="18"/>
+        </w:rPr>
+        <w:t>/* NOW safe to overwrite process memory */</w:t>
+      </w:r>
+    </w:p>
+    <w:p>
+      <w:pPr>
+        <w:pStyle w:val="HTMLPreformatted"/>
+        <w:pBdr>
+          <w:top w:val="single" w:sz="6" w:space="8" w:color="DDDDDD"/>
+          <w:left w:val="single" w:sz="6" w:space="8" w:color="DDDDDD"/>
+          <w:bottom w:val="single" w:sz="6" w:space="8" w:color="DDDDDD"/>
+          <w:right w:val="single" w:sz="6" w:space="8" w:color="DDDDDD"/>
+        </w:pBdr>
+        <w:shd w:val="clear" w:color="auto" w:fill="F5F5F5"/>
+        <w:spacing w:before="80"/>
+        <w:rPr>
+          <w:color w:val="000000"/>
+          <w:sz w:val="18"/>
+          <w:szCs w:val="18"/>
+        </w:rPr>
+      </w:pPr>
+      <w:r>
+        <w:rPr>
+          <w:color w:val="000000"/>
+          <w:sz w:val="18"/>
+          <w:szCs w:val="18"/>
+        </w:rPr>
+        <w:t>result = elf_load_at(spawn_path_buf, cur-&gt;mem_base, PROC_SLOT_SIZE, &amp;info);</w:t>
       </w:r>
     </w:p>
     <w:p>
@@ -13740,7 +15151,8 @@
         <w:spacing w:before="80" w:after="80"/>
       </w:pPr>
       <w:r>
-        <w:t xml:space="preserve">After loading the new program, exec() sets up the user stack with argv strings, resets the trap frame (entry point, stack pointer), and jumps to the new program via trap_ret(). It never returns to the caller on success.</w:t>
+        <w:lastRenderedPageBreak/>
+        <w:t>After loading the new program, exec() sets up the user stack with argv strings, resets the trap frame (entry point, stack pointer), and jumps to the new program via trap_ret(). It never returns to the caller on success.</w:t>
       </w:r>
     </w:p>
     <w:p>
@@ -13748,7 +15160,8 @@
         <w:pStyle w:val="Heading2"/>
         <w:spacing w:before="360" w:after="200"/>
       </w:pPr>
-      <w:bookmarkStart w:id="107" w:name="_Toc000000107"/>
+      <w:bookmarkStart w:id="41" w:name="_Toc000000107"/>
+      <w:bookmarkStart w:id="42" w:name="_Toc225090826"/>
       <w:r>
         <w:rPr>
           <w:color w:val="2E86AB"/>
@@ -13758,14 +15171,15 @@
       <w:r>
         <w:t>Code: exit and wait</w:t>
       </w:r>
-      <w:bookmarkEnd w:id="107"/>
+      <w:bookmarkEnd w:id="41"/>
+      <w:bookmarkEnd w:id="42"/>
     </w:p>
     <w:p>
       <w:pPr>
         <w:spacing w:before="80" w:after="80"/>
       </w:pPr>
       <w:r>
-        <w:t xml:space="preserve">When a process calls exit(status), the kernel must handle several scenarios. The simplest case: the parent is already blocked in wait(). The kernel stores the exit status in the parent’s a0 register, wakes the parent, frees the child’s slot, and calls schedule() to let the parent run.</w:t>
+        <w:t>When a process calls exit(status), the kernel must handle several scenarios. The simplest case: the parent is already blocked in wait(). The kernel stores the exit status in the parent’s a0 register, wakes the parent, frees the child’s slot, and calls schedule() to let the parent run.</w:t>
       </w:r>
     </w:p>
     <w:p>
@@ -13780,10 +15194,10 @@
           <w:b/>
           <w:bCs/>
         </w:rPr>
-        <w:t xml:space="preserve">zombie</w:t>
-      </w:r>
-      <w:r>
-        <w:t xml:space="preserve">: it transitions to PROC_ZOMBIE and retains its slot until the parent calls wait(). The zombie’s exit code is preserved in exit_code so the parent can retrieve it later.</w:t>
+        <w:t>zombie</w:t>
+      </w:r>
+      <w:r>
+        <w:t>: it transitions to PROC_ZOMBIE and retains its slot until the parent calls wait(). The zombie’s exit code is preserved in exit_code so the parent can retrieve it later.</w:t>
       </w:r>
     </w:p>
     <w:p>
@@ -13798,7 +15212,7 @@
           <w:b/>
           <w:bCs/>
         </w:rPr>
-        <w:t xml:space="preserve">orphaned</w:t>
+        <w:t>orphaned</w:t>
       </w:r>
       <w:r>
         <w:t xml:space="preserve"> by setting their parent to -1:</w:t>
@@ -13827,7 +15241,7 @@
           <w:sz w:val="18"/>
           <w:szCs w:val="18"/>
         </w:rPr>
-        <w:t xml:space="preserve">for (i = 0; i &lt; MAX_PROCS; i++) {</w:t>
+        <w:t>for (i = 0; i &lt; MAX_PROCS; i++) {</w:t>
       </w:r>
     </w:p>
     <w:p>
@@ -14009,7 +15423,7 @@
           <w:sz w:val="18"/>
           <w:szCs w:val="18"/>
         </w:rPr>
-        <w:t xml:space="preserve">}</w:t>
+        <w:t>}</w:t>
       </w:r>
     </w:p>
     <w:p>
@@ -14017,7 +15431,7 @@
         <w:spacing w:before="80" w:after="80"/>
       </w:pPr>
       <w:r>
-        <w:t xml:space="preserve">The wait() system call is exit’s counterpart. It scans the process table for zombie children. If one is found, wait() collects its exit code, frees the slot, and returns. If living children exist but none are zombies yet, the parent sleeps with SLEEP_WAIT until a child calls exit(). If there are no children at all, wait() returns -1 immediately.</w:t>
+        <w:t>The wait() system call is exit’s counterpart. It scans the process table for zombie children. If one is found, wait() collects its exit code, frees the slot, and returns. If living children exist but none are zombies yet, the parent sleeps with SLEEP_WAIT until a child calls exit(). If there are no children at all, wait() returns -1 immediately.</w:t>
       </w:r>
     </w:p>
     <w:p>
@@ -14025,7 +15439,8 @@
         <w:pStyle w:val="Heading2"/>
         <w:spacing w:before="360" w:after="200"/>
       </w:pPr>
-      <w:bookmarkStart w:id="108" w:name="_Toc000000108"/>
+      <w:bookmarkStart w:id="43" w:name="_Toc000000108"/>
+      <w:bookmarkStart w:id="44" w:name="_Toc225090827"/>
       <w:r>
         <w:rPr>
           <w:color w:val="2E86AB"/>
@@ -14035,66 +15450,67 @@
       <w:r>
         <w:t>The fork/exec/wait pattern</w:t>
       </w:r>
-      <w:bookmarkEnd w:id="108"/>
+      <w:bookmarkEnd w:id="43"/>
+      <w:bookmarkEnd w:id="44"/>
     </w:p>
     <w:p>
       <w:pPr>
         <w:spacing w:before="80" w:after="80"/>
       </w:pPr>
       <w:r>
-        <w:t xml:space="preserve">The shell uses these three system calls together in the classic Unix pattern. To run a command, the shell forks a child, the child calls exec to replace itself with the command, and the parent calls wait to block until the child finishes:</w:t>
-      </w:r>
-    </w:p>
-    <w:p>
-      <w:pPr>
-        <w:pStyle w:val="HTMLPreformatted"/>
-        <w:pBdr>
-          <w:top w:val="single" w:sz="6" w:space="8" w:color="DDDDDD"/>
-          <w:left w:val="single" w:sz="6" w:space="8" w:color="DDDDDD"/>
-          <w:bottom w:val="single" w:sz="6" w:space="8" w:color="DDDDDD"/>
-          <w:right w:val="single" w:sz="6" w:space="8" w:color="DDDDDD"/>
-        </w:pBdr>
-        <w:shd w:val="clear" w:color="auto" w:fill="F5F5F5"/>
-        <w:spacing w:before="80"/>
-        <w:rPr>
-          <w:color w:val="000000"/>
-          <w:sz w:val="18"/>
-          <w:szCs w:val="18"/>
-        </w:rPr>
-      </w:pPr>
-      <w:r>
-        <w:rPr>
-          <w:color w:val="000000"/>
-          <w:sz w:val="18"/>
-          <w:szCs w:val="18"/>
-        </w:rPr>
-        <w:t xml:space="preserve">pid = fork();</w:t>
-      </w:r>
-    </w:p>
-    <w:p>
-      <w:pPr>
-        <w:pStyle w:val="HTMLPreformatted"/>
-        <w:pBdr>
-          <w:top w:val="single" w:sz="6" w:space="8" w:color="DDDDDD"/>
-          <w:left w:val="single" w:sz="6" w:space="8" w:color="DDDDDD"/>
-          <w:bottom w:val="single" w:sz="6" w:space="8" w:color="DDDDDD"/>
-          <w:right w:val="single" w:sz="6" w:space="8" w:color="DDDDDD"/>
-        </w:pBdr>
-        <w:shd w:val="clear" w:color="auto" w:fill="F5F5F5"/>
-        <w:spacing w:before="80"/>
-        <w:rPr>
-          <w:color w:val="000000"/>
-          <w:sz w:val="18"/>
-          <w:szCs w:val="18"/>
-        </w:rPr>
-      </w:pPr>
-      <w:r>
-        <w:rPr>
-          <w:color w:val="000000"/>
-          <w:sz w:val="18"/>
-          <w:szCs w:val="18"/>
-        </w:rPr>
-        <w:t xml:space="preserve">if (pid == 0) {</w:t>
+        <w:t>The shell uses these three system calls together in the classic Unix pattern. To run a command, the shell forks a child, the child calls exec to replace itself with the command, and the parent calls wait to block until the child finishes:</w:t>
+      </w:r>
+    </w:p>
+    <w:p>
+      <w:pPr>
+        <w:pStyle w:val="HTMLPreformatted"/>
+        <w:pBdr>
+          <w:top w:val="single" w:sz="6" w:space="8" w:color="DDDDDD"/>
+          <w:left w:val="single" w:sz="6" w:space="8" w:color="DDDDDD"/>
+          <w:bottom w:val="single" w:sz="6" w:space="8" w:color="DDDDDD"/>
+          <w:right w:val="single" w:sz="6" w:space="8" w:color="DDDDDD"/>
+        </w:pBdr>
+        <w:shd w:val="clear" w:color="auto" w:fill="F5F5F5"/>
+        <w:spacing w:before="80"/>
+        <w:rPr>
+          <w:color w:val="000000"/>
+          <w:sz w:val="18"/>
+          <w:szCs w:val="18"/>
+        </w:rPr>
+      </w:pPr>
+      <w:r>
+        <w:rPr>
+          <w:color w:val="000000"/>
+          <w:sz w:val="18"/>
+          <w:szCs w:val="18"/>
+        </w:rPr>
+        <w:t>pid = fork();</w:t>
+      </w:r>
+    </w:p>
+    <w:p>
+      <w:pPr>
+        <w:pStyle w:val="HTMLPreformatted"/>
+        <w:pBdr>
+          <w:top w:val="single" w:sz="6" w:space="8" w:color="DDDDDD"/>
+          <w:left w:val="single" w:sz="6" w:space="8" w:color="DDDDDD"/>
+          <w:bottom w:val="single" w:sz="6" w:space="8" w:color="DDDDDD"/>
+          <w:right w:val="single" w:sz="6" w:space="8" w:color="DDDDDD"/>
+        </w:pBdr>
+        <w:shd w:val="clear" w:color="auto" w:fill="F5F5F5"/>
+        <w:spacing w:before="80"/>
+        <w:rPr>
+          <w:color w:val="000000"/>
+          <w:sz w:val="18"/>
+          <w:szCs w:val="18"/>
+        </w:rPr>
+      </w:pPr>
+      <w:r>
+        <w:rPr>
+          <w:color w:val="000000"/>
+          <w:sz w:val="18"/>
+          <w:szCs w:val="18"/>
+        </w:rPr>
+        <w:t>if (pid == 0) {</w:t>
       </w:r>
     </w:p>
     <w:p>
@@ -14198,59 +15614,60 @@
           <w:sz w:val="18"/>
           <w:szCs w:val="18"/>
         </w:rPr>
-        <w:t xml:space="preserve">}</w:t>
-      </w:r>
-    </w:p>
-    <w:p>
-      <w:pPr>
-        <w:pStyle w:val="HTMLPreformatted"/>
-        <w:pBdr>
-          <w:top w:val="single" w:sz="6" w:space="8" w:color="DDDDDD"/>
-          <w:left w:val="single" w:sz="6" w:space="8" w:color="DDDDDD"/>
-          <w:bottom w:val="single" w:sz="6" w:space="8" w:color="DDDDDD"/>
-          <w:right w:val="single" w:sz="6" w:space="8" w:color="DDDDDD"/>
-        </w:pBdr>
-        <w:shd w:val="clear" w:color="auto" w:fill="F5F5F5"/>
-        <w:spacing w:before="80"/>
-        <w:rPr>
-          <w:color w:val="000000"/>
-          <w:sz w:val="18"/>
-          <w:szCs w:val="18"/>
-        </w:rPr>
-      </w:pPr>
-      <w:r>
-        <w:rPr>
-          <w:color w:val="000000"/>
-          <w:sz w:val="18"/>
-          <w:szCs w:val="18"/>
-        </w:rPr>
-        <w:t xml:space="preserve">/* Parent process */</w:t>
-      </w:r>
-    </w:p>
-    <w:p>
-      <w:pPr>
-        <w:pStyle w:val="HTMLPreformatted"/>
-        <w:pBdr>
-          <w:top w:val="single" w:sz="6" w:space="8" w:color="DDDDDD"/>
-          <w:left w:val="single" w:sz="6" w:space="8" w:color="DDDDDD"/>
-          <w:bottom w:val="single" w:sz="6" w:space="8" w:color="DDDDDD"/>
-          <w:right w:val="single" w:sz="6" w:space="8" w:color="DDDDDD"/>
-        </w:pBdr>
-        <w:shd w:val="clear" w:color="auto" w:fill="F5F5F5"/>
-        <w:spacing w:before="80"/>
-        <w:rPr>
-          <w:color w:val="000000"/>
-          <w:sz w:val="18"/>
-          <w:szCs w:val="18"/>
-        </w:rPr>
-      </w:pPr>
-      <w:r>
-        <w:rPr>
-          <w:color w:val="000000"/>
-          <w:sz w:val="18"/>
-          <w:szCs w:val="18"/>
-        </w:rPr>
-        <w:t xml:space="preserve">wait();  /* Blocks until child exits */</w:t>
+        <w:lastRenderedPageBreak/>
+        <w:t>}</w:t>
+      </w:r>
+    </w:p>
+    <w:p>
+      <w:pPr>
+        <w:pStyle w:val="HTMLPreformatted"/>
+        <w:pBdr>
+          <w:top w:val="single" w:sz="6" w:space="8" w:color="DDDDDD"/>
+          <w:left w:val="single" w:sz="6" w:space="8" w:color="DDDDDD"/>
+          <w:bottom w:val="single" w:sz="6" w:space="8" w:color="DDDDDD"/>
+          <w:right w:val="single" w:sz="6" w:space="8" w:color="DDDDDD"/>
+        </w:pBdr>
+        <w:shd w:val="clear" w:color="auto" w:fill="F5F5F5"/>
+        <w:spacing w:before="80"/>
+        <w:rPr>
+          <w:color w:val="000000"/>
+          <w:sz w:val="18"/>
+          <w:szCs w:val="18"/>
+        </w:rPr>
+      </w:pPr>
+      <w:r>
+        <w:rPr>
+          <w:color w:val="000000"/>
+          <w:sz w:val="18"/>
+          <w:szCs w:val="18"/>
+        </w:rPr>
+        <w:t>/* Parent process */</w:t>
+      </w:r>
+    </w:p>
+    <w:p>
+      <w:pPr>
+        <w:pStyle w:val="HTMLPreformatted"/>
+        <w:pBdr>
+          <w:top w:val="single" w:sz="6" w:space="8" w:color="DDDDDD"/>
+          <w:left w:val="single" w:sz="6" w:space="8" w:color="DDDDDD"/>
+          <w:bottom w:val="single" w:sz="6" w:space="8" w:color="DDDDDD"/>
+          <w:right w:val="single" w:sz="6" w:space="8" w:color="DDDDDD"/>
+        </w:pBdr>
+        <w:shd w:val="clear" w:color="auto" w:fill="F5F5F5"/>
+        <w:spacing w:before="80"/>
+        <w:rPr>
+          <w:color w:val="000000"/>
+          <w:sz w:val="18"/>
+          <w:szCs w:val="18"/>
+        </w:rPr>
+      </w:pPr>
+      <w:r>
+        <w:rPr>
+          <w:color w:val="000000"/>
+          <w:sz w:val="18"/>
+          <w:szCs w:val="18"/>
+        </w:rPr>
+        <w:t>wait();  /* Blocks until child exits */</w:t>
       </w:r>
     </w:p>
     <w:p>
@@ -14258,7 +15675,7 @@
         <w:spacing w:before="80" w:after="80"/>
       </w:pPr>
       <w:r>
-        <w:t xml:space="preserve">The separation of fork and exec is a deliberate design choice inherited from Unix. It allows the child to modify its own state between fork and exec without affecting the parent. The shell exploits this to implement I/O redirection: after forking, the child calls dup2() to redirect stdin or stdout to a file or pipe, then calls exec(). The new program runs with the redirected file descriptors, unaware that anything changed.</w:t>
+        <w:t>The separation of fork and exec is a deliberate design choice inherited from Unix. It allows the child to modify its own state between fork and exec without affecting the parent. The shell exploits this to implement I/O redirection: after forking, the child calls dup2() to redirect stdin or stdout to a file or pipe, then calls exec(). The new program runs with the redirected file descriptors, unaware that anything changed.</w:t>
       </w:r>
     </w:p>
     <w:p>
@@ -14266,7 +15683,8 @@
         <w:pStyle w:val="Heading2"/>
         <w:spacing w:before="360" w:after="200"/>
       </w:pPr>
-      <w:bookmarkStart w:id="109" w:name="_Toc000000109"/>
+      <w:bookmarkStart w:id="45" w:name="_Toc000000109"/>
+      <w:bookmarkStart w:id="46" w:name="_Toc225090828"/>
       <w:r>
         <w:rPr>
           <w:color w:val="2E86AB"/>
@@ -14276,14 +15694,15 @@
       <w:r>
         <w:t>Context switching without an MMU</w:t>
       </w:r>
-      <w:bookmarkEnd w:id="109"/>
+      <w:bookmarkEnd w:id="45"/>
+      <w:bookmarkEnd w:id="46"/>
     </w:p>
     <w:p>
       <w:pPr>
         <w:spacing w:before="80" w:after="80"/>
       </w:pPr>
       <w:r>
-        <w:t xml:space="preserve">logOS runs on hardware without a memory management unit (MMU). There is no virtual memory and no hardware memory protection. Every process sees the same physical address space and can, in principle, read or write any address. Isolation between processes is maintained purely by convention: each process is loaded into its own 32KB slot and is expected to stay there.</w:t>
+        <w:t>logOS runs on hardware without a memory management unit (MMU). There is no virtual memory and no hardware memory protection. Every process sees the same physical address space and can, in principle, read or write any address. Isolation between processes is maintained purely by convention: each process is loaded into its own 32KB slot and is expected to stay there.</w:t>
       </w:r>
     </w:p>
     <w:p>
@@ -14291,7 +15710,7 @@
         <w:spacing w:before="80" w:after="80"/>
       </w:pPr>
       <w:r>
-        <w:t xml:space="preserve">This constraint shapes the design of fork(). In a system with virtual memory, fork() would create a new page table mapping the same physical pages, possibly with copy-on-write. In logOS, fork() must physically copy the entire 32KB memory slot and adjust any pointers that refer to the old slot. This is why sp, mepc, ra, and s0 are adjusted by delta: without an MMU, there is no indirection layer to hide the relocation.</w:t>
+        <w:t>This constraint shapes the design of fork(). In a system with virtual memory, fork() would create a new page table mapping the same physical pages, possibly with copy-on-write. In logOS, fork() must physically copy the entire 32KB memory slot and adjust any pointers that refer to the old slot. This is why sp, mepc, ra, and s0 are adjusted by delta: without an MMU, there is no indirection layer to hide the relocation.</w:t>
       </w:r>
     </w:p>
     <w:p>
@@ -14299,7 +15718,8 @@
         <w:pStyle w:val="Heading2"/>
         <w:spacing w:before="360" w:after="200"/>
       </w:pPr>
-      <w:bookmarkStart w:id="110" w:name="_Toc000000110"/>
+      <w:bookmarkStart w:id="47" w:name="_Toc000000110"/>
+      <w:bookmarkStart w:id="48" w:name="_Toc225090829"/>
       <w:r>
         <w:rPr>
           <w:color w:val="2E86AB"/>
@@ -14309,14 +15729,15 @@
       <w:r>
         <w:t>Real world</w:t>
       </w:r>
-      <w:bookmarkEnd w:id="110"/>
+      <w:bookmarkEnd w:id="47"/>
+      <w:bookmarkEnd w:id="48"/>
     </w:p>
     <w:p>
       <w:pPr>
         <w:spacing w:before="80" w:after="80"/>
       </w:pPr>
       <w:r>
-        <w:t xml:space="preserve">The logOS process model follows Unix traditions but with significant simplifications. Real Unix systems support hundreds or thousands of processes, allocate memory dynamically, and use virtual memory so that every process sees the same address range. logOS has 8 fixed slots with no dynamic allocation.</w:t>
+        <w:t>The logOS process model follows Unix traditions but with significant simplifications. Real Unix systems support hundreds or thousands of processes, allocate memory dynamically, and use virtual memory so that every process sees the same address range. logOS has 8 fixed slots with no dynamic allocation.</w:t>
       </w:r>
     </w:p>
     <w:p>
@@ -14324,7 +15745,7 @@
         <w:spacing w:before="80" w:after="80"/>
       </w:pPr>
       <w:r>
-        <w:t xml:space="preserve">The zombie state in logOS matches Unix semantics: a process that has exited but whose parent has not yet called wait() remains in the table consuming a slot. In a system with only 8 slots, zombies are a serious resource concern. Real Unix systems mitigate this with init (PID 1), which adopts all orphaned processes and reaps their zombies. logOS handles orphans by setting their parent to -1 and freeing zombies directly when their parent exits.</w:t>
+        <w:t>The zombie state in logOS matches Unix semantics: a process that has exited but whose parent has not yet called wait() remains in the table consuming a slot. In a system with only 8 slots, zombies are a serious resource concern. Real Unix systems mitigate this with init (PID 1), which adopts all orphaned processes and reaps their zombies. logOS handles orphans by setting their parent to -1 and freeing zombies directly when their parent exits.</w:t>
       </w:r>
     </w:p>
     <w:p>
@@ -14332,7 +15753,7 @@
         <w:spacing w:before="80" w:after="80"/>
       </w:pPr>
       <w:r>
-        <w:t xml:space="preserve">The fork/exec split was controversial when Thompson and Ritchie introduced it in Unix. The alternative, a single spawn-like call, is simpler but less flexible. logOS retains spawn() from version 1.0 as a convenience, but the shell uses fork/exec/wait exclusively.</w:t>
+        <w:t>The fork/exec split was controversial when Thompson and Ritchie introduced it in Unix. The alternative, a single spawn-like call, is simpler but less flexible. logOS retains spawn() from version 1.0 as a convenience, but the shell uses fork/exec/wait exclusively.</w:t>
       </w:r>
     </w:p>
     <w:p>
@@ -14340,7 +15761,8 @@
         <w:pStyle w:val="Heading2"/>
         <w:spacing w:before="360" w:after="200"/>
       </w:pPr>
-      <w:bookmarkStart w:id="111" w:name="_Toc000000111"/>
+      <w:bookmarkStart w:id="49" w:name="_Toc000000111"/>
+      <w:bookmarkStart w:id="50" w:name="_Toc225090830"/>
       <w:r>
         <w:rPr>
           <w:color w:val="2E86AB"/>
@@ -14350,7 +15772,8 @@
       <w:r>
         <w:t>Exercises</w:t>
       </w:r>
-      <w:bookmarkEnd w:id="111"/>
+      <w:bookmarkEnd w:id="49"/>
+      <w:bookmarkEnd w:id="50"/>
     </w:p>
     <w:p>
       <w:pPr>
@@ -14363,10 +15786,11 @@
           <w:bCs/>
           <w:color w:val="2E86AB"/>
         </w:rPr>
+        <w:lastRenderedPageBreak/>
         <w:t xml:space="preserve">1.  </w:t>
       </w:r>
       <w:r>
-        <w:t xml:space="preserve">What happens if a process calls fork() when all 8 process slots are in use? Trace the code path through proc_alloc().</w:t>
+        <w:t>What happens if a process calls fork() when all 8 process slots are in use? Trace the code path through proc_alloc().</w:t>
       </w:r>
     </w:p>
     <w:p>
@@ -14383,7 +15807,7 @@
         <w:t xml:space="preserve">2.  </w:t>
       </w:r>
       <w:r>
-        <w:t xml:space="preserve">In sys_fork(), why are sp and mepc always adjusted by delta, but ra and s0 are only adjusted if they fall within the parent’s slot range? Give an example where ra would not point into the process’s slot.</w:t>
+        <w:t>In sys_fork(), why are sp and mepc always adjusted by delta, but ra and s0 are only adjusted if they fall within the parent’s slot range? Give an example where ra would not point into the process’s slot.</w:t>
       </w:r>
     </w:p>
     <w:p>
@@ -14400,7 +15824,7 @@
         <w:t xml:space="preserve">3.  </w:t>
       </w:r>
       <w:r>
-        <w:t xml:space="preserve">Modify the kernel to implement a simple init process that automatically reaps orphaned zombies, instead of relying on the parent’s exit() to free them.</w:t>
+        <w:t>Modify the kernel to implement a simple init process that automatically reaps orphaned zombies, instead of relying on the parent’s exit() to free them.</w:t>
       </w:r>
     </w:p>
     <w:p>
@@ -14417,7 +15841,7 @@
         <w:t xml:space="preserve">4.  </w:t>
       </w:r>
       <w:r>
-        <w:t xml:space="preserve">The current fork() copies the entire 32KB slot. Design a scheme that tracks which portions of the slot are actually in use (code+data+BSS size from the ELF loader, stack high-water mark) and copies only those regions. What information would the kernel need to maintain?</w:t>
+        <w:t>The current fork() copies the entire 32KB slot. Design a scheme that tracks which portions of the slot are actually in use (code+data+BSS size from the ELF loader, stack high-water mark) and copies only those regions. What information would the kernel need to maintain?</w:t>
       </w:r>
     </w:p>
     <w:p>
@@ -14434,7 +15858,7 @@
         <w:t xml:space="preserve">5.  </w:t>
       </w:r>
       <w:r>
-        <w:t xml:space="preserve">Implement a vfork() system call where the parent blocks until the child calls exec() or exit(), and the child runs in the parent’s memory slot. What restrictions must the child obey?</w:t>
+        <w:t>Implement a vfork() system call where the parent blocks until the child calls exec() or exit(), and the child runs in the parent’s memory slot. What restrictions must the child obey?</w:t>
       </w:r>
     </w:p>
     <w:p>
@@ -14461,11 +15885,13 @@
         <w:pStyle w:val="Heading1"/>
         <w:spacing w:after="100"/>
       </w:pPr>
-      <w:bookmarkStart w:id="112" w:name="_Toc000000112"/>
+      <w:bookmarkStart w:id="51" w:name="_Toc000000112"/>
+      <w:bookmarkStart w:id="52" w:name="_Toc225090831"/>
       <w:r>
         <w:t>Scheduling and synchronisation</w:t>
       </w:r>
-      <w:bookmarkEnd w:id="112"/>
+      <w:bookmarkEnd w:id="51"/>
+      <w:bookmarkEnd w:id="52"/>
     </w:p>
     <w:p>
       <w:pPr>
@@ -14487,10 +15913,10 @@
           <w:b/>
           <w:bCs/>
         </w:rPr>
-        <w:t xml:space="preserve">preemptive scheduling</w:t>
-      </w:r>
-      <w:r>
-        <w:t xml:space="preserve">: a hardware timer fires periodically, and the kernel’s trap handler suspends the running process and selects another. This chapter describes the timer setup, the round-robin scheduler, the sleep/wake mechanism, and the ecall-retry pattern used for blocking I/O.</w:t>
+        <w:t>preemptive scheduling</w:t>
+      </w:r>
+      <w:r>
+        <w:t>: a hardware timer fires periodically, and the kernel’s trap handler suspends the running process and selects another. This chapter describes the timer setup, the round-robin scheduler, the sleep/wake mechanism, and the ecall-retry pattern used for blocking I/O.</w:t>
       </w:r>
     </w:p>
     <w:p>
@@ -14498,7 +15924,8 @@
         <w:pStyle w:val="Heading2"/>
         <w:spacing w:before="360" w:after="200"/>
       </w:pPr>
-      <w:bookmarkStart w:id="113" w:name="_Toc000000113"/>
+      <w:bookmarkStart w:id="53" w:name="_Toc000000113"/>
+      <w:bookmarkStart w:id="54" w:name="_Toc225090832"/>
       <w:r>
         <w:rPr>
           <w:color w:val="2E86AB"/>
@@ -14508,14 +15935,15 @@
       <w:r>
         <w:t>Timer interrupts</w:t>
       </w:r>
-      <w:bookmarkEnd w:id="113"/>
+      <w:bookmarkEnd w:id="53"/>
+      <w:bookmarkEnd w:id="54"/>
     </w:p>
     <w:p>
       <w:pPr>
         <w:spacing w:before="80" w:after="80"/>
       </w:pPr>
       <w:r>
-        <w:t xml:space="preserve">Preemptive multitasking depends on a hardware timer that generates periodic interrupts. Without it, a process that enters an infinite loop would monopolise the CPU forever. The RISC-V architecture provides a machine-mode timer with two memory-mapped registers: mtime (a free-running counter) and mtimecmp (a comparison value). When mtime reaches mtimecmp, the CPU raises a timer interrupt.</w:t>
+        <w:t>Preemptive multitasking depends on a hardware timer that generates periodic interrupts. Without it, a process that enters an infinite loop would monopolise the CPU forever. The RISC-V architecture provides a machine-mode timer with two memory-mapped registers: mtime (a free-running counter) and mtimecmp (a comparison value). When mtime reaches mtimecmp, the CPU raises a timer interrupt.</w:t>
       </w:r>
     </w:p>
     <w:p>
@@ -14523,33 +15951,33 @@
         <w:spacing w:before="80" w:after="80"/>
       </w:pPr>
       <w:r>
-        <w:t xml:space="preserve">timer_init() (kernel/process.c) configures the timer:</w:t>
-      </w:r>
-    </w:p>
-    <w:p>
-      <w:pPr>
-        <w:pStyle w:val="HTMLPreformatted"/>
-        <w:pBdr>
-          <w:top w:val="single" w:sz="6" w:space="8" w:color="DDDDDD"/>
-          <w:left w:val="single" w:sz="6" w:space="8" w:color="DDDDDD"/>
-          <w:bottom w:val="single" w:sz="6" w:space="8" w:color="DDDDDD"/>
-          <w:right w:val="single" w:sz="6" w:space="8" w:color="DDDDDD"/>
-        </w:pBdr>
-        <w:shd w:val="clear" w:color="auto" w:fill="F5F5F5"/>
-        <w:spacing w:before="80"/>
-        <w:rPr>
-          <w:color w:val="000000"/>
-          <w:sz w:val="18"/>
-          <w:szCs w:val="18"/>
-        </w:rPr>
-      </w:pPr>
-      <w:r>
-        <w:rPr>
-          <w:color w:val="000000"/>
-          <w:sz w:val="18"/>
-          <w:szCs w:val="18"/>
-        </w:rPr>
-        <w:t xml:space="preserve">void timer_init(void) {</w:t>
+        <w:t>timer_init() (kernel/process.c) configures the timer:</w:t>
+      </w:r>
+    </w:p>
+    <w:p>
+      <w:pPr>
+        <w:pStyle w:val="HTMLPreformatted"/>
+        <w:pBdr>
+          <w:top w:val="single" w:sz="6" w:space="8" w:color="DDDDDD"/>
+          <w:left w:val="single" w:sz="6" w:space="8" w:color="DDDDDD"/>
+          <w:bottom w:val="single" w:sz="6" w:space="8" w:color="DDDDDD"/>
+          <w:right w:val="single" w:sz="6" w:space="8" w:color="DDDDDD"/>
+        </w:pBdr>
+        <w:shd w:val="clear" w:color="auto" w:fill="F5F5F5"/>
+        <w:spacing w:before="80"/>
+        <w:rPr>
+          <w:color w:val="000000"/>
+          <w:sz w:val="18"/>
+          <w:szCs w:val="18"/>
+        </w:rPr>
+      </w:pPr>
+      <w:r>
+        <w:rPr>
+          <w:color w:val="000000"/>
+          <w:sz w:val="18"/>
+          <w:szCs w:val="18"/>
+        </w:rPr>
+        <w:t>void timer_init(void) {</w:t>
       </w:r>
     </w:p>
     <w:p>
@@ -14653,7 +16081,7 @@
           <w:sz w:val="18"/>
           <w:szCs w:val="18"/>
         </w:rPr>
-        <w:t xml:space="preserve">}</w:t>
+        <w:t>}</w:t>
       </w:r>
     </w:p>
     <w:p>
@@ -14661,7 +16089,7 @@
         <w:spacing w:before="80" w:after="80"/>
       </w:pPr>
       <w:r>
-        <w:t xml:space="preserve">The TIME_SLICE constant determines how long each process runs before being preempted. logOS uses 800 timer ticks. Each timer interrupt resets mtimecmp to mtime + TIME_SLICE, creating a periodic heartbeat.</w:t>
+        <w:t>The TIME_SLICE constant determines how long each process runs before being preempted. logOS uses 800 timer ticks. Each timer interrupt resets mtimecmp to mtime + TIME_SLICE, creating a periodic heartbeat.</w:t>
       </w:r>
     </w:p>
     <w:p>
@@ -14669,7 +16097,7 @@
         <w:spacing w:before="80" w:after="80"/>
       </w:pPr>
       <w:r>
-        <w:t xml:space="preserve">When a timer interrupt fires, the CPU traps into the kernel’s trap handler (kernel/trap.S). The trap handler saves the current process’s registers into its trap frame, just as it does for a system call. The C trap handler (kernel/main.c) examines the mcause register. If bit 31 is set and the cause code is 7, this is a timer interrupt. The handler resets the timer and calls schedule().</w:t>
+        <w:t>When a timer interrupt fires, the CPU traps into the kernel’s trap handler (kernel/trap.S). The trap handler saves the current process’s registers into its trap frame, just as it does for a system call. The C trap handler (kernel/main.c) examines the mcause register. If bit 31 is set and the cause code is 7, this is a timer interrupt. The handler resets the timer and calls schedule().</w:t>
       </w:r>
     </w:p>
     <w:p>
@@ -14677,7 +16105,8 @@
         <w:pStyle w:val="Heading2"/>
         <w:spacing w:before="360" w:after="200"/>
       </w:pPr>
-      <w:bookmarkStart w:id="114" w:name="_Toc000000114"/>
+      <w:bookmarkStart w:id="55" w:name="_Toc000000114"/>
+      <w:bookmarkStart w:id="56" w:name="_Toc225090833"/>
       <w:r>
         <w:rPr>
           <w:color w:val="2E86AB"/>
@@ -14687,7 +16116,8 @@
       <w:r>
         <w:t>Code: The scheduler</w:t>
       </w:r>
-      <w:bookmarkEnd w:id="114"/>
+      <w:bookmarkEnd w:id="55"/>
+      <w:bookmarkEnd w:id="56"/>
     </w:p>
     <w:p>
       <w:pPr>
@@ -14701,7 +16131,7 @@
           <w:b/>
           <w:bCs/>
         </w:rPr>
-        <w:t xml:space="preserve">round-robin</w:t>
+        <w:t>round-robin</w:t>
       </w:r>
       <w:r>
         <w:t xml:space="preserve"> policy. It scans the process table starting from the slot after the current one, wrapping around, and picks the first PROC_READY process it finds:</w:t>
@@ -14730,7 +16160,8 @@
           <w:sz w:val="18"/>
           <w:szCs w:val="18"/>
         </w:rPr>
-        <w:t xml:space="preserve">void schedule(void) {</w:t>
+        <w:lastRenderedPageBreak/>
+        <w:t>void schedule(void) {</w:t>
       </w:r>
     </w:p>
     <w:p>
@@ -15042,7 +16473,7 @@
           <w:sz w:val="18"/>
           <w:szCs w:val="18"/>
         </w:rPr>
-        <w:t xml:space="preserve">}</w:t>
+        <w:t>}</w:t>
       </w:r>
     </w:p>
     <w:p>
@@ -15050,7 +16481,7 @@
         <w:spacing w:before="80" w:after="80"/>
       </w:pPr>
       <w:r>
-        <w:t xml:space="preserve">The call to set_trap_handler() updates the mtvec CSR (so future traps use the correct handler) and the mscratch CSR (which points to the new process’s trap frame). Then trap_ret() restores the process’s registers from its trap frame and executes mret, which transfers control to user space at the address in mepc.</w:t>
+        <w:t>The call to set_trap_handler() updates the mtvec CSR (so future traps use the correct handler) and the mscratch CSR (which points to the new process’s trap frame). Then trap_ret() restores the process’s registers from its trap frame and executes mret, which transfers control to user space at the address in mepc.</w:t>
       </w:r>
     </w:p>
     <w:p>
@@ -15058,7 +16489,7 @@
         <w:spacing w:before="80" w:after="80"/>
       </w:pPr>
       <w:r>
-        <w:t xml:space="preserve">schedule() never returns. It is called from three contexts: timer interrupts (preemption), system calls that block (wait, pipe read/write), and sys_exit/sys_fork. In each case, the currently running process has already been moved out of PROC_RUNNING (to SLEEPING, ZOMBIE, or READY), and schedule() picks the next one.</w:t>
+        <w:t>schedule() never returns. It is called from three contexts: timer interrupts (preemption), system calls that block (wait, pipe read/write), and sys_exit/sys_fork. In each case, the currently running process has already been moved out of PROC_RUNNING (to SLEEPING, ZOMBIE, or READY), and schedule() picks the next one.</w:t>
       </w:r>
     </w:p>
     <w:p>
@@ -15066,7 +16497,8 @@
         <w:pStyle w:val="Heading2"/>
         <w:spacing w:before="360" w:after="200"/>
       </w:pPr>
-      <w:bookmarkStart w:id="115" w:name="_Toc000000115"/>
+      <w:bookmarkStart w:id="57" w:name="_Toc000000115"/>
+      <w:bookmarkStart w:id="58" w:name="_Toc225090834"/>
       <w:r>
         <w:rPr>
           <w:color w:val="2E86AB"/>
@@ -15076,118 +16508,119 @@
       <w:r>
         <w:t>Sleep and wakeup</w:t>
       </w:r>
-      <w:bookmarkEnd w:id="115"/>
+      <w:bookmarkEnd w:id="57"/>
+      <w:bookmarkEnd w:id="58"/>
     </w:p>
     <w:p>
       <w:pPr>
         <w:spacing w:before="80" w:after="80"/>
       </w:pPr>
       <w:r>
-        <w:t xml:space="preserve">When a process must wait for an event (a child exiting, data arriving on a pipe), the kernel puts it to sleep. Sleeping is a three-step operation: set the process’s state to PROC_SLEEPING, record the sleep reason and channel, and call schedule() to switch to another process:</w:t>
-      </w:r>
-    </w:p>
-    <w:p>
-      <w:pPr>
-        <w:pStyle w:val="HTMLPreformatted"/>
-        <w:pBdr>
-          <w:top w:val="single" w:sz="6" w:space="8" w:color="DDDDDD"/>
-          <w:left w:val="single" w:sz="6" w:space="8" w:color="DDDDDD"/>
-          <w:bottom w:val="single" w:sz="6" w:space="8" w:color="DDDDDD"/>
-          <w:right w:val="single" w:sz="6" w:space="8" w:color="DDDDDD"/>
-        </w:pBdr>
-        <w:shd w:val="clear" w:color="auto" w:fill="F5F5F5"/>
-        <w:spacing w:before="80"/>
-        <w:rPr>
-          <w:color w:val="000000"/>
-          <w:sz w:val="18"/>
-          <w:szCs w:val="18"/>
-        </w:rPr>
-      </w:pPr>
-      <w:r>
-        <w:rPr>
-          <w:color w:val="000000"/>
-          <w:sz w:val="18"/>
-          <w:szCs w:val="18"/>
-        </w:rPr>
-        <w:t xml:space="preserve">proc_table[current_proc].state = PROC_SLEEPING;</w:t>
-      </w:r>
-    </w:p>
-    <w:p>
-      <w:pPr>
-        <w:pStyle w:val="HTMLPreformatted"/>
-        <w:pBdr>
-          <w:top w:val="single" w:sz="6" w:space="8" w:color="DDDDDD"/>
-          <w:left w:val="single" w:sz="6" w:space="8" w:color="DDDDDD"/>
-          <w:bottom w:val="single" w:sz="6" w:space="8" w:color="DDDDDD"/>
-          <w:right w:val="single" w:sz="6" w:space="8" w:color="DDDDDD"/>
-        </w:pBdr>
-        <w:shd w:val="clear" w:color="auto" w:fill="F5F5F5"/>
-        <w:spacing w:before="80"/>
-        <w:rPr>
-          <w:color w:val="000000"/>
-          <w:sz w:val="18"/>
-          <w:szCs w:val="18"/>
-        </w:rPr>
-      </w:pPr>
-      <w:r>
-        <w:rPr>
-          <w:color w:val="000000"/>
-          <w:sz w:val="18"/>
-          <w:szCs w:val="18"/>
-        </w:rPr>
-        <w:t xml:space="preserve">proc_table[current_proc].sleep_reason = SLEEP_WAIT;</w:t>
-      </w:r>
-    </w:p>
-    <w:p>
-      <w:pPr>
-        <w:pStyle w:val="HTMLPreformatted"/>
-        <w:pBdr>
-          <w:top w:val="single" w:sz="6" w:space="8" w:color="DDDDDD"/>
-          <w:left w:val="single" w:sz="6" w:space="8" w:color="DDDDDD"/>
-          <w:bottom w:val="single" w:sz="6" w:space="8" w:color="DDDDDD"/>
-          <w:right w:val="single" w:sz="6" w:space="8" w:color="DDDDDD"/>
-        </w:pBdr>
-        <w:shd w:val="clear" w:color="auto" w:fill="F5F5F5"/>
-        <w:spacing w:before="80"/>
-        <w:rPr>
-          <w:color w:val="000000"/>
-          <w:sz w:val="18"/>
-          <w:szCs w:val="18"/>
-        </w:rPr>
-      </w:pPr>
-      <w:r>
-        <w:rPr>
-          <w:color w:val="000000"/>
-          <w:sz w:val="18"/>
-          <w:szCs w:val="18"/>
-        </w:rPr>
-        <w:t xml:space="preserve">proc_table[current_proc].sleep_chan = -1;</w:t>
-      </w:r>
-    </w:p>
-    <w:p>
-      <w:pPr>
-        <w:pStyle w:val="HTMLPreformatted"/>
-        <w:pBdr>
-          <w:top w:val="single" w:sz="6" w:space="8" w:color="DDDDDD"/>
-          <w:left w:val="single" w:sz="6" w:space="8" w:color="DDDDDD"/>
-          <w:bottom w:val="single" w:sz="6" w:space="8" w:color="DDDDDD"/>
-          <w:right w:val="single" w:sz="6" w:space="8" w:color="DDDDDD"/>
-        </w:pBdr>
-        <w:shd w:val="clear" w:color="auto" w:fill="F5F5F5"/>
-        <w:spacing w:before="80"/>
-        <w:rPr>
-          <w:color w:val="000000"/>
-          <w:sz w:val="18"/>
-          <w:szCs w:val="18"/>
-        </w:rPr>
-      </w:pPr>
-      <w:r>
-        <w:rPr>
-          <w:color w:val="000000"/>
-          <w:sz w:val="18"/>
-          <w:szCs w:val="18"/>
-        </w:rPr>
-        <w:t xml:space="preserve">schedule();  /* switches away; never returns here */</w:t>
+        <w:t>When a process must wait for an event (a child exiting, data arriving on a pipe), the kernel puts it to sleep. Sleeping is a three-step operation: set the process’s state to PROC_SLEEPING, record the sleep reason and channel, and call schedule() to switch to another process:</w:t>
+      </w:r>
+    </w:p>
+    <w:p>
+      <w:pPr>
+        <w:pStyle w:val="HTMLPreformatted"/>
+        <w:pBdr>
+          <w:top w:val="single" w:sz="6" w:space="8" w:color="DDDDDD"/>
+          <w:left w:val="single" w:sz="6" w:space="8" w:color="DDDDDD"/>
+          <w:bottom w:val="single" w:sz="6" w:space="8" w:color="DDDDDD"/>
+          <w:right w:val="single" w:sz="6" w:space="8" w:color="DDDDDD"/>
+        </w:pBdr>
+        <w:shd w:val="clear" w:color="auto" w:fill="F5F5F5"/>
+        <w:spacing w:before="80"/>
+        <w:rPr>
+          <w:color w:val="000000"/>
+          <w:sz w:val="18"/>
+          <w:szCs w:val="18"/>
+        </w:rPr>
+      </w:pPr>
+      <w:r>
+        <w:rPr>
+          <w:color w:val="000000"/>
+          <w:sz w:val="18"/>
+          <w:szCs w:val="18"/>
+        </w:rPr>
+        <w:t>proc_table[current_proc].state = PROC_SLEEPING;</w:t>
+      </w:r>
+    </w:p>
+    <w:p>
+      <w:pPr>
+        <w:pStyle w:val="HTMLPreformatted"/>
+        <w:pBdr>
+          <w:top w:val="single" w:sz="6" w:space="8" w:color="DDDDDD"/>
+          <w:left w:val="single" w:sz="6" w:space="8" w:color="DDDDDD"/>
+          <w:bottom w:val="single" w:sz="6" w:space="8" w:color="DDDDDD"/>
+          <w:right w:val="single" w:sz="6" w:space="8" w:color="DDDDDD"/>
+        </w:pBdr>
+        <w:shd w:val="clear" w:color="auto" w:fill="F5F5F5"/>
+        <w:spacing w:before="80"/>
+        <w:rPr>
+          <w:color w:val="000000"/>
+          <w:sz w:val="18"/>
+          <w:szCs w:val="18"/>
+        </w:rPr>
+      </w:pPr>
+      <w:r>
+        <w:rPr>
+          <w:color w:val="000000"/>
+          <w:sz w:val="18"/>
+          <w:szCs w:val="18"/>
+        </w:rPr>
+        <w:t>proc_table[current_proc].sleep_reason = SLEEP_WAIT;</w:t>
+      </w:r>
+    </w:p>
+    <w:p>
+      <w:pPr>
+        <w:pStyle w:val="HTMLPreformatted"/>
+        <w:pBdr>
+          <w:top w:val="single" w:sz="6" w:space="8" w:color="DDDDDD"/>
+          <w:left w:val="single" w:sz="6" w:space="8" w:color="DDDDDD"/>
+          <w:bottom w:val="single" w:sz="6" w:space="8" w:color="DDDDDD"/>
+          <w:right w:val="single" w:sz="6" w:space="8" w:color="DDDDDD"/>
+        </w:pBdr>
+        <w:shd w:val="clear" w:color="auto" w:fill="F5F5F5"/>
+        <w:spacing w:before="80"/>
+        <w:rPr>
+          <w:color w:val="000000"/>
+          <w:sz w:val="18"/>
+          <w:szCs w:val="18"/>
+        </w:rPr>
+      </w:pPr>
+      <w:r>
+        <w:rPr>
+          <w:color w:val="000000"/>
+          <w:sz w:val="18"/>
+          <w:szCs w:val="18"/>
+        </w:rPr>
+        <w:t>proc_table[current_proc].sleep_chan = -1;</w:t>
+      </w:r>
+    </w:p>
+    <w:p>
+      <w:pPr>
+        <w:pStyle w:val="HTMLPreformatted"/>
+        <w:pBdr>
+          <w:top w:val="single" w:sz="6" w:space="8" w:color="DDDDDD"/>
+          <w:left w:val="single" w:sz="6" w:space="8" w:color="DDDDDD"/>
+          <w:bottom w:val="single" w:sz="6" w:space="8" w:color="DDDDDD"/>
+          <w:right w:val="single" w:sz="6" w:space="8" w:color="DDDDDD"/>
+        </w:pBdr>
+        <w:shd w:val="clear" w:color="auto" w:fill="F5F5F5"/>
+        <w:spacing w:before="80"/>
+        <w:rPr>
+          <w:color w:val="000000"/>
+          <w:sz w:val="18"/>
+          <w:szCs w:val="18"/>
+        </w:rPr>
+      </w:pPr>
+      <w:r>
+        <w:rPr>
+          <w:color w:val="000000"/>
+          <w:sz w:val="18"/>
+          <w:szCs w:val="18"/>
+        </w:rPr>
+        <w:t>schedule();  /* switches away; never returns here */</w:t>
       </w:r>
     </w:p>
     <w:p>
@@ -15195,59 +16628,59 @@
         <w:spacing w:before="80" w:after="80"/>
       </w:pPr>
       <w:r>
-        <w:t xml:space="preserve">Wakeup is the reverse. When the event occurs, the kernel scans the process table for sleeping processes whose sleep reason and channel match, and sets them to PROC_READY:</w:t>
-      </w:r>
-    </w:p>
-    <w:p>
-      <w:pPr>
-        <w:pStyle w:val="HTMLPreformatted"/>
-        <w:pBdr>
-          <w:top w:val="single" w:sz="6" w:space="8" w:color="DDDDDD"/>
-          <w:left w:val="single" w:sz="6" w:space="8" w:color="DDDDDD"/>
-          <w:bottom w:val="single" w:sz="6" w:space="8" w:color="DDDDDD"/>
-          <w:right w:val="single" w:sz="6" w:space="8" w:color="DDDDDD"/>
-        </w:pBdr>
-        <w:shd w:val="clear" w:color="auto" w:fill="F5F5F5"/>
-        <w:spacing w:before="80"/>
-        <w:rPr>
-          <w:color w:val="000000"/>
-          <w:sz w:val="18"/>
-          <w:szCs w:val="18"/>
-        </w:rPr>
-      </w:pPr>
-      <w:r>
-        <w:rPr>
-          <w:color w:val="000000"/>
-          <w:sz w:val="18"/>
-          <w:szCs w:val="18"/>
-        </w:rPr>
-        <w:t xml:space="preserve">/* In sys_exit: wake parent waiting for any child */</w:t>
-      </w:r>
-    </w:p>
-    <w:p>
-      <w:pPr>
-        <w:pStyle w:val="HTMLPreformatted"/>
-        <w:pBdr>
-          <w:top w:val="single" w:sz="6" w:space="8" w:color="DDDDDD"/>
-          <w:left w:val="single" w:sz="6" w:space="8" w:color="DDDDDD"/>
-          <w:bottom w:val="single" w:sz="6" w:space="8" w:color="DDDDDD"/>
-          <w:right w:val="single" w:sz="6" w:space="8" w:color="DDDDDD"/>
-        </w:pBdr>
-        <w:shd w:val="clear" w:color="auto" w:fill="F5F5F5"/>
-        <w:spacing w:before="80"/>
-        <w:rPr>
-          <w:color w:val="000000"/>
-          <w:sz w:val="18"/>
-          <w:szCs w:val="18"/>
-        </w:rPr>
-      </w:pPr>
-      <w:r>
-        <w:rPr>
-          <w:color w:val="000000"/>
-          <w:sz w:val="18"/>
-          <w:szCs w:val="18"/>
-        </w:rPr>
-        <w:t xml:space="preserve">if (parent-&gt;sleep_reason == SLEEP_WAIT) {</w:t>
+        <w:t>Wakeup is the reverse. When the event occurs, the kernel scans the process table for sleeping processes whose sleep reason and channel match, and sets them to PROC_READY:</w:t>
+      </w:r>
+    </w:p>
+    <w:p>
+      <w:pPr>
+        <w:pStyle w:val="HTMLPreformatted"/>
+        <w:pBdr>
+          <w:top w:val="single" w:sz="6" w:space="8" w:color="DDDDDD"/>
+          <w:left w:val="single" w:sz="6" w:space="8" w:color="DDDDDD"/>
+          <w:bottom w:val="single" w:sz="6" w:space="8" w:color="DDDDDD"/>
+          <w:right w:val="single" w:sz="6" w:space="8" w:color="DDDDDD"/>
+        </w:pBdr>
+        <w:shd w:val="clear" w:color="auto" w:fill="F5F5F5"/>
+        <w:spacing w:before="80"/>
+        <w:rPr>
+          <w:color w:val="000000"/>
+          <w:sz w:val="18"/>
+          <w:szCs w:val="18"/>
+        </w:rPr>
+      </w:pPr>
+      <w:r>
+        <w:rPr>
+          <w:color w:val="000000"/>
+          <w:sz w:val="18"/>
+          <w:szCs w:val="18"/>
+        </w:rPr>
+        <w:t>/* In sys_exit: wake parent waiting for any child */</w:t>
+      </w:r>
+    </w:p>
+    <w:p>
+      <w:pPr>
+        <w:pStyle w:val="HTMLPreformatted"/>
+        <w:pBdr>
+          <w:top w:val="single" w:sz="6" w:space="8" w:color="DDDDDD"/>
+          <w:left w:val="single" w:sz="6" w:space="8" w:color="DDDDDD"/>
+          <w:bottom w:val="single" w:sz="6" w:space="8" w:color="DDDDDD"/>
+          <w:right w:val="single" w:sz="6" w:space="8" w:color="DDDDDD"/>
+        </w:pBdr>
+        <w:shd w:val="clear" w:color="auto" w:fill="F5F5F5"/>
+        <w:spacing w:before="80"/>
+        <w:rPr>
+          <w:color w:val="000000"/>
+          <w:sz w:val="18"/>
+          <w:szCs w:val="18"/>
+        </w:rPr>
+      </w:pPr>
+      <w:r>
+        <w:rPr>
+          <w:color w:val="000000"/>
+          <w:sz w:val="18"/>
+          <w:szCs w:val="18"/>
+        </w:rPr>
+        <w:t>if (parent-&gt;sleep_reason == SLEEP_WAIT) {</w:t>
       </w:r>
     </w:p>
     <w:p>
@@ -15351,7 +16784,8 @@
           <w:sz w:val="18"/>
           <w:szCs w:val="18"/>
         </w:rPr>
-        <w:t xml:space="preserve">}</w:t>
+        <w:lastRenderedPageBreak/>
+        <w:t>}</w:t>
       </w:r>
     </w:p>
     <w:p>
@@ -15359,7 +16793,7 @@
         <w:spacing w:before="80" w:after="80"/>
       </w:pPr>
       <w:r>
-        <w:t xml:space="preserve">Notice that the waking code sets the parent’s a0 register (the return value) and advances mepc past the ecall instruction. This is because the parent was suspended inside a system call; when it resumes, it will return from the syscall with the exit status as the return value.</w:t>
+        <w:t>Notice that the waking code sets the parent’s a0 register (the return value) and advances mepc past the ecall instruction. This is because the parent was suspended inside a system call; when it resumes, it will return from the syscall with the exit status as the return value.</w:t>
       </w:r>
     </w:p>
     <w:p>
@@ -15367,7 +16801,8 @@
         <w:pStyle w:val="Heading2"/>
         <w:spacing w:before="360" w:after="200"/>
       </w:pPr>
-      <w:bookmarkStart w:id="116" w:name="_Toc000000116"/>
+      <w:bookmarkStart w:id="59" w:name="_Toc000000116"/>
+      <w:bookmarkStart w:id="60" w:name="_Toc225090835"/>
       <w:r>
         <w:rPr>
           <w:color w:val="2E86AB"/>
@@ -15377,7 +16812,8 @@
       <w:r>
         <w:t>The ecall-retry pattern</w:t>
       </w:r>
-      <w:bookmarkEnd w:id="116"/>
+      <w:bookmarkEnd w:id="59"/>
+      <w:bookmarkEnd w:id="60"/>
     </w:p>
     <w:p>
       <w:pPr>
@@ -15391,62 +16827,62 @@
           <w:b/>
           <w:bCs/>
         </w:rPr>
-        <w:t xml:space="preserve">ecall-retry</w:t>
-      </w:r>
-      <w:r>
-        <w:t xml:space="preserve">. When a pipe read finds no data but writers still exist, the process should sleep and try again when data arrives. Rather than advancing mepc past the ecall (as wait() does), the kernel leaves mepc pointing at the ecall instruction:</w:t>
-      </w:r>
-    </w:p>
-    <w:p>
-      <w:pPr>
-        <w:pStyle w:val="HTMLPreformatted"/>
-        <w:pBdr>
-          <w:top w:val="single" w:sz="6" w:space="8" w:color="DDDDDD"/>
-          <w:left w:val="single" w:sz="6" w:space="8" w:color="DDDDDD"/>
-          <w:bottom w:val="single" w:sz="6" w:space="8" w:color="DDDDDD"/>
-          <w:right w:val="single" w:sz="6" w:space="8" w:color="DDDDDD"/>
-        </w:pBdr>
-        <w:shd w:val="clear" w:color="auto" w:fill="F5F5F5"/>
-        <w:spacing w:before="80"/>
-        <w:rPr>
-          <w:color w:val="000000"/>
-          <w:sz w:val="18"/>
-          <w:szCs w:val="18"/>
-        </w:rPr>
-      </w:pPr>
-      <w:r>
-        <w:rPr>
-          <w:color w:val="000000"/>
-          <w:sz w:val="18"/>
-          <w:szCs w:val="18"/>
-        </w:rPr>
-        <w:t xml:space="preserve">result = pipe_read(pipe_idx, buf, len);</w:t>
-      </w:r>
-    </w:p>
-    <w:p>
-      <w:pPr>
-        <w:pStyle w:val="HTMLPreformatted"/>
-        <w:pBdr>
-          <w:top w:val="single" w:sz="6" w:space="8" w:color="DDDDDD"/>
-          <w:left w:val="single" w:sz="6" w:space="8" w:color="DDDDDD"/>
-          <w:bottom w:val="single" w:sz="6" w:space="8" w:color="DDDDDD"/>
-          <w:right w:val="single" w:sz="6" w:space="8" w:color="DDDDDD"/>
-        </w:pBdr>
-        <w:shd w:val="clear" w:color="auto" w:fill="F5F5F5"/>
-        <w:spacing w:before="80"/>
-        <w:rPr>
-          <w:color w:val="000000"/>
-          <w:sz w:val="18"/>
-          <w:szCs w:val="18"/>
-        </w:rPr>
-      </w:pPr>
-      <w:r>
-        <w:rPr>
-          <w:color w:val="000000"/>
-          <w:sz w:val="18"/>
-          <w:szCs w:val="18"/>
-        </w:rPr>
-        <w:t xml:space="preserve">if (result == -2) {   /* Would block */</w:t>
+        <w:t>ecall-retry</w:t>
+      </w:r>
+      <w:r>
+        <w:t>. When a pipe read finds no data but writers still exist, the process should sleep and try again when data arrives. Rather than advancing mepc past the ecall (as wait() does), the kernel leaves mepc pointing at the ecall instruction:</w:t>
+      </w:r>
+    </w:p>
+    <w:p>
+      <w:pPr>
+        <w:pStyle w:val="HTMLPreformatted"/>
+        <w:pBdr>
+          <w:top w:val="single" w:sz="6" w:space="8" w:color="DDDDDD"/>
+          <w:left w:val="single" w:sz="6" w:space="8" w:color="DDDDDD"/>
+          <w:bottom w:val="single" w:sz="6" w:space="8" w:color="DDDDDD"/>
+          <w:right w:val="single" w:sz="6" w:space="8" w:color="DDDDDD"/>
+        </w:pBdr>
+        <w:shd w:val="clear" w:color="auto" w:fill="F5F5F5"/>
+        <w:spacing w:before="80"/>
+        <w:rPr>
+          <w:color w:val="000000"/>
+          <w:sz w:val="18"/>
+          <w:szCs w:val="18"/>
+        </w:rPr>
+      </w:pPr>
+      <w:r>
+        <w:rPr>
+          <w:color w:val="000000"/>
+          <w:sz w:val="18"/>
+          <w:szCs w:val="18"/>
+        </w:rPr>
+        <w:t>result = pipe_read(pipe_idx, buf, len);</w:t>
+      </w:r>
+    </w:p>
+    <w:p>
+      <w:pPr>
+        <w:pStyle w:val="HTMLPreformatted"/>
+        <w:pBdr>
+          <w:top w:val="single" w:sz="6" w:space="8" w:color="DDDDDD"/>
+          <w:left w:val="single" w:sz="6" w:space="8" w:color="DDDDDD"/>
+          <w:bottom w:val="single" w:sz="6" w:space="8" w:color="DDDDDD"/>
+          <w:right w:val="single" w:sz="6" w:space="8" w:color="DDDDDD"/>
+        </w:pBdr>
+        <w:shd w:val="clear" w:color="auto" w:fill="F5F5F5"/>
+        <w:spacing w:before="80"/>
+        <w:rPr>
+          <w:color w:val="000000"/>
+          <w:sz w:val="18"/>
+          <w:szCs w:val="18"/>
+        </w:rPr>
+      </w:pPr>
+      <w:r>
+        <w:rPr>
+          <w:color w:val="000000"/>
+          <w:sz w:val="18"/>
+          <w:szCs w:val="18"/>
+        </w:rPr>
+        <w:t>if (result == -2) {   /* Would block */</w:t>
       </w:r>
     </w:p>
     <w:p>
@@ -15576,7 +17012,7 @@
           <w:sz w:val="18"/>
           <w:szCs w:val="18"/>
         </w:rPr>
-        <w:t xml:space="preserve">}</w:t>
+        <w:t>}</w:t>
       </w:r>
     </w:p>
     <w:p>
@@ -15584,7 +17020,7 @@
         <w:spacing w:before="80" w:after="80"/>
       </w:pPr>
       <w:r>
-        <w:t xml:space="preserve">When a writer adds data to the pipe and calls pipe_wakeup(), the sleeping reader becomes PROC_READY. When the scheduler runs it, trap_ret() restores mepc to the ecall instruction. The CPU re-executes the ecall, which re-enters the kernel and re-attempts the pipe_read(). This time, data is available, so the read succeeds and the kernel advances mepc normally.</w:t>
+        <w:t>When a writer adds data to the pipe and calls pipe_wakeup(), the sleeping reader becomes PROC_READY. When the scheduler runs it, trap_ret() restores mepc to the ecall instruction. The CPU re-executes the ecall, which re-enters the kernel and re-attempts the pipe_read(). This time, data is available, so the read succeeds and the kernel advances mepc normally.</w:t>
       </w:r>
     </w:p>
     <w:p>
@@ -15592,7 +17028,7 @@
         <w:spacing w:before="80" w:after="80"/>
       </w:pPr>
       <w:r>
-        <w:t xml:space="preserve">The ecall-retry pattern is elegant because it requires no special handling in the wakeup path. The waker simply marks the sleeper as READY; the retried syscall handles all the logic of checking conditions and returning the right value. This is similar to how some real Unix kernels handle interrupted system calls with ERESTARTSYS.</w:t>
+        <w:t>The ecall-retry pattern is elegant because it requires no special handling in the wakeup path. The waker simply marks the sleeper as READY; the retried syscall handles all the logic of checking conditions and returning the right value. This is similar to how some real Unix kernels handle interrupted system calls with ERESTARTSYS.</w:t>
       </w:r>
     </w:p>
     <w:p>
@@ -15600,7 +17036,8 @@
         <w:pStyle w:val="Heading2"/>
         <w:spacing w:before="360" w:after="200"/>
       </w:pPr>
-      <w:bookmarkStart w:id="117" w:name="_Toc000000117"/>
+      <w:bookmarkStart w:id="61" w:name="_Toc000000117"/>
+      <w:bookmarkStart w:id="62" w:name="_Toc225090836"/>
       <w:r>
         <w:rPr>
           <w:color w:val="2E86AB"/>
@@ -15610,14 +17047,15 @@
       <w:r>
         <w:t>Real world</w:t>
       </w:r>
-      <w:bookmarkEnd w:id="117"/>
+      <w:bookmarkEnd w:id="61"/>
+      <w:bookmarkEnd w:id="62"/>
     </w:p>
     <w:p>
       <w:pPr>
         <w:spacing w:before="80" w:after="80"/>
       </w:pPr>
       <w:r>
-        <w:t xml:space="preserve">Real operating systems use more sophisticated scheduling algorithms. Linux’s Completely Fair Scheduler (CFS) uses a red-black tree to track virtual runtimes, giving each process a fair share of the CPU. FreeBSD uses ULE, which adjusts priorities based on interactivity. logOS’s round-robin scheduler treats all processes equally, which is sufficient for a teaching system with 8 process slots.</w:t>
+        <w:t>Real operating systems use more sophisticated scheduling algorithms. Linux’s Completely Fair Scheduler (CFS) uses a red-black tree to track virtual runtimes, giving each process a fair share of the CPU. FreeBSD uses ULE, which adjusts priorities based on interactivity. logOS’s round-robin scheduler treats all processes equally, which is sufficient for a teaching system with 8 process slots.</w:t>
       </w:r>
     </w:p>
     <w:p>
@@ -15625,7 +17063,7 @@
         <w:spacing w:before="80" w:after="80"/>
       </w:pPr>
       <w:r>
-        <w:t xml:space="preserve">The logOS kernel runs with interrupts disabled during trap handling. Since it runs on a single-core machine, this is sufficient to prevent race conditions. On multi-core hardware, the kernel would need locks to protect shared data structures like the process table and pipe buffers. Chapter 6 of the xv6 book discusses locking in detail.</w:t>
+        <w:t>The logOS kernel runs with interrupts disabled during trap handling. Since it runs on a single-core machine, this is sufficient to prevent race conditions. On multi-core hardware, the kernel would need locks to protect shared data structures like the process table and pipe buffers. Chapter 6 of the xv6 book discusses locking in detail.</w:t>
       </w:r>
     </w:p>
     <w:p>
@@ -15633,7 +17071,8 @@
         <w:spacing w:before="80" w:after="80"/>
       </w:pPr>
       <w:r>
-        <w:t xml:space="preserve">The ecall-retry pattern avoids the complexity of restartable system calls. In Linux, system calls that are interrupted by a signal may return EINTR, and user-space code must decide whether to retry. logOS has no signals, so the retry is handled transparently in the kernel.</w:t>
+        <w:lastRenderedPageBreak/>
+        <w:t>The ecall-retry pattern avoids the complexity of restartable system calls. In Linux, system calls that are interrupted by a signal may return EINTR, and user-space code must decide whether to retry. logOS has no signals, so the retry is handled transparently in the kernel.</w:t>
       </w:r>
     </w:p>
     <w:p>
@@ -15641,7 +17080,8 @@
         <w:pStyle w:val="Heading2"/>
         <w:spacing w:before="360" w:after="200"/>
       </w:pPr>
-      <w:bookmarkStart w:id="118" w:name="_Toc000000118"/>
+      <w:bookmarkStart w:id="63" w:name="_Toc000000118"/>
+      <w:bookmarkStart w:id="64" w:name="_Toc225090837"/>
       <w:r>
         <w:rPr>
           <w:color w:val="2E86AB"/>
@@ -15651,7 +17091,8 @@
       <w:r>
         <w:t>Exercises</w:t>
       </w:r>
-      <w:bookmarkEnd w:id="118"/>
+      <w:bookmarkEnd w:id="63"/>
+      <w:bookmarkEnd w:id="64"/>
     </w:p>
     <w:p>
       <w:pPr>
@@ -15667,7 +17108,7 @@
         <w:t xml:space="preserve">1.  </w:t>
       </w:r>
       <w:r>
-        <w:t xml:space="preserve">What happens if all processes are PROC_SLEEPING and no timer interrupt is pending? Design a solution (hint: consider an idle loop or halt instruction).</w:t>
+        <w:t>What happens if all processes are PROC_SLEEPING and no timer interrupt is pending? Design a solution (hint: consider an idle loop or halt instruction).</w:t>
       </w:r>
     </w:p>
     <w:p>
@@ -15684,7 +17125,7 @@
         <w:t xml:space="preserve">2.  </w:t>
       </w:r>
       <w:r>
-        <w:t xml:space="preserve">Implement a sleep(n) system call that blocks the calling process for n timer ticks. What changes to the timer interrupt handler are needed?</w:t>
+        <w:t>Implement a sleep(n) system call that blocks the calling process for n timer ticks. What changes to the timer interrupt handler are needed?</w:t>
       </w:r>
     </w:p>
     <w:p>
@@ -15701,7 +17142,7 @@
         <w:t xml:space="preserve">3.  </w:t>
       </w:r>
       <w:r>
-        <w:t xml:space="preserve">The current scheduler uses round-robin. Modify it to implement priority scheduling where each process has a priority level, and higher-priority processes run first. How would you prevent starvation of low-priority processes?</w:t>
+        <w:t>The current scheduler uses round-robin. Modify it to implement priority scheduling where each process has a priority level, and higher-priority processes run first. How would you prevent starvation of low-priority processes?</w:t>
       </w:r>
     </w:p>
     <w:p>
@@ -15718,7 +17159,7 @@
         <w:t xml:space="preserve">4.  </w:t>
       </w:r>
       <w:r>
-        <w:t xml:space="preserve">Trace the complete sequence of events when process A writes to a pipe and process B is sleeping on a read from that pipe. List every state transition and the function that causes it.</w:t>
+        <w:t>Trace the complete sequence of events when process A writes to a pipe and process B is sleeping on a read from that pipe. List every state transition and the function that causes it.</w:t>
       </w:r>
     </w:p>
     <w:p>
@@ -15745,11 +17186,13 @@
         <w:pStyle w:val="Heading1"/>
         <w:spacing w:after="100"/>
       </w:pPr>
-      <w:bookmarkStart w:id="119" w:name="_Toc000000119"/>
+      <w:bookmarkStart w:id="65" w:name="_Toc000000119"/>
+      <w:bookmarkStart w:id="66" w:name="_Toc225090838"/>
       <w:r>
         <w:t>Interprocess communication</w:t>
       </w:r>
-      <w:bookmarkEnd w:id="119"/>
+      <w:bookmarkEnd w:id="65"/>
+      <w:bookmarkEnd w:id="66"/>
     </w:p>
     <w:p>
       <w:pPr>
@@ -15771,7 +17214,7 @@
           <w:b/>
           <w:bCs/>
         </w:rPr>
-        <w:t xml:space="preserve">pipes</w:t>
+        <w:t>pipes</w:t>
       </w:r>
       <w:r>
         <w:t xml:space="preserve"> as the mechanism for interprocess communication. A pipe is a unidirectional byte stream with a read end and a write end, buffered in the kernel.</w:t>
@@ -15782,7 +17225,8 @@
         <w:pStyle w:val="Heading2"/>
         <w:spacing w:before="360" w:after="200"/>
       </w:pPr>
-      <w:bookmarkStart w:id="120" w:name="_Toc000000120"/>
+      <w:bookmarkStart w:id="67" w:name="_Toc000000120"/>
+      <w:bookmarkStart w:id="68" w:name="_Toc225090839"/>
       <w:r>
         <w:rPr>
           <w:color w:val="2E86AB"/>
@@ -15792,14 +17236,15 @@
       <w:r>
         <w:t>The pipe abstraction</w:t>
       </w:r>
-      <w:bookmarkEnd w:id="120"/>
+      <w:bookmarkEnd w:id="67"/>
+      <w:bookmarkEnd w:id="68"/>
     </w:p>
     <w:p>
       <w:pPr>
         <w:spacing w:before="80" w:after="80"/>
       </w:pPr>
       <w:r>
-        <w:t xml:space="preserve">A pipe is created with the pipe() system call, which returns two file descriptors: pipefd[0] for reading and pipefd[1] for writing. Data written to the write end appears at the read end, in order. The kernel buffers the data internally, so the writer and reader do not need to be synchronised.</w:t>
+        <w:t>A pipe is created with the pipe() system call, which returns two file descriptors: pipefd[0] for reading and pipefd[1] for writing. Data written to the write end appears at the read end, in order. The kernel buffers the data internally, so the writer and reader do not need to be synchronised.</w:t>
       </w:r>
     </w:p>
     <w:p>
@@ -15807,7 +17252,7 @@
         <w:spacing w:before="80" w:after="80"/>
       </w:pPr>
       <w:r>
-        <w:t xml:space="preserve">Pipes integrate with the file descriptor abstraction. Read() and write() work on pipe fds just as they do on files or devices. Close() decrements the pipe’s reference count. This uniformity means that programs like cat, which simply read from fd 0 and write to fd 1, work in pipelines without modification.</w:t>
+        <w:t>Pipes integrate with the file descriptor abstraction. Read() and write() work on pipe fds just as they do on files or devices. Close() decrements the pipe’s reference count. This uniformity means that programs like cat, which simply read from fd 0 and write to fd 1, work in pipelines without modification.</w:t>
       </w:r>
     </w:p>
     <w:p>
@@ -15815,7 +17260,8 @@
         <w:pStyle w:val="Heading2"/>
         <w:spacing w:before="360" w:after="200"/>
       </w:pPr>
-      <w:bookmarkStart w:id="121" w:name="_Toc000000121"/>
+      <w:bookmarkStart w:id="69" w:name="_Toc000000121"/>
+      <w:bookmarkStart w:id="70" w:name="_Toc225090840"/>
       <w:r>
         <w:rPr>
           <w:color w:val="2E86AB"/>
@@ -15825,40 +17271,41 @@
       <w:r>
         <w:t>Code: The pipe data structure</w:t>
       </w:r>
-      <w:bookmarkEnd w:id="121"/>
+      <w:bookmarkEnd w:id="69"/>
+      <w:bookmarkEnd w:id="70"/>
     </w:p>
     <w:p>
       <w:pPr>
         <w:spacing w:before="80" w:after="80"/>
       </w:pPr>
       <w:r>
-        <w:t xml:space="preserve">The kernel maintains a global table of up to 8 pipes. Each pipe (kernel/pipe.h) contains a 256-byte circular buffer and separate reference counts for the read and write ends:</w:t>
-      </w:r>
-    </w:p>
-    <w:p>
-      <w:pPr>
-        <w:pStyle w:val="HTMLPreformatted"/>
-        <w:pBdr>
-          <w:top w:val="single" w:sz="6" w:space="8" w:color="DDDDDD"/>
-          <w:left w:val="single" w:sz="6" w:space="8" w:color="DDDDDD"/>
-          <w:bottom w:val="single" w:sz="6" w:space="8" w:color="DDDDDD"/>
-          <w:right w:val="single" w:sz="6" w:space="8" w:color="DDDDDD"/>
-        </w:pBdr>
-        <w:shd w:val="clear" w:color="auto" w:fill="F5F5F5"/>
-        <w:spacing w:before="80"/>
-        <w:rPr>
-          <w:color w:val="000000"/>
-          <w:sz w:val="18"/>
-          <w:szCs w:val="18"/>
-        </w:rPr>
-      </w:pPr>
-      <w:r>
-        <w:rPr>
-          <w:color w:val="000000"/>
-          <w:sz w:val="18"/>
-          <w:szCs w:val="18"/>
-        </w:rPr>
-        <w:t xml:space="preserve">struct pipe {</w:t>
+        <w:t>The kernel maintains a global table of up to 8 pipes. Each pipe (kernel/pipe.h) contains a 256-byte circular buffer and separate reference counts for the read and write ends:</w:t>
+      </w:r>
+    </w:p>
+    <w:p>
+      <w:pPr>
+        <w:pStyle w:val="HTMLPreformatted"/>
+        <w:pBdr>
+          <w:top w:val="single" w:sz="6" w:space="8" w:color="DDDDDD"/>
+          <w:left w:val="single" w:sz="6" w:space="8" w:color="DDDDDD"/>
+          <w:bottom w:val="single" w:sz="6" w:space="8" w:color="DDDDDD"/>
+          <w:right w:val="single" w:sz="6" w:space="8" w:color="DDDDDD"/>
+        </w:pBdr>
+        <w:shd w:val="clear" w:color="auto" w:fill="F5F5F5"/>
+        <w:spacing w:before="80"/>
+        <w:rPr>
+          <w:color w:val="000000"/>
+          <w:sz w:val="18"/>
+          <w:szCs w:val="18"/>
+        </w:rPr>
+      </w:pPr>
+      <w:r>
+        <w:rPr>
+          <w:color w:val="000000"/>
+          <w:sz w:val="18"/>
+          <w:szCs w:val="18"/>
+        </w:rPr>
+        <w:t>struct pipe {</w:t>
       </w:r>
     </w:p>
     <w:p>
@@ -16066,7 +17513,7 @@
           <w:sz w:val="18"/>
           <w:szCs w:val="18"/>
         </w:rPr>
-        <w:t xml:space="preserve">};</w:t>
+        <w:t>};</w:t>
       </w:r>
     </w:p>
     <w:p>
@@ -16081,7 +17528,7 @@
           <w:b/>
           <w:bCs/>
         </w:rPr>
-        <w:t xml:space="preserve">reference counts</w:t>
+        <w:t>reference counts</w:t>
       </w:r>
       <w:r>
         <w:t xml:space="preserve"> are crucial. A single pipe may have multiple file descriptors pointing to each end (created by dup() or inherited via fork()). When a process closes a pipe fd, the kernel decrements the corresponding reference count. Only when both counts reach zero is the pipe slot freed.</w:t>
@@ -16092,24 +17539,27 @@
         <w:pStyle w:val="Heading2"/>
         <w:spacing w:before="360" w:after="200"/>
       </w:pPr>
-      <w:bookmarkStart w:id="122" w:name="_Toc000000122"/>
+      <w:bookmarkStart w:id="71" w:name="_Toc000000122"/>
+      <w:bookmarkStart w:id="72" w:name="_Toc225090841"/>
       <w:r>
         <w:rPr>
           <w:color w:val="2E86AB"/>
         </w:rPr>
+        <w:lastRenderedPageBreak/>
         <w:t xml:space="preserve">6.3  </w:t>
       </w:r>
       <w:r>
         <w:t>Code: Reading and writing</w:t>
       </w:r>
-      <w:bookmarkEnd w:id="122"/>
+      <w:bookmarkEnd w:id="71"/>
+      <w:bookmarkEnd w:id="72"/>
     </w:p>
     <w:p>
       <w:pPr>
         <w:spacing w:before="80" w:after="80"/>
       </w:pPr>
       <w:r>
-        <w:t xml:space="preserve">pipe_read() (kernel/pipe.c) attempts to read up to len bytes from the circular buffer. Three outcomes are possible:</w:t>
+        <w:t>pipe_read() (kernel/pipe.c) attempts to read up to len bytes from the circular buffer. Three outcomes are possible:</w:t>
       </w:r>
     </w:p>
     <w:p>
@@ -16124,10 +17574,10 @@
           <w:b/>
           <w:bCs/>
         </w:rPr>
-        <w:t xml:space="preserve">Data available</w:t>
-      </w:r>
-      <w:r>
-        <w:t xml:space="preserve">: copy bytes from the buffer, decrement count, wake any blocked writers, and return the number of bytes read. Partial reads are allowed: if the caller requests 100 bytes but only 30 are buffered, pipe_read returns 30.</w:t>
+        <w:t>Data available</w:t>
+      </w:r>
+      <w:r>
+        <w:t>: copy bytes from the buffer, decrement count, wake any blocked writers, and return the number of bytes read. Partial reads are allowed: if the caller requests 100 bytes but only 30 are buffered, pipe_read returns 30.</w:t>
       </w:r>
     </w:p>
     <w:p>
@@ -16142,10 +17592,10 @@
           <w:b/>
           <w:bCs/>
         </w:rPr>
-        <w:t xml:space="preserve">Buffer empty, writers exist</w:t>
-      </w:r>
-      <w:r>
-        <w:t xml:space="preserve">: return -2 (would-block). The syscall layer puts the process to sleep using the ecall-retry pattern (Section 5.4).</w:t>
+        <w:t>Buffer empty, writers exist</w:t>
+      </w:r>
+      <w:r>
+        <w:t>: return -2 (would-block). The syscall layer puts the process to sleep using the ecall-retry pattern (Section 5.4).</w:t>
       </w:r>
     </w:p>
     <w:p>
@@ -16160,10 +17610,10 @@
           <w:b/>
           <w:bCs/>
         </w:rPr>
-        <w:t xml:space="preserve">Buffer empty, no writers</w:t>
-      </w:r>
-      <w:r>
-        <w:t xml:space="preserve">: return 0 (EOF). All write ends have been closed, so no more data will ever arrive.</w:t>
+        <w:t>Buffer empty, no writers</w:t>
+      </w:r>
+      <w:r>
+        <w:t>: return 0 (EOF). All write ends have been closed, so no more data will ever arrive.</w:t>
       </w:r>
     </w:p>
     <w:p>
@@ -16171,7 +17621,7 @@
         <w:spacing w:before="80" w:after="80"/>
       </w:pPr>
       <w:r>
-        <w:t xml:space="preserve">pipe_write() is symmetric. If the buffer is full and readers exist, it returns -2 (would-block). If all read ends are closed, it returns -1 (EPIPE, broken pipe). Otherwise it writes as many bytes as will fit and wakes blocked readers.</w:t>
+        <w:t>pipe_write() is symmetric. If the buffer is full and readers exist, it returns -2 (would-block). If all read ends are closed, it returns -1 (EPIPE, broken pipe). Otherwise it writes as many bytes as will fit and wakes blocked readers.</w:t>
       </w:r>
     </w:p>
     <w:p>
@@ -16179,33 +17629,33 @@
         <w:spacing w:before="80" w:after="80"/>
       </w:pPr>
       <w:r>
-        <w:t xml:space="preserve">After each successful read or write, the pipe wakes all processes sleeping on that pipe. This is safe because the ecall-retry pattern means woken processes will re-check conditions before proceeding:</w:t>
-      </w:r>
-    </w:p>
-    <w:p>
-      <w:pPr>
-        <w:pStyle w:val="HTMLPreformatted"/>
-        <w:pBdr>
-          <w:top w:val="single" w:sz="6" w:space="8" w:color="DDDDDD"/>
-          <w:left w:val="single" w:sz="6" w:space="8" w:color="DDDDDD"/>
-          <w:bottom w:val="single" w:sz="6" w:space="8" w:color="DDDDDD"/>
-          <w:right w:val="single" w:sz="6" w:space="8" w:color="DDDDDD"/>
-        </w:pBdr>
-        <w:shd w:val="clear" w:color="auto" w:fill="F5F5F5"/>
-        <w:spacing w:before="80"/>
-        <w:rPr>
-          <w:color w:val="000000"/>
-          <w:sz w:val="18"/>
-          <w:szCs w:val="18"/>
-        </w:rPr>
-      </w:pPr>
-      <w:r>
-        <w:rPr>
-          <w:color w:val="000000"/>
-          <w:sz w:val="18"/>
-          <w:szCs w:val="18"/>
-        </w:rPr>
-        <w:t xml:space="preserve">void pipe_wakeup(int pipe_idx) {</w:t>
+        <w:t>After each successful read or write, the pipe wakes all processes sleeping on that pipe. This is safe because the ecall-retry pattern means woken processes will re-check conditions before proceeding:</w:t>
+      </w:r>
+    </w:p>
+    <w:p>
+      <w:pPr>
+        <w:pStyle w:val="HTMLPreformatted"/>
+        <w:pBdr>
+          <w:top w:val="single" w:sz="6" w:space="8" w:color="DDDDDD"/>
+          <w:left w:val="single" w:sz="6" w:space="8" w:color="DDDDDD"/>
+          <w:bottom w:val="single" w:sz="6" w:space="8" w:color="DDDDDD"/>
+          <w:right w:val="single" w:sz="6" w:space="8" w:color="DDDDDD"/>
+        </w:pBdr>
+        <w:shd w:val="clear" w:color="auto" w:fill="F5F5F5"/>
+        <w:spacing w:before="80"/>
+        <w:rPr>
+          <w:color w:val="000000"/>
+          <w:sz w:val="18"/>
+          <w:szCs w:val="18"/>
+        </w:rPr>
+      </w:pPr>
+      <w:r>
+        <w:rPr>
+          <w:color w:val="000000"/>
+          <w:sz w:val="18"/>
+          <w:szCs w:val="18"/>
+        </w:rPr>
+        <w:t>void pipe_wakeup(int pipe_idx) {</w:t>
       </w:r>
     </w:p>
     <w:p>
@@ -16439,7 +17889,7 @@
           <w:sz w:val="18"/>
           <w:szCs w:val="18"/>
         </w:rPr>
-        <w:t xml:space="preserve">}</w:t>
+        <w:t>}</w:t>
       </w:r>
     </w:p>
     <w:p>
@@ -16447,7 +17897,8 @@
         <w:pStyle w:val="Heading2"/>
         <w:spacing w:before="360" w:after="200"/>
       </w:pPr>
-      <w:bookmarkStart w:id="123" w:name="_Toc000000123"/>
+      <w:bookmarkStart w:id="73" w:name="_Toc000000123"/>
+      <w:bookmarkStart w:id="74" w:name="_Toc225090842"/>
       <w:r>
         <w:rPr>
           <w:color w:val="2E86AB"/>
@@ -16457,14 +17908,15 @@
       <w:r>
         <w:t>Pipe lifecycle and reference counting</w:t>
       </w:r>
-      <w:bookmarkEnd w:id="123"/>
+      <w:bookmarkEnd w:id="73"/>
+      <w:bookmarkEnd w:id="74"/>
     </w:p>
     <w:p>
       <w:pPr>
         <w:spacing w:before="80" w:after="80"/>
       </w:pPr>
       <w:r>
-        <w:t xml:space="preserve">The lifecycle of a pipe in a typical shell pipeline illustrates how reference counting works. Consider the command ls | cat:</w:t>
+        <w:t>The lifecycle of a pipe in a typical shell pipeline illustrates how reference counting works. Consider the command ls | cat:</w:t>
       </w:r>
     </w:p>
     <w:p>
@@ -16472,7 +17924,7 @@
         <w:spacing w:before="80" w:after="80"/>
       </w:pPr>
       <w:r>
-        <w:t xml:space="preserve">1. The shell calls pipe() creating pipe with read_refs=1, write_refs=1.</w:t>
+        <w:t>1. The shell calls pipe() creating pipe with read_refs=1, write_refs=1.</w:t>
       </w:r>
     </w:p>
     <w:p>
@@ -16480,7 +17932,7 @@
         <w:spacing w:before="80" w:after="80"/>
       </w:pPr>
       <w:r>
-        <w:t xml:space="preserve">2. The shell forks the first child (ls). fork() duplicates all fds, so read_refs=2, write_refs=2.</w:t>
+        <w:t>2. The shell forks the first child (ls). fork() duplicates all fds, so read_refs=2, write_refs=2.</w:t>
       </w:r>
     </w:p>
     <w:p>
@@ -16488,7 +17940,7 @@
         <w:spacing w:before="80" w:after="80"/>
       </w:pPr>
       <w:r>
-        <w:t xml:space="preserve">3. In the ls child: close read end (read_refs=1), dup2 write end to stdout, close original write fd (write_refs=1). The ls child now has the write end on fd 1.</w:t>
+        <w:t>3. In the ls child: close read end (read_refs=1), dup2 write end to stdout, close original write fd (write_refs=1). The ls child now has the write end on fd 1.</w:t>
       </w:r>
     </w:p>
     <w:p>
@@ -16496,7 +17948,8 @@
         <w:spacing w:before="80" w:after="80"/>
       </w:pPr>
       <w:r>
-        <w:t xml:space="preserve">4. The shell forks the second child (cat). fork() duplicates the shell’s remaining fds. read_refs=2, write_refs=2 again.</w:t>
+        <w:lastRenderedPageBreak/>
+        <w:t>4. The shell forks the second child (cat). fork() duplicates the shell’s remaining fds. read_refs=2, write_refs=2 again.</w:t>
       </w:r>
     </w:p>
     <w:p>
@@ -16504,7 +17957,7 @@
         <w:spacing w:before="80" w:after="80"/>
       </w:pPr>
       <w:r>
-        <w:t xml:space="preserve">5. In the cat child: close write end (write_refs=1), dup2 read end to stdin, close original read fd (read_refs=1). The cat child now has the read end on fd 0.</w:t>
+        <w:t>5. In the cat child: close write end (write_refs=1), dup2 read end to stdin, close original read fd (read_refs=1). The cat child now has the read end on fd 0.</w:t>
       </w:r>
     </w:p>
     <w:p>
@@ -16512,7 +17965,7 @@
         <w:spacing w:before="80" w:after="80"/>
       </w:pPr>
       <w:r>
-        <w:t xml:space="preserve">6. The shell closes both its pipe fds: read_refs=0, write_refs=0... but wait, the children still hold their ends. The shell closes its copies, leaving read_refs=1 (cat’s fd 0) and write_refs=1 (ls’s fd 1).</w:t>
+        <w:t>6. The shell closes both its pipe fds: read_refs=0, write_refs=0... but wait, the children still hold their ends. The shell closes its copies, leaving read_refs=1 (cat’s fd 0) and write_refs=1 (ls’s fd 1).</w:t>
       </w:r>
     </w:p>
     <w:p>
@@ -16520,7 +17973,7 @@
         <w:spacing w:before="80" w:after="80"/>
       </w:pPr>
       <w:r>
-        <w:t xml:space="preserve">7. ls writes output and exits, closing its write end: write_refs=0. cat’s next read sees write_refs==0 and returns EOF (0).</w:t>
+        <w:t>7. ls writes output and exits, closing its write end: write_refs=0. cat’s next read sees write_refs==0 and returns EOF (0).</w:t>
       </w:r>
     </w:p>
     <w:p>
@@ -16528,7 +17981,7 @@
         <w:spacing w:before="80" w:after="80"/>
       </w:pPr>
       <w:r>
-        <w:t xml:space="preserve">8. cat reads EOF, exits, closing its read end: read_refs=0. Both counts are zero, so the pipe slot is freed.</w:t>
+        <w:t>8. cat reads EOF, exits, closing its read end: read_refs=0. Both counts are zero, so the pipe slot is freed.</w:t>
       </w:r>
     </w:p>
     <w:p>
@@ -16536,7 +17989,7 @@
         <w:spacing w:before="80" w:after="80"/>
       </w:pPr>
       <w:r>
-        <w:t xml:space="preserve">Getting reference counting right is essential. If the shell forgets to close its pipe ends after forking, the writer’s exit will not produce EOF at the read end (because write_refs remains positive), and the reader will block forever.</w:t>
+        <w:t>Getting reference counting right is essential. If the shell forgets to close its pipe ends after forking, the writer’s exit will not produce EOF at the read end (because write_refs remains positive), and the reader will block forever.</w:t>
       </w:r>
     </w:p>
     <w:p>
@@ -16544,7 +17997,8 @@
         <w:pStyle w:val="Heading2"/>
         <w:spacing w:before="360" w:after="200"/>
       </w:pPr>
-      <w:bookmarkStart w:id="124" w:name="_Toc000000124"/>
+      <w:bookmarkStart w:id="75" w:name="_Toc000000124"/>
+      <w:bookmarkStart w:id="76" w:name="_Toc225090843"/>
       <w:r>
         <w:rPr>
           <w:color w:val="2E86AB"/>
@@ -16554,14 +18008,15 @@
       <w:r>
         <w:t>Code: The pipe system call</w:t>
       </w:r>
-      <w:bookmarkEnd w:id="124"/>
+      <w:bookmarkEnd w:id="75"/>
+      <w:bookmarkEnd w:id="76"/>
     </w:p>
     <w:p>
       <w:pPr>
         <w:spacing w:before="80" w:after="80"/>
       </w:pPr>
       <w:r>
-        <w:t xml:space="preserve">sys_pipe() (kernel/syscall.c) allocates a pipe and two file descriptors. It finds the two lowest available fd slots, allocates a pipe from the pipe table, and sets up the fd entries with type FT_PIPE. The inode field stores the pipe table index, and the minor field encodes which end of the pipe the fd represents (0 = read, 1 = write).</w:t>
+        <w:t>sys_pipe() (kernel/syscall.c) allocates a pipe and two file descriptors. It finds the two lowest available fd slots, allocates a pipe from the pipe table, and sets up the fd entries with type FT_PIPE. The inode field stores the pipe table index, and the minor field encodes which end of the pipe the fd represents (0 = read, 1 = write).</w:t>
       </w:r>
     </w:p>
     <w:p>
@@ -16569,7 +18024,8 @@
         <w:pStyle w:val="Heading2"/>
         <w:spacing w:before="360" w:after="200"/>
       </w:pPr>
-      <w:bookmarkStart w:id="125" w:name="_Toc000000125"/>
+      <w:bookmarkStart w:id="77" w:name="_Toc000000125"/>
+      <w:bookmarkStart w:id="78" w:name="_Toc225090844"/>
       <w:r>
         <w:rPr>
           <w:color w:val="2E86AB"/>
@@ -16579,14 +18035,15 @@
       <w:r>
         <w:t>Real world</w:t>
       </w:r>
-      <w:bookmarkEnd w:id="125"/>
+      <w:bookmarkEnd w:id="77"/>
+      <w:bookmarkEnd w:id="78"/>
     </w:p>
     <w:p>
       <w:pPr>
         <w:spacing w:before="80" w:after="80"/>
       </w:pPr>
       <w:r>
-        <w:t xml:space="preserve">Unix pipes were invented by Douglas McIlroy and first implemented by Ken Thompson in 1973. They remain one of the most influential abstractions in computing, enabling the Unix philosophy of small programs that do one thing well and can be composed via pipelines.</w:t>
+        <w:t>Unix pipes were invented by Douglas McIlroy and first implemented by Ken Thompson in 1973. They remain one of the most influential abstractions in computing, enabling the Unix philosophy of small programs that do one thing well and can be composed via pipelines.</w:t>
       </w:r>
     </w:p>
     <w:p>
@@ -16594,7 +18051,7 @@
         <w:spacing w:before="80" w:after="80"/>
       </w:pPr>
       <w:r>
-        <w:t xml:space="preserve">logOS pipes are intentionally simple: 256-byte kernel buffers with no special atomicity guarantees beyond single-byte operations. Real Unix systems define PIPE_BUF (typically 4096 bytes on Linux) and guarantee that writes smaller than PIPE_BUF are atomic. logOS pipes do allow partial writes and reads, which is sufficient for byte-stream communication.</w:t>
+        <w:t>logOS pipes are intentionally simple: 256-byte kernel buffers with no special atomicity guarantees beyond single-byte operations. Real Unix systems define PIPE_BUF (typically 4096 bytes on Linux) and guarantee that writes smaller than PIPE_BUF are atomic. logOS pipes do allow partial writes and reads, which is sufficient for byte-stream communication.</w:t>
       </w:r>
     </w:p>
     <w:p>
@@ -16602,7 +18059,7 @@
         <w:spacing w:before="80" w:after="80"/>
       </w:pPr>
       <w:r>
-        <w:t xml:space="preserve">Modern systems also provide named pipes (FIFOs), which appear in the filesystem and allow unrelated processes to communicate. Unix domain sockets provide bidirectional communication. These extensions are beyond the scope of logOS but follow the same file descriptor abstraction.</w:t>
+        <w:t>Modern systems also provide named pipes (FIFOs), which appear in the filesystem and allow unrelated processes to communicate. Unix domain sockets provide bidirectional communication. These extensions are beyond the scope of logOS but follow the same file descriptor abstraction.</w:t>
       </w:r>
     </w:p>
     <w:p>
@@ -16610,7 +18067,8 @@
         <w:pStyle w:val="Heading2"/>
         <w:spacing w:before="360" w:after="200"/>
       </w:pPr>
-      <w:bookmarkStart w:id="126" w:name="_Toc000000126"/>
+      <w:bookmarkStart w:id="79" w:name="_Toc000000126"/>
+      <w:bookmarkStart w:id="80" w:name="_Toc225090845"/>
       <w:r>
         <w:rPr>
           <w:color w:val="2E86AB"/>
@@ -16620,7 +18078,8 @@
       <w:r>
         <w:t>Exercises</w:t>
       </w:r>
-      <w:bookmarkEnd w:id="126"/>
+      <w:bookmarkEnd w:id="79"/>
+      <w:bookmarkEnd w:id="80"/>
     </w:p>
     <w:p>
       <w:pPr>
@@ -16633,10 +18092,11 @@
           <w:bCs/>
           <w:color w:val="2E86AB"/>
         </w:rPr>
+        <w:lastRenderedPageBreak/>
         <w:t xml:space="preserve">1.  </w:t>
       </w:r>
       <w:r>
-        <w:t xml:space="preserve">What happens if a process creates a pipe and then writes to it without forking? When will the write block? When will it return?</w:t>
+        <w:t>What happens if a process creates a pipe and then writes to it without forking? When will the write block? When will it return?</w:t>
       </w:r>
     </w:p>
     <w:p>
@@ -16653,7 +18113,7 @@
         <w:t xml:space="preserve">2.  </w:t>
       </w:r>
       <w:r>
-        <w:t xml:space="preserve">Implement a SIGPIPE-like mechanism: when a write to a pipe with no readers fails (EPIPE), terminate the writing process rather than returning an error code.</w:t>
+        <w:t>Implement a SIGPIPE-like mechanism: when a write to a pipe with no readers fails (EPIPE), terminate the writing process rather than returning an error code.</w:t>
       </w:r>
     </w:p>
     <w:p>
@@ -16670,7 +18130,7 @@
         <w:t xml:space="preserve">3.  </w:t>
       </w:r>
       <w:r>
-        <w:t xml:space="preserve">Increase PIPE_BUF_SIZE from 256 to 4096 bytes. What is the impact on kernel memory usage? On maximum throughput of a pipeline?</w:t>
+        <w:t>Increase PIPE_BUF_SIZE from 256 to 4096 bytes. What is the impact on kernel memory usage? On maximum throughput of a pipeline?</w:t>
       </w:r>
     </w:p>
     <w:p>
@@ -16687,7 +18147,7 @@
         <w:t xml:space="preserve">4.  </w:t>
       </w:r>
       <w:r>
-        <w:t xml:space="preserve">Design and implement named pipes (FIFOs) for logOS. A FIFO is created with mknod() and appears in the filesystem. How would you handle the case where a reader opens the FIFO before any writer has opened it?</w:t>
+        <w:t>Design and implement named pipes (FIFOs) for logOS. A FIFO is created with mknod() and appears in the filesystem. How would you handle the case where a reader opens the FIFO before any writer has opened it?</w:t>
       </w:r>
     </w:p>
     <w:p>
@@ -16714,11 +18174,13 @@
         <w:pStyle w:val="Heading1"/>
         <w:spacing w:after="100"/>
       </w:pPr>
-      <w:bookmarkStart w:id="127" w:name="_Toc000000127"/>
+      <w:bookmarkStart w:id="81" w:name="_Toc000000127"/>
+      <w:bookmarkStart w:id="82" w:name="_Toc225090846"/>
       <w:r>
         <w:t>Basic utilities</w:t>
       </w:r>
-      <w:bookmarkEnd w:id="127"/>
+      <w:bookmarkEnd w:id="81"/>
+      <w:bookmarkEnd w:id="82"/>
     </w:p>
     <w:p>
       <w:pPr>
@@ -16733,7 +18195,7 @@
         <w:spacing w:before="80" w:after="80"/>
       </w:pPr>
       <w:r>
-        <w:t xml:space="preserve">An operating system is only as useful as the programs that run on it. logOS includes a set of basic Unix utilities that exercise the system call interface and demonstrate how user programs interact with the kernel. Each utility is a small, self-contained C program that uses the user library (user/libc.h) for system call wrappers.</w:t>
+        <w:t>An operating system is only as useful as the programs that run on it. logOS includes a set of basic Unix utilities that exercise the system call interface and demonstrate how user programs interact with the kernel. Each utility is a small, self-contained C program that uses the user library (user/libc.h) for system call wrappers.</w:t>
       </w:r>
     </w:p>
     <w:p>
@@ -16741,7 +18203,8 @@
         <w:pStyle w:val="Heading2"/>
         <w:spacing w:before="360" w:after="200"/>
       </w:pPr>
-      <w:bookmarkStart w:id="128" w:name="_Toc000000128"/>
+      <w:bookmarkStart w:id="83" w:name="_Toc000000128"/>
+      <w:bookmarkStart w:id="84" w:name="_Toc225090847"/>
       <w:r>
         <w:rPr>
           <w:color w:val="2E86AB"/>
@@ -16751,7 +18214,8 @@
       <w:r>
         <w:t>File manipulation: rm, cp, mv, ln</w:t>
       </w:r>
-      <w:bookmarkEnd w:id="128"/>
+      <w:bookmarkEnd w:id="83"/>
+      <w:bookmarkEnd w:id="84"/>
     </w:p>
     <w:p>
       <w:pPr>
@@ -16762,7 +18226,7 @@
           <w:b/>
           <w:bCs/>
         </w:rPr>
-        <w:t xml:space="preserve">rm</w:t>
+        <w:t>rm</w:t>
       </w:r>
       <w:r>
         <w:t xml:space="preserve"> (user/rm.c) removes a file by calling unlink(path). The unlink system call removes the directory entry for the file and decrements its inode link count. If the link count reaches zero, the inode and its data blocks are freed. The implementation is simple:</w:t>
@@ -16791,7 +18255,7 @@
           <w:sz w:val="18"/>
           <w:szCs w:val="18"/>
         </w:rPr>
-        <w:t xml:space="preserve">int main(int argc, char *argv[]) {</w:t>
+        <w:t>int main(int argc, char *argv[]) {</w:t>
       </w:r>
     </w:p>
     <w:p>
@@ -17051,7 +18515,7 @@
           <w:sz w:val="18"/>
           <w:szCs w:val="18"/>
         </w:rPr>
-        <w:t xml:space="preserve">}</w:t>
+        <w:t>}</w:t>
       </w:r>
     </w:p>
     <w:p>
@@ -17063,7 +18527,7 @@
           <w:b/>
           <w:bCs/>
         </w:rPr>
-        <w:t xml:space="preserve">cp</w:t>
+        <w:t>cp</w:t>
       </w:r>
       <w:r>
         <w:t xml:space="preserve"> (user/cp.c) copies a file by reading from the source and writing to the destination in 512-byte chunks. It uses open(), read(), write(), and close() in a straightforward loop. The destination is created with O_WRONLY | O_CREAT | O_TRUNC, which creates the file if it doesn’t exist and truncates it if it does.</w:t>
@@ -17078,7 +18542,7 @@
           <w:b/>
           <w:bCs/>
         </w:rPr>
-        <w:t xml:space="preserve">mv</w:t>
+        <w:t>mv</w:t>
       </w:r>
       <w:r>
         <w:t xml:space="preserve"> (user/mv.c) moves or renames a file using the rename() system call, which atomically changes the directory entry without copying any data. This is efficient even for large files because only the directory is modified.</w:t>
@@ -17093,7 +18557,7 @@
           <w:b/>
           <w:bCs/>
         </w:rPr>
-        <w:t xml:space="preserve">ln</w:t>
+        <w:t>ln</w:t>
       </w:r>
       <w:r>
         <w:t xml:space="preserve"> (user/ln.c) creates a hard link using link(target, linkpath). A hard link is a new directory entry that points to an existing inode. Both names refer to the same file; changes through one name are visible through the other. The link count in the inode tracks how many directory entries reference it.</w:t>
@@ -17104,17 +18568,20 @@
         <w:pStyle w:val="Heading2"/>
         <w:spacing w:before="360" w:after="200"/>
       </w:pPr>
-      <w:bookmarkStart w:id="129" w:name="_Toc000000129"/>
+      <w:bookmarkStart w:id="85" w:name="_Toc000000129"/>
+      <w:bookmarkStart w:id="86" w:name="_Toc225090848"/>
       <w:r>
         <w:rPr>
           <w:color w:val="2E86AB"/>
         </w:rPr>
+        <w:lastRenderedPageBreak/>
         <w:t xml:space="preserve">7.2  </w:t>
       </w:r>
       <w:r>
         <w:t>Process management: ps, kill</w:t>
       </w:r>
-      <w:bookmarkEnd w:id="129"/>
+      <w:bookmarkEnd w:id="85"/>
+      <w:bookmarkEnd w:id="86"/>
     </w:p>
     <w:p>
       <w:pPr>
@@ -17125,7 +18592,7 @@
           <w:b/>
           <w:bCs/>
         </w:rPr>
-        <w:t xml:space="preserve">ps</w:t>
+        <w:t>ps</w:t>
       </w:r>
       <w:r>
         <w:t xml:space="preserve"> (user/ps.c) lists active processes using the ps() system call, which fills an array of proc_info structures. Each entry contains the process’s PID, state, and parent slot. The ps utility translates numeric states to human-readable names:</w:t>
@@ -17154,7 +18621,7 @@
           <w:sz w:val="18"/>
           <w:szCs w:val="18"/>
         </w:rPr>
-        <w:t xml:space="preserve">static const char *state_names[] = {</w:t>
+        <w:t>static const char *state_names[] = {</w:t>
       </w:r>
     </w:p>
     <w:p>
@@ -17206,7 +18673,7 @@
           <w:sz w:val="18"/>
           <w:szCs w:val="18"/>
         </w:rPr>
-        <w:t xml:space="preserve">};</w:t>
+        <w:t>};</w:t>
       </w:r>
     </w:p>
     <w:p>
@@ -17218,7 +18685,7 @@
           <w:b/>
           <w:bCs/>
         </w:rPr>
-        <w:t xml:space="preserve">kill</w:t>
+        <w:t>kill</w:t>
       </w:r>
       <w:r>
         <w:t xml:space="preserve"> (user/kill.c) terminates a process by PID using the kill() system call. The kernel sets the target process to PROC_ZOMBIE and wakes its parent if it is waiting. A process cannot kill itself or the shell (parent == -1).</w:t>
@@ -17229,7 +18696,8 @@
         <w:pStyle w:val="Heading2"/>
         <w:spacing w:before="360" w:after="200"/>
       </w:pPr>
-      <w:bookmarkStart w:id="130" w:name="_Toc000000130"/>
+      <w:bookmarkStart w:id="87" w:name="_Toc000000130"/>
+      <w:bookmarkStart w:id="88" w:name="_Toc225090849"/>
       <w:r>
         <w:rPr>
           <w:color w:val="2E86AB"/>
@@ -17239,14 +18707,15 @@
       <w:r>
         <w:t>The cat utility</w:t>
       </w:r>
-      <w:bookmarkEnd w:id="130"/>
+      <w:bookmarkEnd w:id="87"/>
+      <w:bookmarkEnd w:id="88"/>
     </w:p>
     <w:p>
       <w:pPr>
         <w:spacing w:before="80" w:after="80"/>
       </w:pPr>
       <w:r>
-        <w:t xml:space="preserve">cat (user/cat.c) is a critical component of shell pipelines. It reads from stdin (or named files) and writes to stdout. Its simplicity is the point: cat does not know whether it is reading from a file, a pipe, or the console. The file descriptor abstraction makes all three look identical.</w:t>
+        <w:t>cat (user/cat.c) is a critical component of shell pipelines. It reads from stdin (or named files) and writes to stdout. Its simplicity is the point: cat does not know whether it is reading from a file, a pipe, or the console. The file descriptor abstraction makes all three look identical.</w:t>
       </w:r>
     </w:p>
     <w:p>
@@ -17254,7 +18723,7 @@
         <w:spacing w:before="80" w:after="80"/>
       </w:pPr>
       <w:r>
-        <w:t xml:space="preserve">In a pipeline like ls | cat, the shell creates a pipe, forks two children, and uses dup2() to connect ls’s stdout to the pipe’s write end and cat’s stdin to the pipe’s read end. cat simply reads fd 0 and writes fd 1, oblivious to the plumbing.</w:t>
+        <w:t>In a pipeline like ls | cat, the shell creates a pipe, forks two children, and uses dup2() to connect ls’s stdout to the pipe’s write end and cat’s stdin to the pipe’s read end. cat simply reads fd 0 and writes fd 1, oblivious to the plumbing.</w:t>
       </w:r>
     </w:p>
     <w:p>
@@ -17262,7 +18731,8 @@
         <w:pStyle w:val="Heading2"/>
         <w:spacing w:before="360" w:after="200"/>
       </w:pPr>
-      <w:bookmarkStart w:id="131" w:name="_Toc000000131"/>
+      <w:bookmarkStart w:id="89" w:name="_Toc000000131"/>
+      <w:bookmarkStart w:id="90" w:name="_Toc225090850"/>
       <w:r>
         <w:rPr>
           <w:color w:val="2E86AB"/>
@@ -17272,14 +18742,15 @@
       <w:r>
         <w:t>The ed line editor</w:t>
       </w:r>
-      <w:bookmarkEnd w:id="131"/>
+      <w:bookmarkEnd w:id="89"/>
+      <w:bookmarkEnd w:id="90"/>
     </w:p>
     <w:p>
       <w:pPr>
         <w:spacing w:before="80" w:after="80"/>
       </w:pPr>
       <w:r>
-        <w:t xml:space="preserve">ed (user/ed.c) is a minimal line editor inspired by the original Unix ed. It operates on a buffer of lines loaded from a file and supports these commands:</w:t>
+        <w:t>ed (user/ed.c) is a minimal line editor inspired by the original Unix ed. It operates on a buffer of lines loaded from a file and supports these commands:</w:t>
       </w:r>
     </w:p>
     <w:p>
@@ -17291,7 +18762,7 @@
           <w:b/>
           <w:bCs/>
         </w:rPr>
-        <w:t xml:space="preserve">p</w:t>
+        <w:t>p</w:t>
       </w:r>
       <w:r>
         <w:t xml:space="preserve"> (print) displays numbered lines. </w:t>
@@ -17301,7 +18772,7 @@
           <w:b/>
           <w:bCs/>
         </w:rPr>
-        <w:t xml:space="preserve">i</w:t>
+        <w:t>i</w:t>
       </w:r>
       <w:r>
         <w:t xml:space="preserve"> (insert) adds lines before a position. </w:t>
@@ -17311,7 +18782,7 @@
           <w:b/>
           <w:bCs/>
         </w:rPr>
-        <w:t xml:space="preserve">a</w:t>
+        <w:t>a</w:t>
       </w:r>
       <w:r>
         <w:t xml:space="preserve"> (append) adds lines after the last line or after a specified position. </w:t>
@@ -17321,7 +18792,7 @@
           <w:b/>
           <w:bCs/>
         </w:rPr>
-        <w:t xml:space="preserve">d</w:t>
+        <w:t>d</w:t>
       </w:r>
       <w:r>
         <w:t xml:space="preserve"> (delete) removes a line. </w:t>
@@ -17331,7 +18802,7 @@
           <w:b/>
           <w:bCs/>
         </w:rPr>
-        <w:t xml:space="preserve">w</w:t>
+        <w:t>w</w:t>
       </w:r>
       <w:r>
         <w:t xml:space="preserve"> (write) saves the buffer back to the file. </w:t>
@@ -17341,7 +18812,7 @@
           <w:b/>
           <w:bCs/>
         </w:rPr>
-        <w:t xml:space="preserve">q</w:t>
+        <w:t>q</w:t>
       </w:r>
       <w:r>
         <w:t xml:space="preserve"> (quit) exits.</w:t>
@@ -17352,7 +18823,7 @@
         <w:spacing w:before="80" w:after="80"/>
       </w:pPr>
       <w:r>
-        <w:t xml:space="preserve">ed demonstrates file I/O in a more complex pattern than simple read-and-print utilities. It must maintain an in-memory buffer, parse user commands, and manage file state. Despite this complexity, it fits in a few hundred lines and uses only basic system calls.</w:t>
+        <w:t>ed demonstrates file I/O in a more complex pattern than simple read-and-print utilities. It must maintain an in-memory buffer, parse user commands, and manage file state. Despite this complexity, it fits in a few hundred lines and uses only basic system calls.</w:t>
       </w:r>
     </w:p>
     <w:p>
@@ -17360,7 +18831,8 @@
         <w:pStyle w:val="Heading2"/>
         <w:spacing w:before="360" w:after="200"/>
       </w:pPr>
-      <w:bookmarkStart w:id="132" w:name="_Toc000000132"/>
+      <w:bookmarkStart w:id="91" w:name="_Toc000000132"/>
+      <w:bookmarkStart w:id="92" w:name="_Toc225090851"/>
       <w:r>
         <w:rPr>
           <w:color w:val="2E86AB"/>
@@ -17370,14 +18842,16 @@
       <w:r>
         <w:t>Building user programs</w:t>
       </w:r>
-      <w:bookmarkEnd w:id="132"/>
+      <w:bookmarkEnd w:id="91"/>
+      <w:bookmarkEnd w:id="92"/>
     </w:p>
     <w:p>
       <w:pPr>
         <w:spacing w:before="80" w:after="80"/>
       </w:pPr>
       <w:r>
-        <w:t xml:space="preserve">All user programs share the same build process. They are compiled as position-independent executables (PIE) and linked at address 0 using user/user.lds. The ELF loader in the kernel relocates them to the correct slot address at load time. The user runtime (user/user_crt0.S) provides the _start entry point that calls main() and then exit().</w:t>
+        <w:lastRenderedPageBreak/>
+        <w:t>All user programs share the same build process. They are compiled as position-independent executables (PIE) and linked at address 0 using user/user.lds. The ELF loader in the kernel relocates them to the correct slot address at load time. The user runtime (user/user_crt0.S) provides the _start entry point that calls main() and then exit().</w:t>
       </w:r>
     </w:p>
     <w:p>
@@ -17385,7 +18859,7 @@
         <w:spacing w:before="80" w:after="80"/>
       </w:pPr>
       <w:r>
-        <w:t xml:space="preserve">The Makefile adds each program to the filesystem image via fstool. Programs are placed in /bin and can be run from the shell either by name (if /bin is in PATH) or by full path.</w:t>
+        <w:t>The Makefile adds each program to the filesystem image via fstool. Programs are placed in /bin and can be run from the shell either by name (if /bin is in PATH) or by full path.</w:t>
       </w:r>
     </w:p>
     <w:p>
@@ -17393,7 +18867,8 @@
         <w:pStyle w:val="Heading2"/>
         <w:spacing w:before="360" w:after="200"/>
       </w:pPr>
-      <w:bookmarkStart w:id="133" w:name="_Toc000000133"/>
+      <w:bookmarkStart w:id="93" w:name="_Toc000000133"/>
+      <w:bookmarkStart w:id="94" w:name="_Toc225090852"/>
       <w:r>
         <w:rPr>
           <w:color w:val="2E86AB"/>
@@ -17403,14 +18878,15 @@
       <w:r>
         <w:t>Real world</w:t>
       </w:r>
-      <w:bookmarkEnd w:id="133"/>
+      <w:bookmarkEnd w:id="93"/>
+      <w:bookmarkEnd w:id="94"/>
     </w:p>
     <w:p>
       <w:pPr>
         <w:spacing w:before="80" w:after="80"/>
       </w:pPr>
       <w:r>
-        <w:t xml:space="preserve">The logOS utilities are intentionally minimal. Real Unix systems provide hundreds of options for each command. GNU coreutils’ cp, for example, supports recursive copying, preservation of permissions and timestamps, symbolic link handling, and sparse file optimisation. The logOS versions omit all of this, focusing on the essential system call interface.</w:t>
+        <w:t>The logOS utilities are intentionally minimal. Real Unix systems provide hundreds of options for each command. GNU coreutils’ cp, for example, supports recursive copying, preservation of permissions and timestamps, symbolic link handling, and sparse file optimisation. The logOS versions omit all of this, focusing on the essential system call interface.</w:t>
       </w:r>
     </w:p>
     <w:p>
@@ -17418,7 +18894,7 @@
         <w:spacing w:before="80" w:after="80"/>
       </w:pPr>
       <w:r>
-        <w:t xml:space="preserve">The ed editor has a distinguished history. It was the standard Unix text editor before vi and emacs. Ken Thompson wrote the original ed for PDP-7 Unix. The logOS version is a simplified homage that demonstrates interactive file editing with minimal code.</w:t>
+        <w:t>The ed editor has a distinguished history. It was the standard Unix text editor before vi and emacs. Ken Thompson wrote the original ed for PDP-7 Unix. The logOS version is a simplified homage that demonstrates interactive file editing with minimal code.</w:t>
       </w:r>
     </w:p>
     <w:p>
@@ -17426,7 +18902,8 @@
         <w:pStyle w:val="Heading2"/>
         <w:spacing w:before="360" w:after="200"/>
       </w:pPr>
-      <w:bookmarkStart w:id="134" w:name="_Toc000000134"/>
+      <w:bookmarkStart w:id="95" w:name="_Toc000000134"/>
+      <w:bookmarkStart w:id="96" w:name="_Toc225090853"/>
       <w:r>
         <w:rPr>
           <w:color w:val="2E86AB"/>
@@ -17436,7 +18913,8 @@
       <w:r>
         <w:t>Exercises</w:t>
       </w:r>
-      <w:bookmarkEnd w:id="134"/>
+      <w:bookmarkEnd w:id="95"/>
+      <w:bookmarkEnd w:id="96"/>
     </w:p>
     <w:p>
       <w:pPr>
@@ -17452,7 +18930,7 @@
         <w:t xml:space="preserve">1.  </w:t>
       </w:r>
       <w:r>
-        <w:t xml:space="preserve">Implement a wc (word count) utility that counts lines, words, and characters in its input. It should work both with named file arguments and as a pipeline filter (reading stdin).</w:t>
+        <w:t>Implement a wc (word count) utility that counts lines, words, and characters in its input. It should work both with named file arguments and as a pipeline filter (reading stdin).</w:t>
       </w:r>
     </w:p>
     <w:p>
@@ -17469,7 +18947,7 @@
         <w:t xml:space="preserve">2.  </w:t>
       </w:r>
       <w:r>
-        <w:t xml:space="preserve">Add recursive directory support to rm. What system calls would you need? How would you handle the case where a directory contains subdirectories?</w:t>
+        <w:t>Add recursive directory support to rm. What system calls would you need? How would you handle the case where a directory contains subdirectories?</w:t>
       </w:r>
     </w:p>
     <w:p>
@@ -17486,7 +18964,7 @@
         <w:t xml:space="preserve">3.  </w:t>
       </w:r>
       <w:r>
-        <w:t xml:space="preserve">Implement a simple grep utility that prints lines matching a fixed string pattern. Support reading from stdin so it can be used in pipelines.</w:t>
+        <w:t>Implement a simple grep utility that prints lines matching a fixed string pattern. Support reading from stdin so it can be used in pipelines.</w:t>
       </w:r>
     </w:p>
     <w:p>
@@ -17503,7 +18981,7 @@
         <w:t xml:space="preserve">4.  </w:t>
       </w:r>
       <w:r>
-        <w:t xml:space="preserve">The ed editor loads the entire file into memory. What is the maximum file size it can handle given the 32KB process slot? Design an alternative that works with files larger than memory.</w:t>
+        <w:t>The ed editor loads the entire file into memory. What is the maximum file size it can handle given the 32KB process slot? Design an alternative that works with files larger than memory.</w:t>
       </w:r>
     </w:p>
     <w:p>
@@ -17530,11 +19008,11 @@
         <w:pStyle w:val="Heading1"/>
         <w:spacing w:after="100"/>
       </w:pPr>
-      <w:bookmarkStart w:id="36" w:name="_Toc222298202"/>
+      <w:bookmarkStart w:id="97" w:name="_Toc225090854"/>
       <w:r>
         <w:t>The file system</w:t>
       </w:r>
-      <w:bookmarkEnd w:id="36"/>
+      <w:bookmarkEnd w:id="97"/>
     </w:p>
     <w:p>
       <w:pPr>
@@ -17585,7 +19063,7 @@
         <w:pStyle w:val="Heading2"/>
         <w:spacing w:before="360" w:after="200"/>
       </w:pPr>
-      <w:bookmarkStart w:id="37" w:name="_Toc222298203"/>
+      <w:bookmarkStart w:id="98" w:name="_Toc225090855"/>
       <w:r>
         <w:rPr>
           <w:color w:val="2E86AB"/>
@@ -17595,7 +19073,7 @@
       <w:r>
         <w:t>Overview</w:t>
       </w:r>
-      <w:bookmarkEnd w:id="37"/>
+      <w:bookmarkEnd w:id="98"/>
     </w:p>
     <w:p>
       <w:pPr>
@@ -17755,7 +19233,7 @@
         <w:pStyle w:val="Heading2"/>
         <w:spacing w:before="360" w:after="200"/>
       </w:pPr>
-      <w:bookmarkStart w:id="38" w:name="_Toc222298204"/>
+      <w:bookmarkStart w:id="99" w:name="_Toc225090856"/>
       <w:r>
         <w:rPr>
           <w:color w:val="2E86AB"/>
@@ -17765,7 +19243,7 @@
       <w:r>
         <w:t>Disk layout</w:t>
       </w:r>
-      <w:bookmarkEnd w:id="38"/>
+      <w:bookmarkEnd w:id="99"/>
     </w:p>
     <w:p>
       <w:pPr>
@@ -18145,7 +19623,7 @@
         <w:pStyle w:val="Heading2"/>
         <w:spacing w:before="360" w:after="200"/>
       </w:pPr>
-      <w:bookmarkStart w:id="39" w:name="_Toc222298205"/>
+      <w:bookmarkStart w:id="100" w:name="_Toc225090857"/>
       <w:r>
         <w:rPr>
           <w:color w:val="2E86AB"/>
@@ -18156,7 +19634,7 @@
       <w:r>
         <w:t>Code: Block layer</w:t>
       </w:r>
-      <w:bookmarkEnd w:id="39"/>
+      <w:bookmarkEnd w:id="100"/>
     </w:p>
     <w:p>
       <w:pPr>
@@ -18675,7 +20153,7 @@
         <w:pStyle w:val="Heading2"/>
         <w:spacing w:before="360" w:after="200"/>
       </w:pPr>
-      <w:bookmarkStart w:id="40" w:name="_Toc222298206"/>
+      <w:bookmarkStart w:id="101" w:name="_Toc225090858"/>
       <w:r>
         <w:rPr>
           <w:color w:val="2E86AB"/>
@@ -18685,7 +20163,7 @@
       <w:r>
         <w:t>Code: Block allocation bitmap</w:t>
       </w:r>
-      <w:bookmarkEnd w:id="40"/>
+      <w:bookmarkEnd w:id="101"/>
     </w:p>
     <w:p>
       <w:pPr>
@@ -19114,7 +20592,7 @@
         <w:pStyle w:val="Heading2"/>
         <w:spacing w:before="360" w:after="200"/>
       </w:pPr>
-      <w:bookmarkStart w:id="41" w:name="_Toc222298207"/>
+      <w:bookmarkStart w:id="102" w:name="_Toc225090859"/>
       <w:r>
         <w:rPr>
           <w:color w:val="2E86AB"/>
@@ -19124,7 +20602,7 @@
       <w:r>
         <w:t>Code: Inodes</w:t>
       </w:r>
-      <w:bookmarkEnd w:id="41"/>
+      <w:bookmarkEnd w:id="102"/>
     </w:p>
     <w:p>
       <w:pPr>
@@ -19347,7 +20825,7 @@
         <w:pStyle w:val="Heading2"/>
         <w:spacing w:before="360" w:after="200"/>
       </w:pPr>
-      <w:bookmarkStart w:id="42" w:name="_Toc222298208"/>
+      <w:bookmarkStart w:id="103" w:name="_Toc225090860"/>
       <w:r>
         <w:rPr>
           <w:color w:val="2E86AB"/>
@@ -19358,7 +20836,7 @@
       <w:r>
         <w:t>Code: Directories</w:t>
       </w:r>
-      <w:bookmarkEnd w:id="42"/>
+      <w:bookmarkEnd w:id="103"/>
     </w:p>
     <w:p>
       <w:pPr>
@@ -20035,7 +21513,7 @@
         <w:pStyle w:val="Heading2"/>
         <w:spacing w:before="360" w:after="200"/>
       </w:pPr>
-      <w:bookmarkStart w:id="43" w:name="_Toc222298209"/>
+      <w:bookmarkStart w:id="104" w:name="_Toc225090861"/>
       <w:r>
         <w:rPr>
           <w:color w:val="2E86AB"/>
@@ -20046,7 +21524,7 @@
       <w:r>
         <w:t>Code: Path resolution</w:t>
       </w:r>
-      <w:bookmarkEnd w:id="43"/>
+      <w:bookmarkEnd w:id="104"/>
     </w:p>
     <w:p>
       <w:pPr>
@@ -20746,7 +22224,7 @@
         <w:pStyle w:val="Heading2"/>
         <w:spacing w:before="360" w:after="200"/>
       </w:pPr>
-      <w:bookmarkStart w:id="44" w:name="_Toc222298210"/>
+      <w:bookmarkStart w:id="105" w:name="_Toc225090862"/>
       <w:r>
         <w:rPr>
           <w:color w:val="2E86AB"/>
@@ -20757,7 +22235,7 @@
       <w:r>
         <w:t>Code: Creating directories</w:t>
       </w:r>
-      <w:bookmarkEnd w:id="44"/>
+      <w:bookmarkEnd w:id="105"/>
     </w:p>
     <w:p>
       <w:pPr>
@@ -21128,7 +22606,7 @@
         <w:pStyle w:val="Heading2"/>
         <w:spacing w:before="360" w:after="200"/>
       </w:pPr>
-      <w:bookmarkStart w:id="45" w:name="_Toc222298211"/>
+      <w:bookmarkStart w:id="106" w:name="_Toc225090863"/>
       <w:r>
         <w:rPr>
           <w:color w:val="2E86AB"/>
@@ -21138,7 +22616,7 @@
       <w:r>
         <w:t>Real world</w:t>
       </w:r>
-      <w:bookmarkEnd w:id="45"/>
+      <w:bookmarkEnd w:id="106"/>
     </w:p>
     <w:p>
       <w:pPr>
@@ -21294,7 +22772,7 @@
         <w:pStyle w:val="Heading2"/>
         <w:spacing w:before="360" w:after="200"/>
       </w:pPr>
-      <w:bookmarkStart w:id="46" w:name="_Toc222298212"/>
+      <w:bookmarkStart w:id="107" w:name="_Toc225090864"/>
       <w:r>
         <w:rPr>
           <w:color w:val="2E86AB"/>
@@ -21304,7 +22782,7 @@
       <w:r>
         <w:t>Exercises</w:t>
       </w:r>
-      <w:bookmarkEnd w:id="46"/>
+      <w:bookmarkEnd w:id="107"/>
     </w:p>
     <w:p>
       <w:pPr>
@@ -21425,11 +22903,11 @@
         <w:pStyle w:val="Heading1"/>
         <w:spacing w:after="100"/>
       </w:pPr>
-      <w:bookmarkStart w:id="47" w:name="_Toc222298213"/>
+      <w:bookmarkStart w:id="108" w:name="_Toc225090865"/>
       <w:r>
         <w:t>Device drivers</w:t>
       </w:r>
-      <w:bookmarkEnd w:id="47"/>
+      <w:bookmarkEnd w:id="108"/>
     </w:p>
     <w:p>
       <w:pPr>
@@ -21490,7 +22968,7 @@
         <w:pStyle w:val="Heading2"/>
         <w:spacing w:before="360" w:after="200"/>
       </w:pPr>
-      <w:bookmarkStart w:id="48" w:name="_Toc222298214"/>
+      <w:bookmarkStart w:id="109" w:name="_Toc225090866"/>
       <w:r>
         <w:rPr>
           <w:color w:val="2E86AB"/>
@@ -21500,7 +22978,7 @@
       <w:r>
         <w:t>The device driver interface</w:t>
       </w:r>
-      <w:bookmarkEnd w:id="48"/>
+      <w:bookmarkEnd w:id="109"/>
     </w:p>
     <w:p>
       <w:pPr>
@@ -22102,7 +23580,7 @@
         <w:pStyle w:val="Heading2"/>
         <w:spacing w:before="360" w:after="200"/>
       </w:pPr>
-      <w:bookmarkStart w:id="49" w:name="_Toc222298215"/>
+      <w:bookmarkStart w:id="110" w:name="_Toc225090867"/>
       <w:r>
         <w:rPr>
           <w:color w:val="2E86AB"/>
@@ -22112,7 +23590,7 @@
       <w:r>
         <w:t>Code: The console driver</w:t>
       </w:r>
-      <w:bookmarkEnd w:id="49"/>
+      <w:bookmarkEnd w:id="110"/>
     </w:p>
     <w:p>
       <w:pPr>
@@ -23011,7 +24489,7 @@
         <w:pStyle w:val="Heading2"/>
         <w:spacing w:before="360" w:after="200"/>
       </w:pPr>
-      <w:bookmarkStart w:id="50" w:name="_Toc222298216"/>
+      <w:bookmarkStart w:id="111" w:name="_Toc225090868"/>
       <w:r>
         <w:rPr>
           <w:color w:val="2E86AB"/>
@@ -23021,7 +24499,7 @@
       <w:r>
         <w:t>Connecting devices to the filesystem</w:t>
       </w:r>
-      <w:bookmarkEnd w:id="50"/>
+      <w:bookmarkEnd w:id="111"/>
     </w:p>
     <w:p>
       <w:pPr>
@@ -23639,7 +25117,7 @@
         <w:pStyle w:val="Heading2"/>
         <w:spacing w:before="360" w:after="200"/>
       </w:pPr>
-      <w:bookmarkStart w:id="51" w:name="_Toc222298217"/>
+      <w:bookmarkStart w:id="112" w:name="_Toc225090869"/>
       <w:r>
         <w:rPr>
           <w:color w:val="2E86AB"/>
@@ -23649,7 +25127,7 @@
       <w:r>
         <w:t>Real world</w:t>
       </w:r>
-      <w:bookmarkEnd w:id="51"/>
+      <w:bookmarkEnd w:id="112"/>
     </w:p>
     <w:p>
       <w:pPr>
@@ -23694,7 +25172,7 @@
         <w:pStyle w:val="Heading2"/>
         <w:spacing w:before="360" w:after="200"/>
       </w:pPr>
-      <w:bookmarkStart w:id="52" w:name="_Toc222298218"/>
+      <w:bookmarkStart w:id="113" w:name="_Toc225090870"/>
       <w:r>
         <w:rPr>
           <w:color w:val="2E86AB"/>
@@ -23704,7 +25182,7 @@
       <w:r>
         <w:t>Exercises</w:t>
       </w:r>
-      <w:bookmarkEnd w:id="52"/>
+      <w:bookmarkEnd w:id="113"/>
     </w:p>
     <w:p>
       <w:pPr>
@@ -23798,11 +25276,11 @@
         <w:pStyle w:val="Heading1"/>
         <w:spacing w:after="100"/>
       </w:pPr>
-      <w:bookmarkStart w:id="53" w:name="_Toc222298219"/>
+      <w:bookmarkStart w:id="114" w:name="_Toc225090871"/>
       <w:r>
         <w:t>Loading programs</w:t>
       </w:r>
-      <w:bookmarkEnd w:id="53"/>
+      <w:bookmarkEnd w:id="114"/>
     </w:p>
     <w:p>
       <w:pPr>
@@ -23845,7 +25323,7 @@
         <w:pStyle w:val="Heading2"/>
         <w:spacing w:before="360" w:after="200"/>
       </w:pPr>
-      <w:bookmarkStart w:id="54" w:name="_Toc222298220"/>
+      <w:bookmarkStart w:id="115" w:name="_Toc225090872"/>
       <w:r>
         <w:rPr>
           <w:color w:val="2E86AB"/>
@@ -23855,7 +25333,7 @@
       <w:r>
         <w:t>The ELF format</w:t>
       </w:r>
-      <w:bookmarkEnd w:id="54"/>
+      <w:bookmarkEnd w:id="115"/>
     </w:p>
     <w:p>
       <w:pPr>
@@ -24540,7 +26018,7 @@
         <w:pStyle w:val="Heading2"/>
         <w:spacing w:before="360" w:after="200"/>
       </w:pPr>
-      <w:bookmarkStart w:id="55" w:name="_Toc222298221"/>
+      <w:bookmarkStart w:id="116" w:name="_Toc225090873"/>
       <w:r>
         <w:rPr>
           <w:color w:val="2E86AB"/>
@@ -24550,7 +26028,7 @@
       <w:r>
         <w:t>Code: The ELF loader</w:t>
       </w:r>
-      <w:bookmarkEnd w:id="55"/>
+      <w:bookmarkEnd w:id="116"/>
     </w:p>
     <w:p>
       <w:pPr>
@@ -25072,7 +26550,7 @@
         <w:pStyle w:val="Heading2"/>
         <w:spacing w:before="360" w:after="200"/>
       </w:pPr>
-      <w:bookmarkStart w:id="56" w:name="_Toc222298222"/>
+      <w:bookmarkStart w:id="117" w:name="_Toc225090874"/>
       <w:r>
         <w:rPr>
           <w:color w:val="2E86AB"/>
@@ -25083,7 +26561,7 @@
       <w:r>
         <w:t>Position-independent code</w:t>
       </w:r>
-      <w:bookmarkEnd w:id="56"/>
+      <w:bookmarkEnd w:id="117"/>
     </w:p>
     <w:p>
       <w:pPr>
@@ -25176,7 +26654,7 @@
         <w:pStyle w:val="Heading2"/>
         <w:spacing w:before="360" w:after="200"/>
       </w:pPr>
-      <w:bookmarkStart w:id="57" w:name="_Toc222298223"/>
+      <w:bookmarkStart w:id="118" w:name="_Toc225090875"/>
       <w:r>
         <w:rPr>
           <w:color w:val="2E86AB"/>
@@ -25186,7 +26664,7 @@
       <w:r>
         <w:t>The relocation problem</w:t>
       </w:r>
-      <w:bookmarkEnd w:id="57"/>
+      <w:bookmarkEnd w:id="118"/>
     </w:p>
     <w:p>
       <w:pPr>
@@ -25334,7 +26812,7 @@
         <w:pStyle w:val="Heading2"/>
         <w:spacing w:before="360" w:after="200"/>
       </w:pPr>
-      <w:bookmarkStart w:id="58" w:name="_Toc222298224"/>
+      <w:bookmarkStart w:id="119" w:name="_Toc225090876"/>
       <w:r>
         <w:rPr>
           <w:color w:val="2E86AB"/>
@@ -25344,7 +26822,7 @@
       <w:r>
         <w:t>Known PIE limitations</w:t>
       </w:r>
-      <w:bookmarkEnd w:id="58"/>
+      <w:bookmarkEnd w:id="119"/>
     </w:p>
     <w:p>
       <w:pPr>
@@ -25653,7 +27131,6 @@
           <w:szCs w:val="18"/>
         </w:rPr>
       </w:pPr>
-      <w:bookmarkStart w:id="59" w:name="_Toc222298225"/>
       <w:r>
         <w:rPr>
           <w:color w:val="000000"/>
@@ -25816,6 +27293,7 @@
         <w:pStyle w:val="Heading2"/>
         <w:spacing w:before="360" w:after="200"/>
       </w:pPr>
+      <w:bookmarkStart w:id="120" w:name="_Toc225090877"/>
       <w:r>
         <w:rPr>
           <w:color w:val="2E86AB"/>
@@ -25825,7 +27303,7 @@
       <w:r>
         <w:t>Real world</w:t>
       </w:r>
-      <w:bookmarkEnd w:id="59"/>
+      <w:bookmarkEnd w:id="120"/>
     </w:p>
     <w:p>
       <w:pPr>
@@ -25863,7 +27341,7 @@
         <w:pStyle w:val="Heading2"/>
         <w:spacing w:before="360" w:after="200"/>
       </w:pPr>
-      <w:bookmarkStart w:id="60" w:name="_Toc222298226"/>
+      <w:bookmarkStart w:id="121" w:name="_Toc225090878"/>
       <w:r>
         <w:rPr>
           <w:color w:val="2E86AB"/>
@@ -25874,7 +27352,7 @@
       <w:r>
         <w:t>Exercises</w:t>
       </w:r>
-      <w:bookmarkEnd w:id="60"/>
+      <w:bookmarkEnd w:id="121"/>
     </w:p>
     <w:p>
       <w:pPr>
@@ -25985,11 +27463,11 @@
         <w:pStyle w:val="Heading1"/>
         <w:spacing w:after="100"/>
       </w:pPr>
-      <w:bookmarkStart w:id="61" w:name="_Toc222298227"/>
+      <w:bookmarkStart w:id="122" w:name="_Toc225090879"/>
       <w:r>
         <w:t>The shell</w:t>
       </w:r>
-      <w:bookmarkEnd w:id="61"/>
+      <w:bookmarkEnd w:id="122"/>
     </w:p>
     <w:p>
       <w:pPr>
@@ -26012,7 +27490,7 @@
         <w:pStyle w:val="Heading2"/>
         <w:spacing w:before="360" w:after="200"/>
       </w:pPr>
-      <w:bookmarkStart w:id="62" w:name="_Toc222298228"/>
+      <w:bookmarkStart w:id="123" w:name="_Toc225090880"/>
       <w:r>
         <w:rPr>
           <w:color w:val="2E86AB"/>
@@ -26022,7 +27500,7 @@
       <w:r>
         <w:t>Structure of the shell</w:t>
       </w:r>
-      <w:bookmarkEnd w:id="62"/>
+      <w:bookmarkEnd w:id="123"/>
     </w:p>
     <w:p>
       <w:pPr>
@@ -26566,7 +28044,7 @@
         <w:pStyle w:val="Heading2"/>
         <w:spacing w:before="360" w:after="200"/>
       </w:pPr>
-      <w:bookmarkStart w:id="63" w:name="_Toc222298229"/>
+      <w:bookmarkStart w:id="124" w:name="_Toc225090881"/>
       <w:r>
         <w:rPr>
           <w:color w:val="2E86AB"/>
@@ -26576,7 +28054,7 @@
       <w:r>
         <w:t>Variable expansion</w:t>
       </w:r>
-      <w:bookmarkEnd w:id="63"/>
+      <w:bookmarkEnd w:id="124"/>
     </w:p>
     <w:p>
       <w:pPr>
@@ -26676,7 +28154,7 @@
         <w:pStyle w:val="Heading2"/>
         <w:spacing w:before="360" w:after="200"/>
       </w:pPr>
-      <w:bookmarkStart w:id="64" w:name="_Toc222298230"/>
+      <w:bookmarkStart w:id="125" w:name="_Toc225090882"/>
       <w:r>
         <w:rPr>
           <w:color w:val="2E86AB"/>
@@ -26686,7 +28164,7 @@
       <w:r>
         <w:t>Built-in commands</w:t>
       </w:r>
-      <w:bookmarkEnd w:id="64"/>
+      <w:bookmarkEnd w:id="125"/>
     </w:p>
     <w:p>
       <w:pPr>
@@ -26809,7 +28287,7 @@
         <w:pStyle w:val="Heading2"/>
         <w:spacing w:before="360" w:after="200"/>
       </w:pPr>
-      <w:bookmarkStart w:id="65" w:name="_Toc222298231"/>
+      <w:bookmarkStart w:id="126" w:name="_Toc225090883"/>
       <w:r>
         <w:rPr>
           <w:color w:val="2E86AB"/>
@@ -26820,7 +28298,7 @@
       <w:r>
         <w:t>External commands and PATH lookup</w:t>
       </w:r>
-      <w:bookmarkEnd w:id="65"/>
+      <w:bookmarkEnd w:id="126"/>
     </w:p>
     <w:p>
       <w:pPr>
@@ -27223,7 +28701,7 @@
         <w:pStyle w:val="Heading2"/>
         <w:spacing w:before="360" w:after="200"/>
       </w:pPr>
-      <w:bookmarkStart w:id="66" w:name="_Toc222298232"/>
+      <w:bookmarkStart w:id="127" w:name="_Toc225090884"/>
       <w:r>
         <w:rPr>
           <w:color w:val="2E86AB"/>
@@ -27233,7 +28711,7 @@
       <w:r>
         <w:t>Real world</w:t>
       </w:r>
-      <w:bookmarkEnd w:id="66"/>
+      <w:bookmarkEnd w:id="127"/>
     </w:p>
     <w:p>
       <w:pPr>
@@ -27443,7 +28921,7 @@
         <w:pStyle w:val="Heading2"/>
         <w:spacing w:before="360" w:after="200"/>
       </w:pPr>
-      <w:bookmarkStart w:id="67" w:name="_Toc222298233"/>
+      <w:bookmarkStart w:id="128" w:name="_Toc225090885"/>
       <w:r>
         <w:rPr>
           <w:color w:val="2E86AB"/>
@@ -27453,7 +28931,7 @@
       <w:r>
         <w:t>Exercises</w:t>
       </w:r>
-      <w:bookmarkEnd w:id="67"/>
+      <w:bookmarkEnd w:id="128"/>
     </w:p>
     <w:p>
       <w:pPr>
@@ -27574,11 +29052,11 @@
         <w:pStyle w:val="Heading1"/>
         <w:spacing w:after="100"/>
       </w:pPr>
-      <w:bookmarkStart w:id="68" w:name="_Toc222298234"/>
+      <w:bookmarkStart w:id="129" w:name="_Toc225090886"/>
       <w:r>
         <w:t>Summary</w:t>
       </w:r>
-      <w:bookmarkEnd w:id="68"/>
+      <w:bookmarkEnd w:id="129"/>
     </w:p>
     <w:p>
       <w:pPr>
@@ -28651,6 +30129,7 @@
   <w:style w:type="character" w:default="1" w:styleId="DefaultParagraphFont">
     <w:name w:val="Default Paragraph Font"/>
     <w:uiPriority w:val="1"/>
+    <w:semiHidden/>
     <w:unhideWhenUsed/>
   </w:style>
   <w:style w:type="table" w:default="1" w:styleId="TableNormal">
@@ -28853,6 +30332,165 @@
       <w:color w:val="auto"/>
       <w:sz w:val="20"/>
       <w:szCs w:val="20"/>
+    </w:rPr>
+  </w:style>
+  <w:style w:type="paragraph" w:styleId="TOC3">
+    <w:name w:val="toc 3"/>
+    <w:basedOn w:val="Normal"/>
+    <w:next w:val="Normal"/>
+    <w:autoRedefine/>
+    <w:uiPriority w:val="39"/>
+    <w:unhideWhenUsed/>
+    <w:rsid w:val="005367D6"/>
+    <w:pPr>
+      <w:spacing w:after="100" w:line="278" w:lineRule="auto"/>
+      <w:ind w:left="480"/>
+    </w:pPr>
+    <w:rPr>
+      <w:rFonts w:asciiTheme="minorHAnsi" w:eastAsiaTheme="minorEastAsia" w:hAnsiTheme="minorHAnsi" w:cstheme="minorBidi"/>
+      <w:color w:val="auto"/>
+      <w:kern w:val="2"/>
+      <w:sz w:val="24"/>
+      <w:szCs w:val="24"/>
+      <w14:ligatures w14:val="standardContextual"/>
+    </w:rPr>
+  </w:style>
+  <w:style w:type="paragraph" w:styleId="TOC4">
+    <w:name w:val="toc 4"/>
+    <w:basedOn w:val="Normal"/>
+    <w:next w:val="Normal"/>
+    <w:autoRedefine/>
+    <w:uiPriority w:val="39"/>
+    <w:unhideWhenUsed/>
+    <w:rsid w:val="005367D6"/>
+    <w:pPr>
+      <w:spacing w:after="100" w:line="278" w:lineRule="auto"/>
+      <w:ind w:left="720"/>
+    </w:pPr>
+    <w:rPr>
+      <w:rFonts w:asciiTheme="minorHAnsi" w:eastAsiaTheme="minorEastAsia" w:hAnsiTheme="minorHAnsi" w:cstheme="minorBidi"/>
+      <w:color w:val="auto"/>
+      <w:kern w:val="2"/>
+      <w:sz w:val="24"/>
+      <w:szCs w:val="24"/>
+      <w14:ligatures w14:val="standardContextual"/>
+    </w:rPr>
+  </w:style>
+  <w:style w:type="paragraph" w:styleId="TOC5">
+    <w:name w:val="toc 5"/>
+    <w:basedOn w:val="Normal"/>
+    <w:next w:val="Normal"/>
+    <w:autoRedefine/>
+    <w:uiPriority w:val="39"/>
+    <w:unhideWhenUsed/>
+    <w:rsid w:val="005367D6"/>
+    <w:pPr>
+      <w:spacing w:after="100" w:line="278" w:lineRule="auto"/>
+      <w:ind w:left="960"/>
+    </w:pPr>
+    <w:rPr>
+      <w:rFonts w:asciiTheme="minorHAnsi" w:eastAsiaTheme="minorEastAsia" w:hAnsiTheme="minorHAnsi" w:cstheme="minorBidi"/>
+      <w:color w:val="auto"/>
+      <w:kern w:val="2"/>
+      <w:sz w:val="24"/>
+      <w:szCs w:val="24"/>
+      <w14:ligatures w14:val="standardContextual"/>
+    </w:rPr>
+  </w:style>
+  <w:style w:type="paragraph" w:styleId="TOC6">
+    <w:name w:val="toc 6"/>
+    <w:basedOn w:val="Normal"/>
+    <w:next w:val="Normal"/>
+    <w:autoRedefine/>
+    <w:uiPriority w:val="39"/>
+    <w:unhideWhenUsed/>
+    <w:rsid w:val="005367D6"/>
+    <w:pPr>
+      <w:spacing w:after="100" w:line="278" w:lineRule="auto"/>
+      <w:ind w:left="1200"/>
+    </w:pPr>
+    <w:rPr>
+      <w:rFonts w:asciiTheme="minorHAnsi" w:eastAsiaTheme="minorEastAsia" w:hAnsiTheme="minorHAnsi" w:cstheme="minorBidi"/>
+      <w:color w:val="auto"/>
+      <w:kern w:val="2"/>
+      <w:sz w:val="24"/>
+      <w:szCs w:val="24"/>
+      <w14:ligatures w14:val="standardContextual"/>
+    </w:rPr>
+  </w:style>
+  <w:style w:type="paragraph" w:styleId="TOC7">
+    <w:name w:val="toc 7"/>
+    <w:basedOn w:val="Normal"/>
+    <w:next w:val="Normal"/>
+    <w:autoRedefine/>
+    <w:uiPriority w:val="39"/>
+    <w:unhideWhenUsed/>
+    <w:rsid w:val="005367D6"/>
+    <w:pPr>
+      <w:spacing w:after="100" w:line="278" w:lineRule="auto"/>
+      <w:ind w:left="1440"/>
+    </w:pPr>
+    <w:rPr>
+      <w:rFonts w:asciiTheme="minorHAnsi" w:eastAsiaTheme="minorEastAsia" w:hAnsiTheme="minorHAnsi" w:cstheme="minorBidi"/>
+      <w:color w:val="auto"/>
+      <w:kern w:val="2"/>
+      <w:sz w:val="24"/>
+      <w:szCs w:val="24"/>
+      <w14:ligatures w14:val="standardContextual"/>
+    </w:rPr>
+  </w:style>
+  <w:style w:type="paragraph" w:styleId="TOC8">
+    <w:name w:val="toc 8"/>
+    <w:basedOn w:val="Normal"/>
+    <w:next w:val="Normal"/>
+    <w:autoRedefine/>
+    <w:uiPriority w:val="39"/>
+    <w:unhideWhenUsed/>
+    <w:rsid w:val="005367D6"/>
+    <w:pPr>
+      <w:spacing w:after="100" w:line="278" w:lineRule="auto"/>
+      <w:ind w:left="1680"/>
+    </w:pPr>
+    <w:rPr>
+      <w:rFonts w:asciiTheme="minorHAnsi" w:eastAsiaTheme="minorEastAsia" w:hAnsiTheme="minorHAnsi" w:cstheme="minorBidi"/>
+      <w:color w:val="auto"/>
+      <w:kern w:val="2"/>
+      <w:sz w:val="24"/>
+      <w:szCs w:val="24"/>
+      <w14:ligatures w14:val="standardContextual"/>
+    </w:rPr>
+  </w:style>
+  <w:style w:type="paragraph" w:styleId="TOC9">
+    <w:name w:val="toc 9"/>
+    <w:basedOn w:val="Normal"/>
+    <w:next w:val="Normal"/>
+    <w:autoRedefine/>
+    <w:uiPriority w:val="39"/>
+    <w:unhideWhenUsed/>
+    <w:rsid w:val="005367D6"/>
+    <w:pPr>
+      <w:spacing w:after="100" w:line="278" w:lineRule="auto"/>
+      <w:ind w:left="1920"/>
+    </w:pPr>
+    <w:rPr>
+      <w:rFonts w:asciiTheme="minorHAnsi" w:eastAsiaTheme="minorEastAsia" w:hAnsiTheme="minorHAnsi" w:cstheme="minorBidi"/>
+      <w:color w:val="auto"/>
+      <w:kern w:val="2"/>
+      <w:sz w:val="24"/>
+      <w:szCs w:val="24"/>
+      <w14:ligatures w14:val="standardContextual"/>
+    </w:rPr>
+  </w:style>
+  <w:style w:type="character" w:styleId="UnresolvedMention">
+    <w:name w:val="Unresolved Mention"/>
+    <w:basedOn w:val="DefaultParagraphFont"/>
+    <w:uiPriority w:val="99"/>
+    <w:semiHidden/>
+    <w:unhideWhenUsed/>
+    <w:rsid w:val="005367D6"/>
+    <w:rPr>
+      <w:color w:val="605E5C"/>
+      <w:shd w:val="clear" w:color="auto" w:fill="E1DFDD"/>
     </w:rPr>
   </w:style>
 </w:styles>

--- a/textbook/logos-textbook.docx
+++ b/textbook/logos-textbook.docx
@@ -262,7 +262,7 @@
                 <w:rStyle w:val="Hyperlink"/>
                 <w:noProof/>
               </w:rPr>
-              <w:t>1.1  Processes and spawn</w:t>
+              <w:t>1.1  Processes and process control</w:t>
             </w:r>
             <w:r>
               <w:rPr>
@@ -4247,6 +4247,294 @@
               <w:bottom w:val="single" w:sz="1" w:space="0" w:color="C0C8D0"/>
               <w:right w:val="single" w:sz="1" w:space="0" w:color="C0C8D0"/>
             </w:tcBorders>
+            <w:tcMar>
+              <w:top w:w="60" w:type="dxa"/>
+              <w:left w:w="100" w:type="dxa"/>
+              <w:bottom w:w="60" w:type="dxa"/>
+              <w:right w:w="100" w:type="dxa"/>
+            </w:tcMar>
+            <w:vAlign w:val="center"/>
+          </w:tcPr>
+          <w:p>
+            <w:r>
+              <w:t>fork()</w:t>
+            </w:r>
+          </w:p>
+        </w:tc>
+        <w:tc>
+          <w:tcPr>
+            <w:tcW w:w="4680" w:type="dxa"/>
+            <w:tcBorders>
+              <w:top w:val="single" w:sz="1" w:space="0" w:color="C0C8D0"/>
+              <w:left w:val="single" w:sz="1" w:space="0" w:color="C0C8D0"/>
+              <w:bottom w:val="single" w:sz="1" w:space="0" w:color="C0C8D0"/>
+              <w:right w:val="single" w:sz="1" w:space="0" w:color="C0C8D0"/>
+            </w:tcBorders>
+            <w:tcMar>
+              <w:top w:w="60" w:type="dxa"/>
+              <w:left w:w="100" w:type="dxa"/>
+              <w:bottom w:w="60" w:type="dxa"/>
+              <w:right w:w="100" w:type="dxa"/>
+            </w:tcMar>
+            <w:vAlign w:val="center"/>
+          </w:tcPr>
+          <w:p>
+            <w:r>
+              <w:t>Create a copy of the current process; returns 0 in child</w:t>
+            </w:r>
+          </w:p>
+        </w:tc>
+      </w:tr>
+      <w:tr>
+        <w:tc>
+          <w:tcPr>
+            <w:tcW w:w="4680" w:type="dxa"/>
+            <w:tcBorders>
+              <w:top w:val="single" w:sz="1" w:space="0" w:color="C0C8D0"/>
+              <w:left w:val="single" w:sz="1" w:space="0" w:color="C0C8D0"/>
+              <w:bottom w:val="single" w:sz="1" w:space="0" w:color="C0C8D0"/>
+              <w:right w:val="single" w:sz="1" w:space="0" w:color="C0C8D0"/>
+            </w:tcBorders>
+            <w:tcMar>
+              <w:top w:w="60" w:type="dxa"/>
+              <w:left w:w="100" w:type="dxa"/>
+              <w:bottom w:w="60" w:type="dxa"/>
+              <w:right w:w="100" w:type="dxa"/>
+            </w:tcMar>
+            <w:vAlign w:val="center"/>
+          </w:tcPr>
+          <w:p>
+            <w:r>
+              <w:t>exec(path, argv)</w:t>
+            </w:r>
+          </w:p>
+        </w:tc>
+        <w:tc>
+          <w:tcPr>
+            <w:tcW w:w="4680" w:type="dxa"/>
+            <w:tcBorders>
+              <w:top w:val="single" w:sz="1" w:space="0" w:color="C0C8D0"/>
+              <w:left w:val="single" w:sz="1" w:space="0" w:color="C0C8D0"/>
+              <w:bottom w:val="single" w:sz="1" w:space="0" w:color="C0C8D0"/>
+              <w:right w:val="single" w:sz="1" w:space="0" w:color="C0C8D0"/>
+            </w:tcBorders>
+            <w:tcMar>
+              <w:top w:w="60" w:type="dxa"/>
+              <w:left w:w="100" w:type="dxa"/>
+              <w:bottom w:w="60" w:type="dxa"/>
+              <w:right w:w="100" w:type="dxa"/>
+            </w:tcMar>
+            <w:vAlign w:val="center"/>
+          </w:tcPr>
+          <w:p>
+            <w:r>
+              <w:t>Replace the current process image with a new program</w:t>
+            </w:r>
+          </w:p>
+        </w:tc>
+      </w:tr>
+      <w:tr>
+        <w:tc>
+          <w:tcPr>
+            <w:tcW w:w="4680" w:type="dxa"/>
+            <w:tcBorders>
+              <w:top w:val="single" w:sz="1" w:space="0" w:color="C0C8D0"/>
+              <w:left w:val="single" w:sz="1" w:space="0" w:color="C0C8D0"/>
+              <w:bottom w:val="single" w:sz="1" w:space="0" w:color="C0C8D0"/>
+              <w:right w:val="single" w:sz="1" w:space="0" w:color="C0C8D0"/>
+            </w:tcBorders>
+            <w:tcMar>
+              <w:top w:w="60" w:type="dxa"/>
+              <w:left w:w="100" w:type="dxa"/>
+              <w:bottom w:w="60" w:type="dxa"/>
+              <w:right w:w="100" w:type="dxa"/>
+            </w:tcMar>
+            <w:vAlign w:val="center"/>
+          </w:tcPr>
+          <w:p>
+            <w:r>
+              <w:t>wait()</w:t>
+            </w:r>
+          </w:p>
+        </w:tc>
+        <w:tc>
+          <w:tcPr>
+            <w:tcW w:w="4680" w:type="dxa"/>
+            <w:tcBorders>
+              <w:top w:val="single" w:sz="1" w:space="0" w:color="C0C8D0"/>
+              <w:left w:val="single" w:sz="1" w:space="0" w:color="C0C8D0"/>
+              <w:bottom w:val="single" w:sz="1" w:space="0" w:color="C0C8D0"/>
+              <w:right w:val="single" w:sz="1" w:space="0" w:color="C0C8D0"/>
+            </w:tcBorders>
+            <w:tcMar>
+              <w:top w:w="60" w:type="dxa"/>
+              <w:left w:w="100" w:type="dxa"/>
+              <w:bottom w:w="60" w:type="dxa"/>
+              <w:right w:w="100" w:type="dxa"/>
+            </w:tcMar>
+            <w:vAlign w:val="center"/>
+          </w:tcPr>
+          <w:p>
+            <w:r>
+              <w:t>Wait for a child process to exit; returns its exit code</w:t>
+            </w:r>
+          </w:p>
+        </w:tc>
+      </w:tr>
+      <w:tr>
+        <w:tc>
+          <w:tcPr>
+            <w:tcW w:w="4680" w:type="dxa"/>
+            <w:tcBorders>
+              <w:top w:val="single" w:sz="1" w:space="0" w:color="C0C8D0"/>
+              <w:left w:val="single" w:sz="1" w:space="0" w:color="C0C8D0"/>
+              <w:bottom w:val="single" w:sz="1" w:space="0" w:color="C0C8D0"/>
+              <w:right w:val="single" w:sz="1" w:space="0" w:color="C0C8D0"/>
+            </w:tcBorders>
+            <w:tcMar>
+              <w:top w:w="60" w:type="dxa"/>
+              <w:left w:w="100" w:type="dxa"/>
+              <w:bottom w:w="60" w:type="dxa"/>
+              <w:right w:w="100" w:type="dxa"/>
+            </w:tcMar>
+            <w:vAlign w:val="center"/>
+          </w:tcPr>
+          <w:p>
+            <w:r>
+              <w:t>getpid()</w:t>
+            </w:r>
+          </w:p>
+        </w:tc>
+        <w:tc>
+          <w:tcPr>
+            <w:tcW w:w="4680" w:type="dxa"/>
+            <w:tcBorders>
+              <w:top w:val="single" w:sz="1" w:space="0" w:color="C0C8D0"/>
+              <w:left w:val="single" w:sz="1" w:space="0" w:color="C0C8D0"/>
+              <w:bottom w:val="single" w:sz="1" w:space="0" w:color="C0C8D0"/>
+              <w:right w:val="single" w:sz="1" w:space="0" w:color="C0C8D0"/>
+            </w:tcBorders>
+            <w:tcMar>
+              <w:top w:w="60" w:type="dxa"/>
+              <w:left w:w="100" w:type="dxa"/>
+              <w:bottom w:w="60" w:type="dxa"/>
+              <w:right w:w="100" w:type="dxa"/>
+            </w:tcMar>
+            <w:vAlign w:val="center"/>
+          </w:tcPr>
+          <w:p>
+            <w:r>
+              <w:t>Return the current process’s PID</w:t>
+            </w:r>
+          </w:p>
+        </w:tc>
+      </w:tr>
+      <w:tr>
+        <w:tc>
+          <w:tcPr>
+            <w:tcW w:w="4680" w:type="dxa"/>
+            <w:tcBorders>
+              <w:top w:val="single" w:sz="1" w:space="0" w:color="C0C8D0"/>
+              <w:left w:val="single" w:sz="1" w:space="0" w:color="C0C8D0"/>
+              <w:bottom w:val="single" w:sz="1" w:space="0" w:color="C0C8D0"/>
+              <w:right w:val="single" w:sz="1" w:space="0" w:color="C0C8D0"/>
+            </w:tcBorders>
+            <w:tcMar>
+              <w:top w:w="60" w:type="dxa"/>
+              <w:left w:w="100" w:type="dxa"/>
+              <w:bottom w:w="60" w:type="dxa"/>
+              <w:right w:w="100" w:type="dxa"/>
+            </w:tcMar>
+            <w:vAlign w:val="center"/>
+          </w:tcPr>
+          <w:p>
+            <w:r>
+              <w:t>kill(pid)</w:t>
+            </w:r>
+          </w:p>
+        </w:tc>
+        <w:tc>
+          <w:tcPr>
+            <w:tcW w:w="4680" w:type="dxa"/>
+            <w:tcBorders>
+              <w:top w:val="single" w:sz="1" w:space="0" w:color="C0C8D0"/>
+              <w:left w:val="single" w:sz="1" w:space="0" w:color="C0C8D0"/>
+              <w:bottom w:val="single" w:sz="1" w:space="0" w:color="C0C8D0"/>
+              <w:right w:val="single" w:sz="1" w:space="0" w:color="C0C8D0"/>
+            </w:tcBorders>
+            <w:tcMar>
+              <w:top w:w="60" w:type="dxa"/>
+              <w:left w:w="100" w:type="dxa"/>
+              <w:bottom w:w="60" w:type="dxa"/>
+              <w:right w:w="100" w:type="dxa"/>
+            </w:tcMar>
+            <w:vAlign w:val="center"/>
+          </w:tcPr>
+          <w:p>
+            <w:r>
+              <w:t>Terminate a process by PID</w:t>
+            </w:r>
+          </w:p>
+        </w:tc>
+      </w:tr>
+      <w:tr>
+        <w:tc>
+          <w:tcPr>
+            <w:tcW w:w="4680" w:type="dxa"/>
+            <w:tcBorders>
+              <w:top w:val="single" w:sz="1" w:space="0" w:color="C0C8D0"/>
+              <w:left w:val="single" w:sz="1" w:space="0" w:color="C0C8D0"/>
+              <w:bottom w:val="single" w:sz="1" w:space="0" w:color="C0C8D0"/>
+              <w:right w:val="single" w:sz="1" w:space="0" w:color="C0C8D0"/>
+            </w:tcBorders>
+            <w:tcMar>
+              <w:top w:w="60" w:type="dxa"/>
+              <w:left w:w="100" w:type="dxa"/>
+              <w:bottom w:w="60" w:type="dxa"/>
+              <w:right w:w="100" w:type="dxa"/>
+            </w:tcMar>
+            <w:vAlign w:val="center"/>
+          </w:tcPr>
+          <w:p>
+            <w:r>
+              <w:t>ps(buf, maxprocs)</w:t>
+            </w:r>
+          </w:p>
+        </w:tc>
+        <w:tc>
+          <w:tcPr>
+            <w:tcW w:w="4680" w:type="dxa"/>
+            <w:tcBorders>
+              <w:top w:val="single" w:sz="1" w:space="0" w:color="C0C8D0"/>
+              <w:left w:val="single" w:sz="1" w:space="0" w:color="C0C8D0"/>
+              <w:bottom w:val="single" w:sz="1" w:space="0" w:color="C0C8D0"/>
+              <w:right w:val="single" w:sz="1" w:space="0" w:color="C0C8D0"/>
+            </w:tcBorders>
+            <w:tcMar>
+              <w:top w:w="60" w:type="dxa"/>
+              <w:left w:w="100" w:type="dxa"/>
+              <w:bottom w:w="60" w:type="dxa"/>
+              <w:right w:w="100" w:type="dxa"/>
+            </w:tcMar>
+            <w:vAlign w:val="center"/>
+          </w:tcPr>
+          <w:p>
+            <w:r>
+              <w:t>List active processes into buffer</w:t>
+            </w:r>
+          </w:p>
+        </w:tc>
+      </w:tr>
+      <w:tr>
+        <w:tc>
+          <w:tcPr>
+            <w:tcW w:w="4680" w:type="dxa"/>
+            <w:tcBorders>
+              <w:top w:val="single" w:sz="1" w:space="0" w:color="C0C8D0"/>
+              <w:left w:val="single" w:sz="1" w:space="0" w:color="C0C8D0"/>
+              <w:bottom w:val="single" w:sz="1" w:space="0" w:color="C0C8D0"/>
+              <w:right w:val="single" w:sz="1" w:space="0" w:color="C0C8D0"/>
+            </w:tcBorders>
             <w:shd w:val="clear" w:color="auto" w:fill="F0F0F0"/>
             <w:tcMar>
               <w:top w:w="60" w:type="dxa"/>
@@ -4488,6 +4776,150 @@
               <w:bottom w:val="single" w:sz="1" w:space="0" w:color="C0C8D0"/>
               <w:right w:val="single" w:sz="1" w:space="0" w:color="C0C8D0"/>
             </w:tcBorders>
+            <w:tcMar>
+              <w:top w:w="60" w:type="dxa"/>
+              <w:left w:w="100" w:type="dxa"/>
+              <w:bottom w:w="60" w:type="dxa"/>
+              <w:right w:w="100" w:type="dxa"/>
+            </w:tcMar>
+            <w:vAlign w:val="center"/>
+          </w:tcPr>
+          <w:p>
+            <w:r>
+              <w:t>dup(fd)</w:t>
+            </w:r>
+          </w:p>
+        </w:tc>
+        <w:tc>
+          <w:tcPr>
+            <w:tcW w:w="4680" w:type="dxa"/>
+            <w:tcBorders>
+              <w:top w:val="single" w:sz="1" w:space="0" w:color="C0C8D0"/>
+              <w:left w:val="single" w:sz="1" w:space="0" w:color="C0C8D0"/>
+              <w:bottom w:val="single" w:sz="1" w:space="0" w:color="C0C8D0"/>
+              <w:right w:val="single" w:sz="1" w:space="0" w:color="C0C8D0"/>
+            </w:tcBorders>
+            <w:tcMar>
+              <w:top w:w="60" w:type="dxa"/>
+              <w:left w:w="100" w:type="dxa"/>
+              <w:bottom w:w="60" w:type="dxa"/>
+              <w:right w:w="100" w:type="dxa"/>
+            </w:tcMar>
+            <w:vAlign w:val="center"/>
+          </w:tcPr>
+          <w:p>
+            <w:r>
+              <w:t>Duplicate a file descriptor</w:t>
+            </w:r>
+          </w:p>
+        </w:tc>
+      </w:tr>
+      <w:tr>
+        <w:tc>
+          <w:tcPr>
+            <w:tcW w:w="4680" w:type="dxa"/>
+            <w:tcBorders>
+              <w:top w:val="single" w:sz="1" w:space="0" w:color="C0C8D0"/>
+              <w:left w:val="single" w:sz="1" w:space="0" w:color="C0C8D0"/>
+              <w:bottom w:val="single" w:sz="1" w:space="0" w:color="C0C8D0"/>
+              <w:right w:val="single" w:sz="1" w:space="0" w:color="C0C8D0"/>
+            </w:tcBorders>
+            <w:tcMar>
+              <w:top w:w="60" w:type="dxa"/>
+              <w:left w:w="100" w:type="dxa"/>
+              <w:bottom w:w="60" w:type="dxa"/>
+              <w:right w:w="100" w:type="dxa"/>
+            </w:tcMar>
+            <w:vAlign w:val="center"/>
+          </w:tcPr>
+          <w:p>
+            <w:r>
+              <w:t>dup2(oldfd, newfd)</w:t>
+            </w:r>
+          </w:p>
+        </w:tc>
+        <w:tc>
+          <w:tcPr>
+            <w:tcW w:w="4680" w:type="dxa"/>
+            <w:tcBorders>
+              <w:top w:val="single" w:sz="1" w:space="0" w:color="C0C8D0"/>
+              <w:left w:val="single" w:sz="1" w:space="0" w:color="C0C8D0"/>
+              <w:bottom w:val="single" w:sz="1" w:space="0" w:color="C0C8D0"/>
+              <w:right w:val="single" w:sz="1" w:space="0" w:color="C0C8D0"/>
+            </w:tcBorders>
+            <w:tcMar>
+              <w:top w:w="60" w:type="dxa"/>
+              <w:left w:w="100" w:type="dxa"/>
+              <w:bottom w:w="60" w:type="dxa"/>
+              <w:right w:w="100" w:type="dxa"/>
+            </w:tcMar>
+            <w:vAlign w:val="center"/>
+          </w:tcPr>
+          <w:p>
+            <w:r>
+              <w:t>Duplicate a file descriptor to a specific number</w:t>
+            </w:r>
+          </w:p>
+        </w:tc>
+      </w:tr>
+      <w:tr>
+        <w:tc>
+          <w:tcPr>
+            <w:tcW w:w="4680" w:type="dxa"/>
+            <w:tcBorders>
+              <w:top w:val="single" w:sz="1" w:space="0" w:color="C0C8D0"/>
+              <w:left w:val="single" w:sz="1" w:space="0" w:color="C0C8D0"/>
+              <w:bottom w:val="single" w:sz="1" w:space="0" w:color="C0C8D0"/>
+              <w:right w:val="single" w:sz="1" w:space="0" w:color="C0C8D0"/>
+            </w:tcBorders>
+            <w:tcMar>
+              <w:top w:w="60" w:type="dxa"/>
+              <w:left w:w="100" w:type="dxa"/>
+              <w:bottom w:w="60" w:type="dxa"/>
+              <w:right w:w="100" w:type="dxa"/>
+            </w:tcMar>
+            <w:vAlign w:val="center"/>
+          </w:tcPr>
+          <w:p>
+            <w:r>
+              <w:t>pipe(pipefd)</w:t>
+            </w:r>
+          </w:p>
+        </w:tc>
+        <w:tc>
+          <w:tcPr>
+            <w:tcW w:w="4680" w:type="dxa"/>
+            <w:tcBorders>
+              <w:top w:val="single" w:sz="1" w:space="0" w:color="C0C8D0"/>
+              <w:left w:val="single" w:sz="1" w:space="0" w:color="C0C8D0"/>
+              <w:bottom w:val="single" w:sz="1" w:space="0" w:color="C0C8D0"/>
+              <w:right w:val="single" w:sz="1" w:space="0" w:color="C0C8D0"/>
+            </w:tcBorders>
+            <w:tcMar>
+              <w:top w:w="60" w:type="dxa"/>
+              <w:left w:w="100" w:type="dxa"/>
+              <w:bottom w:w="60" w:type="dxa"/>
+              <w:right w:w="100" w:type="dxa"/>
+            </w:tcMar>
+            <w:vAlign w:val="center"/>
+          </w:tcPr>
+          <w:p>
+            <w:r>
+              <w:t>Create a pipe; returns read and write file descriptors</w:t>
+            </w:r>
+          </w:p>
+        </w:tc>
+      </w:tr>
+      <w:tr>
+        <w:tc>
+          <w:tcPr>
+            <w:tcW w:w="4680" w:type="dxa"/>
+            <w:tcBorders>
+              <w:top w:val="single" w:sz="1" w:space="0" w:color="C0C8D0"/>
+              <w:left w:val="single" w:sz="1" w:space="0" w:color="C0C8D0"/>
+              <w:bottom w:val="single" w:sz="1" w:space="0" w:color="C0C8D0"/>
+              <w:right w:val="single" w:sz="1" w:space="0" w:color="C0C8D0"/>
+            </w:tcBorders>
             <w:shd w:val="clear" w:color="auto" w:fill="F0F0F0"/>
             <w:tcMar>
               <w:top w:w="60" w:type="dxa"/>
@@ -4777,6 +5209,198 @@
               <w:bottom w:val="single" w:sz="1" w:space="0" w:color="C0C8D0"/>
               <w:right w:val="single" w:sz="1" w:space="0" w:color="C0C8D0"/>
             </w:tcBorders>
+            <w:tcMar>
+              <w:top w:w="60" w:type="dxa"/>
+              <w:left w:w="100" w:type="dxa"/>
+              <w:bottom w:w="60" w:type="dxa"/>
+              <w:right w:w="100" w:type="dxa"/>
+            </w:tcMar>
+            <w:vAlign w:val="center"/>
+          </w:tcPr>
+          <w:p>
+            <w:r>
+              <w:t>unlink(path)</w:t>
+            </w:r>
+          </w:p>
+        </w:tc>
+        <w:tc>
+          <w:tcPr>
+            <w:tcW w:w="4680" w:type="dxa"/>
+            <w:tcBorders>
+              <w:top w:val="single" w:sz="1" w:space="0" w:color="C0C8D0"/>
+              <w:left w:val="single" w:sz="1" w:space="0" w:color="C0C8D0"/>
+              <w:bottom w:val="single" w:sz="1" w:space="0" w:color="C0C8D0"/>
+              <w:right w:val="single" w:sz="1" w:space="0" w:color="C0C8D0"/>
+            </w:tcBorders>
+            <w:tcMar>
+              <w:top w:w="60" w:type="dxa"/>
+              <w:left w:w="100" w:type="dxa"/>
+              <w:bottom w:w="60" w:type="dxa"/>
+              <w:right w:w="100" w:type="dxa"/>
+            </w:tcMar>
+            <w:vAlign w:val="center"/>
+          </w:tcPr>
+          <w:p>
+            <w:r>
+              <w:t>Delete a file</w:t>
+            </w:r>
+          </w:p>
+        </w:tc>
+      </w:tr>
+      <w:tr>
+        <w:tc>
+          <w:tcPr>
+            <w:tcW w:w="4680" w:type="dxa"/>
+            <w:tcBorders>
+              <w:top w:val="single" w:sz="1" w:space="0" w:color="C0C8D0"/>
+              <w:left w:val="single" w:sz="1" w:space="0" w:color="C0C8D0"/>
+              <w:bottom w:val="single" w:sz="1" w:space="0" w:color="C0C8D0"/>
+              <w:right w:val="single" w:sz="1" w:space="0" w:color="C0C8D0"/>
+            </w:tcBorders>
+            <w:tcMar>
+              <w:top w:w="60" w:type="dxa"/>
+              <w:left w:w="100" w:type="dxa"/>
+              <w:bottom w:w="60" w:type="dxa"/>
+              <w:right w:w="100" w:type="dxa"/>
+            </w:tcMar>
+            <w:vAlign w:val="center"/>
+          </w:tcPr>
+          <w:p>
+            <w:r>
+              <w:t>link(target, linkpath)</w:t>
+            </w:r>
+          </w:p>
+        </w:tc>
+        <w:tc>
+          <w:tcPr>
+            <w:tcW w:w="4680" w:type="dxa"/>
+            <w:tcBorders>
+              <w:top w:val="single" w:sz="1" w:space="0" w:color="C0C8D0"/>
+              <w:left w:val="single" w:sz="1" w:space="0" w:color="C0C8D0"/>
+              <w:bottom w:val="single" w:sz="1" w:space="0" w:color="C0C8D0"/>
+              <w:right w:val="single" w:sz="1" w:space="0" w:color="C0C8D0"/>
+            </w:tcBorders>
+            <w:tcMar>
+              <w:top w:w="60" w:type="dxa"/>
+              <w:left w:w="100" w:type="dxa"/>
+              <w:bottom w:w="60" w:type="dxa"/>
+              <w:right w:w="100" w:type="dxa"/>
+            </w:tcMar>
+            <w:vAlign w:val="center"/>
+          </w:tcPr>
+          <w:p>
+            <w:r>
+              <w:t>Create a hard link to an existing file</w:t>
+            </w:r>
+          </w:p>
+        </w:tc>
+      </w:tr>
+      <w:tr>
+        <w:tc>
+          <w:tcPr>
+            <w:tcW w:w="4680" w:type="dxa"/>
+            <w:tcBorders>
+              <w:top w:val="single" w:sz="1" w:space="0" w:color="C0C8D0"/>
+              <w:left w:val="single" w:sz="1" w:space="0" w:color="C0C8D0"/>
+              <w:bottom w:val="single" w:sz="1" w:space="0" w:color="C0C8D0"/>
+              <w:right w:val="single" w:sz="1" w:space="0" w:color="C0C8D0"/>
+            </w:tcBorders>
+            <w:tcMar>
+              <w:top w:w="60" w:type="dxa"/>
+              <w:left w:w="100" w:type="dxa"/>
+              <w:bottom w:w="60" w:type="dxa"/>
+              <w:right w:w="100" w:type="dxa"/>
+            </w:tcMar>
+            <w:vAlign w:val="center"/>
+          </w:tcPr>
+          <w:p>
+            <w:r>
+              <w:t>rename(oldpath, newpath)</w:t>
+            </w:r>
+          </w:p>
+        </w:tc>
+        <w:tc>
+          <w:tcPr>
+            <w:tcW w:w="4680" w:type="dxa"/>
+            <w:tcBorders>
+              <w:top w:val="single" w:sz="1" w:space="0" w:color="C0C8D0"/>
+              <w:left w:val="single" w:sz="1" w:space="0" w:color="C0C8D0"/>
+              <w:bottom w:val="single" w:sz="1" w:space="0" w:color="C0C8D0"/>
+              <w:right w:val="single" w:sz="1" w:space="0" w:color="C0C8D0"/>
+            </w:tcBorders>
+            <w:tcMar>
+              <w:top w:w="60" w:type="dxa"/>
+              <w:left w:w="100" w:type="dxa"/>
+              <w:bottom w:w="60" w:type="dxa"/>
+              <w:right w:w="100" w:type="dxa"/>
+            </w:tcMar>
+            <w:vAlign w:val="center"/>
+          </w:tcPr>
+          <w:p>
+            <w:r>
+              <w:t>Move or rename a file or directory</w:t>
+            </w:r>
+          </w:p>
+        </w:tc>
+      </w:tr>
+      <w:tr>
+        <w:tc>
+          <w:tcPr>
+            <w:tcW w:w="4680" w:type="dxa"/>
+            <w:tcBorders>
+              <w:top w:val="single" w:sz="1" w:space="0" w:color="C0C8D0"/>
+              <w:left w:val="single" w:sz="1" w:space="0" w:color="C0C8D0"/>
+              <w:bottom w:val="single" w:sz="1" w:space="0" w:color="C0C8D0"/>
+              <w:right w:val="single" w:sz="1" w:space="0" w:color="C0C8D0"/>
+            </w:tcBorders>
+            <w:tcMar>
+              <w:top w:w="60" w:type="dxa"/>
+              <w:left w:w="100" w:type="dxa"/>
+              <w:bottom w:w="60" w:type="dxa"/>
+              <w:right w:w="100" w:type="dxa"/>
+            </w:tcMar>
+            <w:vAlign w:val="center"/>
+          </w:tcPr>
+          <w:p>
+            <w:r>
+              <w:t>stat(path, statbuf)</w:t>
+            </w:r>
+          </w:p>
+        </w:tc>
+        <w:tc>
+          <w:tcPr>
+            <w:tcW w:w="4680" w:type="dxa"/>
+            <w:tcBorders>
+              <w:top w:val="single" w:sz="1" w:space="0" w:color="C0C8D0"/>
+              <w:left w:val="single" w:sz="1" w:space="0" w:color="C0C8D0"/>
+              <w:bottom w:val="single" w:sz="1" w:space="0" w:color="C0C8D0"/>
+              <w:right w:val="single" w:sz="1" w:space="0" w:color="C0C8D0"/>
+            </w:tcBorders>
+            <w:tcMar>
+              <w:top w:w="60" w:type="dxa"/>
+              <w:left w:w="100" w:type="dxa"/>
+              <w:bottom w:w="60" w:type="dxa"/>
+              <w:right w:w="100" w:type="dxa"/>
+            </w:tcMar>
+            <w:vAlign w:val="center"/>
+          </w:tcPr>
+          <w:p>
+            <w:r>
+              <w:t>Get file metadata (size, type, link count)</w:t>
+            </w:r>
+          </w:p>
+        </w:tc>
+      </w:tr>
+      <w:tr>
+        <w:tc>
+          <w:tcPr>
+            <w:tcW w:w="4680" w:type="dxa"/>
+            <w:tcBorders>
+              <w:top w:val="single" w:sz="1" w:space="0" w:color="C0C8D0"/>
+              <w:left w:val="single" w:sz="1" w:space="0" w:color="C0C8D0"/>
+              <w:bottom w:val="single" w:sz="1" w:space="0" w:color="C0C8D0"/>
+              <w:right w:val="single" w:sz="1" w:space="0" w:color="C0C8D0"/>
+            </w:tcBorders>
             <w:shd w:val="clear" w:color="auto" w:fill="F0F0F0"/>
             <w:tcMar>
               <w:top w:w="60" w:type="dxa"/>
@@ -5020,7 +5644,7 @@
         <w:t xml:space="preserve">1.1  </w:t>
       </w:r>
       <w:r>
-        <w:t>Processes and spawn</w:t>
+        <w:t>Processes and process control</w:t>
       </w:r>
       <w:bookmarkEnd w:id="3"/>
     </w:p>
@@ -5058,17 +5682,17 @@
         <w:t>OS</w:t>
       </w:r>
       <w:r>
-        <w:t xml:space="preserve"> provides the spawn() system call to create a new process. It loads an executable from the filesystem into a fresh memory slot, sets up its stack, and begins executing it. The calling process is </w:t>
+        <w:t xml:space="preserve"> uses the standard Unix fork/exec/wait pattern for process creation. fork() creates a copy of the calling process. The new process (the </w:t>
       </w:r>
       <w:r>
         <w:rPr>
           <w:i/>
           <w:iCs/>
         </w:rPr>
-        <w:t>suspended</w:t>
-      </w:r>
-      <w:r>
-        <w:t xml:space="preserve"> until the child terminates; when the child calls exit(), the parent resumes and spawn() returns the child's exit code.</w:t>
+        <w:t>child</w:t>
+      </w:r>
+      <w:r>
+        <w:t xml:space="preserve">) is an exact duplicate of the parent: it has the same memory contents, file descriptors, and environment variables. fork() returns the child’s PID to the parent and 0 to the child, so the two can distinguish themselves. exec() replaces the current process’s memory with a new program loaded from the filesystem. wait() blocks the calling process until one of its children exits and returns the child’s exit code.</w:t>
       </w:r>
     </w:p>
     <w:p>
@@ -5076,7 +5700,7 @@
         <w:spacing w:before="80" w:after="80"/>
       </w:pPr>
       <w:r>
-        <w:t>This is different from Unix's fork()/exec() pair. In Unix, fork() creates a copy of the calling process, and exec() replaces the copy's memory with a new program. log</w:t>
+        <w:t>The shell uses this pattern to run commands: it calls fork() to create a child, the child calls exec() to load and run the command, and the parent calls wait() to block until the child finishes. Separating fork from exec allows the child to set up I/O redirection (e.g., redirecting stdout to a file or a pipe) between the two calls, before the new program starts. This is how the shell implements pipelines and I/O redirection. log</w:t>
       </w:r>
       <w:r>
         <w:rPr>
@@ -5086,27 +5710,7 @@
         <w:t>OS</w:t>
       </w:r>
       <w:r>
-        <w:t xml:space="preserve"> 1.0 combines these into a single spawn() call, which is simpler and avoids copying the parent process'es entire memory content. The trade-off is that log</w:t>
-      </w:r>
-      <w:r>
-        <w:rPr>
-          <w:i/>
-          <w:iCs/>
-        </w:rPr>
-        <w:t>OS</w:t>
-      </w:r>
-      <w:r>
-        <w:t xml:space="preserve"> cannot support the Unix pattern of having the child modify its file descriptors between fork() and exec(), which is how Unix implements I/O redirection and pipelines. This will be addressed in the next version of log</w:t>
-      </w:r>
-      <w:r>
-        <w:rPr>
-          <w:i/>
-          <w:iCs/>
-        </w:rPr>
-        <w:t>OS</w:t>
-      </w:r>
-      <w:r>
-        <w:t>.</w:t>
+        <w:t xml:space="preserve"> also retains the simpler spawn() call as a convenience that combines fork, exec, and wait in a single step. spawn() is useful when a program simply needs to run another program and wait for it to finish, without any I/O redirection.</w:t>
       </w:r>
     </w:p>
     <w:p>
@@ -5426,7 +6030,7 @@
         <w:spacing w:before="80" w:after="80"/>
       </w:pPr>
       <w:r>
-        <w:t>A program that wants to run another program uses spawn(). For example (user/spawn_demo.c):</w:t>
+        <w:t>A program that wants to run another program typically uses fork() and exec(). The following example (user/fork_demo.c) forks a child, the child calls exec() to run /bin/hello, and the parent waits for it:</w:t>
       </w:r>
     </w:p>
     <w:p>
@@ -5494,140 +6098,36 @@
                 <w:sz w:val="18"/>
                 <w:szCs w:val="18"/>
               </w:rPr>
-              <w:t>int main(int argc, char *argv[])</w:t>
+              <w:t>int main(void)</w:t>
               <w:br/>
               <w:t>{</w:t>
               <w:br/>
-              <w:t xml:space="preserve">   char *child_argv[4]; /* Build argv array at runtime */</w:t>
-            </w:r>
-          </w:p>
-          <w:p>
-            <w:pPr>
-              <w:spacing w:line="300" w:lineRule="auto"/>
-              <w:rPr>
-                <w:rFonts w:ascii="Courier New" w:eastAsia="Courier New" w:hAnsi="Courier New" w:cs="Courier New"/>
-                <w:color w:val="24292E"/>
-                <w:sz w:val="18"/>
-                <w:szCs w:val="18"/>
-              </w:rPr>
-            </w:pPr>
-            <w:r>
-              <w:rPr>
-                <w:rFonts w:ascii="Courier New" w:eastAsia="Courier New" w:hAnsi="Courier New" w:cs="Courier New"/>
-                <w:color w:val="24292E"/>
-                <w:sz w:val="18"/>
-                <w:szCs w:val="18"/>
-              </w:rPr>
-              <w:t xml:space="preserve">   child_argv[0] = "hello";</w:t>
-            </w:r>
-          </w:p>
-          <w:p>
-            <w:pPr>
-              <w:spacing w:line="300" w:lineRule="auto"/>
-              <w:rPr>
-                <w:rFonts w:ascii="Courier New" w:eastAsia="Courier New" w:hAnsi="Courier New" w:cs="Courier New"/>
-                <w:color w:val="24292E"/>
-                <w:sz w:val="18"/>
-                <w:szCs w:val="18"/>
-              </w:rPr>
-            </w:pPr>
-            <w:r>
-              <w:rPr>
-                <w:rFonts w:ascii="Courier New" w:eastAsia="Courier New" w:hAnsi="Courier New" w:cs="Courier New"/>
-                <w:color w:val="24292E"/>
-                <w:sz w:val="18"/>
-                <w:szCs w:val="18"/>
-              </w:rPr>
-              <w:t xml:space="preserve">   child_argv[1] = "arg1";</w:t>
-            </w:r>
-          </w:p>
-          <w:p>
-            <w:pPr>
-              <w:spacing w:line="300" w:lineRule="auto"/>
-              <w:rPr>
-                <w:rFonts w:ascii="Courier New" w:eastAsia="Courier New" w:hAnsi="Courier New" w:cs="Courier New"/>
-                <w:color w:val="24292E"/>
-                <w:sz w:val="18"/>
-                <w:szCs w:val="18"/>
-              </w:rPr>
-            </w:pPr>
-            <w:r>
-              <w:rPr>
-                <w:rFonts w:ascii="Courier New" w:eastAsia="Courier New" w:hAnsi="Courier New" w:cs="Courier New"/>
-                <w:color w:val="24292E"/>
-                <w:sz w:val="18"/>
-                <w:szCs w:val="18"/>
-              </w:rPr>
-              <w:t xml:space="preserve">   child_argv[2] = "arg2";</w:t>
-            </w:r>
-          </w:p>
-          <w:p>
-            <w:pPr>
-              <w:spacing w:line="300" w:lineRule="auto"/>
-              <w:rPr>
-                <w:rFonts w:ascii="Courier New" w:eastAsia="Courier New" w:hAnsi="Courier New" w:cs="Courier New"/>
-                <w:color w:val="24292E"/>
-                <w:sz w:val="18"/>
-                <w:szCs w:val="18"/>
-              </w:rPr>
-            </w:pPr>
-            <w:r>
-              <w:rPr>
-                <w:rFonts w:ascii="Courier New" w:eastAsia="Courier New" w:hAnsi="Courier New" w:cs="Courier New"/>
-                <w:color w:val="24292E"/>
-                <w:sz w:val="18"/>
-                <w:szCs w:val="18"/>
-              </w:rPr>
-              <w:t xml:space="preserve">   child_argv[3] = (char *)0;</w:t>
-            </w:r>
-          </w:p>
-          <w:p>
-            <w:pPr>
-              <w:spacing w:line="300" w:lineRule="auto"/>
-            </w:pPr>
-            <w:r>
-              <w:rPr>
-                <w:rFonts w:ascii="Courier New" w:eastAsia="Courier New" w:hAnsi="Courier New" w:cs="Courier New"/>
-                <w:color w:val="24292E"/>
-                <w:sz w:val="18"/>
-                <w:szCs w:val="18"/>
-              </w:rPr>
-              <w:t xml:space="preserve">   int result = spawn("/bin/hello", child_argv);</w:t>
-            </w:r>
-            <w:r>
+              <w:t xml:space="preserve">   int pid = fork();</w:t>
               <w:br/>
-            </w:r>
-            <w:r>
-              <w:rPr>
-                <w:rFonts w:ascii="Courier New" w:eastAsia="Courier New" w:hAnsi="Courier New" w:cs="Courier New"/>
-                <w:color w:val="24292E"/>
-                <w:sz w:val="18"/>
-                <w:szCs w:val="18"/>
-              </w:rPr>
-              <w:t xml:space="preserve">   printf("spawn returned %d\n", result);</w:t>
-            </w:r>
-            <w:r>
+              <w:t xml:space="preserve">   if (pid == 0) {</w:t>
               <w:br/>
-            </w:r>
-            <w:r>
-              <w:rPr>
-                <w:rFonts w:ascii="Courier New" w:eastAsia="Courier New" w:hAnsi="Courier New" w:cs="Courier New"/>
-                <w:color w:val="24292E"/>
-                <w:sz w:val="18"/>
-                <w:szCs w:val="18"/>
-              </w:rPr>
+              <w:t xml:space="preserve">      /* Child process */</w:t>
+              <w:br/>
+              <w:t xml:space="preserve">      char *argv[2];</w:t>
+              <w:br/>
+              <w:t xml:space="preserve">      argv[0] = "hello";</w:t>
+              <w:br/>
+              <w:t xml:space="preserve">      argv[1] = (char *)0;</w:t>
+              <w:br/>
+              <w:t xml:space="preserve">      exec("/bin/hello", argv);</w:t>
+              <w:br/>
+              <w:t xml:space="preserve">      exit(127); /* exec failed */</w:t>
+              <w:br/>
+              <w:t xml:space="preserve">   }</w:t>
+              <w:br/>
+              <w:t xml:space="preserve">   /* Parent process */</w:t>
+              <w:br/>
+              <w:t xml:space="preserve">   int code = wait();</w:t>
+              <w:br/>
+              <w:t xml:space="preserve">   printf("child exited with %d\n", code);</w:t>
+              <w:br/>
               <w:t xml:space="preserve">   return 0;</w:t>
-            </w:r>
-            <w:r>
               <w:br/>
-            </w:r>
-            <w:r>
-              <w:rPr>
-                <w:rFonts w:ascii="Courier New" w:eastAsia="Courier New" w:hAnsi="Courier New" w:cs="Courier New"/>
-                <w:color w:val="24292E"/>
-                <w:sz w:val="18"/>
-                <w:szCs w:val="18"/>
-              </w:rPr>
               <w:t>}</w:t>
             </w:r>
           </w:p>
@@ -6833,7 +7333,7 @@
         <w:spacing w:before="80" w:after="80"/>
       </w:pPr>
       <w:r>
-        <w:t>The shell reads a line, expands $VAR references, parses the line into words, and either executes a built-in command or spawns an external program. The shell's main loop (simplified) is:</w:t>
+        <w:t>The shell reads a line, expands $VAR references, parses the line into words, and either executes a built-in command or runs an external program using fork/exec/wait. It also handles I/O redirection (&gt;, &gt;&gt;, &lt;) and multi-stage pipelines (cmd1 | cmd2 | cmd3). The shell’s main loop (simplified) is:</w:t>
       </w:r>
     </w:p>
     <w:p>
@@ -7138,7 +7638,7 @@
                 <w:sz w:val="18"/>
                 <w:szCs w:val="18"/>
               </w:rPr>
-              <w:t xml:space="preserve">      run_external(argc, argv); / Search PATH and spawn /</w:t>
+              <w:t xml:space="preserve">      run_external(argc, argv); /* fork, exec, wait */</w:t>
             </w:r>
           </w:p>
           <w:p>
@@ -7177,7 +7677,7 @@
         <w:spacing w:before="80" w:after="80"/>
       </w:pPr>
       <w:r>
-        <w:t>The run_external function searches the directories listed in $PATH for the command name, constructs the full path, and calls spawn(). Given below are some examples of shell commands:</w:t>
+        <w:t>The run_external function searches the directories listed in $PATH for the command name, constructs the full path, then forks a child process. The child calls exec() to run the command, and the parent calls wait() to collect the exit code. If the command line contains pipes (|), the shell creates kernel pipes and forks multiple children, connecting each stage’s stdout to the next stage’s stdin via dup2(). Given below are some examples of shell commands:</w:t>
       </w:r>
     </w:p>
     <w:p>
@@ -7367,6 +7867,78 @@
               <w:t>$ cd /tmp            # Change working directory</w:t>
             </w:r>
           </w:p>
+          <w:p>
+            <w:pPr>
+              <w:spacing w:line="300" w:lineRule="auto"/>
+              <w:rPr>
+                <w:rFonts w:ascii="Courier New" w:hAnsi="Courier New" w:cs="Courier New"/>
+                <w:sz w:val="18"/>
+                <w:szCs w:val="18"/>
+              </w:rPr>
+            </w:pPr>
+            <w:r>
+              <w:rPr>
+                <w:rFonts w:ascii="Courier New" w:hAnsi="Courier New" w:cs="Courier New"/>
+                <w:sz w:val="18"/>
+                <w:szCs w:val="18"/>
+              </w:rPr>
+              <w:t>$ echo hello | cat   # Pipeline: stdout of echo piped to stdin of cat</w:t>
+            </w:r>
+          </w:p>
+          <w:p>
+            <w:pPr>
+              <w:spacing w:line="300" w:lineRule="auto"/>
+              <w:rPr>
+                <w:rFonts w:ascii="Courier New" w:hAnsi="Courier New" w:cs="Courier New"/>
+                <w:sz w:val="18"/>
+                <w:szCs w:val="18"/>
+              </w:rPr>
+            </w:pPr>
+            <w:r>
+              <w:rPr>
+                <w:rFonts w:ascii="Courier New" w:hAnsi="Courier New" w:cs="Courier New"/>
+                <w:sz w:val="18"/>
+                <w:szCs w:val="18"/>
+              </w:rPr>
+              <w:t>$ ls /bin | cat | cat # Multi-stage pipeline (up to 4 stages)</w:t>
+            </w:r>
+          </w:p>
+          <w:p>
+            <w:pPr>
+              <w:spacing w:line="300" w:lineRule="auto"/>
+              <w:rPr>
+                <w:rFonts w:ascii="Courier New" w:hAnsi="Courier New" w:cs="Courier New"/>
+                <w:sz w:val="18"/>
+                <w:szCs w:val="18"/>
+              </w:rPr>
+            </w:pPr>
+            <w:r>
+              <w:rPr>
+                <w:rFonts w:ascii="Courier New" w:hAnsi="Courier New" w:cs="Courier New"/>
+                <w:sz w:val="18"/>
+                <w:szCs w:val="18"/>
+              </w:rPr>
+              <w:t>$ echo hello &gt; /tmp/f  # Output redirection (creates or truncates file)</w:t>
+            </w:r>
+          </w:p>
+          <w:p>
+            <w:pPr>
+              <w:spacing w:line="300" w:lineRule="auto"/>
+              <w:rPr>
+                <w:rFonts w:ascii="Courier New" w:hAnsi="Courier New" w:cs="Courier New"/>
+                <w:sz w:val="18"/>
+                <w:szCs w:val="18"/>
+              </w:rPr>
+            </w:pPr>
+            <w:r>
+              <w:rPr>
+                <w:rFonts w:ascii="Courier New" w:hAnsi="Courier New" w:cs="Courier New"/>
+                <w:sz w:val="18"/>
+                <w:szCs w:val="18"/>
+              </w:rPr>
+              <w:t>$ cat &lt; /tmp/f        # Input redirection (read from file)</w:t>
+            </w:r>
+          </w:p>
         </w:tc>
       </w:tr>
     </w:tbl>
@@ -7417,7 +7989,7 @@
         <w:t>OS</w:t>
       </w:r>
       <w:r>
-        <w:t xml:space="preserve"> has 16. log</w:t>
+        <w:t xml:space="preserve"> has 28. log</w:t>
       </w:r>
       <w:r>
         <w:rPr>
@@ -7427,7 +7999,7 @@
         <w:t>OS</w:t>
       </w:r>
       <w:r>
-        <w:t xml:space="preserve"> omits many foundational Unix features:</w:t>
+        <w:t xml:space="preserve"> now includes preemptive multitasking, fork/exec/wait process creation, kernel-buffered pipes, I/O redirection, and multi-stage shell pipelines. Nevertheless, it still omits many features found in production Unix systems:</w:t>
       </w:r>
     </w:p>
     <w:p>
@@ -7439,10 +8011,10 @@
           <w:b/>
           <w:bCs/>
         </w:rPr>
-        <w:t xml:space="preserve">multitasking. </w:t>
-      </w:r>
-      <w:r>
-        <w:t>log</w:t>
+        <w:t>File permissions.</w:t>
+      </w:r>
+      <w:r>
+        <w:t xml:space="preserve"> Unix associates permissions (read, write, execute) with every file, controlling access based on user and group identity. log</w:t>
       </w:r>
       <w:r>
         <w:rPr>
@@ -7452,14 +8024,32 @@
         <w:t>OS</w:t>
       </w:r>
       <w:r>
-        <w:t xml:space="preserve"> 1.0 does not provide the multitasking (timesharing) required for Unix shell pipelines.</w:t>
-      </w:r>
+        <w:t xml:space="preserve"> has no concept of users or permissions.</w:t>
+      </w:r>
+    </w:p>
+    <w:p>
+      <w:pPr>
+        <w:spacing w:before="120" w:after="120"/>
+      </w:pPr>
       <w:r>
         <w:rPr>
           <w:b/>
           <w:bCs/>
         </w:rPr>
-        <w:t xml:space="preserve">   </w:t>
+        <w:t>Signals.</w:t>
+      </w:r>
+      <w:r>
+        <w:t xml:space="preserve"> Unix uses signals to notify processes of events (e.g., Ctrl-C sends SIGINT). log</w:t>
+      </w:r>
+      <w:r>
+        <w:rPr>
+          <w:i/>
+          <w:iCs/>
+        </w:rPr>
+        <w:t>OS</w:t>
+      </w:r>
+      <w:r>
+        <w:t xml:space="preserve"> has no signal mechanism.</w:t>
       </w:r>
     </w:p>
     <w:p>
@@ -7471,11 +8061,10 @@
           <w:b/>
           <w:bCs/>
         </w:rPr>
-        <w:lastRenderedPageBreak/>
-        <w:t>fork and exec.</w:t>
-      </w:r>
-      <w:r>
-        <w:t xml:space="preserve"> Unix separates process creation (fork) from program loading (exec), allowing the child to set up I/O redirection between the two calls. This, together with multitasking, enables pipelines (ls | grep foo). log</w:t>
+        <w:t>Virtual memory.</w:t>
+      </w:r>
+      <w:r>
+        <w:t xml:space="preserve"> Modern Unix systems give each process its own virtual address space via hardware page tables. log</w:t>
       </w:r>
       <w:r>
         <w:rPr>
@@ -7485,7 +8074,7 @@
         <w:t>OS</w:t>
       </w:r>
       <w:r>
-        <w:t>'s combined spawn is simpler but cannot support pipelines.</w:t>
+        <w:t xml:space="preserve"> runs on hardware without an MMU and instead uses fixed physical memory partitions.</w:t>
       </w:r>
     </w:p>
     <w:p>
@@ -7497,10 +8086,10 @@
           <w:b/>
           <w:bCs/>
         </w:rPr>
-        <w:t>Pipes.</w:t>
-      </w:r>
-      <w:r>
-        <w:t xml:space="preserve"> Unix pipes provide a unidirectional byte stream between two processes. They are the mechanism behind the | operator in the shell. log</w:t>
+        <w:t>Networking.</w:t>
+      </w:r>
+      <w:r>
+        <w:t xml:space="preserve"> Unix provides a socket API for network communication (TCP/IP). log</w:t>
       </w:r>
       <w:r>
         <w:rPr>
@@ -7510,7 +8099,7 @@
         <w:t>OS</w:t>
       </w:r>
       <w:r>
-        <w:t xml:space="preserve"> 1.0 does not implement pipes.</w:t>
+        <w:t xml:space="preserve"> has no networking support.</w:t>
       </w:r>
     </w:p>
     <w:p>
@@ -7522,10 +8111,10 @@
           <w:b/>
           <w:bCs/>
         </w:rPr>
-        <w:t>File permissions.</w:t>
-      </w:r>
-      <w:r>
-        <w:t xml:space="preserve"> Unix associates permissions (read, write, execute) with every file, controlling access based on user and group identity. log</w:t>
+        <w:t>Multiple users.</w:t>
+      </w:r>
+      <w:r>
+        <w:t xml:space="preserve"> Unix supports multiple user accounts with login, authentication, and per-user resource management. log</w:t>
       </w:r>
       <w:r>
         <w:rPr>
@@ -7535,57 +8124,7 @@
         <w:t>OS</w:t>
       </w:r>
       <w:r>
-        <w:t xml:space="preserve"> has no concept of users or permissions.</w:t>
-      </w:r>
-    </w:p>
-    <w:p>
-      <w:pPr>
-        <w:spacing w:before="120" w:after="120"/>
-      </w:pPr>
-      <w:r>
-        <w:rPr>
-          <w:b/>
-          <w:bCs/>
-        </w:rPr>
-        <w:t>Signals.</w:t>
-      </w:r>
-      <w:r>
-        <w:t xml:space="preserve"> Unix uses signals to notify processes of events (e.g., Ctrl-C sends SIGINT). log</w:t>
-      </w:r>
-      <w:r>
-        <w:rPr>
-          <w:i/>
-          <w:iCs/>
-        </w:rPr>
-        <w:t>OS</w:t>
-      </w:r>
-      <w:r>
-        <w:t xml:space="preserve"> has no signal mechanism.</w:t>
-      </w:r>
-    </w:p>
-    <w:p>
-      <w:pPr>
-        <w:spacing w:before="120" w:after="120"/>
-      </w:pPr>
-      <w:r>
-        <w:rPr>
-          <w:b/>
-          <w:bCs/>
-        </w:rPr>
-        <w:t>Virtual memory.</w:t>
-      </w:r>
-      <w:r>
-        <w:t xml:space="preserve"> Modern Unix systems give each process its own virtual address space via hardware page tables. log</w:t>
-      </w:r>
-      <w:r>
-        <w:rPr>
-          <w:i/>
-          <w:iCs/>
-        </w:rPr>
-        <w:t>OS</w:t>
-      </w:r>
-      <w:r>
-        <w:t xml:space="preserve"> runs on hardware without an MMU and instead uses fixed physical memory partitions.</w:t>
+        <w:t xml:space="preserve"> is a single-user system with no login mechanism.</w:t>
       </w:r>
     </w:p>
     <w:p>
@@ -7664,7 +8203,7 @@
         <w:t xml:space="preserve">2.  </w:t>
       </w:r>
       <w:r>
-        <w:t>The spawn() system call blocks the parent until the child exits. What advantages and disadvantages does this have compared to Unix's non-blocking fork()?</w:t>
+        <w:t>Write a program that uses fork() and pipe() to implement the equivalent of the shell command “echo hello | cat” without using the shell. The parent should create a pipe, fork two children, and wait for both.</w:t>
       </w:r>
     </w:p>
     <w:p>
@@ -7681,28 +8220,7 @@
         <w:t xml:space="preserve">3.  </w:t>
       </w:r>
       <w:r>
-        <w:t>log</w:t>
-      </w:r>
-      <w:r>
-        <w:rPr>
-          <w:i/>
-          <w:iCs/>
-        </w:rPr>
-        <w:t>OS</w:t>
-      </w:r>
-      <w:r>
-        <w:t xml:space="preserve"> has no pipe system call. How could you implement a functional equivalent of the Unix shell command </w:t>
-      </w:r>
-      <w:r>
-        <w:rPr>
-          <w:rFonts w:ascii="Courier New" w:hAnsi="Courier New" w:cs="Courier New"/>
-          <w:sz w:val="18"/>
-          <w:szCs w:val="18"/>
-        </w:rPr>
-        <w:t>ls | grep hello</w:t>
-      </w:r>
-      <w:r>
-        <w:t xml:space="preserve"> without pipes? What additional system calls would be needed?</w:t>
+        <w:t>Explain why the shell forks a child process before calling exec(), rather than calling exec() directly. What would happen if the shell called exec() without forking first?</w:t>
       </w:r>
     </w:p>
     <w:p>

--- a/textbook/logos-textbook.docx
+++ b/textbook/logos-textbook.docx
@@ -3743,7 +3743,7 @@
         <w:t>OS</w:t>
       </w:r>
       <w:r>
-        <w:t xml:space="preserve"> 1.0 does not provide preemptive multitasking and is functionally more akin to MS-DOS than modern operating systems like Linux, Windows, or macOS — a kernel reduced to its essence.</w:t>
+        <w:t xml:space="preserve"> 2.0 provides preemptive multitasking with fork, exec, and wait for process management, kernel-buffered pipes for interprocess communication, and a shell with pipelines and I/O redirection — the essential mechanisms of a Unix-like operating system.</w:t>
       </w:r>
     </w:p>
     <w:p>
@@ -3761,7 +3761,7 @@
         <w:t>OS</w:t>
       </w:r>
       <w:r>
-        <w:t xml:space="preserve"> 1.0 is deliberate. By running on a CPU simulated in Logisim, you can observe the hardware and software in a single, integrated environment. There is no MMU, so the concepts of address spaces and memory protection are replaced by the simpler (and historically older) approach of fixed memory partitions. There is no preemptive multitasking, so the complexities of concurrent scheduling and locking vanish. What remains is a clear illustration of the core mechanisms: how a system call enters the kernel, how the filesystem translates paths to data on disk, how a shell spawns programs.</w:t>
+        <w:t xml:space="preserve"> 2.0 is deliberate. By running on a CPU simulated in Logisim, you can observe the hardware and software in a single, integrated environment. There is no MMU, so the concepts of address spaces and memory protection are replaced by the simpler (and historically older) approach of fixed memory partitions. Preemptive multitasking uses a timer interrupt and round-robin scheduling, keeping the scheduler simple enough to understand completely. What remains is a clear illustration of the core mechanisms: how a system call enters the kernel, how processes are created with fork and replaced with exec, how pipes connect processes, and how a shell orchestrates it all.</w:t>
       </w:r>
     </w:p>
     <w:p>
@@ -9331,7 +9331,7 @@
                 <w:sz w:val="20"/>
                 <w:szCs w:val="20"/>
               </w:rPr>
-              <w:t>Process table, slot allocation</w:t>
+              <w:t>Process table, fork/exec/wait, scheduling</w:t>
             </w:r>
           </w:p>
         </w:tc>
@@ -9417,7 +9417,7 @@
                 <w:sz w:val="20"/>
                 <w:szCs w:val="20"/>
               </w:rPr>
-              <w:t>System call dispatch and implementation</w:t>
+              <w:t>System call dispatch, file descriptors, pipes</w:t>
             </w:r>
           </w:p>
         </w:tc>
@@ -9519,6 +9519,92 @@
               <w:right w:val="single" w:sz="1" w:space="0" w:color="C0C8D0"/>
             </w:tcBorders>
             <w:shd w:val="clear" w:color="auto" w:fill="FFFFFF"/>
+            <w:tcMar>
+              <w:top w:w="60" w:type="dxa"/>
+              <w:left w:w="100" w:type="dxa"/>
+              <w:bottom w:w="60" w:type="dxa"/>
+              <w:right w:w="100" w:type="dxa"/>
+            </w:tcMar>
+            <w:vAlign w:val="center"/>
+          </w:tcPr>
+          <w:p>
+            <w:r>
+              <w:rPr>
+                <w:sz w:val="20"/>
+                <w:szCs w:val="20"/>
+              </w:rPr>
+              <w:t>Pipes</w:t>
+            </w:r>
+          </w:p>
+        </w:tc>
+        <w:tc>
+          <w:tcPr>
+            <w:tcW w:w="3120" w:type="dxa"/>
+            <w:tcBorders>
+              <w:top w:val="single" w:sz="1" w:space="0" w:color="C0C8D0"/>
+              <w:left w:val="single" w:sz="1" w:space="0" w:color="C0C8D0"/>
+              <w:bottom w:val="single" w:sz="1" w:space="0" w:color="C0C8D0"/>
+              <w:right w:val="single" w:sz="1" w:space="0" w:color="C0C8D0"/>
+            </w:tcBorders>
+            <w:shd w:val="clear" w:color="auto" w:fill="FFFFFF"/>
+            <w:tcMar>
+              <w:top w:w="60" w:type="dxa"/>
+              <w:left w:w="100" w:type="dxa"/>
+              <w:bottom w:w="60" w:type="dxa"/>
+              <w:right w:w="100" w:type="dxa"/>
+            </w:tcMar>
+            <w:vAlign w:val="center"/>
+          </w:tcPr>
+          <w:p>
+            <w:r>
+              <w:rPr>
+                <w:sz w:val="20"/>
+                <w:szCs w:val="20"/>
+              </w:rPr>
+              <w:t>pipe.c/h</w:t>
+            </w:r>
+          </w:p>
+        </w:tc>
+        <w:tc>
+          <w:tcPr>
+            <w:tcW w:w="3120" w:type="dxa"/>
+            <w:tcBorders>
+              <w:top w:val="single" w:sz="1" w:space="0" w:color="C0C8D0"/>
+              <w:left w:val="single" w:sz="1" w:space="0" w:color="C0C8D0"/>
+              <w:bottom w:val="single" w:sz="1" w:space="0" w:color="C0C8D0"/>
+              <w:right w:val="single" w:sz="1" w:space="0" w:color="C0C8D0"/>
+            </w:tcBorders>
+            <w:shd w:val="clear" w:color="auto" w:fill="FFFFFF"/>
+            <w:tcMar>
+              <w:top w:w="60" w:type="dxa"/>
+              <w:left w:w="100" w:type="dxa"/>
+              <w:bottom w:w="60" w:type="dxa"/>
+              <w:right w:w="100" w:type="dxa"/>
+            </w:tcMar>
+            <w:vAlign w:val="center"/>
+          </w:tcPr>
+          <w:p>
+            <w:r>
+              <w:rPr>
+                <w:sz w:val="20"/>
+                <w:szCs w:val="20"/>
+              </w:rPr>
+              <w:t>Kernel-buffered IPC channels</w:t>
+            </w:r>
+          </w:p>
+        </w:tc>
+      </w:tr>
+      <w:tr>
+        <w:tc>
+          <w:tcPr>
+            <w:tcW w:w="3120" w:type="dxa"/>
+            <w:tcBorders>
+              <w:top w:val="single" w:sz="1" w:space="0" w:color="C0C8D0"/>
+              <w:left w:val="single" w:sz="1" w:space="0" w:color="C0C8D0"/>
+              <w:bottom w:val="single" w:sz="1" w:space="0" w:color="C0C8D0"/>
+              <w:right w:val="single" w:sz="1" w:space="0" w:color="C0C8D0"/>
+            </w:tcBorders>
+            <w:shd w:val="clear" w:color="auto" w:fill="F0F4F8"/>
             <w:tcMar>
               <w:top w:w="60" w:type="dxa"/>
               <w:left w:w="100" w:type="dxa"/>
@@ -10051,7 +10137,7 @@
         <w:spacing w:before="80" w:after="80"/>
       </w:pPr>
       <w:r>
-        <w:t>The shell reads user input from file descriptor 0 (STDIN), and prints responses to file descriptor 1 (STDOUT) using read() and write() system calls. If instructed to run a program, the shell starts it via the spawn() system call that loads the specified executable file into the next available process slot and transfers control to it, effectively suspending the shell until the new process finishes execution and calls exit().</w:t>
+        <w:t>The shell reads user input from file descriptor 0 (STDIN) and prints responses to file descriptor 1 (STDOUT) using read() and write() system calls. When instructed to run a program, the shell uses the Unix fork/exec/wait pattern: it calls fork() to create a child process, the child calls exec() to replace itself with the requested program, and the parent calls wait() to block until the child exits. For pipelines, the shell creates pipes between stages and uses dup2() to redirect file descriptors before calling exec() in each child.</w:t>
       </w:r>
     </w:p>
     <w:p>
@@ -10173,7 +10259,7 @@
         <w:t>OS</w:t>
       </w:r>
       <w:r>
-        <w:t xml:space="preserve"> has 8 process slots. What is the maximum depth of nested spawn() calls possible? What happens if a program tries to exceed this?</w:t>
+        <w:t xml:space="preserve"> has 8 process slots. What is the maximum number of concurrent processes? What happens when fork() is called and all slots are occupied?</w:t>
       </w:r>
     </w:p>
     <w:p>
@@ -11989,7 +12075,7 @@
           <w:sz w:val="18"/>
           <w:szCs w:val="18"/>
         </w:rPr>
-        <w:t xml:space="preserve">        printf("Unexpected interrupt\n");</w:t>
+        <w:t xml:space="preserve">        /* Timer interrupt: preemptive scheduling */</w:t>
       </w:r>
     </w:p>
     <w:p>
@@ -12034,7 +12120,7 @@
           <w:sz w:val="18"/>
           <w:szCs w:val="18"/>
         </w:rPr>
-        <w:t xml:space="preserve">        trap_ret(tf);</w:t>
+        <w:t xml:space="preserve">        schedule(tf);  /* Switch to next ready process */</w:t>
       </w:r>
     </w:p>
     <w:p>
@@ -12272,7 +12358,7 @@
         <w:spacing w:before="80" w:after="80"/>
       </w:pPr>
       <w:r>
-        <w:t>For system calls (cause 11), the handler calls syscall_dispatch (kernel/syscall.c), which reads the system call number from tf-&gt;a7 and dispatches to the appropriate handler:</w:t>
+        <w:t>The handler distinguishes two cases. For system calls (cause 11), it calls syscall_dispatch (kernel/syscall.c), which reads the system call number from tf’s a7 field and dispatches to the appropriate handler. For timer interrupts (the high bit of mcause is set), it calls schedule() to perform a context switch to the next ready process — this is how logOS implements preemptive multitasking. The syscall dispatch function is:</w:t>
       </w:r>
     </w:p>
     <w:p>
@@ -13460,7 +13546,7 @@
         <w:t>OS</w:t>
       </w:r>
       <w:r>
-        <w:t xml:space="preserve"> runs entirely in machine mode (M-mode). Production RISC-V operating systems typically run the kernel in supervisor mode (S-mode) and user programs in user mode (U-mode). S-mode uses a different set of CSRs (stvec, sepc, scause, sscratch) and the sret instruction, but the mechanism is identical.</w:t>
+        <w:t xml:space="preserve"> runs entirely in machine mode (M-mode) and uses the machine timer interrupt for preemptive scheduling. Production RISC-V operating systems typically run the kernel in supervisor mode (S-mode) and user programs in user mode (U-mode). S-mode uses a different set of CSRs (stvec, sepc, scause, sscratch) and the sret instruction, but the mechanism is identical. The timer-driven scheduling in logOS is conceptually the same as in production systems, though production schedulers use more sophisticated algorithms than round-robin.</w:t>
       </w:r>
     </w:p>
     <w:p>
@@ -13577,7 +13663,7 @@
         <w:t xml:space="preserve">5.  </w:t>
       </w:r>
       <w:r>
-        <w:t>Add a new system call getpid() that returns the current process's PID. You will need to modify syscall_nr.h, syscall.c, user/syscall.S, and user/libc.h.</w:t>
+        <w:t>The timer interrupt handler calls schedule() to switch processes. Trace through the code path from timer interrupt to context switch. What happens to the interrupted process’s registers? How does the scheduler ensure they are restored when that process runs again?</w:t>
       </w:r>
     </w:p>
     <w:p>
@@ -29937,7 +30023,7 @@
         <w:sz w:val="18"/>
         <w:szCs w:val="18"/>
       </w:rPr>
-      <w:t xml:space="preserve"> Belfield 1.0</w:t>
+      <w:t xml:space="preserve"> 2.0 Blackrock</w:t>
     </w:r>
   </w:p>
 </w:hdr>

--- a/textbook/logos-textbook.docx
+++ b/textbook/logos-textbook.docx
@@ -29013,33 +29013,33 @@
           <w:sz w:val="18"/>
           <w:szCs w:val="18"/>
         </w:rPr>
-        <w:t xml:space="preserve">        /* Path contains '/' — use as-is */</w:t>
-      </w:r>
-    </w:p>
-    <w:p>
-      <w:pPr>
-        <w:pStyle w:val="HTMLPreformatted"/>
-        <w:pBdr>
-          <w:top w:val="single" w:sz="6" w:space="8" w:color="DDDDDD"/>
-          <w:left w:val="single" w:sz="6" w:space="8" w:color="DDDDDD"/>
-          <w:bottom w:val="single" w:sz="6" w:space="8" w:color="DDDDDD"/>
-          <w:right w:val="single" w:sz="6" w:space="8" w:color="DDDDDD"/>
-        </w:pBdr>
-        <w:shd w:val="clear" w:color="auto" w:fill="F5F5F5"/>
-        <w:spacing w:before="80"/>
-        <w:rPr>
-          <w:color w:val="000000"/>
-          <w:sz w:val="18"/>
-          <w:szCs w:val="18"/>
-        </w:rPr>
-      </w:pPr>
-      <w:r>
-        <w:rPr>
-          <w:color w:val="000000"/>
-          <w:sz w:val="18"/>
-          <w:szCs w:val="18"/>
-        </w:rPr>
-        <w:t xml:space="preserve">        result = spawn(argv[0], argv);</w:t>
+        <w:t xml:space="preserve">        /* Path contains '/' — fork and exec directly */</w:t>
+      </w:r>
+    </w:p>
+    <w:p>
+      <w:pPr>
+        <w:pStyle w:val="HTMLPreformatted"/>
+        <w:pBdr>
+          <w:top w:val="single" w:sz="6" w:space="8" w:color="DDDDDD"/>
+          <w:left w:val="single" w:sz="6" w:space="8" w:color="DDDDDD"/>
+          <w:bottom w:val="single" w:sz="6" w:space="8" w:color="DDDDDD"/>
+          <w:right w:val="single" w:sz="6" w:space="8" w:color="DDDDDD"/>
+        </w:pBdr>
+        <w:shd w:val="clear" w:color="auto" w:fill="F5F5F5"/>
+        <w:spacing w:before="80"/>
+        <w:rPr>
+          <w:color w:val="000000"/>
+          <w:sz w:val="18"/>
+          <w:szCs w:val="18"/>
+        </w:rPr>
+      </w:pPr>
+      <w:r>
+        <w:rPr>
+          <w:color w:val="000000"/>
+          <w:sz w:val="18"/>
+          <w:szCs w:val="18"/>
+        </w:rPr>
+        <w:t xml:space="preserve">        pid = fork();</w:t>
       </w:r>
     </w:p>
     <w:p>
@@ -29091,7 +29091,7 @@
           <w:sz w:val="18"/>
           <w:szCs w:val="18"/>
         </w:rPr>
-        <w:t xml:space="preserve">        /* Search PATH directories */</w:t>
+        <w:t xml:space="preserve">        /* Fork, then search PATH and exec in child */</w:t>
       </w:r>
     </w:p>
     <w:p>
@@ -29195,7 +29195,7 @@
           <w:sz w:val="18"/>
           <w:szCs w:val="18"/>
         </w:rPr>
-        <w:t xml:space="preserve">         *   result = spawn(path, argv);</w:t>
+        <w:t xml:space="preserve">         *   exec(path, argv);</w:t>
       </w:r>
     </w:p>
     <w:p>
@@ -29289,7 +29289,7 @@
         <w:spacing w:before="80" w:after="80"/>
       </w:pPr>
       <w:r>
-        <w:t>If the command contains a /, it is treated as a path and used directly. Otherwise, the shell tries each directory in PATH in order. For example, with PATH=/bin, typing hello causes the shell to try spawn("/bin/hello", argv).</w:t>
+        <w:t>If the command contains a /, it is treated as a path and used directly. Otherwise, the shell tries each directory in PATH in order. For example, with PATH=/bin, typing hello causes the shell to try /bin/hello. The shell uses the fork/exec/wait pattern: fork() creates a child process, the child calls exec() to run the command, and the parent calls wait() to block until the child finishes.</w:t>
       </w:r>
     </w:p>
     <w:p>
@@ -29297,7 +29297,7 @@
         <w:spacing w:before="80" w:after="80"/>
       </w:pPr>
       <w:r>
-        <w:t>The spawn() call blocks until the child exits and returns the child's exit code. The shell stores this in the ? environment variable so the user can inspect it with echo $?.</w:t>
+        <w:t>The wait() call blocks until the child exits and returns the child’s exit code. The shell stores this in the ? environment variable so the user can inspect it with echo $?. The separation of fork and exec allows the child to modify its file descriptors before calling exec, which is how the shell implements I/O redirection and pipelines.</w:t>
       </w:r>
     </w:p>
     <w:p>
@@ -29341,7 +29341,7 @@
           <w:b/>
           <w:bCs/>
         </w:rPr>
-        <w:t>Pipelines:</w:t>
+        <w:t>Pipelines (supported):</w:t>
       </w:r>
       <w:r>
         <w:t xml:space="preserve"> ls | grep foo | wc -l</w:t>
@@ -29363,7 +29363,7 @@
           <w:b/>
           <w:bCs/>
         </w:rPr>
-        <w:t>I/O redirection:</w:t>
+        <w:t>I/O redirection (supported):</w:t>
       </w:r>
       <w:r>
         <w:t xml:space="preserve"> echo hello &gt; file.txt</w:t>
@@ -29517,7 +29517,7 @@
         <w:t>OS</w:t>
       </w:r>
       <w:r>
-        <w:t xml:space="preserve"> shell supports none of these, but the simplicity makes it easy to understand the fundamental loop: read, parse, execute.</w:t>
+        <w:t xml:space="preserve"> shell now supports pipelines (up to 4 stages), I/O redirection (&gt;, &gt;&gt;, &lt;), and environment variables. Background execution, job control, scripting, quoting, globbing, and tab completion remain unimplemented, but the shell demonstrates the essential Unix pattern: fork, redirect, exec.</w:t>
       </w:r>
     </w:p>
     <w:p>
@@ -29568,7 +29568,7 @@
         <w:t xml:space="preserve">2.  </w:t>
       </w:r>
       <w:r>
-        <w:t>Add a type command that reads a file and prints its contents (like cat), using open, read, write, and close.</w:t>
+        <w:t>Implement background execution with &amp; (e.g., sleep 10 &amp;). The shell should fork the child but not call wait() immediately. What happens to the child when it exits if no one calls wait()?</w:t>
       </w:r>
     </w:p>
     <w:p>
@@ -29619,17 +29619,7 @@
         <w:t xml:space="preserve">5.  </w:t>
       </w:r>
       <w:r>
-        <w:t>Implement I/O redirection (&gt;) in the shell. What additional system calls would log</w:t>
-      </w:r>
-      <w:r>
-        <w:rPr>
-          <w:i/>
-          <w:iCs/>
-        </w:rPr>
-        <w:t>OS</w:t>
-      </w:r>
-      <w:r>
-        <w:t xml:space="preserve"> need to support this?</w:t>
+        <w:t>The shell supports up to 4 pipeline stages. What limits this number? Modify the shell to support an arbitrary number of stages. What resource limits would you encounter?</w:t>
       </w:r>
     </w:p>
     <w:p>
@@ -29693,7 +29683,7 @@
         <w:spacing w:before="80" w:after="80"/>
       </w:pPr>
       <w:r>
-        <w:t>Other code lines provide an illustration of how to implement a particular operating system idea and could easily be done differently. A better filesystem might use B-trees for directory lookup. A better process model might support preemptive scheduling. A better memory model might use virtual address spaces with hardware protection. These are all important topics that log</w:t>
+        <w:t>Other code lines provide an illustration of how to implement a particular operating system idea and could easily be done differently. A better filesystem might use B-trees for directory lookup. A better memory model might use virtual address spaces with hardware protection. These are important topics that log</w:t>
       </w:r>
       <w:r>
         <w:rPr>
@@ -29755,7 +29745,7 @@
         <w:t>Processes</w:t>
       </w:r>
       <w:r>
-        <w:t xml:space="preserve"> as the kernel's abstraction for running programs, each with its own memory, file descriptors, environment, and saved register state.</w:t>
+        <w:t xml:space="preserve"> as the kernel’s abstraction for running programs, each with its own memory, file descriptors, environment, and saved register state. Fork, exec, and wait provide the Unix model for process creation.</w:t>
       </w:r>
     </w:p>
     <w:p>
@@ -29843,7 +29833,7 @@
         <w:t>The shell</w:t>
       </w:r>
       <w:r>
-        <w:t xml:space="preserve"> as a demonstration that powerful functionality can be built entirely in user space, using only the system call interface.</w:t>
+        <w:t xml:space="preserve"> as a demonstration that powerful functionality — including pipelines and I/O redirection — can be built entirely in user space, using only the system call interface.</w:t>
       </w:r>
     </w:p>
     <w:p>
@@ -29861,7 +29851,7 @@
         <w:t>OS</w:t>
       </w:r>
       <w:r>
-        <w:t xml:space="preserve"> works — from the first instruction after power-on to the shell prompt — provides a foundation for studying any operating system, from embedded systems to the world's largest servers.</w:t>
+        <w:t xml:space="preserve"> works — from the first instruction after power-on, through preemptive multitasking and pipe-connected pipelines, to the shell prompt — provides a foundation for studying any operating system, from embedded systems to the world’s largest servers.</w:t>
       </w:r>
     </w:p>
     <w:sectPr>

--- a/textbook/logos-textbook.docx
+++ b/textbook/logos-textbook.docx
@@ -19854,7 +19854,7 @@
         <w:spacing w:before="80" w:after="80"/>
       </w:pPr>
       <w:r>
-        <w:t>The filesystem occupies 256 blocks of 512 bytes each (128KB total). The blocks are organized as follows:</w:t>
+        <w:t>The filesystem occupies 512 blocks of 512 bytes each (256KB total). The blocks are organized as follows:</w:t>
       </w:r>
     </w:p>
     <w:p>
@@ -19893,7 +19893,7 @@
         <w:spacing w:before="80" w:after="80"/>
       </w:pPr>
       <w:r>
-        <w:t>Blocks 2-5 Inode table (32 inodes x 128 bytes = 8 per block)</w:t>
+        <w:t>Blocks 2-9 Inode table (32 inodes x 128 bytes = 4 per block)</w:t>
       </w:r>
     </w:p>
     <w:p>
@@ -19906,7 +19906,7 @@
         <w:spacing w:before="80" w:after="80"/>
       </w:pPr>
       <w:r>
-        <w:t>Blocks 6-255 Data blocks (for file/directory contents)</w:t>
+        <w:t>Blocks 10-511 Data blocks (for file/directory contents)</w:t>
       </w:r>
     </w:p>
     <w:p>
@@ -20095,7 +20095,7 @@
                 <w:sz w:val="18"/>
                 <w:szCs w:val="18"/>
               </w:rPr>
-              <w:t xml:space="preserve">    uint32_t total_blocks; /* 256 */</w:t>
+              <w:t xml:space="preserve">    uint32_t total_blocks; /* 512 */</w:t>
             </w:r>
             <w:r>
               <w:br/>
@@ -20179,7 +20179,7 @@
                 <w:sz w:val="18"/>
                 <w:szCs w:val="18"/>
               </w:rPr>
-              <w:t xml:space="preserve">    uint32_t inode_blocks; /* Blocks in inode table (4) */</w:t>
+              <w:t xml:space="preserve">    uint32_t inode_blocks; /* Blocks in inode table (8) */</w:t>
             </w:r>
             <w:r>
               <w:br/>
@@ -21335,7 +21335,7 @@
                 <w:sz w:val="18"/>
                 <w:szCs w:val="18"/>
               </w:rPr>
-              <w:t xml:space="preserve">    uint8_t reserved;</w:t>
+              <w:t xml:space="preserve">    uint8_t link_count;</w:t>
             </w:r>
             <w:r>
               <w:br/>
@@ -21385,7 +21385,7 @@
         <w:t>OS</w:t>
       </w:r>
       <w:r>
-        <w:t>'s 128KB filesystem, this is more than sufficient.</w:t>
+        <w:t>'s 256KB filesystem, this is more than sufficient.</w:t>
       </w:r>
     </w:p>
     <w:p>

--- a/textbook/logos-textbook.docx
+++ b/textbook/logos-textbook.docx
@@ -272,7 +272,7 @@
               <w:fldChar w:fldCharType="begin"/>
               <w:instrText xml:space="preserve"> PAGEREF _Toc225090794 \h </w:instrText>
               <w:fldChar w:fldCharType="separate"/>
-              <w:t>8</w:t>
+              <w:t>9</w:t>
               <w:fldChar w:fldCharType="end"/>
             </w:r>
           </w:hyperlink>
@@ -309,7 +309,7 @@
               <w:fldChar w:fldCharType="begin"/>
               <w:instrText xml:space="preserve"> PAGEREF _Toc225090795 \h </w:instrText>
               <w:fldChar w:fldCharType="separate"/>
-              <w:t>10</w:t>
+              <w:t>11</w:t>
               <w:fldChar w:fldCharType="end"/>
             </w:r>
           </w:hyperlink>
@@ -346,7 +346,7 @@
               <w:fldChar w:fldCharType="begin"/>
               <w:instrText xml:space="preserve"> PAGEREF _Toc225090796 \h </w:instrText>
               <w:fldChar w:fldCharType="separate"/>
-              <w:t>11</w:t>
+              <w:t>12</w:t>
               <w:fldChar w:fldCharType="end"/>
             </w:r>
           </w:hyperlink>
@@ -420,7 +420,7 @@
               <w:fldChar w:fldCharType="begin"/>
               <w:instrText xml:space="preserve"> PAGEREF _Toc225090798 \h </w:instrText>
               <w:fldChar w:fldCharType="separate"/>
-              <w:t>12</w:t>
+              <w:t>13</w:t>
               <w:fldChar w:fldCharType="end"/>
             </w:r>
           </w:hyperlink>
@@ -457,7 +457,7 @@
               <w:fldChar w:fldCharType="begin"/>
               <w:instrText xml:space="preserve"> PAGEREF _Toc225090799 \h </w:instrText>
               <w:fldChar w:fldCharType="separate"/>
-              <w:t>12</w:t>
+              <w:t>13</w:t>
               <w:fldChar w:fldCharType="end"/>
             </w:r>
           </w:hyperlink>
@@ -494,7 +494,7 @@
               <w:fldChar w:fldCharType="begin"/>
               <w:instrText xml:space="preserve"> PAGEREF _Toc225090800 \h </w:instrText>
               <w:fldChar w:fldCharType="separate"/>
-              <w:t>13</w:t>
+              <w:t>14</w:t>
               <w:fldChar w:fldCharType="end"/>
             </w:r>
           </w:hyperlink>
@@ -531,7 +531,7 @@
               <w:fldChar w:fldCharType="begin"/>
               <w:instrText xml:space="preserve"> PAGEREF _Toc225090801 \h </w:instrText>
               <w:fldChar w:fldCharType="separate"/>
-              <w:t>14</w:t>
+              <w:t>15</w:t>
               <w:fldChar w:fldCharType="end"/>
             </w:r>
           </w:hyperlink>
@@ -568,7 +568,7 @@
               <w:fldChar w:fldCharType="begin"/>
               <w:instrText xml:space="preserve"> PAGEREF _Toc225090802 \h </w:instrText>
               <w:fldChar w:fldCharType="separate"/>
-              <w:t>15</w:t>
+              <w:t>17</w:t>
               <w:fldChar w:fldCharType="end"/>
             </w:r>
           </w:hyperlink>
@@ -605,7 +605,7 @@
               <w:fldChar w:fldCharType="begin"/>
               <w:instrText xml:space="preserve"> PAGEREF _Toc225090803 \h </w:instrText>
               <w:fldChar w:fldCharType="separate"/>
-              <w:t>15</w:t>
+              <w:t>17</w:t>
               <w:fldChar w:fldCharType="end"/>
             </w:r>
           </w:hyperlink>
@@ -642,7 +642,7 @@
               <w:fldChar w:fldCharType="begin"/>
               <w:instrText xml:space="preserve"> PAGEREF _Toc225090804 \h </w:instrText>
               <w:fldChar w:fldCharType="separate"/>
-              <w:t>15</w:t>
+              <w:t>17</w:t>
               <w:fldChar w:fldCharType="end"/>
             </w:r>
           </w:hyperlink>
@@ -679,7 +679,7 @@
               <w:fldChar w:fldCharType="begin"/>
               <w:instrText xml:space="preserve"> PAGEREF _Toc225090805 \h </w:instrText>
               <w:fldChar w:fldCharType="separate"/>
-              <w:t>16</w:t>
+              <w:t>18</w:t>
               <w:fldChar w:fldCharType="end"/>
             </w:r>
           </w:hyperlink>
@@ -716,7 +716,7 @@
               <w:fldChar w:fldCharType="begin"/>
               <w:instrText xml:space="preserve"> PAGEREF _Toc225090806 \h </w:instrText>
               <w:fldChar w:fldCharType="separate"/>
-              <w:t>18</w:t>
+              <w:t>20</w:t>
               <w:fldChar w:fldCharType="end"/>
             </w:r>
           </w:hyperlink>
@@ -753,7 +753,7 @@
               <w:fldChar w:fldCharType="begin"/>
               <w:instrText xml:space="preserve"> PAGEREF _Toc225090807 \h </w:instrText>
               <w:fldChar w:fldCharType="separate"/>
-              <w:t>19</w:t>
+              <w:t>21</w:t>
               <w:fldChar w:fldCharType="end"/>
             </w:r>
           </w:hyperlink>
@@ -790,7 +790,7 @@
               <w:fldChar w:fldCharType="begin"/>
               <w:instrText xml:space="preserve"> PAGEREF _Toc225090808 \h </w:instrText>
               <w:fldChar w:fldCharType="separate"/>
-              <w:t>19</w:t>
+              <w:t>21</w:t>
               <w:fldChar w:fldCharType="end"/>
             </w:r>
           </w:hyperlink>
@@ -827,7 +827,7 @@
               <w:fldChar w:fldCharType="begin"/>
               <w:instrText xml:space="preserve"> PAGEREF _Toc225090809 \h </w:instrText>
               <w:fldChar w:fldCharType="separate"/>
-              <w:t>21</w:t>
+              <w:t>23</w:t>
               <w:fldChar w:fldCharType="end"/>
             </w:r>
           </w:hyperlink>
@@ -864,7 +864,7 @@
               <w:fldChar w:fldCharType="begin"/>
               <w:instrText xml:space="preserve"> PAGEREF _Toc225090810 \h </w:instrText>
               <w:fldChar w:fldCharType="separate"/>
-              <w:t>21</w:t>
+              <w:t>23</w:t>
               <w:fldChar w:fldCharType="end"/>
             </w:r>
           </w:hyperlink>
@@ -901,7 +901,7 @@
               <w:fldChar w:fldCharType="begin"/>
               <w:instrText xml:space="preserve"> PAGEREF _Toc225090811 \h </w:instrText>
               <w:fldChar w:fldCharType="separate"/>
-              <w:t>22</w:t>
+              <w:t>24</w:t>
               <w:fldChar w:fldCharType="end"/>
             </w:r>
           </w:hyperlink>
@@ -938,7 +938,7 @@
               <w:fldChar w:fldCharType="begin"/>
               <w:instrText xml:space="preserve"> PAGEREF _Toc225090812 \h </w:instrText>
               <w:fldChar w:fldCharType="separate"/>
-              <w:t>22</w:t>
+              <w:t>24</w:t>
               <w:fldChar w:fldCharType="end"/>
             </w:r>
           </w:hyperlink>
@@ -975,7 +975,7 @@
               <w:fldChar w:fldCharType="begin"/>
               <w:instrText xml:space="preserve"> PAGEREF _Toc225090813 \h </w:instrText>
               <w:fldChar w:fldCharType="separate"/>
-              <w:t>23</w:t>
+              <w:t>25</w:t>
               <w:fldChar w:fldCharType="end"/>
             </w:r>
           </w:hyperlink>
@@ -1012,7 +1012,7 @@
               <w:fldChar w:fldCharType="begin"/>
               <w:instrText xml:space="preserve"> PAGEREF _Toc225090814 \h </w:instrText>
               <w:fldChar w:fldCharType="separate"/>
-              <w:t>24</w:t>
+              <w:t>26</w:t>
               <w:fldChar w:fldCharType="end"/>
             </w:r>
           </w:hyperlink>
@@ -1049,7 +1049,7 @@
               <w:fldChar w:fldCharType="begin"/>
               <w:instrText xml:space="preserve"> PAGEREF _Toc225090815 \h </w:instrText>
               <w:fldChar w:fldCharType="separate"/>
-              <w:t>26</w:t>
+              <w:t>28</w:t>
               <w:fldChar w:fldCharType="end"/>
             </w:r>
           </w:hyperlink>
@@ -1086,7 +1086,7 @@
               <w:fldChar w:fldCharType="begin"/>
               <w:instrText xml:space="preserve"> PAGEREF _Toc225090816 \h </w:instrText>
               <w:fldChar w:fldCharType="separate"/>
-              <w:t>26</w:t>
+              <w:t>28</w:t>
               <w:fldChar w:fldCharType="end"/>
             </w:r>
           </w:hyperlink>
@@ -1123,7 +1123,7 @@
               <w:fldChar w:fldCharType="begin"/>
               <w:instrText xml:space="preserve"> PAGEREF _Toc225090817 \h </w:instrText>
               <w:fldChar w:fldCharType="separate"/>
-              <w:t>27</w:t>
+              <w:t>29</w:t>
               <w:fldChar w:fldCharType="end"/>
             </w:r>
           </w:hyperlink>
@@ -1160,7 +1160,7 @@
               <w:fldChar w:fldCharType="begin"/>
               <w:instrText xml:space="preserve"> PAGEREF _Toc225090818 \h </w:instrText>
               <w:fldChar w:fldCharType="separate"/>
-              <w:t>27</w:t>
+              <w:t>29</w:t>
               <w:fldChar w:fldCharType="end"/>
             </w:r>
           </w:hyperlink>
@@ -1197,7 +1197,7 @@
               <w:fldChar w:fldCharType="begin"/>
               <w:instrText xml:space="preserve"> PAGEREF _Toc225090819 \h </w:instrText>
               <w:fldChar w:fldCharType="separate"/>
-              <w:t>27</w:t>
+              <w:t>29</w:t>
               <w:fldChar w:fldCharType="end"/>
             </w:r>
           </w:hyperlink>
@@ -1234,7 +1234,7 @@
               <w:fldChar w:fldCharType="begin"/>
               <w:instrText xml:space="preserve"> PAGEREF _Toc225090820 \h </w:instrText>
               <w:fldChar w:fldCharType="separate"/>
-              <w:t>29</w:t>
+              <w:t>31</w:t>
               <w:fldChar w:fldCharType="end"/>
             </w:r>
           </w:hyperlink>
@@ -1271,7 +1271,7 @@
               <w:fldChar w:fldCharType="begin"/>
               <w:instrText xml:space="preserve"> PAGEREF _Toc225090821 \h </w:instrText>
               <w:fldChar w:fldCharType="separate"/>
-              <w:t>29</w:t>
+              <w:t>31</w:t>
               <w:fldChar w:fldCharType="end"/>
             </w:r>
           </w:hyperlink>
@@ -1308,7 +1308,7 @@
               <w:fldChar w:fldCharType="begin"/>
               <w:instrText xml:space="preserve"> PAGEREF _Toc225090822 \h </w:instrText>
               <w:fldChar w:fldCharType="separate"/>
-              <w:t>30</w:t>
+              <w:t>32</w:t>
               <w:fldChar w:fldCharType="end"/>
             </w:r>
           </w:hyperlink>
@@ -1345,7 +1345,7 @@
               <w:fldChar w:fldCharType="begin"/>
               <w:instrText xml:space="preserve"> PAGEREF _Toc225090823 \h </w:instrText>
               <w:fldChar w:fldCharType="separate"/>
-              <w:t>30</w:t>
+              <w:t>32</w:t>
               <w:fldChar w:fldCharType="end"/>
             </w:r>
           </w:hyperlink>
@@ -1382,7 +1382,7 @@
               <w:fldChar w:fldCharType="begin"/>
               <w:instrText xml:space="preserve"> PAGEREF _Toc225090824 \h </w:instrText>
               <w:fldChar w:fldCharType="separate"/>
-              <w:t>31</w:t>
+              <w:t>33</w:t>
               <w:fldChar w:fldCharType="end"/>
             </w:r>
           </w:hyperlink>
@@ -1419,7 +1419,7 @@
               <w:fldChar w:fldCharType="begin"/>
               <w:instrText xml:space="preserve"> PAGEREF _Toc225090825 \h </w:instrText>
               <w:fldChar w:fldCharType="separate"/>
-              <w:t>32</w:t>
+              <w:t>34</w:t>
               <w:fldChar w:fldCharType="end"/>
             </w:r>
           </w:hyperlink>
@@ -1456,7 +1456,7 @@
               <w:fldChar w:fldCharType="begin"/>
               <w:instrText xml:space="preserve"> PAGEREF _Toc225090826 \h </w:instrText>
               <w:fldChar w:fldCharType="separate"/>
-              <w:t>33</w:t>
+              <w:t>35</w:t>
               <w:fldChar w:fldCharType="end"/>
             </w:r>
           </w:hyperlink>
@@ -1493,7 +1493,7 @@
               <w:fldChar w:fldCharType="begin"/>
               <w:instrText xml:space="preserve"> PAGEREF _Toc225090827 \h </w:instrText>
               <w:fldChar w:fldCharType="separate"/>
-              <w:t>33</w:t>
+              <w:t>35</w:t>
               <w:fldChar w:fldCharType="end"/>
             </w:r>
           </w:hyperlink>
@@ -1530,7 +1530,7 @@
               <w:fldChar w:fldCharType="begin"/>
               <w:instrText xml:space="preserve"> PAGEREF _Toc225090828 \h </w:instrText>
               <w:fldChar w:fldCharType="separate"/>
-              <w:t>34</w:t>
+              <w:t>36</w:t>
               <w:fldChar w:fldCharType="end"/>
             </w:r>
           </w:hyperlink>
@@ -1567,7 +1567,7 @@
               <w:fldChar w:fldCharType="begin"/>
               <w:instrText xml:space="preserve"> PAGEREF _Toc225090829 \h </w:instrText>
               <w:fldChar w:fldCharType="separate"/>
-              <w:t>34</w:t>
+              <w:t>36</w:t>
               <w:fldChar w:fldCharType="end"/>
             </w:r>
           </w:hyperlink>
@@ -1604,7 +1604,7 @@
               <w:fldChar w:fldCharType="begin"/>
               <w:instrText xml:space="preserve"> PAGEREF _Toc225090830 \h </w:instrText>
               <w:fldChar w:fldCharType="separate"/>
-              <w:t>34</w:t>
+              <w:t>36</w:t>
               <w:fldChar w:fldCharType="end"/>
             </w:r>
           </w:hyperlink>
@@ -1641,7 +1641,7 @@
               <w:fldChar w:fldCharType="begin"/>
               <w:instrText xml:space="preserve"> PAGEREF _Toc225090831 \h </w:instrText>
               <w:fldChar w:fldCharType="separate"/>
-              <w:t>36</w:t>
+              <w:t>38</w:t>
               <w:fldChar w:fldCharType="end"/>
             </w:r>
           </w:hyperlink>
@@ -1678,7 +1678,7 @@
               <w:fldChar w:fldCharType="begin"/>
               <w:instrText xml:space="preserve"> PAGEREF _Toc225090832 \h </w:instrText>
               <w:fldChar w:fldCharType="separate"/>
-              <w:t>36</w:t>
+              <w:t>38</w:t>
               <w:fldChar w:fldCharType="end"/>
             </w:r>
           </w:hyperlink>
@@ -1715,7 +1715,7 @@
               <w:fldChar w:fldCharType="begin"/>
               <w:instrText xml:space="preserve"> PAGEREF _Toc225090833 \h </w:instrText>
               <w:fldChar w:fldCharType="separate"/>
-              <w:t>36</w:t>
+              <w:t>38</w:t>
               <w:fldChar w:fldCharType="end"/>
             </w:r>
           </w:hyperlink>
@@ -1752,7 +1752,7 @@
               <w:fldChar w:fldCharType="begin"/>
               <w:instrText xml:space="preserve"> PAGEREF _Toc225090834 \h </w:instrText>
               <w:fldChar w:fldCharType="separate"/>
-              <w:t>37</w:t>
+              <w:t>39</w:t>
               <w:fldChar w:fldCharType="end"/>
             </w:r>
           </w:hyperlink>
@@ -1789,7 +1789,7 @@
               <w:fldChar w:fldCharType="begin"/>
               <w:instrText xml:space="preserve"> PAGEREF _Toc225090835 \h </w:instrText>
               <w:fldChar w:fldCharType="separate"/>
-              <w:t>38</w:t>
+              <w:t>40</w:t>
               <w:fldChar w:fldCharType="end"/>
             </w:r>
           </w:hyperlink>
@@ -1826,7 +1826,7 @@
               <w:fldChar w:fldCharType="begin"/>
               <w:instrText xml:space="preserve"> PAGEREF _Toc225090836 \h </w:instrText>
               <w:fldChar w:fldCharType="separate"/>
-              <w:t>38</w:t>
+              <w:t>40</w:t>
               <w:fldChar w:fldCharType="end"/>
             </w:r>
           </w:hyperlink>
@@ -1863,7 +1863,7 @@
               <w:fldChar w:fldCharType="begin"/>
               <w:instrText xml:space="preserve"> PAGEREF _Toc225090837 \h </w:instrText>
               <w:fldChar w:fldCharType="separate"/>
-              <w:t>39</w:t>
+              <w:t>41</w:t>
               <w:fldChar w:fldCharType="end"/>
             </w:r>
           </w:hyperlink>
@@ -1900,7 +1900,7 @@
               <w:fldChar w:fldCharType="begin"/>
               <w:instrText xml:space="preserve"> PAGEREF _Toc225090838 \h </w:instrText>
               <w:fldChar w:fldCharType="separate"/>
-              <w:t>40</w:t>
+              <w:t>42</w:t>
               <w:fldChar w:fldCharType="end"/>
             </w:r>
           </w:hyperlink>
@@ -1937,7 +1937,7 @@
               <w:fldChar w:fldCharType="begin"/>
               <w:instrText xml:space="preserve"> PAGEREF _Toc225090839 \h </w:instrText>
               <w:fldChar w:fldCharType="separate"/>
-              <w:t>40</w:t>
+              <w:t>42</w:t>
               <w:fldChar w:fldCharType="end"/>
             </w:r>
           </w:hyperlink>
@@ -1974,7 +1974,7 @@
               <w:fldChar w:fldCharType="begin"/>
               <w:instrText xml:space="preserve"> PAGEREF _Toc225090840 \h </w:instrText>
               <w:fldChar w:fldCharType="separate"/>
-              <w:t>40</w:t>
+              <w:t>42</w:t>
               <w:fldChar w:fldCharType="end"/>
             </w:r>
           </w:hyperlink>
@@ -2011,7 +2011,7 @@
               <w:fldChar w:fldCharType="begin"/>
               <w:instrText xml:space="preserve"> PAGEREF _Toc225090841 \h </w:instrText>
               <w:fldChar w:fldCharType="separate"/>
-              <w:t>41</w:t>
+              <w:t>43</w:t>
               <w:fldChar w:fldCharType="end"/>
             </w:r>
           </w:hyperlink>
@@ -2048,7 +2048,7 @@
               <w:fldChar w:fldCharType="begin"/>
               <w:instrText xml:space="preserve"> PAGEREF _Toc225090842 \h </w:instrText>
               <w:fldChar w:fldCharType="separate"/>
-              <w:t>41</w:t>
+              <w:t>43</w:t>
               <w:fldChar w:fldCharType="end"/>
             </w:r>
           </w:hyperlink>
@@ -2085,7 +2085,7 @@
               <w:fldChar w:fldCharType="begin"/>
               <w:instrText xml:space="preserve"> PAGEREF _Toc225090843 \h </w:instrText>
               <w:fldChar w:fldCharType="separate"/>
-              <w:t>42</w:t>
+              <w:t>44</w:t>
               <w:fldChar w:fldCharType="end"/>
             </w:r>
           </w:hyperlink>
@@ -2122,7 +2122,7 @@
               <w:fldChar w:fldCharType="begin"/>
               <w:instrText xml:space="preserve"> PAGEREF _Toc225090844 \h </w:instrText>
               <w:fldChar w:fldCharType="separate"/>
-              <w:t>42</w:t>
+              <w:t>44</w:t>
               <w:fldChar w:fldCharType="end"/>
             </w:r>
           </w:hyperlink>
@@ -2159,7 +2159,7 @@
               <w:fldChar w:fldCharType="begin"/>
               <w:instrText xml:space="preserve"> PAGEREF _Toc225090845 \h </w:instrText>
               <w:fldChar w:fldCharType="separate"/>
-              <w:t>42</w:t>
+              <w:t>44</w:t>
               <w:fldChar w:fldCharType="end"/>
             </w:r>
           </w:hyperlink>
@@ -2196,7 +2196,7 @@
               <w:fldChar w:fldCharType="begin"/>
               <w:instrText xml:space="preserve"> PAGEREF _Toc225090846 \h </w:instrText>
               <w:fldChar w:fldCharType="separate"/>
-              <w:t>44</w:t>
+              <w:t>46</w:t>
               <w:fldChar w:fldCharType="end"/>
             </w:r>
           </w:hyperlink>
@@ -2233,7 +2233,7 @@
               <w:fldChar w:fldCharType="begin"/>
               <w:instrText xml:space="preserve"> PAGEREF _Toc225090847 \h </w:instrText>
               <w:fldChar w:fldCharType="separate"/>
-              <w:t>44</w:t>
+              <w:t>46</w:t>
               <w:fldChar w:fldCharType="end"/>
             </w:r>
           </w:hyperlink>
@@ -2270,7 +2270,7 @@
               <w:fldChar w:fldCharType="begin"/>
               <w:instrText xml:space="preserve"> PAGEREF _Toc225090848 \h </w:instrText>
               <w:fldChar w:fldCharType="separate"/>
-              <w:t>45</w:t>
+              <w:t>47</w:t>
               <w:fldChar w:fldCharType="end"/>
             </w:r>
           </w:hyperlink>
@@ -2307,7 +2307,7 @@
               <w:fldChar w:fldCharType="begin"/>
               <w:instrText xml:space="preserve"> PAGEREF _Toc225090849 \h </w:instrText>
               <w:fldChar w:fldCharType="separate"/>
-              <w:t>45</w:t>
+              <w:t>47</w:t>
               <w:fldChar w:fldCharType="end"/>
             </w:r>
           </w:hyperlink>
@@ -2344,7 +2344,7 @@
               <w:fldChar w:fldCharType="begin"/>
               <w:instrText xml:space="preserve"> PAGEREF _Toc225090850 \h </w:instrText>
               <w:fldChar w:fldCharType="separate"/>
-              <w:t>45</w:t>
+              <w:t>47</w:t>
               <w:fldChar w:fldCharType="end"/>
             </w:r>
           </w:hyperlink>
@@ -2381,7 +2381,7 @@
               <w:fldChar w:fldCharType="begin"/>
               <w:instrText xml:space="preserve"> PAGEREF _Toc225090851 \h </w:instrText>
               <w:fldChar w:fldCharType="separate"/>
-              <w:t>45</w:t>
+              <w:t>47</w:t>
               <w:fldChar w:fldCharType="end"/>
             </w:r>
           </w:hyperlink>
@@ -2418,7 +2418,7 @@
               <w:fldChar w:fldCharType="begin"/>
               <w:instrText xml:space="preserve"> PAGEREF _Toc225090852 \h </w:instrText>
               <w:fldChar w:fldCharType="separate"/>
-              <w:t>46</w:t>
+              <w:t>48</w:t>
               <w:fldChar w:fldCharType="end"/>
             </w:r>
           </w:hyperlink>
@@ -2455,7 +2455,7 @@
               <w:fldChar w:fldCharType="begin"/>
               <w:instrText xml:space="preserve"> PAGEREF _Toc225090853 \h </w:instrText>
               <w:fldChar w:fldCharType="separate"/>
-              <w:t>46</w:t>
+              <w:t>48</w:t>
               <w:fldChar w:fldCharType="end"/>
             </w:r>
           </w:hyperlink>
@@ -2492,7 +2492,7 @@
               <w:fldChar w:fldCharType="begin"/>
               <w:instrText xml:space="preserve"> PAGEREF _Toc225090854 \h </w:instrText>
               <w:fldChar w:fldCharType="separate"/>
-              <w:t>47</w:t>
+              <w:t>49</w:t>
               <w:fldChar w:fldCharType="end"/>
             </w:r>
           </w:hyperlink>
@@ -2529,7 +2529,7 @@
               <w:fldChar w:fldCharType="begin"/>
               <w:instrText xml:space="preserve"> PAGEREF _Toc225090855 \h </w:instrText>
               <w:fldChar w:fldCharType="separate"/>
-              <w:t>47</w:t>
+              <w:t>49</w:t>
               <w:fldChar w:fldCharType="end"/>
             </w:r>
           </w:hyperlink>
@@ -2566,7 +2566,7 @@
               <w:fldChar w:fldCharType="begin"/>
               <w:instrText xml:space="preserve"> PAGEREF _Toc225090856 \h </w:instrText>
               <w:fldChar w:fldCharType="separate"/>
-              <w:t>47</w:t>
+              <w:t>49</w:t>
               <w:fldChar w:fldCharType="end"/>
             </w:r>
           </w:hyperlink>
@@ -2603,7 +2603,7 @@
               <w:fldChar w:fldCharType="begin"/>
               <w:instrText xml:space="preserve"> PAGEREF _Toc225090857 \h </w:instrText>
               <w:fldChar w:fldCharType="separate"/>
-              <w:t>49</w:t>
+              <w:t>51</w:t>
               <w:fldChar w:fldCharType="end"/>
             </w:r>
           </w:hyperlink>
@@ -2640,7 +2640,7 @@
               <w:fldChar w:fldCharType="begin"/>
               <w:instrText xml:space="preserve"> PAGEREF _Toc225090858 \h </w:instrText>
               <w:fldChar w:fldCharType="separate"/>
-              <w:t>49</w:t>
+              <w:t>51</w:t>
               <w:fldChar w:fldCharType="end"/>
             </w:r>
           </w:hyperlink>
@@ -2677,7 +2677,7 @@
               <w:fldChar w:fldCharType="begin"/>
               <w:instrText xml:space="preserve"> PAGEREF _Toc225090859 \h </w:instrText>
               <w:fldChar w:fldCharType="separate"/>
-              <w:t>50</w:t>
+              <w:t>52</w:t>
               <w:fldChar w:fldCharType="end"/>
             </w:r>
           </w:hyperlink>
@@ -2714,7 +2714,7 @@
               <w:fldChar w:fldCharType="begin"/>
               <w:instrText xml:space="preserve"> PAGEREF _Toc225090860 \h </w:instrText>
               <w:fldChar w:fldCharType="separate"/>
-              <w:t>51</w:t>
+              <w:t>53</w:t>
               <w:fldChar w:fldCharType="end"/>
             </w:r>
           </w:hyperlink>
@@ -2751,7 +2751,7 @@
               <w:fldChar w:fldCharType="begin"/>
               <w:instrText xml:space="preserve"> PAGEREF _Toc225090861 \h </w:instrText>
               <w:fldChar w:fldCharType="separate"/>
-              <w:t>52</w:t>
+              <w:t>54</w:t>
               <w:fldChar w:fldCharType="end"/>
             </w:r>
           </w:hyperlink>
@@ -2788,7 +2788,7 @@
               <w:fldChar w:fldCharType="begin"/>
               <w:instrText xml:space="preserve"> PAGEREF _Toc225090862 \h </w:instrText>
               <w:fldChar w:fldCharType="separate"/>
-              <w:t>53</w:t>
+              <w:t>55</w:t>
               <w:fldChar w:fldCharType="end"/>
             </w:r>
           </w:hyperlink>
@@ -2825,7 +2825,7 @@
               <w:fldChar w:fldCharType="begin"/>
               <w:instrText xml:space="preserve"> PAGEREF _Toc225090863 \h </w:instrText>
               <w:fldChar w:fldCharType="separate"/>
-              <w:t>53</w:t>
+              <w:t>55</w:t>
               <w:fldChar w:fldCharType="end"/>
             </w:r>
           </w:hyperlink>
@@ -2862,7 +2862,7 @@
               <w:fldChar w:fldCharType="begin"/>
               <w:instrText xml:space="preserve"> PAGEREF _Toc225090864 \h </w:instrText>
               <w:fldChar w:fldCharType="separate"/>
-              <w:t>54</w:t>
+              <w:t>56</w:t>
               <w:fldChar w:fldCharType="end"/>
             </w:r>
           </w:hyperlink>
@@ -2899,7 +2899,7 @@
               <w:fldChar w:fldCharType="begin"/>
               <w:instrText xml:space="preserve"> PAGEREF _Toc225090865 \h </w:instrText>
               <w:fldChar w:fldCharType="separate"/>
-              <w:t>55</w:t>
+              <w:t>57</w:t>
               <w:fldChar w:fldCharType="end"/>
             </w:r>
           </w:hyperlink>
@@ -2936,7 +2936,7 @@
               <w:fldChar w:fldCharType="begin"/>
               <w:instrText xml:space="preserve"> PAGEREF _Toc225090866 \h </w:instrText>
               <w:fldChar w:fldCharType="separate"/>
-              <w:t>55</w:t>
+              <w:t>57</w:t>
               <w:fldChar w:fldCharType="end"/>
             </w:r>
           </w:hyperlink>
@@ -2973,7 +2973,7 @@
               <w:fldChar w:fldCharType="begin"/>
               <w:instrText xml:space="preserve"> PAGEREF _Toc225090867 \h </w:instrText>
               <w:fldChar w:fldCharType="separate"/>
-              <w:t>56</w:t>
+              <w:t>58</w:t>
               <w:fldChar w:fldCharType="end"/>
             </w:r>
           </w:hyperlink>
@@ -3010,7 +3010,7 @@
               <w:fldChar w:fldCharType="begin"/>
               <w:instrText xml:space="preserve"> PAGEREF _Toc225090868 \h </w:instrText>
               <w:fldChar w:fldCharType="separate"/>
-              <w:t>57</w:t>
+              <w:t>59</w:t>
               <w:fldChar w:fldCharType="end"/>
             </w:r>
           </w:hyperlink>
@@ -3047,7 +3047,7 @@
               <w:fldChar w:fldCharType="begin"/>
               <w:instrText xml:space="preserve"> PAGEREF _Toc225090869 \h </w:instrText>
               <w:fldChar w:fldCharType="separate"/>
-              <w:t>58</w:t>
+              <w:t>60</w:t>
               <w:fldChar w:fldCharType="end"/>
             </w:r>
           </w:hyperlink>
@@ -3084,7 +3084,7 @@
               <w:fldChar w:fldCharType="begin"/>
               <w:instrText xml:space="preserve"> PAGEREF _Toc225090870 \h </w:instrText>
               <w:fldChar w:fldCharType="separate"/>
-              <w:t>59</w:t>
+              <w:t>61</w:t>
               <w:fldChar w:fldCharType="end"/>
             </w:r>
           </w:hyperlink>
@@ -3121,7 +3121,7 @@
               <w:fldChar w:fldCharType="begin"/>
               <w:instrText xml:space="preserve"> PAGEREF _Toc225090871 \h </w:instrText>
               <w:fldChar w:fldCharType="separate"/>
-              <w:t>60</w:t>
+              <w:t>62</w:t>
               <w:fldChar w:fldCharType="end"/>
             </w:r>
           </w:hyperlink>
@@ -3158,7 +3158,7 @@
               <w:fldChar w:fldCharType="begin"/>
               <w:instrText xml:space="preserve"> PAGEREF _Toc225090872 \h </w:instrText>
               <w:fldChar w:fldCharType="separate"/>
-              <w:t>60</w:t>
+              <w:t>62</w:t>
               <w:fldChar w:fldCharType="end"/>
             </w:r>
           </w:hyperlink>
@@ -3195,7 +3195,7 @@
               <w:fldChar w:fldCharType="begin"/>
               <w:instrText xml:space="preserve"> PAGEREF _Toc225090873 \h </w:instrText>
               <w:fldChar w:fldCharType="separate"/>
-              <w:t>61</w:t>
+              <w:t>63</w:t>
               <w:fldChar w:fldCharType="end"/>
             </w:r>
           </w:hyperlink>
@@ -3232,7 +3232,7 @@
               <w:fldChar w:fldCharType="begin"/>
               <w:instrText xml:space="preserve"> PAGEREF _Toc225090874 \h </w:instrText>
               <w:fldChar w:fldCharType="separate"/>
-              <w:t>62</w:t>
+              <w:t>64</w:t>
               <w:fldChar w:fldCharType="end"/>
             </w:r>
           </w:hyperlink>
@@ -3269,7 +3269,7 @@
               <w:fldChar w:fldCharType="begin"/>
               <w:instrText xml:space="preserve"> PAGEREF _Toc225090875 \h </w:instrText>
               <w:fldChar w:fldCharType="separate"/>
-              <w:t>62</w:t>
+              <w:t>64</w:t>
               <w:fldChar w:fldCharType="end"/>
             </w:r>
           </w:hyperlink>
@@ -3306,7 +3306,7 @@
               <w:fldChar w:fldCharType="begin"/>
               <w:instrText xml:space="preserve"> PAGEREF _Toc225090876 \h </w:instrText>
               <w:fldChar w:fldCharType="separate"/>
-              <w:t>62</w:t>
+              <w:t>64</w:t>
               <w:fldChar w:fldCharType="end"/>
             </w:r>
           </w:hyperlink>
@@ -3343,7 +3343,7 @@
               <w:fldChar w:fldCharType="begin"/>
               <w:instrText xml:space="preserve"> PAGEREF _Toc225090877 \h </w:instrText>
               <w:fldChar w:fldCharType="separate"/>
-              <w:t>63</w:t>
+              <w:t>65</w:t>
               <w:fldChar w:fldCharType="end"/>
             </w:r>
           </w:hyperlink>
@@ -3380,7 +3380,7 @@
               <w:fldChar w:fldCharType="begin"/>
               <w:instrText xml:space="preserve"> PAGEREF _Toc225090878 \h </w:instrText>
               <w:fldChar w:fldCharType="separate"/>
-              <w:t>64</w:t>
+              <w:t>66</w:t>
               <w:fldChar w:fldCharType="end"/>
             </w:r>
           </w:hyperlink>
@@ -3417,7 +3417,7 @@
               <w:fldChar w:fldCharType="begin"/>
               <w:instrText xml:space="preserve"> PAGEREF _Toc225090879 \h </w:instrText>
               <w:fldChar w:fldCharType="separate"/>
-              <w:t>65</w:t>
+              <w:t>67</w:t>
               <w:fldChar w:fldCharType="end"/>
             </w:r>
           </w:hyperlink>
@@ -3454,7 +3454,7 @@
               <w:fldChar w:fldCharType="begin"/>
               <w:instrText xml:space="preserve"> PAGEREF _Toc225090880 \h </w:instrText>
               <w:fldChar w:fldCharType="separate"/>
-              <w:t>65</w:t>
+              <w:t>67</w:t>
               <w:fldChar w:fldCharType="end"/>
             </w:r>
           </w:hyperlink>
@@ -3491,7 +3491,7 @@
               <w:fldChar w:fldCharType="begin"/>
               <w:instrText xml:space="preserve"> PAGEREF _Toc225090881 \h </w:instrText>
               <w:fldChar w:fldCharType="separate"/>
-              <w:t>66</w:t>
+              <w:t>68</w:t>
               <w:fldChar w:fldCharType="end"/>
             </w:r>
           </w:hyperlink>
@@ -3528,7 +3528,7 @@
               <w:fldChar w:fldCharType="begin"/>
               <w:instrText xml:space="preserve"> PAGEREF _Toc225090882 \h </w:instrText>
               <w:fldChar w:fldCharType="separate"/>
-              <w:t>66</w:t>
+              <w:t>68</w:t>
               <w:fldChar w:fldCharType="end"/>
             </w:r>
           </w:hyperlink>
@@ -3565,7 +3565,7 @@
               <w:fldChar w:fldCharType="begin"/>
               <w:instrText xml:space="preserve"> PAGEREF _Toc225090883 \h </w:instrText>
               <w:fldChar w:fldCharType="separate"/>
-              <w:t>67</w:t>
+              <w:t>69</w:t>
               <w:fldChar w:fldCharType="end"/>
             </w:r>
           </w:hyperlink>
@@ -3602,7 +3602,7 @@
               <w:fldChar w:fldCharType="begin"/>
               <w:instrText xml:space="preserve"> PAGEREF _Toc225090884 \h </w:instrText>
               <w:fldChar w:fldCharType="separate"/>
-              <w:t>67</w:t>
+              <w:t>69</w:t>
               <w:fldChar w:fldCharType="end"/>
             </w:r>
           </w:hyperlink>
@@ -3639,7 +3639,7 @@
               <w:fldChar w:fldCharType="begin"/>
               <w:instrText xml:space="preserve"> PAGEREF _Toc225090885 \h </w:instrText>
               <w:fldChar w:fldCharType="separate"/>
-              <w:t>68</w:t>
+              <w:t>70</w:t>
               <w:fldChar w:fldCharType="end"/>
             </w:r>
           </w:hyperlink>
@@ -3676,7 +3676,7 @@
               <w:fldChar w:fldCharType="begin"/>
               <w:instrText xml:space="preserve"> PAGEREF _Toc225090886 \h </w:instrText>
               <w:fldChar w:fldCharType="separate"/>
-              <w:t>69</w:t>
+              <w:t>71</w:t>
               <w:fldChar w:fldCharType="end"/>
             </w:r>
           </w:hyperlink>
@@ -5171,6 +5171,7 @@
           </w:tcPr>
           <w:p>
             <w:r>
+              <w:lastRenderedPageBreak/>
               <w:t>mknod(path, major, minor)</w:t>
             </w:r>
           </w:p>
@@ -5653,7 +5654,6 @@
         <w:spacing w:before="80" w:after="80"/>
       </w:pPr>
       <w:r>
-        <w:lastRenderedPageBreak/>
         <w:t>A log</w:t>
       </w:r>
       <w:r>
@@ -5692,7 +5692,7 @@
         <w:t>child</w:t>
       </w:r>
       <w:r>
-        <w:t xml:space="preserve">) is an exact duplicate of the parent: it has the same memory contents, file descriptors, and environment variables. fork() returns the child’s PID to the parent and 0 to the child, so the two can distinguish themselves. exec() replaces the current process’s memory with a new program loaded from the filesystem. wait() blocks the calling process until one of its children exits and returns the child’s exit code.</w:t>
+        <w:t>) is an exact duplicate of the parent: it has the same memory contents, file descriptors, and environment variables. fork() returns the child’s PID to the parent and 0 to the child, so the two can distinguish themselves. exec() replaces the current process’s memory with a new program loaded from the filesystem. wait() blocks the calling process until one of its children exits and returns the child’s exit code.</w:t>
       </w:r>
     </w:p>
     <w:p>
@@ -5710,7 +5710,9 @@
         <w:t>OS</w:t>
       </w:r>
       <w:r>
-        <w:t xml:space="preserve"> also retains the simpler spawn() call as a convenience that combines fork, exec, and wait in a single step. spawn() is useful when a program simply needs to run another program and wait for it to finish, without any I/O redirection.</w:t>
+        <w:t xml:space="preserve"> also retains the simpler spawn() call as a convenience that combines fork, exec, and wait in a </w:t>
+        <w:lastRenderedPageBreak/>
+        <w:t>single step. spawn() is useful when a program simply needs to run another program and wait for it to finish, without any I/O redirection.</w:t>
       </w:r>
     </w:p>
     <w:p>
@@ -6021,7 +6023,6 @@
         <w:spacing w:before="80" w:after="80"/>
       </w:pPr>
       <w:r>
-        <w:lastRenderedPageBreak/>
         <w:t>The kernel passes argc in register a0 and argv in a1, following the RISC-V calling convention. After main() returns (its return value left in a0), _start issues the exit system call.</w:t>
       </w:r>
     </w:p>
@@ -6106,6 +6107,7 @@
               <w:br/>
               <w:t xml:space="preserve">   if (pid == 0) {</w:t>
               <w:br/>
+              <w:lastRenderedPageBreak/>
               <w:t xml:space="preserve">      /* Child process */</w:t>
               <w:br/>
               <w:t xml:space="preserve">      char *argv[2];</w:t>
@@ -6623,9 +6625,7 @@
         <w:t>buf</w:t>
       </w:r>
       <w:r>
-        <w:t xml:space="preserve">, and returns </w:t>
-        <w:lastRenderedPageBreak/>
-        <w:t>the number of bytes read. Each file descriptor that refers to a regular file has an associated offset. read reads data from the current offset and advances it.</w:t>
+        <w:t>, and returns the number of bytes read. Each file descriptor that refers to a regular file has an associated offset. read reads data from the current offset and advances it.</w:t>
       </w:r>
     </w:p>
     <w:p>
@@ -6671,6 +6671,7 @@
         <w:spacing w:before="80" w:after="80"/>
       </w:pPr>
       <w:r>
+        <w:lastRenderedPageBreak/>
         <w:t>The following code fragment (from the user library) writes a string to standard output (user/libc.c):</w:t>
       </w:r>
     </w:p>
@@ -7041,7 +7042,6 @@
         <w:rPr>
           <w:color w:val="2E86AB"/>
         </w:rPr>
-        <w:lastRenderedPageBreak/>
         <w:t xml:space="preserve">1.4  </w:t>
       </w:r>
       <w:r>
@@ -7110,7 +7110,9 @@
         <w:rPr>
           <w:color w:val="auto"/>
         </w:rPr>
-        <w:t>type are connected to the system, the minor number can be used to distinguish them, even though they all</w:t>
+        <w:t xml:space="preserve">type </w:t>
+        <w:lastRenderedPageBreak/>
+        <w:t>are connected to the system, the minor number can be used to distinguish them, even though they all</w:t>
       </w:r>
       <w:r>
         <w:t xml:space="preserve"> have the same major number.</w:t>
@@ -7969,6 +7971,7 @@
         <w:spacing w:before="80" w:after="80"/>
       </w:pPr>
       <w:r>
+        <w:lastRenderedPageBreak/>
         <w:t>The log</w:t>
       </w:r>
       <w:r>
@@ -8269,6 +8272,7 @@
     </w:p>
     <w:p>
       <w:r>
+        <w:lastRenderedPageBreak/>
         <w:br w:type="page"/>
       </w:r>
     </w:p>
@@ -10246,6 +10250,7 @@
           <w:bCs/>
           <w:color w:val="2E86AB"/>
         </w:rPr>
+        <w:lastRenderedPageBreak/>
         <w:t xml:space="preserve">2.  </w:t>
       </w:r>
       <w:r>
@@ -10273,7 +10278,6 @@
           <w:bCs/>
           <w:color w:val="4E98B8"/>
         </w:rPr>
-        <w:lastRenderedPageBreak/>
         <w:t>3</w:t>
       </w:r>
       <w:r>
@@ -12763,6 +12767,7 @@
           <w:sz w:val="18"/>
           <w:szCs w:val="18"/>
         </w:rPr>
+        <w:lastRenderedPageBreak/>
         <w:t>}</w:t>
       </w:r>
     </w:p>
@@ -12779,7 +12784,6 @@
         <w:spacing w:before="80" w:after="80"/>
       </w:pPr>
       <w:r>
-        <w:lastRenderedPageBreak/>
         <w:t>Two crucial things happen after every system call. First, the return value is placed in tf-&gt;a0, which becomes register a0 when the user program resumes — exactly where the C calling convention expects a function's return value. Second, mepc is advanced by 4 bytes (one instruction) to skip past the ecall instruction. Without this, the program would execute ecall again in an infinite loop.</w:t>
       </w:r>
     </w:p>
@@ -13285,6 +13289,7 @@
           <w:sz w:val="18"/>
           <w:szCs w:val="18"/>
         </w:rPr>
+        <w:lastRenderedPageBreak/>
         <w:t xml:space="preserve">    ecall               # Trap into kernel</w:t>
       </w:r>
     </w:p>
@@ -13324,7 +13329,6 @@
         <w:spacing w:before="80" w:after="80"/>
       </w:pPr>
       <w:r>
-        <w:lastRenderedPageBreak/>
         <w:t>The RISC-V calling convention places the first argument in a0, the second in a1, and so on. The system call stubs exploit this: the C caller already has the arguments in the right registers (a0-a5), so the stub only needs to load the system call number into a7 and execute ecall. No argument copying is needed. This elegant alignment between the C calling convention and the system call ABI is by design.</w:t>
       </w:r>
     </w:p>
@@ -13571,6 +13575,7 @@
           <w:bCs/>
           <w:color w:val="2E86AB"/>
         </w:rPr>
+        <w:lastRenderedPageBreak/>
         <w:t xml:space="preserve">1.  </w:t>
       </w:r>
       <w:r>
@@ -13622,7 +13627,6 @@
           <w:bCs/>
           <w:color w:val="2E86AB"/>
         </w:rPr>
-        <w:lastRenderedPageBreak/>
         <w:t xml:space="preserve">4.  </w:t>
       </w:r>
       <w:r>
@@ -18816,7 +18820,7 @@
         <w:t xml:space="preserve">7.1  </w:t>
       </w:r>
       <w:r>
-        <w:t>File manipulation: rm, cp, mv, ln</w:t>
+        <w:t>File manipulation: ls, rm, cp, mv, ln</w:t>
       </w:r>
       <w:bookmarkEnd w:id="83"/>
       <w:bookmarkEnd w:id="84"/>
@@ -18830,296 +18834,62 @@
           <w:b/>
           <w:bCs/>
         </w:rPr>
-        <w:t>rm</w:t>
-      </w:r>
-      <w:r>
-        <w:t xml:space="preserve"> (user/rm.c) removes a file by calling unlink(path). The unlink system call removes the directory entry for the file and decrements its inode link count. If the link count reaches zero, the inode and its data blocks are freed. The implementation is simple:</w:t>
-      </w:r>
-    </w:p>
-    <w:p>
-      <w:pPr>
-        <w:pStyle w:val="HTMLPreformatted"/>
-        <w:pBdr>
-          <w:top w:val="single" w:sz="6" w:space="8" w:color="DDDDDD"/>
-          <w:left w:val="single" w:sz="6" w:space="8" w:color="DDDDDD"/>
-          <w:bottom w:val="single" w:sz="6" w:space="8" w:color="DDDDDD"/>
-          <w:right w:val="single" w:sz="6" w:space="8" w:color="DDDDDD"/>
-        </w:pBdr>
-        <w:shd w:val="clear" w:color="auto" w:fill="F5F5F5"/>
-        <w:spacing w:before="80"/>
-        <w:rPr>
-          <w:color w:val="000000"/>
-          <w:sz w:val="18"/>
-          <w:szCs w:val="18"/>
-        </w:rPr>
-      </w:pPr>
-      <w:r>
-        <w:rPr>
-          <w:color w:val="000000"/>
-          <w:sz w:val="18"/>
-          <w:szCs w:val="18"/>
-        </w:rPr>
-        <w:t>int main(int argc, char *argv[]) {</w:t>
-      </w:r>
-    </w:p>
-    <w:p>
-      <w:pPr>
-        <w:pStyle w:val="HTMLPreformatted"/>
-        <w:pBdr>
-          <w:top w:val="single" w:sz="6" w:space="8" w:color="DDDDDD"/>
-          <w:left w:val="single" w:sz="6" w:space="8" w:color="DDDDDD"/>
-          <w:bottom w:val="single" w:sz="6" w:space="8" w:color="DDDDDD"/>
-          <w:right w:val="single" w:sz="6" w:space="8" w:color="DDDDDD"/>
-        </w:pBdr>
-        <w:shd w:val="clear" w:color="auto" w:fill="F5F5F5"/>
-        <w:spacing w:before="80"/>
-        <w:rPr>
-          <w:color w:val="000000"/>
-          <w:sz w:val="18"/>
-          <w:szCs w:val="18"/>
-        </w:rPr>
-      </w:pPr>
-      <w:r>
-        <w:rPr>
-          <w:color w:val="000000"/>
-          <w:sz w:val="18"/>
-          <w:szCs w:val="18"/>
-        </w:rPr>
-        <w:t xml:space="preserve">    if (argc &lt; 2) {</w:t>
-      </w:r>
-    </w:p>
-    <w:p>
-      <w:pPr>
-        <w:pStyle w:val="HTMLPreformatted"/>
-        <w:pBdr>
-          <w:top w:val="single" w:sz="6" w:space="8" w:color="DDDDDD"/>
-          <w:left w:val="single" w:sz="6" w:space="8" w:color="DDDDDD"/>
-          <w:bottom w:val="single" w:sz="6" w:space="8" w:color="DDDDDD"/>
-          <w:right w:val="single" w:sz="6" w:space="8" w:color="DDDDDD"/>
-        </w:pBdr>
-        <w:shd w:val="clear" w:color="auto" w:fill="F5F5F5"/>
-        <w:spacing w:before="80"/>
-        <w:rPr>
-          <w:color w:val="000000"/>
-          <w:sz w:val="18"/>
-          <w:szCs w:val="18"/>
-        </w:rPr>
-      </w:pPr>
-      <w:r>
-        <w:rPr>
-          <w:color w:val="000000"/>
-          <w:sz w:val="18"/>
-          <w:szCs w:val="18"/>
-        </w:rPr>
-        <w:t xml:space="preserve">        puts("usage: rm &lt;file&gt; [file2 ...]");</w:t>
-      </w:r>
-    </w:p>
-    <w:p>
-      <w:pPr>
-        <w:pStyle w:val="HTMLPreformatted"/>
-        <w:pBdr>
-          <w:top w:val="single" w:sz="6" w:space="8" w:color="DDDDDD"/>
-          <w:left w:val="single" w:sz="6" w:space="8" w:color="DDDDDD"/>
-          <w:bottom w:val="single" w:sz="6" w:space="8" w:color="DDDDDD"/>
-          <w:right w:val="single" w:sz="6" w:space="8" w:color="DDDDDD"/>
-        </w:pBdr>
-        <w:shd w:val="clear" w:color="auto" w:fill="F5F5F5"/>
-        <w:spacing w:before="80"/>
-        <w:rPr>
-          <w:color w:val="000000"/>
-          <w:sz w:val="18"/>
-          <w:szCs w:val="18"/>
-        </w:rPr>
-      </w:pPr>
-      <w:r>
-        <w:rPr>
-          <w:color w:val="000000"/>
-          <w:sz w:val="18"/>
-          <w:szCs w:val="18"/>
-        </w:rPr>
-        <w:t xml:space="preserve">        return 1;</w:t>
-      </w:r>
-    </w:p>
-    <w:p>
-      <w:pPr>
-        <w:pStyle w:val="HTMLPreformatted"/>
-        <w:pBdr>
-          <w:top w:val="single" w:sz="6" w:space="8" w:color="DDDDDD"/>
-          <w:left w:val="single" w:sz="6" w:space="8" w:color="DDDDDD"/>
-          <w:bottom w:val="single" w:sz="6" w:space="8" w:color="DDDDDD"/>
-          <w:right w:val="single" w:sz="6" w:space="8" w:color="DDDDDD"/>
-        </w:pBdr>
-        <w:shd w:val="clear" w:color="auto" w:fill="F5F5F5"/>
-        <w:spacing w:before="80"/>
-        <w:rPr>
-          <w:color w:val="000000"/>
-          <w:sz w:val="18"/>
-          <w:szCs w:val="18"/>
-        </w:rPr>
-      </w:pPr>
-      <w:r>
-        <w:rPr>
-          <w:color w:val="000000"/>
-          <w:sz w:val="18"/>
-          <w:szCs w:val="18"/>
-        </w:rPr>
-        <w:t xml:space="preserve">    }</w:t>
-      </w:r>
-    </w:p>
-    <w:p>
-      <w:pPr>
-        <w:pStyle w:val="HTMLPreformatted"/>
-        <w:pBdr>
-          <w:top w:val="single" w:sz="6" w:space="8" w:color="DDDDDD"/>
-          <w:left w:val="single" w:sz="6" w:space="8" w:color="DDDDDD"/>
-          <w:bottom w:val="single" w:sz="6" w:space="8" w:color="DDDDDD"/>
-          <w:right w:val="single" w:sz="6" w:space="8" w:color="DDDDDD"/>
-        </w:pBdr>
-        <w:shd w:val="clear" w:color="auto" w:fill="F5F5F5"/>
-        <w:spacing w:before="80"/>
-        <w:rPr>
-          <w:color w:val="000000"/>
-          <w:sz w:val="18"/>
-          <w:szCs w:val="18"/>
-        </w:rPr>
-      </w:pPr>
-      <w:r>
-        <w:rPr>
-          <w:color w:val="000000"/>
-          <w:sz w:val="18"/>
-          <w:szCs w:val="18"/>
-        </w:rPr>
-        <w:t xml:space="preserve">    for (int i = 1; i &lt; argc; i++) {</w:t>
-      </w:r>
-    </w:p>
-    <w:p>
-      <w:pPr>
-        <w:pStyle w:val="HTMLPreformatted"/>
-        <w:pBdr>
-          <w:top w:val="single" w:sz="6" w:space="8" w:color="DDDDDD"/>
-          <w:left w:val="single" w:sz="6" w:space="8" w:color="DDDDDD"/>
-          <w:bottom w:val="single" w:sz="6" w:space="8" w:color="DDDDDD"/>
-          <w:right w:val="single" w:sz="6" w:space="8" w:color="DDDDDD"/>
-        </w:pBdr>
-        <w:shd w:val="clear" w:color="auto" w:fill="F5F5F5"/>
-        <w:spacing w:before="80"/>
-        <w:rPr>
-          <w:color w:val="000000"/>
-          <w:sz w:val="18"/>
-          <w:szCs w:val="18"/>
-        </w:rPr>
-      </w:pPr>
-      <w:r>
-        <w:rPr>
-          <w:color w:val="000000"/>
-          <w:sz w:val="18"/>
-          <w:szCs w:val="18"/>
-        </w:rPr>
-        <w:t xml:space="preserve">        if (unlink(argv[i]) &lt; 0)</w:t>
-      </w:r>
-    </w:p>
-    <w:p>
-      <w:pPr>
-        <w:pStyle w:val="HTMLPreformatted"/>
-        <w:pBdr>
-          <w:top w:val="single" w:sz="6" w:space="8" w:color="DDDDDD"/>
-          <w:left w:val="single" w:sz="6" w:space="8" w:color="DDDDDD"/>
-          <w:bottom w:val="single" w:sz="6" w:space="8" w:color="DDDDDD"/>
-          <w:right w:val="single" w:sz="6" w:space="8" w:color="DDDDDD"/>
-        </w:pBdr>
-        <w:shd w:val="clear" w:color="auto" w:fill="F5F5F5"/>
-        <w:spacing w:before="80"/>
-        <w:rPr>
-          <w:color w:val="000000"/>
-          <w:sz w:val="18"/>
-          <w:szCs w:val="18"/>
-        </w:rPr>
-      </w:pPr>
-      <w:r>
-        <w:rPr>
-          <w:color w:val="000000"/>
-          <w:sz w:val="18"/>
-          <w:szCs w:val="18"/>
-        </w:rPr>
-        <w:t xml:space="preserve">            printf("rm: %s: failed\n", argv[i]);</w:t>
-      </w:r>
-    </w:p>
-    <w:p>
-      <w:pPr>
-        <w:pStyle w:val="HTMLPreformatted"/>
-        <w:pBdr>
-          <w:top w:val="single" w:sz="6" w:space="8" w:color="DDDDDD"/>
-          <w:left w:val="single" w:sz="6" w:space="8" w:color="DDDDDD"/>
-          <w:bottom w:val="single" w:sz="6" w:space="8" w:color="DDDDDD"/>
-          <w:right w:val="single" w:sz="6" w:space="8" w:color="DDDDDD"/>
-        </w:pBdr>
-        <w:shd w:val="clear" w:color="auto" w:fill="F5F5F5"/>
-        <w:spacing w:before="80"/>
-        <w:rPr>
-          <w:color w:val="000000"/>
-          <w:sz w:val="18"/>
-          <w:szCs w:val="18"/>
-        </w:rPr>
-      </w:pPr>
-      <w:r>
-        <w:rPr>
-          <w:color w:val="000000"/>
-          <w:sz w:val="18"/>
-          <w:szCs w:val="18"/>
-        </w:rPr>
-        <w:t xml:space="preserve">    }</w:t>
-      </w:r>
-    </w:p>
-    <w:p>
-      <w:pPr>
-        <w:pStyle w:val="HTMLPreformatted"/>
-        <w:pBdr>
-          <w:top w:val="single" w:sz="6" w:space="8" w:color="DDDDDD"/>
-          <w:left w:val="single" w:sz="6" w:space="8" w:color="DDDDDD"/>
-          <w:bottom w:val="single" w:sz="6" w:space="8" w:color="DDDDDD"/>
-          <w:right w:val="single" w:sz="6" w:space="8" w:color="DDDDDD"/>
-        </w:pBdr>
-        <w:shd w:val="clear" w:color="auto" w:fill="F5F5F5"/>
-        <w:spacing w:before="80"/>
-        <w:rPr>
-          <w:color w:val="000000"/>
-          <w:sz w:val="18"/>
-          <w:szCs w:val="18"/>
-        </w:rPr>
-      </w:pPr>
-      <w:r>
-        <w:rPr>
-          <w:color w:val="000000"/>
-          <w:sz w:val="18"/>
-          <w:szCs w:val="18"/>
-        </w:rPr>
-        <w:t xml:space="preserve">    return 0;</w:t>
-      </w:r>
-    </w:p>
-    <w:p>
-      <w:pPr>
-        <w:pStyle w:val="HTMLPreformatted"/>
-        <w:pBdr>
-          <w:top w:val="single" w:sz="6" w:space="8" w:color="DDDDDD"/>
-          <w:left w:val="single" w:sz="6" w:space="8" w:color="DDDDDD"/>
-          <w:bottom w:val="single" w:sz="6" w:space="8" w:color="DDDDDD"/>
-          <w:right w:val="single" w:sz="6" w:space="8" w:color="DDDDDD"/>
-        </w:pBdr>
-        <w:shd w:val="clear" w:color="auto" w:fill="F5F5F5"/>
-        <w:spacing w:before="80"/>
-        <w:rPr>
-          <w:color w:val="000000"/>
-          <w:sz w:val="18"/>
-          <w:szCs w:val="18"/>
-        </w:rPr>
-      </w:pPr>
-      <w:r>
-        <w:rPr>
-          <w:color w:val="000000"/>
-          <w:sz w:val="18"/>
-          <w:szCs w:val="18"/>
-        </w:rPr>
-        <w:t>}</w:t>
+        <w:t>ls</w:t>
+      </w:r>
+      <w:r>
+        <w:t xml:space="preserve"> (user/ls.c) lists directory contents. It calls readdir() to get directory entries, then stat() on each entry to display the file type (d for directory, c for character device, - for regular file), size in bytes, and filename. Example output:</w:t>
+      </w:r>
+    </w:p>
+    <w:p>
+      <w:pPr>
+        <w:pStyle w:val="HTMLPreformatted"/>
+        <w:pBdr>
+          <w:top w:val="single" w:sz="6" w:space="8" w:color="DDDDDD"/>
+          <w:left w:val="single" w:sz="6" w:space="8" w:color="DDDDDD"/>
+          <w:bottom w:val="single" w:sz="6" w:space="8" w:color="DDDDDD"/>
+          <w:right w:val="single" w:sz="6" w:space="8" w:color="DDDDDD"/>
+        </w:pBdr>
+        <w:shd w:val="clear" w:color="auto" w:fill="F5F5F5"/>
+        <w:spacing w:before="80"/>
+        <w:rPr>
+          <w:color w:val="000000"/>
+          <w:sz w:val="18"/>
+          <w:szCs w:val="18"/>
+        </w:rPr>
+      </w:pPr>
+      <w:r>
+        <w:rPr>
+          <w:color w:val="000000"/>
+          <w:sz w:val="18"/>
+          <w:szCs w:val="18"/>
+        </w:rPr>
+        <w:t>d   64 bin</w:t>
+      </w:r>
+    </w:p>
+    <w:p>
+      <w:pPr>
+        <w:pStyle w:val="HTMLPreformatted"/>
+        <w:pBdr>
+          <w:top w:val="single" w:sz="6" w:space="8" w:color="DDDDDD"/>
+          <w:left w:val="single" w:sz="6" w:space="8" w:color="DDDDDD"/>
+          <w:bottom w:val="single" w:sz="6" w:space="8" w:color="DDDDDD"/>
+          <w:right w:val="single" w:sz="6" w:space="8" w:color="DDDDDD"/>
+        </w:pBdr>
+        <w:shd w:val="clear" w:color="auto" w:fill="F5F5F5"/>
+        <w:spacing w:before="80"/>
+        <w:rPr>
+          <w:color w:val="000000"/>
+          <w:sz w:val="18"/>
+          <w:szCs w:val="18"/>
+        </w:rPr>
+      </w:pPr>
+      <w:r>
+        <w:rPr>
+          <w:color w:val="000000"/>
+          <w:sz w:val="18"/>
+          <w:szCs w:val="18"/>
+        </w:rPr>
+        <w:t>-  512 kernel</w:t>
       </w:r>
     </w:p>
     <w:p>
@@ -19131,10 +18901,296 @@
           <w:b/>
           <w:bCs/>
         </w:rPr>
-        <w:t>cp</w:t>
-      </w:r>
-      <w:r>
-        <w:t xml:space="preserve"> (user/cp.c) copies a file by reading from the source and writing to the destination in 512-byte chunks. It uses open(), read(), write(), and close() in a straightforward loop. The destination is created with O_WRONLY | O_CREAT | O_TRUNC, which creates the file if it doesn’t exist and truncates it if it does.</w:t>
+        <w:t>rm</w:t>
+      </w:r>
+      <w:r>
+        <w:t xml:space="preserve"> (user/rm.c) removes a file by calling unlink(path). The unlink system call removes the directory entry for the file and decrements its inode link count. If the link count reaches zero, the inode and its data blocks are freed. The implementation is simple:</w:t>
+      </w:r>
+    </w:p>
+    <w:p>
+      <w:pPr>
+        <w:pStyle w:val="HTMLPreformatted"/>
+        <w:pBdr>
+          <w:top w:val="single" w:sz="6" w:space="8" w:color="DDDDDD"/>
+          <w:left w:val="single" w:sz="6" w:space="8" w:color="DDDDDD"/>
+          <w:bottom w:val="single" w:sz="6" w:space="8" w:color="DDDDDD"/>
+          <w:right w:val="single" w:sz="6" w:space="8" w:color="DDDDDD"/>
+        </w:pBdr>
+        <w:shd w:val="clear" w:color="auto" w:fill="F5F5F5"/>
+        <w:spacing w:before="80"/>
+        <w:rPr>
+          <w:color w:val="000000"/>
+          <w:sz w:val="18"/>
+          <w:szCs w:val="18"/>
+        </w:rPr>
+      </w:pPr>
+      <w:r>
+        <w:rPr>
+          <w:color w:val="000000"/>
+          <w:sz w:val="18"/>
+          <w:szCs w:val="18"/>
+        </w:rPr>
+        <w:t>int main(int argc, char *argv[]) {</w:t>
+      </w:r>
+    </w:p>
+    <w:p>
+      <w:pPr>
+        <w:pStyle w:val="HTMLPreformatted"/>
+        <w:pBdr>
+          <w:top w:val="single" w:sz="6" w:space="8" w:color="DDDDDD"/>
+          <w:left w:val="single" w:sz="6" w:space="8" w:color="DDDDDD"/>
+          <w:bottom w:val="single" w:sz="6" w:space="8" w:color="DDDDDD"/>
+          <w:right w:val="single" w:sz="6" w:space="8" w:color="DDDDDD"/>
+        </w:pBdr>
+        <w:shd w:val="clear" w:color="auto" w:fill="F5F5F5"/>
+        <w:spacing w:before="80"/>
+        <w:rPr>
+          <w:color w:val="000000"/>
+          <w:sz w:val="18"/>
+          <w:szCs w:val="18"/>
+        </w:rPr>
+      </w:pPr>
+      <w:r>
+        <w:rPr>
+          <w:color w:val="000000"/>
+          <w:sz w:val="18"/>
+          <w:szCs w:val="18"/>
+        </w:rPr>
+        <w:t xml:space="preserve">    if (argc &lt; 2) {</w:t>
+      </w:r>
+    </w:p>
+    <w:p>
+      <w:pPr>
+        <w:pStyle w:val="HTMLPreformatted"/>
+        <w:pBdr>
+          <w:top w:val="single" w:sz="6" w:space="8" w:color="DDDDDD"/>
+          <w:left w:val="single" w:sz="6" w:space="8" w:color="DDDDDD"/>
+          <w:bottom w:val="single" w:sz="6" w:space="8" w:color="DDDDDD"/>
+          <w:right w:val="single" w:sz="6" w:space="8" w:color="DDDDDD"/>
+        </w:pBdr>
+        <w:shd w:val="clear" w:color="auto" w:fill="F5F5F5"/>
+        <w:spacing w:before="80"/>
+        <w:rPr>
+          <w:color w:val="000000"/>
+          <w:sz w:val="18"/>
+          <w:szCs w:val="18"/>
+        </w:rPr>
+      </w:pPr>
+      <w:r>
+        <w:rPr>
+          <w:color w:val="000000"/>
+          <w:sz w:val="18"/>
+          <w:szCs w:val="18"/>
+        </w:rPr>
+        <w:t xml:space="preserve">        puts("usage: rm &lt;file&gt; [file2 ...]");</w:t>
+      </w:r>
+    </w:p>
+    <w:p>
+      <w:pPr>
+        <w:pStyle w:val="HTMLPreformatted"/>
+        <w:pBdr>
+          <w:top w:val="single" w:sz="6" w:space="8" w:color="DDDDDD"/>
+          <w:left w:val="single" w:sz="6" w:space="8" w:color="DDDDDD"/>
+          <w:bottom w:val="single" w:sz="6" w:space="8" w:color="DDDDDD"/>
+          <w:right w:val="single" w:sz="6" w:space="8" w:color="DDDDDD"/>
+        </w:pBdr>
+        <w:shd w:val="clear" w:color="auto" w:fill="F5F5F5"/>
+        <w:spacing w:before="80"/>
+        <w:rPr>
+          <w:color w:val="000000"/>
+          <w:sz w:val="18"/>
+          <w:szCs w:val="18"/>
+        </w:rPr>
+      </w:pPr>
+      <w:r>
+        <w:rPr>
+          <w:color w:val="000000"/>
+          <w:sz w:val="18"/>
+          <w:szCs w:val="18"/>
+        </w:rPr>
+        <w:t xml:space="preserve">        return 1;</w:t>
+      </w:r>
+    </w:p>
+    <w:p>
+      <w:pPr>
+        <w:pStyle w:val="HTMLPreformatted"/>
+        <w:pBdr>
+          <w:top w:val="single" w:sz="6" w:space="8" w:color="DDDDDD"/>
+          <w:left w:val="single" w:sz="6" w:space="8" w:color="DDDDDD"/>
+          <w:bottom w:val="single" w:sz="6" w:space="8" w:color="DDDDDD"/>
+          <w:right w:val="single" w:sz="6" w:space="8" w:color="DDDDDD"/>
+        </w:pBdr>
+        <w:shd w:val="clear" w:color="auto" w:fill="F5F5F5"/>
+        <w:spacing w:before="80"/>
+        <w:rPr>
+          <w:color w:val="000000"/>
+          <w:sz w:val="18"/>
+          <w:szCs w:val="18"/>
+        </w:rPr>
+      </w:pPr>
+      <w:r>
+        <w:rPr>
+          <w:color w:val="000000"/>
+          <w:sz w:val="18"/>
+          <w:szCs w:val="18"/>
+        </w:rPr>
+        <w:t xml:space="preserve">    }</w:t>
+      </w:r>
+    </w:p>
+    <w:p>
+      <w:pPr>
+        <w:pStyle w:val="HTMLPreformatted"/>
+        <w:pBdr>
+          <w:top w:val="single" w:sz="6" w:space="8" w:color="DDDDDD"/>
+          <w:left w:val="single" w:sz="6" w:space="8" w:color="DDDDDD"/>
+          <w:bottom w:val="single" w:sz="6" w:space="8" w:color="DDDDDD"/>
+          <w:right w:val="single" w:sz="6" w:space="8" w:color="DDDDDD"/>
+        </w:pBdr>
+        <w:shd w:val="clear" w:color="auto" w:fill="F5F5F5"/>
+        <w:spacing w:before="80"/>
+        <w:rPr>
+          <w:color w:val="000000"/>
+          <w:sz w:val="18"/>
+          <w:szCs w:val="18"/>
+        </w:rPr>
+      </w:pPr>
+      <w:r>
+        <w:rPr>
+          <w:color w:val="000000"/>
+          <w:sz w:val="18"/>
+          <w:szCs w:val="18"/>
+        </w:rPr>
+        <w:t xml:space="preserve">    for (int i = 1; i &lt; argc; i++) {</w:t>
+      </w:r>
+    </w:p>
+    <w:p>
+      <w:pPr>
+        <w:pStyle w:val="HTMLPreformatted"/>
+        <w:pBdr>
+          <w:top w:val="single" w:sz="6" w:space="8" w:color="DDDDDD"/>
+          <w:left w:val="single" w:sz="6" w:space="8" w:color="DDDDDD"/>
+          <w:bottom w:val="single" w:sz="6" w:space="8" w:color="DDDDDD"/>
+          <w:right w:val="single" w:sz="6" w:space="8" w:color="DDDDDD"/>
+        </w:pBdr>
+        <w:shd w:val="clear" w:color="auto" w:fill="F5F5F5"/>
+        <w:spacing w:before="80"/>
+        <w:rPr>
+          <w:color w:val="000000"/>
+          <w:sz w:val="18"/>
+          <w:szCs w:val="18"/>
+        </w:rPr>
+      </w:pPr>
+      <w:r>
+        <w:rPr>
+          <w:color w:val="000000"/>
+          <w:sz w:val="18"/>
+          <w:szCs w:val="18"/>
+        </w:rPr>
+        <w:t xml:space="preserve">        if (unlink(argv[i]) &lt; 0)</w:t>
+      </w:r>
+    </w:p>
+    <w:p>
+      <w:pPr>
+        <w:pStyle w:val="HTMLPreformatted"/>
+        <w:pBdr>
+          <w:top w:val="single" w:sz="6" w:space="8" w:color="DDDDDD"/>
+          <w:left w:val="single" w:sz="6" w:space="8" w:color="DDDDDD"/>
+          <w:bottom w:val="single" w:sz="6" w:space="8" w:color="DDDDDD"/>
+          <w:right w:val="single" w:sz="6" w:space="8" w:color="DDDDDD"/>
+        </w:pBdr>
+        <w:shd w:val="clear" w:color="auto" w:fill="F5F5F5"/>
+        <w:spacing w:before="80"/>
+        <w:rPr>
+          <w:color w:val="000000"/>
+          <w:sz w:val="18"/>
+          <w:szCs w:val="18"/>
+        </w:rPr>
+      </w:pPr>
+      <w:r>
+        <w:rPr>
+          <w:color w:val="000000"/>
+          <w:sz w:val="18"/>
+          <w:szCs w:val="18"/>
+        </w:rPr>
+        <w:t xml:space="preserve">            printf("rm: %s: failed\n", argv[i]);</w:t>
+      </w:r>
+    </w:p>
+    <w:p>
+      <w:pPr>
+        <w:pStyle w:val="HTMLPreformatted"/>
+        <w:pBdr>
+          <w:top w:val="single" w:sz="6" w:space="8" w:color="DDDDDD"/>
+          <w:left w:val="single" w:sz="6" w:space="8" w:color="DDDDDD"/>
+          <w:bottom w:val="single" w:sz="6" w:space="8" w:color="DDDDDD"/>
+          <w:right w:val="single" w:sz="6" w:space="8" w:color="DDDDDD"/>
+        </w:pBdr>
+        <w:shd w:val="clear" w:color="auto" w:fill="F5F5F5"/>
+        <w:spacing w:before="80"/>
+        <w:rPr>
+          <w:color w:val="000000"/>
+          <w:sz w:val="18"/>
+          <w:szCs w:val="18"/>
+        </w:rPr>
+      </w:pPr>
+      <w:r>
+        <w:rPr>
+          <w:color w:val="000000"/>
+          <w:sz w:val="18"/>
+          <w:szCs w:val="18"/>
+        </w:rPr>
+        <w:t xml:space="preserve">    }</w:t>
+      </w:r>
+    </w:p>
+    <w:p>
+      <w:pPr>
+        <w:pStyle w:val="HTMLPreformatted"/>
+        <w:pBdr>
+          <w:top w:val="single" w:sz="6" w:space="8" w:color="DDDDDD"/>
+          <w:left w:val="single" w:sz="6" w:space="8" w:color="DDDDDD"/>
+          <w:bottom w:val="single" w:sz="6" w:space="8" w:color="DDDDDD"/>
+          <w:right w:val="single" w:sz="6" w:space="8" w:color="DDDDDD"/>
+        </w:pBdr>
+        <w:shd w:val="clear" w:color="auto" w:fill="F5F5F5"/>
+        <w:spacing w:before="80"/>
+        <w:rPr>
+          <w:color w:val="000000"/>
+          <w:sz w:val="18"/>
+          <w:szCs w:val="18"/>
+        </w:rPr>
+      </w:pPr>
+      <w:r>
+        <w:rPr>
+          <w:color w:val="000000"/>
+          <w:sz w:val="18"/>
+          <w:szCs w:val="18"/>
+        </w:rPr>
+        <w:t xml:space="preserve">    return 0;</w:t>
+      </w:r>
+    </w:p>
+    <w:p>
+      <w:pPr>
+        <w:pStyle w:val="HTMLPreformatted"/>
+        <w:pBdr>
+          <w:top w:val="single" w:sz="6" w:space="8" w:color="DDDDDD"/>
+          <w:left w:val="single" w:sz="6" w:space="8" w:color="DDDDDD"/>
+          <w:bottom w:val="single" w:sz="6" w:space="8" w:color="DDDDDD"/>
+          <w:right w:val="single" w:sz="6" w:space="8" w:color="DDDDDD"/>
+        </w:pBdr>
+        <w:shd w:val="clear" w:color="auto" w:fill="F5F5F5"/>
+        <w:spacing w:before="80"/>
+        <w:rPr>
+          <w:color w:val="000000"/>
+          <w:sz w:val="18"/>
+          <w:szCs w:val="18"/>
+        </w:rPr>
+      </w:pPr>
+      <w:r>
+        <w:rPr>
+          <w:color w:val="000000"/>
+          <w:sz w:val="18"/>
+          <w:szCs w:val="18"/>
+        </w:rPr>
+        <w:t>}</w:t>
       </w:r>
     </w:p>
     <w:p>
@@ -19146,10 +19202,10 @@
           <w:b/>
           <w:bCs/>
         </w:rPr>
-        <w:t>mv</w:t>
-      </w:r>
-      <w:r>
-        <w:t xml:space="preserve"> (user/mv.c) moves or renames a file using the rename() system call, which atomically changes the directory entry without copying any data. This is efficient even for large files because only the directory is modified.</w:t>
+        <w:t>cp</w:t>
+      </w:r>
+      <w:r>
+        <w:t xml:space="preserve"> (user/cp.c) copies a file by reading from the source and writing to the destination in 512-byte chunks. It uses open(), read(), write(), and close() in a straightforward loop. The destination is created with O_WRONLY | O_CREAT | O_TRUNC, which creates the file if it doesn’t exist and truncates it if it does.</w:t>
       </w:r>
     </w:p>
     <w:p>
@@ -19161,6 +19217,21 @@
           <w:b/>
           <w:bCs/>
         </w:rPr>
+        <w:t>mv</w:t>
+      </w:r>
+      <w:r>
+        <w:t xml:space="preserve"> (user/mv.c) moves or renames a file using the rename() system call, which atomically changes the directory entry without copying any data. This is efficient even for large files because only the directory is modified.</w:t>
+      </w:r>
+    </w:p>
+    <w:p>
+      <w:pPr>
+        <w:spacing w:before="80" w:after="80"/>
+      </w:pPr>
+      <w:r>
+        <w:rPr>
+          <w:b/>
+          <w:bCs/>
+        </w:rPr>
         <w:t>ln</w:t>
       </w:r>
       <w:r>
@@ -19199,85 +19270,85 @@
         <w:t>ps</w:t>
       </w:r>
       <w:r>
-        <w:t xml:space="preserve"> (user/ps.c) lists active processes using the ps() system call, which fills an array of proc_info structures. Each entry contains the process’s PID, state, and parent slot. The ps utility translates numeric states to human-readable names:</w:t>
-      </w:r>
-    </w:p>
-    <w:p>
-      <w:pPr>
-        <w:pStyle w:val="HTMLPreformatted"/>
-        <w:pBdr>
-          <w:top w:val="single" w:sz="6" w:space="8" w:color="DDDDDD"/>
-          <w:left w:val="single" w:sz="6" w:space="8" w:color="DDDDDD"/>
-          <w:bottom w:val="single" w:sz="6" w:space="8" w:color="DDDDDD"/>
-          <w:right w:val="single" w:sz="6" w:space="8" w:color="DDDDDD"/>
-        </w:pBdr>
-        <w:shd w:val="clear" w:color="auto" w:fill="F5F5F5"/>
-        <w:spacing w:before="80"/>
-        <w:rPr>
-          <w:color w:val="000000"/>
-          <w:sz w:val="18"/>
-          <w:szCs w:val="18"/>
-        </w:rPr>
-      </w:pPr>
-      <w:r>
-        <w:rPr>
-          <w:color w:val="000000"/>
-          <w:sz w:val="18"/>
-          <w:szCs w:val="18"/>
-        </w:rPr>
-        <w:t>static const char *state_names[] = {</w:t>
-      </w:r>
-    </w:p>
-    <w:p>
-      <w:pPr>
-        <w:pStyle w:val="HTMLPreformatted"/>
-        <w:pBdr>
-          <w:top w:val="single" w:sz="6" w:space="8" w:color="DDDDDD"/>
-          <w:left w:val="single" w:sz="6" w:space="8" w:color="DDDDDD"/>
-          <w:bottom w:val="single" w:sz="6" w:space="8" w:color="DDDDDD"/>
-          <w:right w:val="single" w:sz="6" w:space="8" w:color="DDDDDD"/>
-        </w:pBdr>
-        <w:shd w:val="clear" w:color="auto" w:fill="F5F5F5"/>
-        <w:spacing w:before="80"/>
-        <w:rPr>
-          <w:color w:val="000000"/>
-          <w:sz w:val="18"/>
-          <w:szCs w:val="18"/>
-        </w:rPr>
-      </w:pPr>
-      <w:r>
-        <w:rPr>
-          <w:color w:val="000000"/>
-          <w:sz w:val="18"/>
-          <w:szCs w:val="18"/>
-        </w:rPr>
-        <w:t xml:space="preserve">    "FREE", "READY", "RUN", "SLEEP", "ZOMBIE"</w:t>
-      </w:r>
-    </w:p>
-    <w:p>
-      <w:pPr>
-        <w:pStyle w:val="HTMLPreformatted"/>
-        <w:pBdr>
-          <w:top w:val="single" w:sz="6" w:space="8" w:color="DDDDDD"/>
-          <w:left w:val="single" w:sz="6" w:space="8" w:color="DDDDDD"/>
-          <w:bottom w:val="single" w:sz="6" w:space="8" w:color="DDDDDD"/>
-          <w:right w:val="single" w:sz="6" w:space="8" w:color="DDDDDD"/>
-        </w:pBdr>
-        <w:shd w:val="clear" w:color="auto" w:fill="F5F5F5"/>
-        <w:spacing w:before="80"/>
-        <w:rPr>
-          <w:color w:val="000000"/>
-          <w:sz w:val="18"/>
-          <w:szCs w:val="18"/>
-        </w:rPr>
-      </w:pPr>
-      <w:r>
-        <w:rPr>
-          <w:color w:val="000000"/>
-          <w:sz w:val="18"/>
-          <w:szCs w:val="18"/>
-        </w:rPr>
-        <w:t>};</w:t>
+        <w:t xml:space="preserve"> (user/ps.c) lists active processes using the ps() system call, which fills an array of proc_info structures. Each entry contains the process’s PID, state, parent PID, and program name. The ps utility translates numeric states to human-readable names and displays a formatted table:</w:t>
+      </w:r>
+    </w:p>
+    <w:p>
+      <w:pPr>
+        <w:pStyle w:val="HTMLPreformatted"/>
+        <w:pBdr>
+          <w:top w:val="single" w:sz="6" w:space="8" w:color="DDDDDD"/>
+          <w:left w:val="single" w:sz="6" w:space="8" w:color="DDDDDD"/>
+          <w:bottom w:val="single" w:sz="6" w:space="8" w:color="DDDDDD"/>
+          <w:right w:val="single" w:sz="6" w:space="8" w:color="DDDDDD"/>
+        </w:pBdr>
+        <w:shd w:val="clear" w:color="auto" w:fill="F5F5F5"/>
+        <w:spacing w:before="80"/>
+        <w:rPr>
+          <w:color w:val="000000"/>
+          <w:sz w:val="18"/>
+          <w:szCs w:val="18"/>
+        </w:rPr>
+      </w:pPr>
+      <w:r>
+        <w:rPr>
+          <w:color w:val="000000"/>
+          <w:sz w:val="18"/>
+          <w:szCs w:val="18"/>
+        </w:rPr>
+        <w:t>printf("PID  STATE    PARENT  NAME\n");</w:t>
+      </w:r>
+    </w:p>
+    <w:p>
+      <w:pPr>
+        <w:pStyle w:val="HTMLPreformatted"/>
+        <w:pBdr>
+          <w:top w:val="single" w:sz="6" w:space="8" w:color="DDDDDD"/>
+          <w:left w:val="single" w:sz="6" w:space="8" w:color="DDDDDD"/>
+          <w:bottom w:val="single" w:sz="6" w:space="8" w:color="DDDDDD"/>
+          <w:right w:val="single" w:sz="6" w:space="8" w:color="DDDDDD"/>
+        </w:pBdr>
+        <w:shd w:val="clear" w:color="auto" w:fill="F5F5F5"/>
+        <w:spacing w:before="80"/>
+        <w:rPr>
+          <w:color w:val="000000"/>
+          <w:sz w:val="18"/>
+          <w:szCs w:val="18"/>
+        </w:rPr>
+      </w:pPr>
+      <w:r>
+        <w:rPr>
+          <w:color w:val="000000"/>
+          <w:sz w:val="18"/>
+          <w:szCs w:val="18"/>
+        </w:rPr>
+        <w:t>/* state is determined by if/else chain: "FREE", "RUN", "READY", etc. */</w:t>
+      </w:r>
+    </w:p>
+    <w:p>
+      <w:pPr>
+        <w:pStyle w:val="HTMLPreformatted"/>
+        <w:pBdr>
+          <w:top w:val="single" w:sz="6" w:space="8" w:color="DDDDDD"/>
+          <w:left w:val="single" w:sz="6" w:space="8" w:color="DDDDDD"/>
+          <w:bottom w:val="single" w:sz="6" w:space="8" w:color="DDDDDD"/>
+          <w:right w:val="single" w:sz="6" w:space="8" w:color="DDDDDD"/>
+        </w:pBdr>
+        <w:shd w:val="clear" w:color="auto" w:fill="F5F5F5"/>
+        <w:spacing w:before="80"/>
+        <w:rPr>
+          <w:color w:val="000000"/>
+          <w:sz w:val="18"/>
+          <w:szCs w:val="18"/>
+        </w:rPr>
+      </w:pPr>
+      <w:r>
+        <w:rPr>
+          <w:color w:val="000000"/>
+          <w:sz w:val="18"/>
+          <w:szCs w:val="18"/>
+        </w:rPr>
+        <w:t>printf("%-4d %-8s %-7d %s\n", pid, state, parent, name);</w:t>
       </w:r>
     </w:p>
     <w:p>
@@ -19292,7 +19363,7 @@
         <w:t>kill</w:t>
       </w:r>
       <w:r>
-        <w:t xml:space="preserve"> (user/kill.c) terminates a process by PID using the kill() system call. The kernel sets the target process to PROC_ZOMBIE and wakes its parent if it is waiting. A process cannot kill itself or the shell (parent == -1).</w:t>
+        <w:t xml:space="preserve"> (user/kill.c) terminates a process by PID using the kill() system call. The kernel sets the target process to PROC_ZOMBIE and wakes its parent if it is waiting.</w:t>
       </w:r>
     </w:p>
     <w:p>
@@ -19319,7 +19390,7 @@
         <w:spacing w:before="80" w:after="80"/>
       </w:pPr>
       <w:r>
-        <w:t>cat (user/cat.c) is a critical component of shell pipelines. It reads from stdin (or named files) and writes to stdout. Its simplicity is the point: cat does not know whether it is reading from a file, a pipe, or the console. The file descriptor abstraction makes all three look identical.</w:t>
+        <w:t>cat (user/cat.c) is a critical component of shell pipelines. It reads from stdin (or named files) and writes to stdout. Its simplicity is the point: cat does not know whether it is reading from a file, a pipe, or the console. The file descriptor abstraction makes all three look identical. When reading from the console (stdin), typing Ctrl-D signals end-of-file and causes cat to exit.</w:t>
       </w:r>
     </w:p>
     <w:p>
@@ -19354,7 +19425,7 @@
         <w:spacing w:before="80" w:after="80"/>
       </w:pPr>
       <w:r>
-        <w:t>ed (user/ed.c) is a minimal line editor inspired by the original Unix ed. It operates on a buffer of lines loaded from a file and supports these commands:</w:t>
+        <w:t>ed (user/ed.c) is a minimal line editor inspired by the original Unix ed. It operates on an in-memory buffer of up to 48 lines and supports these commands:</w:t>
       </w:r>
     </w:p>
     <w:p>
@@ -19369,57 +19440,87 @@
         <w:t>p</w:t>
       </w:r>
       <w:r>
-        <w:t xml:space="preserve"> (print) displays numbered lines. </w:t>
+        <w:t xml:space="preserve"> — without a line number, prints all lines with line numbers; </w:t>
       </w:r>
       <w:r>
         <w:rPr>
           <w:b/>
           <w:bCs/>
         </w:rPr>
-        <w:t>i</w:t>
-      </w:r>
-      <w:r>
-        <w:t xml:space="preserve"> (insert) adds lines before a position. </w:t>
+        <w:t>&lt;n&gt;p</w:t>
+      </w:r>
+      <w:r>
+        <w:t xml:space="preserve"> prints just line n. </w:t>
       </w:r>
       <w:r>
         <w:rPr>
           <w:b/>
           <w:bCs/>
         </w:rPr>
-        <w:t>a</w:t>
-      </w:r>
-      <w:r>
-        <w:t xml:space="preserve"> (append) adds lines after the last line or after a specified position. </w:t>
+        <w:t>o &lt;file&gt;</w:t>
+      </w:r>
+      <w:r>
+        <w:t xml:space="preserve"> opens a file and reads its contents into the buffer. </w:t>
       </w:r>
       <w:r>
         <w:rPr>
           <w:b/>
           <w:bCs/>
         </w:rPr>
-        <w:t>d</w:t>
-      </w:r>
-      <w:r>
-        <w:t xml:space="preserve"> (delete) removes a line. </w:t>
+        <w:t>&lt;n&gt;i</w:t>
+      </w:r>
+      <w:r>
+        <w:t xml:space="preserve"> inserts new lines before line n; the line number is required. The editor prompts for lines of text until the user types a line containing just “.” (a single dot), which ends the insert. </w:t>
       </w:r>
       <w:r>
         <w:rPr>
           <w:b/>
           <w:bCs/>
         </w:rPr>
-        <w:t>w</w:t>
-      </w:r>
-      <w:r>
-        <w:t xml:space="preserve"> (write) saves the buffer back to the file. </w:t>
+        <w:t>&lt;n&gt;a</w:t>
+      </w:r>
+      <w:r>
+        <w:t xml:space="preserve"> appends new lines after line n; the line number is also required, and input is terminated by a “.” line. </w:t>
       </w:r>
       <w:r>
         <w:rPr>
           <w:b/>
           <w:bCs/>
         </w:rPr>
+        <w:t>&lt;n&gt;d</w:t>
+      </w:r>
+      <w:r>
+        <w:t xml:space="preserve"> deletes line n. </w:t>
+      </w:r>
+      <w:r>
+        <w:rPr>
+          <w:b/>
+          <w:bCs/>
+        </w:rPr>
+        <w:t>w &lt;file&gt;</w:t>
+      </w:r>
+      <w:r>
+        <w:t xml:space="preserve"> writes the buffer to a file. </w:t>
+      </w:r>
+      <w:r>
+        <w:rPr>
+          <w:b/>
+          <w:bCs/>
+        </w:rPr>
         <w:t>q</w:t>
       </w:r>
       <w:r>
-        <w:t xml:space="preserve"> (quit) exits.</w:t>
+        <w:t xml:space="preserve"> quits the editor. </w:t>
+      </w:r>
+      <w:r>
+        <w:rPr>
+          <w:b/>
+          <w:bCs/>
+        </w:rPr>
+        <w:t>h</w:t>
+      </w:r>
+      <w:r>
+        <w:t xml:space="preserve"> displays a summary of available commands.</w:t>
       </w:r>
     </w:p>
     <w:p>
@@ -19427,7 +19528,7 @@
         <w:spacing w:before="80" w:after="80"/>
       </w:pPr>
       <w:r>
-        <w:t>ed demonstrates file I/O in a more complex pattern than simple read-and-print utilities. It must maintain an in-memory buffer, parse user commands, and manage file state. Despite this complexity, it fits in a few hundred lines and uses only basic system calls.</w:t>
+        <w:t>ed demonstrates file I/O in a more complex pattern than simple read-and-print utilities. It must maintain an in-memory buffer, parse user commands, and manage file state. ed reads input using the console driver’s line-buffered mode with echo and backspace support. Despite this complexity, it fits in a few hundred lines and uses only basic system calls.</w:t>
       </w:r>
     </w:p>
     <w:p>
@@ -29444,6 +29545,7 @@
         <w:rPr>
           <w:color w:val="1B6B93"/>
         </w:rPr>
+        <w:lastRenderedPageBreak/>
         <w:t xml:space="preserve">•  </w:t>
       </w:r>
       <w:r>
@@ -29506,7 +29608,6 @@
         <w:spacing w:before="80" w:after="80"/>
       </w:pPr>
       <w:r>
-        <w:lastRenderedPageBreak/>
         <w:t>The log</w:t>
       </w:r>
       <w:r>
@@ -29987,7 +30088,6 @@
       </w:pBdr>
       <w:jc w:val="right"/>
     </w:pPr>
-    <w:proofErr w:type="spellStart"/>
     <w:r>
       <w:rPr>
         <w:color w:val="555566"/>
@@ -30006,7 +30106,6 @@
       </w:rPr>
       <w:t>OS</w:t>
     </w:r>
-    <w:proofErr w:type="spellEnd"/>
     <w:r>
       <w:rPr>
         <w:color w:val="555566"/>

--- a/textbook/logos-textbook.docx
+++ b/textbook/logos-textbook.docx
@@ -10007,7 +10007,7 @@
         <w:spacing w:before="80" w:after="80"/>
       </w:pPr>
       <w:r>
-        <w:t>There are 8 process slots (numbered 0 through 7). Slot 0 is always used for the shell. When the shell spawns a command, the command is loaded into slot 1. If that command spawns another program, it goes into slot 2, and so on.</w:t>
+        <w:t>There are 8 process slots (numbered 0 through 7). Slot 0 is always used for the shell. When the shell forks a child to run a command, the child is loaded into the next available slot. Multiple processes can run concurrently via preemptive multitasking.</w:t>
       </w:r>
     </w:p>
     <w:p>
@@ -19955,7 +19955,7 @@
         <w:spacing w:before="80" w:after="80"/>
       </w:pPr>
       <w:r>
-        <w:t>The filesystem occupies 512 blocks of 512 bytes each (256KB total). The blocks are organized as follows:</w:t>
+        <w:t>The filesystem occupies 1024 blocks of 512 bytes each (512KB total). The blocks are organized as follows:</w:t>
       </w:r>
     </w:p>
     <w:p>
@@ -19994,7 +19994,7 @@
         <w:spacing w:before="80" w:after="80"/>
       </w:pPr>
       <w:r>
-        <w:t>Blocks 2-9 Inode table (32 inodes x 128 bytes = 4 per block)</w:t>
+        <w:t>Blocks 3-18 Inode table (64 inodes x 128 bytes = 4 per block)</w:t>
       </w:r>
     </w:p>
     <w:p>
@@ -21522,7 +21522,7 @@
         <w:spacing w:before="80" w:after="80"/>
       </w:pPr>
       <w:r>
-        <w:t>The inode table holds 32 inodes. With 4 inodes per block (128 bytes each in a 512-byte block), the table occupies 8 blocks. Inode 0 is always the root directory.</w:t>
+        <w:t>The inode table holds 64 inodes. With 4 inodes per block (128 bytes each in a 512-byte block), the table occupies 16 blocks. Inode 0 is always the root directory.</w:t>
       </w:r>
     </w:p>
     <w:p>

--- a/textbook/logos-textbook.docx
+++ b/textbook/logos-textbook.docx
@@ -19981,7 +19981,7 @@
         <w:spacing w:before="80" w:after="80"/>
       </w:pPr>
       <w:r>
-        <w:t>Block 1 Block allocation bitmap</w:t>
+        <w:t>Blocks 1-2 Block allocation bitmap</w:t>
       </w:r>
     </w:p>
     <w:p>
@@ -20007,7 +20007,7 @@
         <w:spacing w:before="80" w:after="80"/>
       </w:pPr>
       <w:r>
-        <w:t>Blocks 10-511 Data blocks (for file/directory contents)</w:t>
+        <w:t>Blocks 19-1023 Data blocks (for file/directory contents)</w:t>
       </w:r>
     </w:p>
     <w:p>
@@ -20196,7 +20196,7 @@
                 <w:sz w:val="18"/>
                 <w:szCs w:val="18"/>
               </w:rPr>
-              <w:t xml:space="preserve">    uint32_t total_blocks; /* 512 */</w:t>
+              <w:t xml:space="preserve">    uint32_t total_blocks; /* 1024 */</w:t>
             </w:r>
             <w:r>
               <w:br/>
@@ -20208,7 +20208,7 @@
                 <w:sz w:val="18"/>
                 <w:szCs w:val="18"/>
               </w:rPr>
-              <w:t xml:space="preserve">    uint32_t total_inodes; /* 32 */</w:t>
+              <w:t xml:space="preserve">    uint32_t total_inodes; /* 64 */</w:t>
             </w:r>
             <w:r>
               <w:br/>
@@ -20256,7 +20256,7 @@
                 <w:sz w:val="18"/>
                 <w:szCs w:val="18"/>
               </w:rPr>
-              <w:t xml:space="preserve">    uint32_t bitmap_blocks; /* Number of bitmap blocks (1) */ </w:t>
+              <w:t xml:space="preserve">    uint32_t bitmap_blocks; /* Number of bitmap blocks (2) */ </w:t>
             </w:r>
             <w:r>
               <w:br/>
@@ -20268,7 +20268,7 @@
                 <w:sz w:val="18"/>
                 <w:szCs w:val="18"/>
               </w:rPr>
-              <w:t xml:space="preserve">    uint32_t inode_start; /* First block of inode table (2) */</w:t>
+              <w:t xml:space="preserve">    uint32_t inode_start; /* First block of inode table (3) */</w:t>
             </w:r>
             <w:r>
               <w:br/>
@@ -20280,7 +20280,7 @@
                 <w:sz w:val="18"/>
                 <w:szCs w:val="18"/>
               </w:rPr>
-              <w:t xml:space="preserve">    uint32_t inode_blocks; /* Blocks in inode table (8) */</w:t>
+              <w:t xml:space="preserve">    uint32_t inode_blocks; /* Blocks in inode table (16) */</w:t>
             </w:r>
             <w:r>
               <w:br/>
@@ -20292,7 +20292,7 @@
                 <w:sz w:val="18"/>
                 <w:szCs w:val="18"/>
               </w:rPr>
-              <w:t xml:space="preserve">    uint32_t data_start; /* First data block (6) */</w:t>
+              <w:t xml:space="preserve">    uint32_t data_start; /* First data block (19) */</w:t>
             </w:r>
             <w:r>
               <w:br/>
@@ -21486,7 +21486,7 @@
         <w:t>OS</w:t>
       </w:r>
       <w:r>
-        <w:t>'s 256KB filesystem, this is more than sufficient.</w:t>
+        <w:t>'s 512KB filesystem, this is more than sufficient.</w:t>
       </w:r>
     </w:p>
     <w:p>
@@ -23469,7 +23469,7 @@
         <w:t>OS</w:t>
       </w:r>
       <w:r>
-        <w:t>'s single-process execution model avoids this complexity.</w:t>
+        <w:t>'s single-core execution model (with interrupts disabled during kernel code) avoids this complexity.</w:t>
       </w:r>
     </w:p>
     <w:p>
